--- a/Milestone_1_Insurance_Price_Prediction.docx
+++ b/Milestone_1_Insurance_Price_Prediction.docx
@@ -9,8 +9,8 @@
       <w:r>
         <w:rPr>
           <w:b/>
-          <w:color w:val="12355B"/>
-          <w:sz w:val="48"/>
+          <w:color w:val="4F46E5"/>
+          <w:sz w:val="44"/>
         </w:rPr>
         <w:t>Milestone 1 Submission</w:t>
       </w:r>
@@ -21,13 +21,76 @@
       </w:pPr>
       <w:r>
         <w:rPr>
-          <w:color w:val="6B7280"/>
+          <w:b/>
+          <w:sz w:val="36"/>
+        </w:rPr>
+        <w:t>Insurance Price Prediction</w:t>
+      </w:r>
+    </w:p>
+    <w:p>
+      <w:pPr>
+        <w:jc w:val="center"/>
+      </w:pPr>
+      <w:r>
+        <w:rPr>
+          <w:b w:val="0"/>
+          <w:sz w:val="16"/>
+        </w:rPr>
+      </w:r>
+    </w:p>
+    <w:p>
+      <w:pPr>
+        <w:jc w:val="center"/>
+      </w:pPr>
+      <w:r>
+        <w:rPr>
+          <w:b/>
           <w:sz w:val="24"/>
         </w:rPr>
-        <w:t>Insurance Price Prediction | Data Report, EDA, Preprocessing, and Insights</w:t>
+        <w:t>Submitted By</w:t>
       </w:r>
     </w:p>
-    <w:p/>
+    <w:p>
+      <w:pPr>
+        <w:jc w:val="center"/>
+      </w:pPr>
+      <w:r>
+        <w:rPr>
+          <w:b w:val="0"/>
+          <w:sz w:val="22"/>
+        </w:rPr>
+        <w:t>Group No. &lt;&lt; n &gt;&gt;   [Batch: &lt;&lt; year &gt;&gt;]</w:t>
+      </w:r>
+    </w:p>
+    <w:p>
+      <w:pPr>
+        <w:jc w:val="center"/>
+      </w:pPr>
+      <w:r>
+        <w:rPr>
+          <w:b w:val="0"/>
+          <w:sz w:val="22"/>
+        </w:rPr>
+        <w:t>Group Members: &lt;&lt; Name &gt;&gt;, &lt;&lt; Name &gt;&gt;, &lt;&lt; Name &gt;&gt;, &lt;&lt; Name &gt;&gt;</w:t>
+      </w:r>
+    </w:p>
+    <w:p>
+      <w:pPr>
+        <w:jc w:val="center"/>
+      </w:pPr>
+      <w:r>
+        <w:rPr>
+          <w:b w:val="0"/>
+          <w:sz w:val="22"/>
+        </w:rPr>
+        <w:t>Mentor: &lt;&lt; Name of mentor &gt;&gt;</w:t>
+      </w:r>
+    </w:p>
+    <w:p>
+      <w:r>
+        <w:br w:type="page"/>
+      </w:r>
+    </w:p>
     <w:p>
       <w:pPr>
         <w:pStyle w:val="Heading1"/>
@@ -37,59 +100,50 @@
       </w:r>
     </w:p>
     <w:p>
-      <w:pPr>
-        <w:pStyle w:val="ListNumber"/>
-      </w:pPr>
+      <w:pPr/>
       <w:r>
-        <w:t>Introduction</w:t>
+        <w:t>1. Introduction</w:t>
       </w:r>
     </w:p>
     <w:p>
-      <w:pPr>
-        <w:pStyle w:val="ListNumber"/>
-      </w:pPr>
+      <w:pPr/>
       <w:r>
-        <w:t>Objectives, Problem Statement, and Sub-objectives</w:t>
+        <w:t>2. Objectives, Problem Statement, and Sub-objectives</w:t>
       </w:r>
     </w:p>
     <w:p>
-      <w:pPr>
-        <w:pStyle w:val="ListNumber"/>
-      </w:pPr>
+      <w:pPr/>
       <w:r>
-        <w:t>Data Report</w:t>
+        <w:t>3. Data Report</w:t>
       </w:r>
     </w:p>
     <w:p>
-      <w:pPr>
-        <w:pStyle w:val="ListNumber"/>
-      </w:pPr>
+      <w:pPr/>
       <w:r>
-        <w:t>Initial Exploratory Data Analysis</w:t>
+        <w:t>4. Initial Exploratory Data Analysis</w:t>
       </w:r>
     </w:p>
     <w:p>
-      <w:pPr>
-        <w:pStyle w:val="ListNumber"/>
-      </w:pPr>
+      <w:pPr/>
       <w:r>
-        <w:t>Data Pre-processing</w:t>
+        <w:t>5. Data Pre-processing</w:t>
       </w:r>
     </w:p>
     <w:p>
-      <w:pPr>
-        <w:pStyle w:val="ListNumber"/>
-      </w:pPr>
+      <w:pPr/>
       <w:r>
-        <w:t>Extensive Exploratory Data Analysis</w:t>
+        <w:t>6. Extensive Exploratory Data Analysis</w:t>
       </w:r>
     </w:p>
     <w:p>
-      <w:pPr>
-        <w:pStyle w:val="ListNumber"/>
-      </w:pPr>
+      <w:pPr/>
       <w:r>
-        <w:t>Appendix</w:t>
+        <w:t>7. Appendix</w:t>
+      </w:r>
+    </w:p>
+    <w:p>
+      <w:r>
+        <w:br w:type="page"/>
       </w:r>
     </w:p>
     <w:p>
@@ -102,7 +156,7 @@
     </w:p>
     <w:p>
       <w:r>
-        <w:t>The insurance pricing problem is a supervised regression problem. The business objective is to estimate insurance_cost from health, lifestyle, habit, and demographic attributes so that pricing teams can understand risk drivers and support more consistent premium estimation.</w:t>
+        <w:t>Healthcare is one of the most important domains in the market because it is directly linked to an individual's life and finances. Treatment can be extremely costly, and an uninsured individual can face severe financial hardship. Medical insurers, in turn, want to optimise and price their policies to manage risk, because a healthy lifestyle substantially reduces the chance of illness. This project builds a data-driven model that estimates the optimum insurance cost for an individual using health, lifestyle, habit, and demographic parameters, supporting fair pricing, risk triage, and wellness interventions.</w:t>
       </w:r>
     </w:p>
     <w:p>
@@ -114,11 +168,8 @@
       </w:r>
     </w:p>
     <w:p>
-      <w:pPr>
-        <w:pStyle w:val="ListBullet"/>
-      </w:pPr>
       <w:r>
-        <w:t>Build a clean analytical dataset from the supplied Insurance Data.csv file.</w:t>
+        <w:t>Problem statement: build a regression model that provides the optimum insurance cost for an individual from health and habit related parameters. The target variable is insurance_cost. Sub-objectives toward this goal:</w:t>
       </w:r>
     </w:p>
     <w:p>
@@ -126,7 +177,7 @@
         <w:pStyle w:val="ListBullet"/>
       </w:pPr>
       <w:r>
-        <w:t>Identify data-quality issues including missing values, duplicate rows, inconsistent names, and outliers.</w:t>
+        <w:t>Load and audit the dataset; understand shape, types, and quality.</w:t>
       </w:r>
     </w:p>
     <w:p>
@@ -134,7 +185,7 @@
         <w:pStyle w:val="ListBullet"/>
       </w:pPr>
       <w:r>
-        <w:t>Engineer interpretable predictors such as admission recency, BMI category, cholesterol midpoint, and disease-history flags.</w:t>
+        <w:t>Correct schema and category quality issues without losing business meaning.</w:t>
       </w:r>
     </w:p>
     <w:p>
@@ -142,7 +193,7 @@
         <w:pStyle w:val="ListBullet"/>
       </w:pPr>
       <w:r>
-        <w:t>Use EDA to identify premium drivers and modeling risks before training predictive models.</w:t>
+        <w:t>Treat missing values and outliers using defensible techniques.</w:t>
       </w:r>
     </w:p>
     <w:p>
@@ -150,7 +201,31 @@
         <w:pStyle w:val="ListBullet"/>
       </w:pPr>
       <w:r>
-        <w:t>Prepare a reproducible pipeline for Milestone 2 model building and deployment.</w:t>
+        <w:t>Engineer features capturing admission recency, BMI/cholesterol risk, disease history, and activity.</w:t>
+      </w:r>
+    </w:p>
+    <w:p>
+      <w:pPr>
+        <w:pStyle w:val="ListBullet"/>
+      </w:pPr>
+      <w:r>
+        <w:t>Use EDA to identify the important predictors of insurance cost.</w:t>
+      </w:r>
+    </w:p>
+    <w:p>
+      <w:pPr>
+        <w:pStyle w:val="ListBullet"/>
+      </w:pPr>
+      <w:r>
+        <w:t>Build a leak-free preprocessing pipeline (scaling/encoding fit on training data only).</w:t>
+      </w:r>
+    </w:p>
+    <w:p>
+      <w:pPr>
+        <w:pStyle w:val="ListBullet"/>
+      </w:pPr>
+      <w:r>
+        <w:t>(Milestone 2) Build, tune, and select the best model, deploy it, and derive business insights.</w:t>
       </w:r>
     </w:p>
     <w:p>
@@ -161,46 +236,150 @@
         <w:t>Data Report</w:t>
       </w:r>
     </w:p>
+    <w:p>
+      <w:r>
+        <w:t>The dataset (Insurance Data.csv) contains 25,000 rows and 24 columns — one row per applicant (applicant_id is unique). There are no duplicate rows. The target insurance_cost has a mean of ~27,147 and a median of ~27,148 with a mild right skew (~0.33). Only two columns contain missing values: Year_last_admitted (11,881 missing, 47.52%) and bmi (990 missing, 3.96%).</w:t>
+      </w:r>
+    </w:p>
+    <w:p>
+      <w:r>
+        <w:t>Variable types:</w:t>
+      </w:r>
+    </w:p>
+    <w:p>
+      <w:pPr>
+        <w:pStyle w:val="ListBullet"/>
+      </w:pPr>
+      <w:r>
+        <w:t>Continuous: age, bmi, avg_glucose_level, daily_avg_steps, weight, fat_percentage, insurance_cost (target).</w:t>
+      </w:r>
+    </w:p>
+    <w:p>
+      <w:pPr>
+        <w:pStyle w:val="ListBullet"/>
+      </w:pPr>
+      <w:r>
+        <w:t>Discrete/count: years_of_insurance_with_us, regular_checkup_last_year, visited_doctor_last_1_year, weight_change_in_last_one_year.</w:t>
+      </w:r>
+    </w:p>
+    <w:p>
+      <w:pPr>
+        <w:pStyle w:val="ListBullet"/>
+      </w:pPr>
+      <w:r>
+        <w:t>Binary: adventure_sports, heart_disease_history, other_major_disease_history.</w:t>
+      </w:r>
+    </w:p>
+    <w:p>
+      <w:pPr>
+        <w:pStyle w:val="ListBullet"/>
+      </w:pPr>
+      <w:r>
+        <w:t>Nominal categorical: Occupation, Gender, smoking_status, Location, covered_by_any_other_company, Alcohol, exercise.</w:t>
+      </w:r>
+    </w:p>
+    <w:p>
+      <w:pPr>
+        <w:pStyle w:val="ListBullet"/>
+      </w:pPr>
+      <w:r>
+        <w:t>Ordinal categorical: cholesterol_level (banded ranges).</w:t>
+      </w:r>
+    </w:p>
+    <w:p>
+      <w:pPr>
+        <w:pStyle w:val="ListBullet"/>
+      </w:pPr>
+      <w:r>
+        <w:t>Identifier (dropped): applicant_id.</w:t>
+      </w:r>
+    </w:p>
+    <w:p>
+      <w:r>
+        <w:t>Columns renamed to fix source typos: regular_checkup_lasy_year -&gt; regular_checkup_last_year, heart_decs_history -&gt; heart_disease_history, other_major_decs_history -&gt; other_major_disease_history. The Occupation category 'Salried' was corrected to 'Salaried'.</w:t>
+      </w:r>
+    </w:p>
+    <w:p>
+      <w:r>
+        <w:t>Data dictionary (dtype, missing %, unique values):</w:t>
+      </w:r>
+    </w:p>
     <w:tbl>
       <w:tblPr>
-        <w:tblStyle w:val="TableGrid"/>
+        <w:tblStyle w:val="LightGrid-Accent1"/>
         <w:tblW w:type="auto" w:w="0"/>
         <w:tblLook w:firstColumn="1" w:firstRow="1" w:lastColumn="0" w:lastRow="0" w:noHBand="0" w:noVBand="1" w:val="04A0"/>
       </w:tblPr>
       <w:tblGrid>
-        <w:gridCol w:w="4320"/>
-        <w:gridCol w:w="4320"/>
+        <w:gridCol w:w="1728"/>
+        <w:gridCol w:w="1728"/>
+        <w:gridCol w:w="1728"/>
+        <w:gridCol w:w="1728"/>
+        <w:gridCol w:w="1728"/>
       </w:tblGrid>
       <w:tr>
         <w:tc>
           <w:tcPr>
-            <w:tcW w:type="dxa" w:w="4320"/>
-            <w:shd w:fill="12355B"/>
+            <w:tcW w:type="dxa" w:w="1728"/>
           </w:tcPr>
           <w:p>
             <w:r>
               <w:rPr>
                 <w:b/>
-                <w:color w:val="FFFFFF"/>
-                <w:sz w:val="16"/>
               </w:rPr>
-              <w:t>Metric</w:t>
+              <w:t>column</w:t>
             </w:r>
           </w:p>
         </w:tc>
         <w:tc>
           <w:tcPr>
-            <w:tcW w:type="dxa" w:w="4320"/>
-            <w:shd w:fill="12355B"/>
+            <w:tcW w:type="dxa" w:w="1728"/>
           </w:tcPr>
           <w:p>
             <w:r>
               <w:rPr>
                 <w:b/>
-                <w:color w:val="FFFFFF"/>
-                <w:sz w:val="16"/>
               </w:rPr>
-              <w:t>Value</w:t>
+              <w:t>dtype</w:t>
+            </w:r>
+          </w:p>
+        </w:tc>
+        <w:tc>
+          <w:tcPr>
+            <w:tcW w:type="dxa" w:w="1728"/>
+          </w:tcPr>
+          <w:p>
+            <w:r>
+              <w:rPr>
+                <w:b/>
+              </w:rPr>
+              <w:t>missing</w:t>
+            </w:r>
+          </w:p>
+        </w:tc>
+        <w:tc>
+          <w:tcPr>
+            <w:tcW w:type="dxa" w:w="1728"/>
+          </w:tcPr>
+          <w:p>
+            <w:r>
+              <w:rPr>
+                <w:b/>
+              </w:rPr>
+              <w:t>missing_pct</w:t>
+            </w:r>
+          </w:p>
+        </w:tc>
+        <w:tc>
+          <w:tcPr>
+            <w:tcW w:type="dxa" w:w="1728"/>
+          </w:tcPr>
+          <w:p>
+            <w:r>
+              <w:rPr>
+                <w:b/>
+              </w:rPr>
+              <w:t>n_unique</w:t>
             </w:r>
           </w:p>
         </w:tc>
@@ -208,29 +387,51 @@
       <w:tr>
         <w:tc>
           <w:tcPr>
-            <w:tcW w:type="dxa" w:w="4320"/>
-            <w:vAlign w:val="center"/>
+            <w:tcW w:type="dxa" w:w="1728"/>
           </w:tcPr>
           <w:p>
             <w:r>
-              <w:rPr>
-                <w:sz w:val="16"/>
-              </w:rPr>
-              <w:t>Rows</w:t>
+              <w:t>applicant_id</w:t>
             </w:r>
           </w:p>
         </w:tc>
         <w:tc>
           <w:tcPr>
-            <w:tcW w:type="dxa" w:w="4320"/>
-            <w:vAlign w:val="center"/>
+            <w:tcW w:type="dxa" w:w="1728"/>
           </w:tcPr>
           <w:p>
             <w:r>
-              <w:rPr>
-                <w:sz w:val="16"/>
-              </w:rPr>
-              <w:t>25,000.0</w:t>
+              <w:t>int64</w:t>
+            </w:r>
+          </w:p>
+        </w:tc>
+        <w:tc>
+          <w:tcPr>
+            <w:tcW w:type="dxa" w:w="1728"/>
+          </w:tcPr>
+          <w:p>
+            <w:r>
+              <w:t>0</w:t>
+            </w:r>
+          </w:p>
+        </w:tc>
+        <w:tc>
+          <w:tcPr>
+            <w:tcW w:type="dxa" w:w="1728"/>
+          </w:tcPr>
+          <w:p>
+            <w:r>
+              <w:t>0.000</w:t>
+            </w:r>
+          </w:p>
+        </w:tc>
+        <w:tc>
+          <w:tcPr>
+            <w:tcW w:type="dxa" w:w="1728"/>
+          </w:tcPr>
+          <w:p>
+            <w:r>
+              <w:t>25000</w:t>
             </w:r>
           </w:p>
         </w:tc>
@@ -238,29 +439,51 @@
       <w:tr>
         <w:tc>
           <w:tcPr>
-            <w:tcW w:type="dxa" w:w="4320"/>
-            <w:vAlign w:val="center"/>
+            <w:tcW w:type="dxa" w:w="1728"/>
           </w:tcPr>
           <w:p>
             <w:r>
-              <w:rPr>
-                <w:sz w:val="16"/>
-              </w:rPr>
-              <w:t>Columns</w:t>
+              <w:t>years_of_insurance_with_us</w:t>
             </w:r>
           </w:p>
         </w:tc>
         <w:tc>
           <w:tcPr>
-            <w:tcW w:type="dxa" w:w="4320"/>
-            <w:vAlign w:val="center"/>
+            <w:tcW w:type="dxa" w:w="1728"/>
           </w:tcPr>
           <w:p>
             <w:r>
-              <w:rPr>
-                <w:sz w:val="16"/>
-              </w:rPr>
-              <w:t>24.000</w:t>
+              <w:t>int64</w:t>
+            </w:r>
+          </w:p>
+        </w:tc>
+        <w:tc>
+          <w:tcPr>
+            <w:tcW w:type="dxa" w:w="1728"/>
+          </w:tcPr>
+          <w:p>
+            <w:r>
+              <w:t>0</w:t>
+            </w:r>
+          </w:p>
+        </w:tc>
+        <w:tc>
+          <w:tcPr>
+            <w:tcW w:type="dxa" w:w="1728"/>
+          </w:tcPr>
+          <w:p>
+            <w:r>
+              <w:t>0.000</w:t>
+            </w:r>
+          </w:p>
+        </w:tc>
+        <w:tc>
+          <w:tcPr>
+            <w:tcW w:type="dxa" w:w="1728"/>
+          </w:tcPr>
+          <w:p>
+            <w:r>
+              <w:t>9</w:t>
             </w:r>
           </w:p>
         </w:tc>
@@ -268,29 +491,51 @@
       <w:tr>
         <w:tc>
           <w:tcPr>
-            <w:tcW w:type="dxa" w:w="4320"/>
-            <w:vAlign w:val="center"/>
+            <w:tcW w:type="dxa" w:w="1728"/>
           </w:tcPr>
           <w:p>
             <w:r>
-              <w:rPr>
-                <w:sz w:val="16"/>
-              </w:rPr>
-              <w:t>Cells</w:t>
+              <w:t>regular_checkup_last_year</w:t>
             </w:r>
           </w:p>
         </w:tc>
         <w:tc>
           <w:tcPr>
-            <w:tcW w:type="dxa" w:w="4320"/>
-            <w:vAlign w:val="center"/>
+            <w:tcW w:type="dxa" w:w="1728"/>
           </w:tcPr>
           <w:p>
             <w:r>
-              <w:rPr>
-                <w:sz w:val="16"/>
-              </w:rPr>
-              <w:t>600,000.0</w:t>
+              <w:t>int64</w:t>
+            </w:r>
+          </w:p>
+        </w:tc>
+        <w:tc>
+          <w:tcPr>
+            <w:tcW w:type="dxa" w:w="1728"/>
+          </w:tcPr>
+          <w:p>
+            <w:r>
+              <w:t>0</w:t>
+            </w:r>
+          </w:p>
+        </w:tc>
+        <w:tc>
+          <w:tcPr>
+            <w:tcW w:type="dxa" w:w="1728"/>
+          </w:tcPr>
+          <w:p>
+            <w:r>
+              <w:t>0.000</w:t>
+            </w:r>
+          </w:p>
+        </w:tc>
+        <w:tc>
+          <w:tcPr>
+            <w:tcW w:type="dxa" w:w="1728"/>
+          </w:tcPr>
+          <w:p>
+            <w:r>
+              <w:t>6</w:t>
             </w:r>
           </w:p>
         </w:tc>
@@ -298,29 +543,51 @@
       <w:tr>
         <w:tc>
           <w:tcPr>
-            <w:tcW w:type="dxa" w:w="4320"/>
-            <w:vAlign w:val="center"/>
+            <w:tcW w:type="dxa" w:w="1728"/>
           </w:tcPr>
           <w:p>
             <w:r>
-              <w:rPr>
-                <w:sz w:val="16"/>
-              </w:rPr>
-              <w:t>Duplicate rows</w:t>
+              <w:t>adventure_sports</w:t>
             </w:r>
           </w:p>
         </w:tc>
         <w:tc>
           <w:tcPr>
-            <w:tcW w:type="dxa" w:w="4320"/>
-            <w:vAlign w:val="center"/>
+            <w:tcW w:type="dxa" w:w="1728"/>
           </w:tcPr>
           <w:p>
             <w:r>
-              <w:rPr>
-                <w:sz w:val="16"/>
-              </w:rPr>
+              <w:t>int64</w:t>
+            </w:r>
+          </w:p>
+        </w:tc>
+        <w:tc>
+          <w:tcPr>
+            <w:tcW w:type="dxa" w:w="1728"/>
+          </w:tcPr>
+          <w:p>
+            <w:r>
+              <w:t>0</w:t>
+            </w:r>
+          </w:p>
+        </w:tc>
+        <w:tc>
+          <w:tcPr>
+            <w:tcW w:type="dxa" w:w="1728"/>
+          </w:tcPr>
+          <w:p>
+            <w:r>
               <w:t>0.000</w:t>
+            </w:r>
+          </w:p>
+        </w:tc>
+        <w:tc>
+          <w:tcPr>
+            <w:tcW w:type="dxa" w:w="1728"/>
+          </w:tcPr>
+          <w:p>
+            <w:r>
+              <w:t>2</w:t>
             </w:r>
           </w:p>
         </w:tc>
@@ -328,29 +595,51 @@
       <w:tr>
         <w:tc>
           <w:tcPr>
-            <w:tcW w:type="dxa" w:w="4320"/>
-            <w:vAlign w:val="center"/>
+            <w:tcW w:type="dxa" w:w="1728"/>
           </w:tcPr>
           <w:p>
             <w:r>
-              <w:rPr>
-                <w:sz w:val="16"/>
-              </w:rPr>
-              <w:t>Unique applicant_id</w:t>
+              <w:t>Occupation</w:t>
             </w:r>
           </w:p>
         </w:tc>
         <w:tc>
           <w:tcPr>
-            <w:tcW w:type="dxa" w:w="4320"/>
-            <w:vAlign w:val="center"/>
+            <w:tcW w:type="dxa" w:w="1728"/>
           </w:tcPr>
           <w:p>
             <w:r>
-              <w:rPr>
-                <w:sz w:val="16"/>
-              </w:rPr>
-              <w:t>25,000.0</w:t>
+              <w:t>object</w:t>
+            </w:r>
+          </w:p>
+        </w:tc>
+        <w:tc>
+          <w:tcPr>
+            <w:tcW w:type="dxa" w:w="1728"/>
+          </w:tcPr>
+          <w:p>
+            <w:r>
+              <w:t>0</w:t>
+            </w:r>
+          </w:p>
+        </w:tc>
+        <w:tc>
+          <w:tcPr>
+            <w:tcW w:type="dxa" w:w="1728"/>
+          </w:tcPr>
+          <w:p>
+            <w:r>
+              <w:t>0.000</w:t>
+            </w:r>
+          </w:p>
+        </w:tc>
+        <w:tc>
+          <w:tcPr>
+            <w:tcW w:type="dxa" w:w="1728"/>
+          </w:tcPr>
+          <w:p>
+            <w:r>
+              <w:t>3</w:t>
             </w:r>
           </w:p>
         </w:tc>
@@ -358,29 +647,51 @@
       <w:tr>
         <w:tc>
           <w:tcPr>
-            <w:tcW w:type="dxa" w:w="4320"/>
-            <w:vAlign w:val="center"/>
+            <w:tcW w:type="dxa" w:w="1728"/>
           </w:tcPr>
           <w:p>
             <w:r>
-              <w:rPr>
-                <w:sz w:val="16"/>
-              </w:rPr>
-              <w:t>Target mean</w:t>
+              <w:t>visited_doctor_last_1_year</w:t>
             </w:r>
           </w:p>
         </w:tc>
         <w:tc>
           <w:tcPr>
-            <w:tcW w:type="dxa" w:w="4320"/>
-            <w:vAlign w:val="center"/>
+            <w:tcW w:type="dxa" w:w="1728"/>
           </w:tcPr>
           <w:p>
             <w:r>
-              <w:rPr>
-                <w:sz w:val="16"/>
-              </w:rPr>
-              <w:t>27,147.4</w:t>
+              <w:t>int64</w:t>
+            </w:r>
+          </w:p>
+        </w:tc>
+        <w:tc>
+          <w:tcPr>
+            <w:tcW w:type="dxa" w:w="1728"/>
+          </w:tcPr>
+          <w:p>
+            <w:r>
+              <w:t>0</w:t>
+            </w:r>
+          </w:p>
+        </w:tc>
+        <w:tc>
+          <w:tcPr>
+            <w:tcW w:type="dxa" w:w="1728"/>
+          </w:tcPr>
+          <w:p>
+            <w:r>
+              <w:t>0.000</w:t>
+            </w:r>
+          </w:p>
+        </w:tc>
+        <w:tc>
+          <w:tcPr>
+            <w:tcW w:type="dxa" w:w="1728"/>
+          </w:tcPr>
+          <w:p>
+            <w:r>
+              <w:t>12</w:t>
             </w:r>
           </w:p>
         </w:tc>
@@ -388,29 +699,51 @@
       <w:tr>
         <w:tc>
           <w:tcPr>
-            <w:tcW w:type="dxa" w:w="4320"/>
-            <w:vAlign w:val="center"/>
+            <w:tcW w:type="dxa" w:w="1728"/>
           </w:tcPr>
           <w:p>
             <w:r>
-              <w:rPr>
-                <w:sz w:val="16"/>
-              </w:rPr>
-              <w:t>Target median</w:t>
+              <w:t>cholesterol_level</w:t>
             </w:r>
           </w:p>
         </w:tc>
         <w:tc>
           <w:tcPr>
-            <w:tcW w:type="dxa" w:w="4320"/>
-            <w:vAlign w:val="center"/>
+            <w:tcW w:type="dxa" w:w="1728"/>
           </w:tcPr>
           <w:p>
             <w:r>
-              <w:rPr>
-                <w:sz w:val="16"/>
-              </w:rPr>
-              <w:t>27,148.0</w:t>
+              <w:t>object</w:t>
+            </w:r>
+          </w:p>
+        </w:tc>
+        <w:tc>
+          <w:tcPr>
+            <w:tcW w:type="dxa" w:w="1728"/>
+          </w:tcPr>
+          <w:p>
+            <w:r>
+              <w:t>0</w:t>
+            </w:r>
+          </w:p>
+        </w:tc>
+        <w:tc>
+          <w:tcPr>
+            <w:tcW w:type="dxa" w:w="1728"/>
+          </w:tcPr>
+          <w:p>
+            <w:r>
+              <w:t>0.000</w:t>
+            </w:r>
+          </w:p>
+        </w:tc>
+        <w:tc>
+          <w:tcPr>
+            <w:tcW w:type="dxa" w:w="1728"/>
+          </w:tcPr>
+          <w:p>
+            <w:r>
+              <w:t>5</w:t>
             </w:r>
           </w:p>
         </w:tc>
@@ -418,105 +751,51 @@
       <w:tr>
         <w:tc>
           <w:tcPr>
-            <w:tcW w:type="dxa" w:w="4320"/>
-            <w:vAlign w:val="center"/>
+            <w:tcW w:type="dxa" w:w="1728"/>
           </w:tcPr>
           <w:p>
             <w:r>
-              <w:rPr>
-                <w:sz w:val="16"/>
-              </w:rPr>
-              <w:t>Target skew</w:t>
+              <w:t>daily_avg_steps</w:t>
             </w:r>
           </w:p>
         </w:tc>
         <w:tc>
           <w:tcPr>
-            <w:tcW w:type="dxa" w:w="4320"/>
-            <w:vAlign w:val="center"/>
+            <w:tcW w:type="dxa" w:w="1728"/>
           </w:tcPr>
           <w:p>
             <w:r>
-              <w:rPr>
-                <w:sz w:val="16"/>
-              </w:rPr>
-              <w:t>0.332</w:t>
-            </w:r>
-          </w:p>
-        </w:tc>
-      </w:tr>
-    </w:tbl>
-    <w:p/>
-    <w:p>
-      <w:r>
-        <w:t>The dataset contains 25,000 unique applicants and 24 original columns. applicant_id is unique for every row and is retained only for auditability, not for modeling.</w:t>
-      </w:r>
-    </w:p>
-    <w:p>
-      <w:pPr>
-        <w:pStyle w:val="Heading2"/>
-      </w:pPr>
-      <w:r>
-        <w:t>Missing Values</w:t>
-      </w:r>
-    </w:p>
-    <w:tbl>
-      <w:tblPr>
-        <w:tblStyle w:val="TableGrid"/>
-        <w:tblW w:type="auto" w:w="0"/>
-        <w:tblLook w:firstColumn="1" w:firstRow="1" w:lastColumn="0" w:lastRow="0" w:noHBand="0" w:noVBand="1" w:val="04A0"/>
-      </w:tblPr>
-      <w:tblGrid>
-        <w:gridCol w:w="2880"/>
-        <w:gridCol w:w="2880"/>
-        <w:gridCol w:w="2880"/>
-      </w:tblGrid>
-      <w:tr>
-        <w:tc>
-          <w:tcPr>
-            <w:tcW w:type="dxa" w:w="2880"/>
-            <w:shd w:fill="12355B"/>
-          </w:tcPr>
-          <w:p>
-            <w:r>
-              <w:rPr>
-                <w:b/>
-                <w:color w:val="FFFFFF"/>
-                <w:sz w:val="16"/>
-              </w:rPr>
-              <w:t>column</w:t>
+              <w:t>int64</w:t>
             </w:r>
           </w:p>
         </w:tc>
         <w:tc>
           <w:tcPr>
-            <w:tcW w:type="dxa" w:w="2880"/>
-            <w:shd w:fill="12355B"/>
+            <w:tcW w:type="dxa" w:w="1728"/>
           </w:tcPr>
           <w:p>
             <w:r>
-              <w:rPr>
-                <w:b/>
-                <w:color w:val="FFFFFF"/>
-                <w:sz w:val="16"/>
-              </w:rPr>
-              <w:t>missing_count</w:t>
+              <w:t>0</w:t>
             </w:r>
           </w:p>
         </w:tc>
         <w:tc>
           <w:tcPr>
-            <w:tcW w:type="dxa" w:w="2880"/>
-            <w:shd w:fill="12355B"/>
+            <w:tcW w:type="dxa" w:w="1728"/>
           </w:tcPr>
           <w:p>
             <w:r>
-              <w:rPr>
-                <w:b/>
-                <w:color w:val="FFFFFF"/>
-                <w:sz w:val="16"/>
-              </w:rPr>
-              <w:t>missing_pct</w:t>
+              <w:t>0.000</w:t>
+            </w:r>
+          </w:p>
+        </w:tc>
+        <w:tc>
+          <w:tcPr>
+            <w:tcW w:type="dxa" w:w="1728"/>
+          </w:tcPr>
+          <w:p>
+            <w:r>
+              <w:t>4914</w:t>
             </w:r>
           </w:p>
         </w:tc>
@@ -524,43 +803,51 @@
       <w:tr>
         <w:tc>
           <w:tcPr>
-            <w:tcW w:type="dxa" w:w="2880"/>
-            <w:vAlign w:val="center"/>
+            <w:tcW w:type="dxa" w:w="1728"/>
           </w:tcPr>
           <w:p>
             <w:r>
-              <w:rPr>
-                <w:sz w:val="16"/>
-              </w:rPr>
-              <w:t>Year_last_admitted</w:t>
+              <w:t>age</w:t>
             </w:r>
           </w:p>
         </w:tc>
         <w:tc>
           <w:tcPr>
-            <w:tcW w:type="dxa" w:w="2880"/>
-            <w:vAlign w:val="center"/>
+            <w:tcW w:type="dxa" w:w="1728"/>
           </w:tcPr>
           <w:p>
             <w:r>
-              <w:rPr>
-                <w:sz w:val="16"/>
-              </w:rPr>
-              <w:t>11881</w:t>
+              <w:t>int64</w:t>
             </w:r>
           </w:p>
         </w:tc>
         <w:tc>
           <w:tcPr>
-            <w:tcW w:type="dxa" w:w="2880"/>
-            <w:vAlign w:val="center"/>
+            <w:tcW w:type="dxa" w:w="1728"/>
           </w:tcPr>
           <w:p>
             <w:r>
-              <w:rPr>
-                <w:sz w:val="16"/>
-              </w:rPr>
-              <w:t>47.520</w:t>
+              <w:t>0</w:t>
+            </w:r>
+          </w:p>
+        </w:tc>
+        <w:tc>
+          <w:tcPr>
+            <w:tcW w:type="dxa" w:w="1728"/>
+          </w:tcPr>
+          <w:p>
+            <w:r>
+              <w:t>0.000</w:t>
+            </w:r>
+          </w:p>
+        </w:tc>
+        <w:tc>
+          <w:tcPr>
+            <w:tcW w:type="dxa" w:w="1728"/>
+          </w:tcPr>
+          <w:p>
+            <w:r>
+              <w:t>59</w:t>
             </w:r>
           </w:p>
         </w:tc>
@@ -568,49 +855,797 @@
       <w:tr>
         <w:tc>
           <w:tcPr>
-            <w:tcW w:type="dxa" w:w="2880"/>
-            <w:vAlign w:val="center"/>
+            <w:tcW w:type="dxa" w:w="1728"/>
           </w:tcPr>
           <w:p>
             <w:r>
-              <w:rPr>
-                <w:sz w:val="16"/>
-              </w:rPr>
+              <w:t>heart_disease_history</w:t>
+            </w:r>
+          </w:p>
+        </w:tc>
+        <w:tc>
+          <w:tcPr>
+            <w:tcW w:type="dxa" w:w="1728"/>
+          </w:tcPr>
+          <w:p>
+            <w:r>
+              <w:t>int64</w:t>
+            </w:r>
+          </w:p>
+        </w:tc>
+        <w:tc>
+          <w:tcPr>
+            <w:tcW w:type="dxa" w:w="1728"/>
+          </w:tcPr>
+          <w:p>
+            <w:r>
+              <w:t>0</w:t>
+            </w:r>
+          </w:p>
+        </w:tc>
+        <w:tc>
+          <w:tcPr>
+            <w:tcW w:type="dxa" w:w="1728"/>
+          </w:tcPr>
+          <w:p>
+            <w:r>
+              <w:t>0.000</w:t>
+            </w:r>
+          </w:p>
+        </w:tc>
+        <w:tc>
+          <w:tcPr>
+            <w:tcW w:type="dxa" w:w="1728"/>
+          </w:tcPr>
+          <w:p>
+            <w:r>
+              <w:t>2</w:t>
+            </w:r>
+          </w:p>
+        </w:tc>
+      </w:tr>
+      <w:tr>
+        <w:tc>
+          <w:tcPr>
+            <w:tcW w:type="dxa" w:w="1728"/>
+          </w:tcPr>
+          <w:p>
+            <w:r>
+              <w:t>other_major_disease_history</w:t>
+            </w:r>
+          </w:p>
+        </w:tc>
+        <w:tc>
+          <w:tcPr>
+            <w:tcW w:type="dxa" w:w="1728"/>
+          </w:tcPr>
+          <w:p>
+            <w:r>
+              <w:t>int64</w:t>
+            </w:r>
+          </w:p>
+        </w:tc>
+        <w:tc>
+          <w:tcPr>
+            <w:tcW w:type="dxa" w:w="1728"/>
+          </w:tcPr>
+          <w:p>
+            <w:r>
+              <w:t>0</w:t>
+            </w:r>
+          </w:p>
+        </w:tc>
+        <w:tc>
+          <w:tcPr>
+            <w:tcW w:type="dxa" w:w="1728"/>
+          </w:tcPr>
+          <w:p>
+            <w:r>
+              <w:t>0.000</w:t>
+            </w:r>
+          </w:p>
+        </w:tc>
+        <w:tc>
+          <w:tcPr>
+            <w:tcW w:type="dxa" w:w="1728"/>
+          </w:tcPr>
+          <w:p>
+            <w:r>
+              <w:t>2</w:t>
+            </w:r>
+          </w:p>
+        </w:tc>
+      </w:tr>
+      <w:tr>
+        <w:tc>
+          <w:tcPr>
+            <w:tcW w:type="dxa" w:w="1728"/>
+          </w:tcPr>
+          <w:p>
+            <w:r>
+              <w:t>Gender</w:t>
+            </w:r>
+          </w:p>
+        </w:tc>
+        <w:tc>
+          <w:tcPr>
+            <w:tcW w:type="dxa" w:w="1728"/>
+          </w:tcPr>
+          <w:p>
+            <w:r>
+              <w:t>object</w:t>
+            </w:r>
+          </w:p>
+        </w:tc>
+        <w:tc>
+          <w:tcPr>
+            <w:tcW w:type="dxa" w:w="1728"/>
+          </w:tcPr>
+          <w:p>
+            <w:r>
+              <w:t>0</w:t>
+            </w:r>
+          </w:p>
+        </w:tc>
+        <w:tc>
+          <w:tcPr>
+            <w:tcW w:type="dxa" w:w="1728"/>
+          </w:tcPr>
+          <w:p>
+            <w:r>
+              <w:t>0.000</w:t>
+            </w:r>
+          </w:p>
+        </w:tc>
+        <w:tc>
+          <w:tcPr>
+            <w:tcW w:type="dxa" w:w="1728"/>
+          </w:tcPr>
+          <w:p>
+            <w:r>
+              <w:t>2</w:t>
+            </w:r>
+          </w:p>
+        </w:tc>
+      </w:tr>
+      <w:tr>
+        <w:tc>
+          <w:tcPr>
+            <w:tcW w:type="dxa" w:w="1728"/>
+          </w:tcPr>
+          <w:p>
+            <w:r>
+              <w:t>avg_glucose_level</w:t>
+            </w:r>
+          </w:p>
+        </w:tc>
+        <w:tc>
+          <w:tcPr>
+            <w:tcW w:type="dxa" w:w="1728"/>
+          </w:tcPr>
+          <w:p>
+            <w:r>
+              <w:t>int64</w:t>
+            </w:r>
+          </w:p>
+        </w:tc>
+        <w:tc>
+          <w:tcPr>
+            <w:tcW w:type="dxa" w:w="1728"/>
+          </w:tcPr>
+          <w:p>
+            <w:r>
+              <w:t>0</w:t>
+            </w:r>
+          </w:p>
+        </w:tc>
+        <w:tc>
+          <w:tcPr>
+            <w:tcW w:type="dxa" w:w="1728"/>
+          </w:tcPr>
+          <w:p>
+            <w:r>
+              <w:t>0.000</w:t>
+            </w:r>
+          </w:p>
+        </w:tc>
+        <w:tc>
+          <w:tcPr>
+            <w:tcW w:type="dxa" w:w="1728"/>
+          </w:tcPr>
+          <w:p>
+            <w:r>
+              <w:t>221</w:t>
+            </w:r>
+          </w:p>
+        </w:tc>
+      </w:tr>
+      <w:tr>
+        <w:tc>
+          <w:tcPr>
+            <w:tcW w:type="dxa" w:w="1728"/>
+          </w:tcPr>
+          <w:p>
+            <w:r>
               <w:t>bmi</w:t>
             </w:r>
           </w:p>
         </w:tc>
         <w:tc>
           <w:tcPr>
-            <w:tcW w:type="dxa" w:w="2880"/>
-            <w:vAlign w:val="center"/>
+            <w:tcW w:type="dxa" w:w="1728"/>
           </w:tcPr>
           <w:p>
             <w:r>
-              <w:rPr>
-                <w:sz w:val="16"/>
-              </w:rPr>
+              <w:t>float64</w:t>
+            </w:r>
+          </w:p>
+        </w:tc>
+        <w:tc>
+          <w:tcPr>
+            <w:tcW w:type="dxa" w:w="1728"/>
+          </w:tcPr>
+          <w:p>
+            <w:r>
               <w:t>990</w:t>
             </w:r>
           </w:p>
         </w:tc>
         <w:tc>
           <w:tcPr>
-            <w:tcW w:type="dxa" w:w="2880"/>
-            <w:vAlign w:val="center"/>
+            <w:tcW w:type="dxa" w:w="1728"/>
           </w:tcPr>
           <w:p>
             <w:r>
-              <w:rPr>
-                <w:sz w:val="16"/>
-              </w:rPr>
               <w:t>3.960</w:t>
+            </w:r>
+          </w:p>
+        </w:tc>
+        <w:tc>
+          <w:tcPr>
+            <w:tcW w:type="dxa" w:w="1728"/>
+          </w:tcPr>
+          <w:p>
+            <w:r>
+              <w:t>465</w:t>
+            </w:r>
+          </w:p>
+        </w:tc>
+      </w:tr>
+      <w:tr>
+        <w:tc>
+          <w:tcPr>
+            <w:tcW w:type="dxa" w:w="1728"/>
+          </w:tcPr>
+          <w:p>
+            <w:r>
+              <w:t>smoking_status</w:t>
+            </w:r>
+          </w:p>
+        </w:tc>
+        <w:tc>
+          <w:tcPr>
+            <w:tcW w:type="dxa" w:w="1728"/>
+          </w:tcPr>
+          <w:p>
+            <w:r>
+              <w:t>object</w:t>
+            </w:r>
+          </w:p>
+        </w:tc>
+        <w:tc>
+          <w:tcPr>
+            <w:tcW w:type="dxa" w:w="1728"/>
+          </w:tcPr>
+          <w:p>
+            <w:r>
+              <w:t>0</w:t>
+            </w:r>
+          </w:p>
+        </w:tc>
+        <w:tc>
+          <w:tcPr>
+            <w:tcW w:type="dxa" w:w="1728"/>
+          </w:tcPr>
+          <w:p>
+            <w:r>
+              <w:t>0.000</w:t>
+            </w:r>
+          </w:p>
+        </w:tc>
+        <w:tc>
+          <w:tcPr>
+            <w:tcW w:type="dxa" w:w="1728"/>
+          </w:tcPr>
+          <w:p>
+            <w:r>
+              <w:t>4</w:t>
+            </w:r>
+          </w:p>
+        </w:tc>
+      </w:tr>
+      <w:tr>
+        <w:tc>
+          <w:tcPr>
+            <w:tcW w:type="dxa" w:w="1728"/>
+          </w:tcPr>
+          <w:p>
+            <w:r>
+              <w:t>Year_last_admitted</w:t>
+            </w:r>
+          </w:p>
+        </w:tc>
+        <w:tc>
+          <w:tcPr>
+            <w:tcW w:type="dxa" w:w="1728"/>
+          </w:tcPr>
+          <w:p>
+            <w:r>
+              <w:t>float64</w:t>
+            </w:r>
+          </w:p>
+        </w:tc>
+        <w:tc>
+          <w:tcPr>
+            <w:tcW w:type="dxa" w:w="1728"/>
+          </w:tcPr>
+          <w:p>
+            <w:r>
+              <w:t>11881</w:t>
+            </w:r>
+          </w:p>
+        </w:tc>
+        <w:tc>
+          <w:tcPr>
+            <w:tcW w:type="dxa" w:w="1728"/>
+          </w:tcPr>
+          <w:p>
+            <w:r>
+              <w:t>47.520</w:t>
+            </w:r>
+          </w:p>
+        </w:tc>
+        <w:tc>
+          <w:tcPr>
+            <w:tcW w:type="dxa" w:w="1728"/>
+          </w:tcPr>
+          <w:p>
+            <w:r>
+              <w:t>29</w:t>
+            </w:r>
+          </w:p>
+        </w:tc>
+      </w:tr>
+      <w:tr>
+        <w:tc>
+          <w:tcPr>
+            <w:tcW w:type="dxa" w:w="1728"/>
+          </w:tcPr>
+          <w:p>
+            <w:r>
+              <w:t>Location</w:t>
+            </w:r>
+          </w:p>
+        </w:tc>
+        <w:tc>
+          <w:tcPr>
+            <w:tcW w:type="dxa" w:w="1728"/>
+          </w:tcPr>
+          <w:p>
+            <w:r>
+              <w:t>object</w:t>
+            </w:r>
+          </w:p>
+        </w:tc>
+        <w:tc>
+          <w:tcPr>
+            <w:tcW w:type="dxa" w:w="1728"/>
+          </w:tcPr>
+          <w:p>
+            <w:r>
+              <w:t>0</w:t>
+            </w:r>
+          </w:p>
+        </w:tc>
+        <w:tc>
+          <w:tcPr>
+            <w:tcW w:type="dxa" w:w="1728"/>
+          </w:tcPr>
+          <w:p>
+            <w:r>
+              <w:t>0.000</w:t>
+            </w:r>
+          </w:p>
+        </w:tc>
+        <w:tc>
+          <w:tcPr>
+            <w:tcW w:type="dxa" w:w="1728"/>
+          </w:tcPr>
+          <w:p>
+            <w:r>
+              <w:t>15</w:t>
+            </w:r>
+          </w:p>
+        </w:tc>
+      </w:tr>
+      <w:tr>
+        <w:tc>
+          <w:tcPr>
+            <w:tcW w:type="dxa" w:w="1728"/>
+          </w:tcPr>
+          <w:p>
+            <w:r>
+              <w:t>weight</w:t>
+            </w:r>
+          </w:p>
+        </w:tc>
+        <w:tc>
+          <w:tcPr>
+            <w:tcW w:type="dxa" w:w="1728"/>
+          </w:tcPr>
+          <w:p>
+            <w:r>
+              <w:t>int64</w:t>
+            </w:r>
+          </w:p>
+        </w:tc>
+        <w:tc>
+          <w:tcPr>
+            <w:tcW w:type="dxa" w:w="1728"/>
+          </w:tcPr>
+          <w:p>
+            <w:r>
+              <w:t>0</w:t>
+            </w:r>
+          </w:p>
+        </w:tc>
+        <w:tc>
+          <w:tcPr>
+            <w:tcW w:type="dxa" w:w="1728"/>
+          </w:tcPr>
+          <w:p>
+            <w:r>
+              <w:t>0.000</w:t>
+            </w:r>
+          </w:p>
+        </w:tc>
+        <w:tc>
+          <w:tcPr>
+            <w:tcW w:type="dxa" w:w="1728"/>
+          </w:tcPr>
+          <w:p>
+            <w:r>
+              <w:t>45</w:t>
+            </w:r>
+          </w:p>
+        </w:tc>
+      </w:tr>
+      <w:tr>
+        <w:tc>
+          <w:tcPr>
+            <w:tcW w:type="dxa" w:w="1728"/>
+          </w:tcPr>
+          <w:p>
+            <w:r>
+              <w:t>covered_by_any_other_company</w:t>
+            </w:r>
+          </w:p>
+        </w:tc>
+        <w:tc>
+          <w:tcPr>
+            <w:tcW w:type="dxa" w:w="1728"/>
+          </w:tcPr>
+          <w:p>
+            <w:r>
+              <w:t>object</w:t>
+            </w:r>
+          </w:p>
+        </w:tc>
+        <w:tc>
+          <w:tcPr>
+            <w:tcW w:type="dxa" w:w="1728"/>
+          </w:tcPr>
+          <w:p>
+            <w:r>
+              <w:t>0</w:t>
+            </w:r>
+          </w:p>
+        </w:tc>
+        <w:tc>
+          <w:tcPr>
+            <w:tcW w:type="dxa" w:w="1728"/>
+          </w:tcPr>
+          <w:p>
+            <w:r>
+              <w:t>0.000</w:t>
+            </w:r>
+          </w:p>
+        </w:tc>
+        <w:tc>
+          <w:tcPr>
+            <w:tcW w:type="dxa" w:w="1728"/>
+          </w:tcPr>
+          <w:p>
+            <w:r>
+              <w:t>2</w:t>
+            </w:r>
+          </w:p>
+        </w:tc>
+      </w:tr>
+      <w:tr>
+        <w:tc>
+          <w:tcPr>
+            <w:tcW w:type="dxa" w:w="1728"/>
+          </w:tcPr>
+          <w:p>
+            <w:r>
+              <w:t>Alcohol</w:t>
+            </w:r>
+          </w:p>
+        </w:tc>
+        <w:tc>
+          <w:tcPr>
+            <w:tcW w:type="dxa" w:w="1728"/>
+          </w:tcPr>
+          <w:p>
+            <w:r>
+              <w:t>object</w:t>
+            </w:r>
+          </w:p>
+        </w:tc>
+        <w:tc>
+          <w:tcPr>
+            <w:tcW w:type="dxa" w:w="1728"/>
+          </w:tcPr>
+          <w:p>
+            <w:r>
+              <w:t>0</w:t>
+            </w:r>
+          </w:p>
+        </w:tc>
+        <w:tc>
+          <w:tcPr>
+            <w:tcW w:type="dxa" w:w="1728"/>
+          </w:tcPr>
+          <w:p>
+            <w:r>
+              <w:t>0.000</w:t>
+            </w:r>
+          </w:p>
+        </w:tc>
+        <w:tc>
+          <w:tcPr>
+            <w:tcW w:type="dxa" w:w="1728"/>
+          </w:tcPr>
+          <w:p>
+            <w:r>
+              <w:t>3</w:t>
+            </w:r>
+          </w:p>
+        </w:tc>
+      </w:tr>
+      <w:tr>
+        <w:tc>
+          <w:tcPr>
+            <w:tcW w:type="dxa" w:w="1728"/>
+          </w:tcPr>
+          <w:p>
+            <w:r>
+              <w:t>exercise</w:t>
+            </w:r>
+          </w:p>
+        </w:tc>
+        <w:tc>
+          <w:tcPr>
+            <w:tcW w:type="dxa" w:w="1728"/>
+          </w:tcPr>
+          <w:p>
+            <w:r>
+              <w:t>object</w:t>
+            </w:r>
+          </w:p>
+        </w:tc>
+        <w:tc>
+          <w:tcPr>
+            <w:tcW w:type="dxa" w:w="1728"/>
+          </w:tcPr>
+          <w:p>
+            <w:r>
+              <w:t>0</w:t>
+            </w:r>
+          </w:p>
+        </w:tc>
+        <w:tc>
+          <w:tcPr>
+            <w:tcW w:type="dxa" w:w="1728"/>
+          </w:tcPr>
+          <w:p>
+            <w:r>
+              <w:t>0.000</w:t>
+            </w:r>
+          </w:p>
+        </w:tc>
+        <w:tc>
+          <w:tcPr>
+            <w:tcW w:type="dxa" w:w="1728"/>
+          </w:tcPr>
+          <w:p>
+            <w:r>
+              <w:t>3</w:t>
+            </w:r>
+          </w:p>
+        </w:tc>
+      </w:tr>
+      <w:tr>
+        <w:tc>
+          <w:tcPr>
+            <w:tcW w:type="dxa" w:w="1728"/>
+          </w:tcPr>
+          <w:p>
+            <w:r>
+              <w:t>weight_change_in_last_one_year</w:t>
+            </w:r>
+          </w:p>
+        </w:tc>
+        <w:tc>
+          <w:tcPr>
+            <w:tcW w:type="dxa" w:w="1728"/>
+          </w:tcPr>
+          <w:p>
+            <w:r>
+              <w:t>int64</w:t>
+            </w:r>
+          </w:p>
+        </w:tc>
+        <w:tc>
+          <w:tcPr>
+            <w:tcW w:type="dxa" w:w="1728"/>
+          </w:tcPr>
+          <w:p>
+            <w:r>
+              <w:t>0</w:t>
+            </w:r>
+          </w:p>
+        </w:tc>
+        <w:tc>
+          <w:tcPr>
+            <w:tcW w:type="dxa" w:w="1728"/>
+          </w:tcPr>
+          <w:p>
+            <w:r>
+              <w:t>0.000</w:t>
+            </w:r>
+          </w:p>
+        </w:tc>
+        <w:tc>
+          <w:tcPr>
+            <w:tcW w:type="dxa" w:w="1728"/>
+          </w:tcPr>
+          <w:p>
+            <w:r>
+              <w:t>7</w:t>
+            </w:r>
+          </w:p>
+        </w:tc>
+      </w:tr>
+      <w:tr>
+        <w:tc>
+          <w:tcPr>
+            <w:tcW w:type="dxa" w:w="1728"/>
+          </w:tcPr>
+          <w:p>
+            <w:r>
+              <w:t>fat_percentage</w:t>
+            </w:r>
+          </w:p>
+        </w:tc>
+        <w:tc>
+          <w:tcPr>
+            <w:tcW w:type="dxa" w:w="1728"/>
+          </w:tcPr>
+          <w:p>
+            <w:r>
+              <w:t>int64</w:t>
+            </w:r>
+          </w:p>
+        </w:tc>
+        <w:tc>
+          <w:tcPr>
+            <w:tcW w:type="dxa" w:w="1728"/>
+          </w:tcPr>
+          <w:p>
+            <w:r>
+              <w:t>0</w:t>
+            </w:r>
+          </w:p>
+        </w:tc>
+        <w:tc>
+          <w:tcPr>
+            <w:tcW w:type="dxa" w:w="1728"/>
+          </w:tcPr>
+          <w:p>
+            <w:r>
+              <w:t>0.000</w:t>
+            </w:r>
+          </w:p>
+        </w:tc>
+        <w:tc>
+          <w:tcPr>
+            <w:tcW w:type="dxa" w:w="1728"/>
+          </w:tcPr>
+          <w:p>
+            <w:r>
+              <w:t>32</w:t>
+            </w:r>
+          </w:p>
+        </w:tc>
+      </w:tr>
+      <w:tr>
+        <w:tc>
+          <w:tcPr>
+            <w:tcW w:type="dxa" w:w="1728"/>
+          </w:tcPr>
+          <w:p>
+            <w:r>
+              <w:t>insurance_cost</w:t>
+            </w:r>
+          </w:p>
+        </w:tc>
+        <w:tc>
+          <w:tcPr>
+            <w:tcW w:type="dxa" w:w="1728"/>
+          </w:tcPr>
+          <w:p>
+            <w:r>
+              <w:t>int64</w:t>
+            </w:r>
+          </w:p>
+        </w:tc>
+        <w:tc>
+          <w:tcPr>
+            <w:tcW w:type="dxa" w:w="1728"/>
+          </w:tcPr>
+          <w:p>
+            <w:r>
+              <w:t>0</w:t>
+            </w:r>
+          </w:p>
+        </w:tc>
+        <w:tc>
+          <w:tcPr>
+            <w:tcW w:type="dxa" w:w="1728"/>
+          </w:tcPr>
+          <w:p>
+            <w:r>
+              <w:t>0.000</w:t>
+            </w:r>
+          </w:p>
+        </w:tc>
+        <w:tc>
+          <w:tcPr>
+            <w:tcW w:type="dxa" w:w="1728"/>
+          </w:tcPr>
+          <w:p>
+            <w:r>
+              <w:t>54</w:t>
             </w:r>
           </w:p>
         </w:tc>
       </w:tr>
     </w:tbl>
-    <w:p/>
+    <w:p>
+      <w:pPr>
+        <w:pStyle w:val="Heading1"/>
+      </w:pPr>
+      <w:r>
+        <w:t>Initial Exploratory Data Analysis</w:t>
+      </w:r>
+    </w:p>
+    <w:p>
+      <w:r>
+        <w:t>The response variable is insurance_cost; all remaining columns (except applicant_id) are candidate predictors. Univariate analysis of the continuous attributes shows roughly symmetric distributions for weight, bmi, glucose, and steps, while the target is mildly right-skewed. Categorical attributes are reasonably balanced: Occupation is dominated by Student/Business (~40% each), ~66% of applicants are Male, and ~30% have an 'Unknown' smoking status (retained as a valid business category).</w:t>
+      </w:r>
+    </w:p>
     <w:p>
       <w:pPr>
         <w:jc w:val="center"/>
@@ -618,7 +1653,7 @@
       <w:r>
         <w:drawing>
           <wp:inline xmlns:a="http://schemas.openxmlformats.org/drawingml/2006/main" xmlns:pic="http://schemas.openxmlformats.org/drawingml/2006/picture">
-            <wp:extent cx="5669280" cy="3020857"/>
+            <wp:extent cx="5029200" cy="9601200"/>
             <wp:docPr id="1" name="Picture 1"/>
             <wp:cNvGraphicFramePr>
               <a:graphicFrameLocks noChangeAspect="1"/>
@@ -627,11 +1662,11 @@
               <a:graphicData uri="http://schemas.openxmlformats.org/drawingml/2006/picture">
                 <pic:pic>
                   <pic:nvPicPr>
-                    <pic:cNvPr id="0" name="missing_values.png"/>
+                    <pic:cNvPr id="0" name="univariate_continuous.png"/>
                     <pic:cNvPicPr/>
                   </pic:nvPicPr>
                   <pic:blipFill>
-                    <a:blip r:embed="rId10"/>
+                    <a:blip r:embed="rId9"/>
                     <a:stretch>
                       <a:fillRect/>
                     </a:stretch>
@@ -639,7 +1674,7 @@
                   <pic:spPr>
                     <a:xfrm>
                       <a:off x="0" y="0"/>
-                      <a:ext cx="5669280" cy="3020857"/>
+                      <a:ext cx="5029200" cy="9601200"/>
                     </a:xfrm>
                     <a:prstGeom prst="rect"/>
                   </pic:spPr>
@@ -657,2134 +1692,9 @@
       <w:r>
         <w:rPr>
           <w:i/>
-          <w:color w:val="6B7280"/>
-          <w:sz w:val="17"/>
+          <w:sz w:val="18"/>
         </w:rPr>
-        <w:t>Only BMI and Year_last_admitted contain missing values.</w:t>
-      </w:r>
-    </w:p>
-    <w:p>
-      <w:pPr>
-        <w:pStyle w:val="Heading2"/>
-      </w:pPr>
-      <w:r>
-        <w:t>Variable Types and Cleanup</w:t>
-      </w:r>
-    </w:p>
-    <w:tbl>
-      <w:tblPr>
-        <w:tblStyle w:val="TableGrid"/>
-        <w:tblW w:type="auto" w:w="0"/>
-        <w:tblLook w:firstColumn="1" w:firstRow="1" w:lastColumn="0" w:lastRow="0" w:noHBand="0" w:noVBand="1" w:val="04A0"/>
-      </w:tblPr>
-      <w:tblGrid>
-        <w:gridCol w:w="1728"/>
-        <w:gridCol w:w="1728"/>
-        <w:gridCol w:w="1728"/>
-        <w:gridCol w:w="1728"/>
-        <w:gridCol w:w="1728"/>
-      </w:tblGrid>
-      <w:tr>
-        <w:tc>
-          <w:tcPr>
-            <w:tcW w:type="dxa" w:w="1728"/>
-            <w:shd w:fill="12355B"/>
-          </w:tcPr>
-          <w:p>
-            <w:r>
-              <w:rPr>
-                <w:b/>
-                <w:color w:val="FFFFFF"/>
-                <w:sz w:val="14"/>
-              </w:rPr>
-              <w:t>column</w:t>
-            </w:r>
-          </w:p>
-        </w:tc>
-        <w:tc>
-          <w:tcPr>
-            <w:tcW w:type="dxa" w:w="1728"/>
-            <w:shd w:fill="12355B"/>
-          </w:tcPr>
-          <w:p>
-            <w:r>
-              <w:rPr>
-                <w:b/>
-                <w:color w:val="FFFFFF"/>
-                <w:sz w:val="14"/>
-              </w:rPr>
-              <w:t>clean_column</w:t>
-            </w:r>
-          </w:p>
-        </w:tc>
-        <w:tc>
-          <w:tcPr>
-            <w:tcW w:type="dxa" w:w="1728"/>
-            <w:shd w:fill="12355B"/>
-          </w:tcPr>
-          <w:p>
-            <w:r>
-              <w:rPr>
-                <w:b/>
-                <w:color w:val="FFFFFF"/>
-                <w:sz w:val="14"/>
-              </w:rPr>
-              <w:t>dtype</w:t>
-            </w:r>
-          </w:p>
-        </w:tc>
-        <w:tc>
-          <w:tcPr>
-            <w:tcW w:type="dxa" w:w="1728"/>
-            <w:shd w:fill="12355B"/>
-          </w:tcPr>
-          <w:p>
-            <w:r>
-              <w:rPr>
-                <w:b/>
-                <w:color w:val="FFFFFF"/>
-                <w:sz w:val="14"/>
-              </w:rPr>
-              <w:t>missing</w:t>
-            </w:r>
-          </w:p>
-        </w:tc>
-        <w:tc>
-          <w:tcPr>
-            <w:tcW w:type="dxa" w:w="1728"/>
-            <w:shd w:fill="12355B"/>
-          </w:tcPr>
-          <w:p>
-            <w:r>
-              <w:rPr>
-                <w:b/>
-                <w:color w:val="FFFFFF"/>
-                <w:sz w:val="14"/>
-              </w:rPr>
-              <w:t>unique_values</w:t>
-            </w:r>
-          </w:p>
-        </w:tc>
-      </w:tr>
-      <w:tr>
-        <w:tc>
-          <w:tcPr>
-            <w:tcW w:type="dxa" w:w="1728"/>
-            <w:vAlign w:val="center"/>
-          </w:tcPr>
-          <w:p>
-            <w:r>
-              <w:rPr>
-                <w:sz w:val="14"/>
-              </w:rPr>
-              <w:t>applicant_id</w:t>
-            </w:r>
-          </w:p>
-        </w:tc>
-        <w:tc>
-          <w:tcPr>
-            <w:tcW w:type="dxa" w:w="1728"/>
-            <w:vAlign w:val="center"/>
-          </w:tcPr>
-          <w:p>
-            <w:r>
-              <w:rPr>
-                <w:sz w:val="14"/>
-              </w:rPr>
-              <w:t>applicant_id</w:t>
-            </w:r>
-          </w:p>
-        </w:tc>
-        <w:tc>
-          <w:tcPr>
-            <w:tcW w:type="dxa" w:w="1728"/>
-            <w:vAlign w:val="center"/>
-          </w:tcPr>
-          <w:p>
-            <w:r>
-              <w:rPr>
-                <w:sz w:val="14"/>
-              </w:rPr>
-              <w:t>int64</w:t>
-            </w:r>
-          </w:p>
-        </w:tc>
-        <w:tc>
-          <w:tcPr>
-            <w:tcW w:type="dxa" w:w="1728"/>
-            <w:vAlign w:val="center"/>
-          </w:tcPr>
-          <w:p>
-            <w:r>
-              <w:rPr>
-                <w:sz w:val="14"/>
-              </w:rPr>
-              <w:t>0</w:t>
-            </w:r>
-          </w:p>
-        </w:tc>
-        <w:tc>
-          <w:tcPr>
-            <w:tcW w:type="dxa" w:w="1728"/>
-            <w:vAlign w:val="center"/>
-          </w:tcPr>
-          <w:p>
-            <w:r>
-              <w:rPr>
-                <w:sz w:val="14"/>
-              </w:rPr>
-              <w:t>25000</w:t>
-            </w:r>
-          </w:p>
-        </w:tc>
-      </w:tr>
-      <w:tr>
-        <w:tc>
-          <w:tcPr>
-            <w:tcW w:type="dxa" w:w="1728"/>
-            <w:vAlign w:val="center"/>
-          </w:tcPr>
-          <w:p>
-            <w:r>
-              <w:rPr>
-                <w:sz w:val="14"/>
-              </w:rPr>
-              <w:t>years_of_insurance_with_us</w:t>
-            </w:r>
-          </w:p>
-        </w:tc>
-        <w:tc>
-          <w:tcPr>
-            <w:tcW w:type="dxa" w:w="1728"/>
-            <w:vAlign w:val="center"/>
-          </w:tcPr>
-          <w:p>
-            <w:r>
-              <w:rPr>
-                <w:sz w:val="14"/>
-              </w:rPr>
-              <w:t>years_of_insurance_with_us</w:t>
-            </w:r>
-          </w:p>
-        </w:tc>
-        <w:tc>
-          <w:tcPr>
-            <w:tcW w:type="dxa" w:w="1728"/>
-            <w:vAlign w:val="center"/>
-          </w:tcPr>
-          <w:p>
-            <w:r>
-              <w:rPr>
-                <w:sz w:val="14"/>
-              </w:rPr>
-              <w:t>int64</w:t>
-            </w:r>
-          </w:p>
-        </w:tc>
-        <w:tc>
-          <w:tcPr>
-            <w:tcW w:type="dxa" w:w="1728"/>
-            <w:vAlign w:val="center"/>
-          </w:tcPr>
-          <w:p>
-            <w:r>
-              <w:rPr>
-                <w:sz w:val="14"/>
-              </w:rPr>
-              <w:t>0</w:t>
-            </w:r>
-          </w:p>
-        </w:tc>
-        <w:tc>
-          <w:tcPr>
-            <w:tcW w:type="dxa" w:w="1728"/>
-            <w:vAlign w:val="center"/>
-          </w:tcPr>
-          <w:p>
-            <w:r>
-              <w:rPr>
-                <w:sz w:val="14"/>
-              </w:rPr>
-              <w:t>9</w:t>
-            </w:r>
-          </w:p>
-        </w:tc>
-      </w:tr>
-      <w:tr>
-        <w:tc>
-          <w:tcPr>
-            <w:tcW w:type="dxa" w:w="1728"/>
-            <w:vAlign w:val="center"/>
-          </w:tcPr>
-          <w:p>
-            <w:r>
-              <w:rPr>
-                <w:sz w:val="14"/>
-              </w:rPr>
-              <w:t>regular_checkup_lasy_year</w:t>
-            </w:r>
-          </w:p>
-        </w:tc>
-        <w:tc>
-          <w:tcPr>
-            <w:tcW w:type="dxa" w:w="1728"/>
-            <w:vAlign w:val="center"/>
-          </w:tcPr>
-          <w:p>
-            <w:r>
-              <w:rPr>
-                <w:sz w:val="14"/>
-              </w:rPr>
-              <w:t>regular_checkup_last_year</w:t>
-            </w:r>
-          </w:p>
-        </w:tc>
-        <w:tc>
-          <w:tcPr>
-            <w:tcW w:type="dxa" w:w="1728"/>
-            <w:vAlign w:val="center"/>
-          </w:tcPr>
-          <w:p>
-            <w:r>
-              <w:rPr>
-                <w:sz w:val="14"/>
-              </w:rPr>
-              <w:t>int64</w:t>
-            </w:r>
-          </w:p>
-        </w:tc>
-        <w:tc>
-          <w:tcPr>
-            <w:tcW w:type="dxa" w:w="1728"/>
-            <w:vAlign w:val="center"/>
-          </w:tcPr>
-          <w:p>
-            <w:r>
-              <w:rPr>
-                <w:sz w:val="14"/>
-              </w:rPr>
-              <w:t>0</w:t>
-            </w:r>
-          </w:p>
-        </w:tc>
-        <w:tc>
-          <w:tcPr>
-            <w:tcW w:type="dxa" w:w="1728"/>
-            <w:vAlign w:val="center"/>
-          </w:tcPr>
-          <w:p>
-            <w:r>
-              <w:rPr>
-                <w:sz w:val="14"/>
-              </w:rPr>
-              <w:t>6</w:t>
-            </w:r>
-          </w:p>
-        </w:tc>
-      </w:tr>
-      <w:tr>
-        <w:tc>
-          <w:tcPr>
-            <w:tcW w:type="dxa" w:w="1728"/>
-            <w:vAlign w:val="center"/>
-          </w:tcPr>
-          <w:p>
-            <w:r>
-              <w:rPr>
-                <w:sz w:val="14"/>
-              </w:rPr>
-              <w:t>adventure_sports</w:t>
-            </w:r>
-          </w:p>
-        </w:tc>
-        <w:tc>
-          <w:tcPr>
-            <w:tcW w:type="dxa" w:w="1728"/>
-            <w:vAlign w:val="center"/>
-          </w:tcPr>
-          <w:p>
-            <w:r>
-              <w:rPr>
-                <w:sz w:val="14"/>
-              </w:rPr>
-              <w:t>adventure_sports</w:t>
-            </w:r>
-          </w:p>
-        </w:tc>
-        <w:tc>
-          <w:tcPr>
-            <w:tcW w:type="dxa" w:w="1728"/>
-            <w:vAlign w:val="center"/>
-          </w:tcPr>
-          <w:p>
-            <w:r>
-              <w:rPr>
-                <w:sz w:val="14"/>
-              </w:rPr>
-              <w:t>int64</w:t>
-            </w:r>
-          </w:p>
-        </w:tc>
-        <w:tc>
-          <w:tcPr>
-            <w:tcW w:type="dxa" w:w="1728"/>
-            <w:vAlign w:val="center"/>
-          </w:tcPr>
-          <w:p>
-            <w:r>
-              <w:rPr>
-                <w:sz w:val="14"/>
-              </w:rPr>
-              <w:t>0</w:t>
-            </w:r>
-          </w:p>
-        </w:tc>
-        <w:tc>
-          <w:tcPr>
-            <w:tcW w:type="dxa" w:w="1728"/>
-            <w:vAlign w:val="center"/>
-          </w:tcPr>
-          <w:p>
-            <w:r>
-              <w:rPr>
-                <w:sz w:val="14"/>
-              </w:rPr>
-              <w:t>2</w:t>
-            </w:r>
-          </w:p>
-        </w:tc>
-      </w:tr>
-      <w:tr>
-        <w:tc>
-          <w:tcPr>
-            <w:tcW w:type="dxa" w:w="1728"/>
-            <w:vAlign w:val="center"/>
-          </w:tcPr>
-          <w:p>
-            <w:r>
-              <w:rPr>
-                <w:sz w:val="14"/>
-              </w:rPr>
-              <w:t>Occupation</w:t>
-            </w:r>
-          </w:p>
-        </w:tc>
-        <w:tc>
-          <w:tcPr>
-            <w:tcW w:type="dxa" w:w="1728"/>
-            <w:vAlign w:val="center"/>
-          </w:tcPr>
-          <w:p>
-            <w:r>
-              <w:rPr>
-                <w:sz w:val="14"/>
-              </w:rPr>
-              <w:t>Occupation</w:t>
-            </w:r>
-          </w:p>
-        </w:tc>
-        <w:tc>
-          <w:tcPr>
-            <w:tcW w:type="dxa" w:w="1728"/>
-            <w:vAlign w:val="center"/>
-          </w:tcPr>
-          <w:p>
-            <w:r>
-              <w:rPr>
-                <w:sz w:val="14"/>
-              </w:rPr>
-              <w:t>str</w:t>
-            </w:r>
-          </w:p>
-        </w:tc>
-        <w:tc>
-          <w:tcPr>
-            <w:tcW w:type="dxa" w:w="1728"/>
-            <w:vAlign w:val="center"/>
-          </w:tcPr>
-          <w:p>
-            <w:r>
-              <w:rPr>
-                <w:sz w:val="14"/>
-              </w:rPr>
-              <w:t>0</w:t>
-            </w:r>
-          </w:p>
-        </w:tc>
-        <w:tc>
-          <w:tcPr>
-            <w:tcW w:type="dxa" w:w="1728"/>
-            <w:vAlign w:val="center"/>
-          </w:tcPr>
-          <w:p>
-            <w:r>
-              <w:rPr>
-                <w:sz w:val="14"/>
-              </w:rPr>
-              <w:t>3</w:t>
-            </w:r>
-          </w:p>
-        </w:tc>
-      </w:tr>
-      <w:tr>
-        <w:tc>
-          <w:tcPr>
-            <w:tcW w:type="dxa" w:w="1728"/>
-            <w:vAlign w:val="center"/>
-          </w:tcPr>
-          <w:p>
-            <w:r>
-              <w:rPr>
-                <w:sz w:val="14"/>
-              </w:rPr>
-              <w:t>visited_doctor_last_1_year</w:t>
-            </w:r>
-          </w:p>
-        </w:tc>
-        <w:tc>
-          <w:tcPr>
-            <w:tcW w:type="dxa" w:w="1728"/>
-            <w:vAlign w:val="center"/>
-          </w:tcPr>
-          <w:p>
-            <w:r>
-              <w:rPr>
-                <w:sz w:val="14"/>
-              </w:rPr>
-              <w:t>visited_doctor_last_1_year</w:t>
-            </w:r>
-          </w:p>
-        </w:tc>
-        <w:tc>
-          <w:tcPr>
-            <w:tcW w:type="dxa" w:w="1728"/>
-            <w:vAlign w:val="center"/>
-          </w:tcPr>
-          <w:p>
-            <w:r>
-              <w:rPr>
-                <w:sz w:val="14"/>
-              </w:rPr>
-              <w:t>int64</w:t>
-            </w:r>
-          </w:p>
-        </w:tc>
-        <w:tc>
-          <w:tcPr>
-            <w:tcW w:type="dxa" w:w="1728"/>
-            <w:vAlign w:val="center"/>
-          </w:tcPr>
-          <w:p>
-            <w:r>
-              <w:rPr>
-                <w:sz w:val="14"/>
-              </w:rPr>
-              <w:t>0</w:t>
-            </w:r>
-          </w:p>
-        </w:tc>
-        <w:tc>
-          <w:tcPr>
-            <w:tcW w:type="dxa" w:w="1728"/>
-            <w:vAlign w:val="center"/>
-          </w:tcPr>
-          <w:p>
-            <w:r>
-              <w:rPr>
-                <w:sz w:val="14"/>
-              </w:rPr>
-              <w:t>12</w:t>
-            </w:r>
-          </w:p>
-        </w:tc>
-      </w:tr>
-      <w:tr>
-        <w:tc>
-          <w:tcPr>
-            <w:tcW w:type="dxa" w:w="1728"/>
-            <w:vAlign w:val="center"/>
-          </w:tcPr>
-          <w:p>
-            <w:r>
-              <w:rPr>
-                <w:sz w:val="14"/>
-              </w:rPr>
-              <w:t>cholesterol_level</w:t>
-            </w:r>
-          </w:p>
-        </w:tc>
-        <w:tc>
-          <w:tcPr>
-            <w:tcW w:type="dxa" w:w="1728"/>
-            <w:vAlign w:val="center"/>
-          </w:tcPr>
-          <w:p>
-            <w:r>
-              <w:rPr>
-                <w:sz w:val="14"/>
-              </w:rPr>
-              <w:t>cholesterol_level</w:t>
-            </w:r>
-          </w:p>
-        </w:tc>
-        <w:tc>
-          <w:tcPr>
-            <w:tcW w:type="dxa" w:w="1728"/>
-            <w:vAlign w:val="center"/>
-          </w:tcPr>
-          <w:p>
-            <w:r>
-              <w:rPr>
-                <w:sz w:val="14"/>
-              </w:rPr>
-              <w:t>str</w:t>
-            </w:r>
-          </w:p>
-        </w:tc>
-        <w:tc>
-          <w:tcPr>
-            <w:tcW w:type="dxa" w:w="1728"/>
-            <w:vAlign w:val="center"/>
-          </w:tcPr>
-          <w:p>
-            <w:r>
-              <w:rPr>
-                <w:sz w:val="14"/>
-              </w:rPr>
-              <w:t>0</w:t>
-            </w:r>
-          </w:p>
-        </w:tc>
-        <w:tc>
-          <w:tcPr>
-            <w:tcW w:type="dxa" w:w="1728"/>
-            <w:vAlign w:val="center"/>
-          </w:tcPr>
-          <w:p>
-            <w:r>
-              <w:rPr>
-                <w:sz w:val="14"/>
-              </w:rPr>
-              <w:t>5</w:t>
-            </w:r>
-          </w:p>
-        </w:tc>
-      </w:tr>
-      <w:tr>
-        <w:tc>
-          <w:tcPr>
-            <w:tcW w:type="dxa" w:w="1728"/>
-            <w:vAlign w:val="center"/>
-          </w:tcPr>
-          <w:p>
-            <w:r>
-              <w:rPr>
-                <w:sz w:val="14"/>
-              </w:rPr>
-              <w:t>daily_avg_steps</w:t>
-            </w:r>
-          </w:p>
-        </w:tc>
-        <w:tc>
-          <w:tcPr>
-            <w:tcW w:type="dxa" w:w="1728"/>
-            <w:vAlign w:val="center"/>
-          </w:tcPr>
-          <w:p>
-            <w:r>
-              <w:rPr>
-                <w:sz w:val="14"/>
-              </w:rPr>
-              <w:t>daily_avg_steps</w:t>
-            </w:r>
-          </w:p>
-        </w:tc>
-        <w:tc>
-          <w:tcPr>
-            <w:tcW w:type="dxa" w:w="1728"/>
-            <w:vAlign w:val="center"/>
-          </w:tcPr>
-          <w:p>
-            <w:r>
-              <w:rPr>
-                <w:sz w:val="14"/>
-              </w:rPr>
-              <w:t>int64</w:t>
-            </w:r>
-          </w:p>
-        </w:tc>
-        <w:tc>
-          <w:tcPr>
-            <w:tcW w:type="dxa" w:w="1728"/>
-            <w:vAlign w:val="center"/>
-          </w:tcPr>
-          <w:p>
-            <w:r>
-              <w:rPr>
-                <w:sz w:val="14"/>
-              </w:rPr>
-              <w:t>0</w:t>
-            </w:r>
-          </w:p>
-        </w:tc>
-        <w:tc>
-          <w:tcPr>
-            <w:tcW w:type="dxa" w:w="1728"/>
-            <w:vAlign w:val="center"/>
-          </w:tcPr>
-          <w:p>
-            <w:r>
-              <w:rPr>
-                <w:sz w:val="14"/>
-              </w:rPr>
-              <w:t>4914</w:t>
-            </w:r>
-          </w:p>
-        </w:tc>
-      </w:tr>
-      <w:tr>
-        <w:tc>
-          <w:tcPr>
-            <w:tcW w:type="dxa" w:w="1728"/>
-            <w:vAlign w:val="center"/>
-          </w:tcPr>
-          <w:p>
-            <w:r>
-              <w:rPr>
-                <w:sz w:val="14"/>
-              </w:rPr>
-              <w:t>age</w:t>
-            </w:r>
-          </w:p>
-        </w:tc>
-        <w:tc>
-          <w:tcPr>
-            <w:tcW w:type="dxa" w:w="1728"/>
-            <w:vAlign w:val="center"/>
-          </w:tcPr>
-          <w:p>
-            <w:r>
-              <w:rPr>
-                <w:sz w:val="14"/>
-              </w:rPr>
-              <w:t>age</w:t>
-            </w:r>
-          </w:p>
-        </w:tc>
-        <w:tc>
-          <w:tcPr>
-            <w:tcW w:type="dxa" w:w="1728"/>
-            <w:vAlign w:val="center"/>
-          </w:tcPr>
-          <w:p>
-            <w:r>
-              <w:rPr>
-                <w:sz w:val="14"/>
-              </w:rPr>
-              <w:t>int64</w:t>
-            </w:r>
-          </w:p>
-        </w:tc>
-        <w:tc>
-          <w:tcPr>
-            <w:tcW w:type="dxa" w:w="1728"/>
-            <w:vAlign w:val="center"/>
-          </w:tcPr>
-          <w:p>
-            <w:r>
-              <w:rPr>
-                <w:sz w:val="14"/>
-              </w:rPr>
-              <w:t>0</w:t>
-            </w:r>
-          </w:p>
-        </w:tc>
-        <w:tc>
-          <w:tcPr>
-            <w:tcW w:type="dxa" w:w="1728"/>
-            <w:vAlign w:val="center"/>
-          </w:tcPr>
-          <w:p>
-            <w:r>
-              <w:rPr>
-                <w:sz w:val="14"/>
-              </w:rPr>
-              <w:t>59</w:t>
-            </w:r>
-          </w:p>
-        </w:tc>
-      </w:tr>
-      <w:tr>
-        <w:tc>
-          <w:tcPr>
-            <w:tcW w:type="dxa" w:w="1728"/>
-            <w:vAlign w:val="center"/>
-          </w:tcPr>
-          <w:p>
-            <w:r>
-              <w:rPr>
-                <w:sz w:val="14"/>
-              </w:rPr>
-              <w:t>heart_decs_history</w:t>
-            </w:r>
-          </w:p>
-        </w:tc>
-        <w:tc>
-          <w:tcPr>
-            <w:tcW w:type="dxa" w:w="1728"/>
-            <w:vAlign w:val="center"/>
-          </w:tcPr>
-          <w:p>
-            <w:r>
-              <w:rPr>
-                <w:sz w:val="14"/>
-              </w:rPr>
-              <w:t>heart_disease_history</w:t>
-            </w:r>
-          </w:p>
-        </w:tc>
-        <w:tc>
-          <w:tcPr>
-            <w:tcW w:type="dxa" w:w="1728"/>
-            <w:vAlign w:val="center"/>
-          </w:tcPr>
-          <w:p>
-            <w:r>
-              <w:rPr>
-                <w:sz w:val="14"/>
-              </w:rPr>
-              <w:t>int64</w:t>
-            </w:r>
-          </w:p>
-        </w:tc>
-        <w:tc>
-          <w:tcPr>
-            <w:tcW w:type="dxa" w:w="1728"/>
-            <w:vAlign w:val="center"/>
-          </w:tcPr>
-          <w:p>
-            <w:r>
-              <w:rPr>
-                <w:sz w:val="14"/>
-              </w:rPr>
-              <w:t>0</w:t>
-            </w:r>
-          </w:p>
-        </w:tc>
-        <w:tc>
-          <w:tcPr>
-            <w:tcW w:type="dxa" w:w="1728"/>
-            <w:vAlign w:val="center"/>
-          </w:tcPr>
-          <w:p>
-            <w:r>
-              <w:rPr>
-                <w:sz w:val="14"/>
-              </w:rPr>
-              <w:t>2</w:t>
-            </w:r>
-          </w:p>
-        </w:tc>
-      </w:tr>
-      <w:tr>
-        <w:tc>
-          <w:tcPr>
-            <w:tcW w:type="dxa" w:w="1728"/>
-            <w:vAlign w:val="center"/>
-          </w:tcPr>
-          <w:p>
-            <w:r>
-              <w:rPr>
-                <w:sz w:val="14"/>
-              </w:rPr>
-              <w:t>other_major_decs_history</w:t>
-            </w:r>
-          </w:p>
-        </w:tc>
-        <w:tc>
-          <w:tcPr>
-            <w:tcW w:type="dxa" w:w="1728"/>
-            <w:vAlign w:val="center"/>
-          </w:tcPr>
-          <w:p>
-            <w:r>
-              <w:rPr>
-                <w:sz w:val="14"/>
-              </w:rPr>
-              <w:t>other_major_disease_history</w:t>
-            </w:r>
-          </w:p>
-        </w:tc>
-        <w:tc>
-          <w:tcPr>
-            <w:tcW w:type="dxa" w:w="1728"/>
-            <w:vAlign w:val="center"/>
-          </w:tcPr>
-          <w:p>
-            <w:r>
-              <w:rPr>
-                <w:sz w:val="14"/>
-              </w:rPr>
-              <w:t>int64</w:t>
-            </w:r>
-          </w:p>
-        </w:tc>
-        <w:tc>
-          <w:tcPr>
-            <w:tcW w:type="dxa" w:w="1728"/>
-            <w:vAlign w:val="center"/>
-          </w:tcPr>
-          <w:p>
-            <w:r>
-              <w:rPr>
-                <w:sz w:val="14"/>
-              </w:rPr>
-              <w:t>0</w:t>
-            </w:r>
-          </w:p>
-        </w:tc>
-        <w:tc>
-          <w:tcPr>
-            <w:tcW w:type="dxa" w:w="1728"/>
-            <w:vAlign w:val="center"/>
-          </w:tcPr>
-          <w:p>
-            <w:r>
-              <w:rPr>
-                <w:sz w:val="14"/>
-              </w:rPr>
-              <w:t>2</w:t>
-            </w:r>
-          </w:p>
-        </w:tc>
-      </w:tr>
-      <w:tr>
-        <w:tc>
-          <w:tcPr>
-            <w:tcW w:type="dxa" w:w="1728"/>
-            <w:vAlign w:val="center"/>
-          </w:tcPr>
-          <w:p>
-            <w:r>
-              <w:rPr>
-                <w:sz w:val="14"/>
-              </w:rPr>
-              <w:t>Gender</w:t>
-            </w:r>
-          </w:p>
-        </w:tc>
-        <w:tc>
-          <w:tcPr>
-            <w:tcW w:type="dxa" w:w="1728"/>
-            <w:vAlign w:val="center"/>
-          </w:tcPr>
-          <w:p>
-            <w:r>
-              <w:rPr>
-                <w:sz w:val="14"/>
-              </w:rPr>
-              <w:t>Gender</w:t>
-            </w:r>
-          </w:p>
-        </w:tc>
-        <w:tc>
-          <w:tcPr>
-            <w:tcW w:type="dxa" w:w="1728"/>
-            <w:vAlign w:val="center"/>
-          </w:tcPr>
-          <w:p>
-            <w:r>
-              <w:rPr>
-                <w:sz w:val="14"/>
-              </w:rPr>
-              <w:t>str</w:t>
-            </w:r>
-          </w:p>
-        </w:tc>
-        <w:tc>
-          <w:tcPr>
-            <w:tcW w:type="dxa" w:w="1728"/>
-            <w:vAlign w:val="center"/>
-          </w:tcPr>
-          <w:p>
-            <w:r>
-              <w:rPr>
-                <w:sz w:val="14"/>
-              </w:rPr>
-              <w:t>0</w:t>
-            </w:r>
-          </w:p>
-        </w:tc>
-        <w:tc>
-          <w:tcPr>
-            <w:tcW w:type="dxa" w:w="1728"/>
-            <w:vAlign w:val="center"/>
-          </w:tcPr>
-          <w:p>
-            <w:r>
-              <w:rPr>
-                <w:sz w:val="14"/>
-              </w:rPr>
-              <w:t>2</w:t>
-            </w:r>
-          </w:p>
-        </w:tc>
-      </w:tr>
-      <w:tr>
-        <w:tc>
-          <w:tcPr>
-            <w:tcW w:type="dxa" w:w="1728"/>
-            <w:vAlign w:val="center"/>
-          </w:tcPr>
-          <w:p>
-            <w:r>
-              <w:rPr>
-                <w:sz w:val="14"/>
-              </w:rPr>
-              <w:t>avg_glucose_level</w:t>
-            </w:r>
-          </w:p>
-        </w:tc>
-        <w:tc>
-          <w:tcPr>
-            <w:tcW w:type="dxa" w:w="1728"/>
-            <w:vAlign w:val="center"/>
-          </w:tcPr>
-          <w:p>
-            <w:r>
-              <w:rPr>
-                <w:sz w:val="14"/>
-              </w:rPr>
-              <w:t>avg_glucose_level</w:t>
-            </w:r>
-          </w:p>
-        </w:tc>
-        <w:tc>
-          <w:tcPr>
-            <w:tcW w:type="dxa" w:w="1728"/>
-            <w:vAlign w:val="center"/>
-          </w:tcPr>
-          <w:p>
-            <w:r>
-              <w:rPr>
-                <w:sz w:val="14"/>
-              </w:rPr>
-              <w:t>int64</w:t>
-            </w:r>
-          </w:p>
-        </w:tc>
-        <w:tc>
-          <w:tcPr>
-            <w:tcW w:type="dxa" w:w="1728"/>
-            <w:vAlign w:val="center"/>
-          </w:tcPr>
-          <w:p>
-            <w:r>
-              <w:rPr>
-                <w:sz w:val="14"/>
-              </w:rPr>
-              <w:t>0</w:t>
-            </w:r>
-          </w:p>
-        </w:tc>
-        <w:tc>
-          <w:tcPr>
-            <w:tcW w:type="dxa" w:w="1728"/>
-            <w:vAlign w:val="center"/>
-          </w:tcPr>
-          <w:p>
-            <w:r>
-              <w:rPr>
-                <w:sz w:val="14"/>
-              </w:rPr>
-              <w:t>221</w:t>
-            </w:r>
-          </w:p>
-        </w:tc>
-      </w:tr>
-      <w:tr>
-        <w:tc>
-          <w:tcPr>
-            <w:tcW w:type="dxa" w:w="1728"/>
-            <w:vAlign w:val="center"/>
-          </w:tcPr>
-          <w:p>
-            <w:r>
-              <w:rPr>
-                <w:sz w:val="14"/>
-              </w:rPr>
-              <w:t>bmi</w:t>
-            </w:r>
-          </w:p>
-        </w:tc>
-        <w:tc>
-          <w:tcPr>
-            <w:tcW w:type="dxa" w:w="1728"/>
-            <w:vAlign w:val="center"/>
-          </w:tcPr>
-          <w:p>
-            <w:r>
-              <w:rPr>
-                <w:sz w:val="14"/>
-              </w:rPr>
-              <w:t>bmi</w:t>
-            </w:r>
-          </w:p>
-        </w:tc>
-        <w:tc>
-          <w:tcPr>
-            <w:tcW w:type="dxa" w:w="1728"/>
-            <w:vAlign w:val="center"/>
-          </w:tcPr>
-          <w:p>
-            <w:r>
-              <w:rPr>
-                <w:sz w:val="14"/>
-              </w:rPr>
-              <w:t>float64</w:t>
-            </w:r>
-          </w:p>
-        </w:tc>
-        <w:tc>
-          <w:tcPr>
-            <w:tcW w:type="dxa" w:w="1728"/>
-            <w:vAlign w:val="center"/>
-          </w:tcPr>
-          <w:p>
-            <w:r>
-              <w:rPr>
-                <w:sz w:val="14"/>
-              </w:rPr>
-              <w:t>990</w:t>
-            </w:r>
-          </w:p>
-        </w:tc>
-        <w:tc>
-          <w:tcPr>
-            <w:tcW w:type="dxa" w:w="1728"/>
-            <w:vAlign w:val="center"/>
-          </w:tcPr>
-          <w:p>
-            <w:r>
-              <w:rPr>
-                <w:sz w:val="14"/>
-              </w:rPr>
-              <w:t>465</w:t>
-            </w:r>
-          </w:p>
-        </w:tc>
-      </w:tr>
-      <w:tr>
-        <w:tc>
-          <w:tcPr>
-            <w:tcW w:type="dxa" w:w="1728"/>
-            <w:vAlign w:val="center"/>
-          </w:tcPr>
-          <w:p>
-            <w:r>
-              <w:rPr>
-                <w:sz w:val="14"/>
-              </w:rPr>
-              <w:t>smoking_status</w:t>
-            </w:r>
-          </w:p>
-        </w:tc>
-        <w:tc>
-          <w:tcPr>
-            <w:tcW w:type="dxa" w:w="1728"/>
-            <w:vAlign w:val="center"/>
-          </w:tcPr>
-          <w:p>
-            <w:r>
-              <w:rPr>
-                <w:sz w:val="14"/>
-              </w:rPr>
-              <w:t>smoking_status</w:t>
-            </w:r>
-          </w:p>
-        </w:tc>
-        <w:tc>
-          <w:tcPr>
-            <w:tcW w:type="dxa" w:w="1728"/>
-            <w:vAlign w:val="center"/>
-          </w:tcPr>
-          <w:p>
-            <w:r>
-              <w:rPr>
-                <w:sz w:val="14"/>
-              </w:rPr>
-              <w:t>str</w:t>
-            </w:r>
-          </w:p>
-        </w:tc>
-        <w:tc>
-          <w:tcPr>
-            <w:tcW w:type="dxa" w:w="1728"/>
-            <w:vAlign w:val="center"/>
-          </w:tcPr>
-          <w:p>
-            <w:r>
-              <w:rPr>
-                <w:sz w:val="14"/>
-              </w:rPr>
-              <w:t>0</w:t>
-            </w:r>
-          </w:p>
-        </w:tc>
-        <w:tc>
-          <w:tcPr>
-            <w:tcW w:type="dxa" w:w="1728"/>
-            <w:vAlign w:val="center"/>
-          </w:tcPr>
-          <w:p>
-            <w:r>
-              <w:rPr>
-                <w:sz w:val="14"/>
-              </w:rPr>
-              <w:t>4</w:t>
-            </w:r>
-          </w:p>
-        </w:tc>
-      </w:tr>
-      <w:tr>
-        <w:tc>
-          <w:tcPr>
-            <w:tcW w:type="dxa" w:w="1728"/>
-            <w:vAlign w:val="center"/>
-          </w:tcPr>
-          <w:p>
-            <w:r>
-              <w:rPr>
-                <w:sz w:val="14"/>
-              </w:rPr>
-              <w:t>Year_last_admitted</w:t>
-            </w:r>
-          </w:p>
-        </w:tc>
-        <w:tc>
-          <w:tcPr>
-            <w:tcW w:type="dxa" w:w="1728"/>
-            <w:vAlign w:val="center"/>
-          </w:tcPr>
-          <w:p>
-            <w:r>
-              <w:rPr>
-                <w:sz w:val="14"/>
-              </w:rPr>
-              <w:t>Year_last_admitted</w:t>
-            </w:r>
-          </w:p>
-        </w:tc>
-        <w:tc>
-          <w:tcPr>
-            <w:tcW w:type="dxa" w:w="1728"/>
-            <w:vAlign w:val="center"/>
-          </w:tcPr>
-          <w:p>
-            <w:r>
-              <w:rPr>
-                <w:sz w:val="14"/>
-              </w:rPr>
-              <w:t>float64</w:t>
-            </w:r>
-          </w:p>
-        </w:tc>
-        <w:tc>
-          <w:tcPr>
-            <w:tcW w:type="dxa" w:w="1728"/>
-            <w:vAlign w:val="center"/>
-          </w:tcPr>
-          <w:p>
-            <w:r>
-              <w:rPr>
-                <w:sz w:val="14"/>
-              </w:rPr>
-              <w:t>11881</w:t>
-            </w:r>
-          </w:p>
-        </w:tc>
-        <w:tc>
-          <w:tcPr>
-            <w:tcW w:type="dxa" w:w="1728"/>
-            <w:vAlign w:val="center"/>
-          </w:tcPr>
-          <w:p>
-            <w:r>
-              <w:rPr>
-                <w:sz w:val="14"/>
-              </w:rPr>
-              <w:t>29</w:t>
-            </w:r>
-          </w:p>
-        </w:tc>
-      </w:tr>
-      <w:tr>
-        <w:tc>
-          <w:tcPr>
-            <w:tcW w:type="dxa" w:w="1728"/>
-            <w:vAlign w:val="center"/>
-          </w:tcPr>
-          <w:p>
-            <w:r>
-              <w:rPr>
-                <w:sz w:val="14"/>
-              </w:rPr>
-              <w:t>Location</w:t>
-            </w:r>
-          </w:p>
-        </w:tc>
-        <w:tc>
-          <w:tcPr>
-            <w:tcW w:type="dxa" w:w="1728"/>
-            <w:vAlign w:val="center"/>
-          </w:tcPr>
-          <w:p>
-            <w:r>
-              <w:rPr>
-                <w:sz w:val="14"/>
-              </w:rPr>
-              <w:t>Location</w:t>
-            </w:r>
-          </w:p>
-        </w:tc>
-        <w:tc>
-          <w:tcPr>
-            <w:tcW w:type="dxa" w:w="1728"/>
-            <w:vAlign w:val="center"/>
-          </w:tcPr>
-          <w:p>
-            <w:r>
-              <w:rPr>
-                <w:sz w:val="14"/>
-              </w:rPr>
-              <w:t>str</w:t>
-            </w:r>
-          </w:p>
-        </w:tc>
-        <w:tc>
-          <w:tcPr>
-            <w:tcW w:type="dxa" w:w="1728"/>
-            <w:vAlign w:val="center"/>
-          </w:tcPr>
-          <w:p>
-            <w:r>
-              <w:rPr>
-                <w:sz w:val="14"/>
-              </w:rPr>
-              <w:t>0</w:t>
-            </w:r>
-          </w:p>
-        </w:tc>
-        <w:tc>
-          <w:tcPr>
-            <w:tcW w:type="dxa" w:w="1728"/>
-            <w:vAlign w:val="center"/>
-          </w:tcPr>
-          <w:p>
-            <w:r>
-              <w:rPr>
-                <w:sz w:val="14"/>
-              </w:rPr>
-              <w:t>15</w:t>
-            </w:r>
-          </w:p>
-        </w:tc>
-      </w:tr>
-      <w:tr>
-        <w:tc>
-          <w:tcPr>
-            <w:tcW w:type="dxa" w:w="1728"/>
-            <w:vAlign w:val="center"/>
-          </w:tcPr>
-          <w:p>
-            <w:r>
-              <w:rPr>
-                <w:sz w:val="14"/>
-              </w:rPr>
-              <w:t>weight</w:t>
-            </w:r>
-          </w:p>
-        </w:tc>
-        <w:tc>
-          <w:tcPr>
-            <w:tcW w:type="dxa" w:w="1728"/>
-            <w:vAlign w:val="center"/>
-          </w:tcPr>
-          <w:p>
-            <w:r>
-              <w:rPr>
-                <w:sz w:val="14"/>
-              </w:rPr>
-              <w:t>weight</w:t>
-            </w:r>
-          </w:p>
-        </w:tc>
-        <w:tc>
-          <w:tcPr>
-            <w:tcW w:type="dxa" w:w="1728"/>
-            <w:vAlign w:val="center"/>
-          </w:tcPr>
-          <w:p>
-            <w:r>
-              <w:rPr>
-                <w:sz w:val="14"/>
-              </w:rPr>
-              <w:t>int64</w:t>
-            </w:r>
-          </w:p>
-        </w:tc>
-        <w:tc>
-          <w:tcPr>
-            <w:tcW w:type="dxa" w:w="1728"/>
-            <w:vAlign w:val="center"/>
-          </w:tcPr>
-          <w:p>
-            <w:r>
-              <w:rPr>
-                <w:sz w:val="14"/>
-              </w:rPr>
-              <w:t>0</w:t>
-            </w:r>
-          </w:p>
-        </w:tc>
-        <w:tc>
-          <w:tcPr>
-            <w:tcW w:type="dxa" w:w="1728"/>
-            <w:vAlign w:val="center"/>
-          </w:tcPr>
-          <w:p>
-            <w:r>
-              <w:rPr>
-                <w:sz w:val="14"/>
-              </w:rPr>
-              <w:t>45</w:t>
-            </w:r>
-          </w:p>
-        </w:tc>
-      </w:tr>
-      <w:tr>
-        <w:tc>
-          <w:tcPr>
-            <w:tcW w:type="dxa" w:w="1728"/>
-            <w:vAlign w:val="center"/>
-          </w:tcPr>
-          <w:p>
-            <w:r>
-              <w:rPr>
-                <w:sz w:val="14"/>
-              </w:rPr>
-              <w:t>covered_by_any_other_company</w:t>
-            </w:r>
-          </w:p>
-        </w:tc>
-        <w:tc>
-          <w:tcPr>
-            <w:tcW w:type="dxa" w:w="1728"/>
-            <w:vAlign w:val="center"/>
-          </w:tcPr>
-          <w:p>
-            <w:r>
-              <w:rPr>
-                <w:sz w:val="14"/>
-              </w:rPr>
-              <w:t>covered_by_any_other_company</w:t>
-            </w:r>
-          </w:p>
-        </w:tc>
-        <w:tc>
-          <w:tcPr>
-            <w:tcW w:type="dxa" w:w="1728"/>
-            <w:vAlign w:val="center"/>
-          </w:tcPr>
-          <w:p>
-            <w:r>
-              <w:rPr>
-                <w:sz w:val="14"/>
-              </w:rPr>
-              <w:t>str</w:t>
-            </w:r>
-          </w:p>
-        </w:tc>
-        <w:tc>
-          <w:tcPr>
-            <w:tcW w:type="dxa" w:w="1728"/>
-            <w:vAlign w:val="center"/>
-          </w:tcPr>
-          <w:p>
-            <w:r>
-              <w:rPr>
-                <w:sz w:val="14"/>
-              </w:rPr>
-              <w:t>0</w:t>
-            </w:r>
-          </w:p>
-        </w:tc>
-        <w:tc>
-          <w:tcPr>
-            <w:tcW w:type="dxa" w:w="1728"/>
-            <w:vAlign w:val="center"/>
-          </w:tcPr>
-          <w:p>
-            <w:r>
-              <w:rPr>
-                <w:sz w:val="14"/>
-              </w:rPr>
-              <w:t>2</w:t>
-            </w:r>
-          </w:p>
-        </w:tc>
-      </w:tr>
-      <w:tr>
-        <w:tc>
-          <w:tcPr>
-            <w:tcW w:type="dxa" w:w="1728"/>
-            <w:vAlign w:val="center"/>
-          </w:tcPr>
-          <w:p>
-            <w:r>
-              <w:rPr>
-                <w:sz w:val="14"/>
-              </w:rPr>
-              <w:t>Alcohol</w:t>
-            </w:r>
-          </w:p>
-        </w:tc>
-        <w:tc>
-          <w:tcPr>
-            <w:tcW w:type="dxa" w:w="1728"/>
-            <w:vAlign w:val="center"/>
-          </w:tcPr>
-          <w:p>
-            <w:r>
-              <w:rPr>
-                <w:sz w:val="14"/>
-              </w:rPr>
-              <w:t>Alcohol</w:t>
-            </w:r>
-          </w:p>
-        </w:tc>
-        <w:tc>
-          <w:tcPr>
-            <w:tcW w:type="dxa" w:w="1728"/>
-            <w:vAlign w:val="center"/>
-          </w:tcPr>
-          <w:p>
-            <w:r>
-              <w:rPr>
-                <w:sz w:val="14"/>
-              </w:rPr>
-              <w:t>str</w:t>
-            </w:r>
-          </w:p>
-        </w:tc>
-        <w:tc>
-          <w:tcPr>
-            <w:tcW w:type="dxa" w:w="1728"/>
-            <w:vAlign w:val="center"/>
-          </w:tcPr>
-          <w:p>
-            <w:r>
-              <w:rPr>
-                <w:sz w:val="14"/>
-              </w:rPr>
-              <w:t>0</w:t>
-            </w:r>
-          </w:p>
-        </w:tc>
-        <w:tc>
-          <w:tcPr>
-            <w:tcW w:type="dxa" w:w="1728"/>
-            <w:vAlign w:val="center"/>
-          </w:tcPr>
-          <w:p>
-            <w:r>
-              <w:rPr>
-                <w:sz w:val="14"/>
-              </w:rPr>
-              <w:t>3</w:t>
-            </w:r>
-          </w:p>
-        </w:tc>
-      </w:tr>
-      <w:tr>
-        <w:tc>
-          <w:tcPr>
-            <w:tcW w:type="dxa" w:w="1728"/>
-            <w:vAlign w:val="center"/>
-          </w:tcPr>
-          <w:p>
-            <w:r>
-              <w:rPr>
-                <w:sz w:val="14"/>
-              </w:rPr>
-              <w:t>exercise</w:t>
-            </w:r>
-          </w:p>
-        </w:tc>
-        <w:tc>
-          <w:tcPr>
-            <w:tcW w:type="dxa" w:w="1728"/>
-            <w:vAlign w:val="center"/>
-          </w:tcPr>
-          <w:p>
-            <w:r>
-              <w:rPr>
-                <w:sz w:val="14"/>
-              </w:rPr>
-              <w:t>exercise</w:t>
-            </w:r>
-          </w:p>
-        </w:tc>
-        <w:tc>
-          <w:tcPr>
-            <w:tcW w:type="dxa" w:w="1728"/>
-            <w:vAlign w:val="center"/>
-          </w:tcPr>
-          <w:p>
-            <w:r>
-              <w:rPr>
-                <w:sz w:val="14"/>
-              </w:rPr>
-              <w:t>str</w:t>
-            </w:r>
-          </w:p>
-        </w:tc>
-        <w:tc>
-          <w:tcPr>
-            <w:tcW w:type="dxa" w:w="1728"/>
-            <w:vAlign w:val="center"/>
-          </w:tcPr>
-          <w:p>
-            <w:r>
-              <w:rPr>
-                <w:sz w:val="14"/>
-              </w:rPr>
-              <w:t>0</w:t>
-            </w:r>
-          </w:p>
-        </w:tc>
-        <w:tc>
-          <w:tcPr>
-            <w:tcW w:type="dxa" w:w="1728"/>
-            <w:vAlign w:val="center"/>
-          </w:tcPr>
-          <w:p>
-            <w:r>
-              <w:rPr>
-                <w:sz w:val="14"/>
-              </w:rPr>
-              <w:t>3</w:t>
-            </w:r>
-          </w:p>
-        </w:tc>
-      </w:tr>
-      <w:tr>
-        <w:tc>
-          <w:tcPr>
-            <w:tcW w:type="dxa" w:w="1728"/>
-            <w:vAlign w:val="center"/>
-          </w:tcPr>
-          <w:p>
-            <w:r>
-              <w:rPr>
-                <w:sz w:val="14"/>
-              </w:rPr>
-              <w:t>weight_change_in_last_one_year</w:t>
-            </w:r>
-          </w:p>
-        </w:tc>
-        <w:tc>
-          <w:tcPr>
-            <w:tcW w:type="dxa" w:w="1728"/>
-            <w:vAlign w:val="center"/>
-          </w:tcPr>
-          <w:p>
-            <w:r>
-              <w:rPr>
-                <w:sz w:val="14"/>
-              </w:rPr>
-              <w:t>weight_change_in_last_one_year</w:t>
-            </w:r>
-          </w:p>
-        </w:tc>
-        <w:tc>
-          <w:tcPr>
-            <w:tcW w:type="dxa" w:w="1728"/>
-            <w:vAlign w:val="center"/>
-          </w:tcPr>
-          <w:p>
-            <w:r>
-              <w:rPr>
-                <w:sz w:val="14"/>
-              </w:rPr>
-              <w:t>int64</w:t>
-            </w:r>
-          </w:p>
-        </w:tc>
-        <w:tc>
-          <w:tcPr>
-            <w:tcW w:type="dxa" w:w="1728"/>
-            <w:vAlign w:val="center"/>
-          </w:tcPr>
-          <w:p>
-            <w:r>
-              <w:rPr>
-                <w:sz w:val="14"/>
-              </w:rPr>
-              <w:t>0</w:t>
-            </w:r>
-          </w:p>
-        </w:tc>
-        <w:tc>
-          <w:tcPr>
-            <w:tcW w:type="dxa" w:w="1728"/>
-            <w:vAlign w:val="center"/>
-          </w:tcPr>
-          <w:p>
-            <w:r>
-              <w:rPr>
-                <w:sz w:val="14"/>
-              </w:rPr>
-              <w:t>7</w:t>
-            </w:r>
-          </w:p>
-        </w:tc>
-      </w:tr>
-      <w:tr>
-        <w:tc>
-          <w:tcPr>
-            <w:tcW w:type="dxa" w:w="1728"/>
-            <w:vAlign w:val="center"/>
-          </w:tcPr>
-          <w:p>
-            <w:r>
-              <w:rPr>
-                <w:sz w:val="14"/>
-              </w:rPr>
-              <w:t>fat_percentage</w:t>
-            </w:r>
-          </w:p>
-        </w:tc>
-        <w:tc>
-          <w:tcPr>
-            <w:tcW w:type="dxa" w:w="1728"/>
-            <w:vAlign w:val="center"/>
-          </w:tcPr>
-          <w:p>
-            <w:r>
-              <w:rPr>
-                <w:sz w:val="14"/>
-              </w:rPr>
-              <w:t>fat_percentage</w:t>
-            </w:r>
-          </w:p>
-        </w:tc>
-        <w:tc>
-          <w:tcPr>
-            <w:tcW w:type="dxa" w:w="1728"/>
-            <w:vAlign w:val="center"/>
-          </w:tcPr>
-          <w:p>
-            <w:r>
-              <w:rPr>
-                <w:sz w:val="14"/>
-              </w:rPr>
-              <w:t>int64</w:t>
-            </w:r>
-          </w:p>
-        </w:tc>
-        <w:tc>
-          <w:tcPr>
-            <w:tcW w:type="dxa" w:w="1728"/>
-            <w:vAlign w:val="center"/>
-          </w:tcPr>
-          <w:p>
-            <w:r>
-              <w:rPr>
-                <w:sz w:val="14"/>
-              </w:rPr>
-              <w:t>0</w:t>
-            </w:r>
-          </w:p>
-        </w:tc>
-        <w:tc>
-          <w:tcPr>
-            <w:tcW w:type="dxa" w:w="1728"/>
-            <w:vAlign w:val="center"/>
-          </w:tcPr>
-          <w:p>
-            <w:r>
-              <w:rPr>
-                <w:sz w:val="14"/>
-              </w:rPr>
-              <w:t>32</w:t>
-            </w:r>
-          </w:p>
-        </w:tc>
-      </w:tr>
-      <w:tr>
-        <w:tc>
-          <w:tcPr>
-            <w:tcW w:type="dxa" w:w="1728"/>
-            <w:vAlign w:val="center"/>
-          </w:tcPr>
-          <w:p>
-            <w:r>
-              <w:rPr>
-                <w:sz w:val="14"/>
-              </w:rPr>
-              <w:t>insurance_cost</w:t>
-            </w:r>
-          </w:p>
-        </w:tc>
-        <w:tc>
-          <w:tcPr>
-            <w:tcW w:type="dxa" w:w="1728"/>
-            <w:vAlign w:val="center"/>
-          </w:tcPr>
-          <w:p>
-            <w:r>
-              <w:rPr>
-                <w:sz w:val="14"/>
-              </w:rPr>
-              <w:t>insurance_cost</w:t>
-            </w:r>
-          </w:p>
-        </w:tc>
-        <w:tc>
-          <w:tcPr>
-            <w:tcW w:type="dxa" w:w="1728"/>
-            <w:vAlign w:val="center"/>
-          </w:tcPr>
-          <w:p>
-            <w:r>
-              <w:rPr>
-                <w:sz w:val="14"/>
-              </w:rPr>
-              <w:t>int64</w:t>
-            </w:r>
-          </w:p>
-        </w:tc>
-        <w:tc>
-          <w:tcPr>
-            <w:tcW w:type="dxa" w:w="1728"/>
-            <w:vAlign w:val="center"/>
-          </w:tcPr>
-          <w:p>
-            <w:r>
-              <w:rPr>
-                <w:sz w:val="14"/>
-              </w:rPr>
-              <w:t>0</w:t>
-            </w:r>
-          </w:p>
-        </w:tc>
-        <w:tc>
-          <w:tcPr>
-            <w:tcW w:type="dxa" w:w="1728"/>
-            <w:vAlign w:val="center"/>
-          </w:tcPr>
-          <w:p>
-            <w:r>
-              <w:rPr>
-                <w:sz w:val="14"/>
-              </w:rPr>
-              <w:t>54</w:t>
-            </w:r>
-          </w:p>
-        </w:tc>
-      </w:tr>
-    </w:tbl>
-    <w:p/>
-    <w:tbl>
-      <w:tblPr>
-        <w:tblStyle w:val="TableGrid"/>
-        <w:tblW w:type="auto" w:w="0"/>
-        <w:tblLook w:firstColumn="1" w:firstRow="1" w:lastColumn="0" w:lastRow="0" w:noHBand="0" w:noVBand="1" w:val="04A0"/>
-      </w:tblPr>
-      <w:tblGrid>
-        <w:gridCol w:w="2880"/>
-        <w:gridCol w:w="2880"/>
-        <w:gridCol w:w="2880"/>
-      </w:tblGrid>
-      <w:tr>
-        <w:tc>
-          <w:tcPr>
-            <w:tcW w:type="dxa" w:w="2880"/>
-            <w:shd w:fill="12355B"/>
-          </w:tcPr>
-          <w:p>
-            <w:r>
-              <w:rPr>
-                <w:b/>
-                <w:color w:val="FFFFFF"/>
-                <w:sz w:val="16"/>
-              </w:rPr>
-              <w:t>original</w:t>
-            </w:r>
-          </w:p>
-        </w:tc>
-        <w:tc>
-          <w:tcPr>
-            <w:tcW w:type="dxa" w:w="2880"/>
-            <w:shd w:fill="12355B"/>
-          </w:tcPr>
-          <w:p>
-            <w:r>
-              <w:rPr>
-                <w:b/>
-                <w:color w:val="FFFFFF"/>
-                <w:sz w:val="16"/>
-              </w:rPr>
-              <w:t>cleaned_or_action</w:t>
-            </w:r>
-          </w:p>
-        </w:tc>
-        <w:tc>
-          <w:tcPr>
-            <w:tcW w:type="dxa" w:w="2880"/>
-            <w:shd w:fill="12355B"/>
-          </w:tcPr>
-          <w:p>
-            <w:r>
-              <w:rPr>
-                <w:b/>
-                <w:color w:val="FFFFFF"/>
-                <w:sz w:val="16"/>
-              </w:rPr>
-              <w:t>reason</w:t>
-            </w:r>
-          </w:p>
-        </w:tc>
-      </w:tr>
-      <w:tr>
-        <w:tc>
-          <w:tcPr>
-            <w:tcW w:type="dxa" w:w="2880"/>
-            <w:vAlign w:val="center"/>
-          </w:tcPr>
-          <w:p>
-            <w:r>
-              <w:rPr>
-                <w:sz w:val="16"/>
-              </w:rPr>
-              <w:t>regular_checkup_lasy_year</w:t>
-            </w:r>
-          </w:p>
-        </w:tc>
-        <w:tc>
-          <w:tcPr>
-            <w:tcW w:type="dxa" w:w="2880"/>
-            <w:vAlign w:val="center"/>
-          </w:tcPr>
-          <w:p>
-            <w:r>
-              <w:rPr>
-                <w:sz w:val="16"/>
-              </w:rPr>
-              <w:t>regular_checkup_last_year</w:t>
-            </w:r>
-          </w:p>
-        </w:tc>
-        <w:tc>
-          <w:tcPr>
-            <w:tcW w:type="dxa" w:w="2880"/>
-            <w:vAlign w:val="center"/>
-          </w:tcPr>
-          <w:p>
-            <w:r>
-              <w:rPr>
-                <w:sz w:val="16"/>
-              </w:rPr>
-              <w:t>column typo normalized</w:t>
-            </w:r>
-          </w:p>
-        </w:tc>
-      </w:tr>
-      <w:tr>
-        <w:tc>
-          <w:tcPr>
-            <w:tcW w:type="dxa" w:w="2880"/>
-            <w:vAlign w:val="center"/>
-          </w:tcPr>
-          <w:p>
-            <w:r>
-              <w:rPr>
-                <w:sz w:val="16"/>
-              </w:rPr>
-              <w:t>heart_decs_history</w:t>
-            </w:r>
-          </w:p>
-        </w:tc>
-        <w:tc>
-          <w:tcPr>
-            <w:tcW w:type="dxa" w:w="2880"/>
-            <w:vAlign w:val="center"/>
-          </w:tcPr>
-          <w:p>
-            <w:r>
-              <w:rPr>
-                <w:sz w:val="16"/>
-              </w:rPr>
-              <w:t>heart_disease_history</w:t>
-            </w:r>
-          </w:p>
-        </w:tc>
-        <w:tc>
-          <w:tcPr>
-            <w:tcW w:type="dxa" w:w="2880"/>
-            <w:vAlign w:val="center"/>
-          </w:tcPr>
-          <w:p>
-            <w:r>
-              <w:rPr>
-                <w:sz w:val="16"/>
-              </w:rPr>
-              <w:t>column typo normalized</w:t>
-            </w:r>
-          </w:p>
-        </w:tc>
-      </w:tr>
-      <w:tr>
-        <w:tc>
-          <w:tcPr>
-            <w:tcW w:type="dxa" w:w="2880"/>
-            <w:vAlign w:val="center"/>
-          </w:tcPr>
-          <w:p>
-            <w:r>
-              <w:rPr>
-                <w:sz w:val="16"/>
-              </w:rPr>
-              <w:t>other_major_decs_history</w:t>
-            </w:r>
-          </w:p>
-        </w:tc>
-        <w:tc>
-          <w:tcPr>
-            <w:tcW w:type="dxa" w:w="2880"/>
-            <w:vAlign w:val="center"/>
-          </w:tcPr>
-          <w:p>
-            <w:r>
-              <w:rPr>
-                <w:sz w:val="16"/>
-              </w:rPr>
-              <w:t>other_major_disease_history</w:t>
-            </w:r>
-          </w:p>
-        </w:tc>
-        <w:tc>
-          <w:tcPr>
-            <w:tcW w:type="dxa" w:w="2880"/>
-            <w:vAlign w:val="center"/>
-          </w:tcPr>
-          <w:p>
-            <w:r>
-              <w:rPr>
-                <w:sz w:val="16"/>
-              </w:rPr>
-              <w:t>column typo normalized</w:t>
-            </w:r>
-          </w:p>
-        </w:tc>
-      </w:tr>
-      <w:tr>
-        <w:tc>
-          <w:tcPr>
-            <w:tcW w:type="dxa" w:w="2880"/>
-            <w:vAlign w:val="center"/>
-          </w:tcPr>
-          <w:p>
-            <w:r>
-              <w:rPr>
-                <w:sz w:val="16"/>
-              </w:rPr>
-              <w:t>Occupation value: Salried</w:t>
-            </w:r>
-          </w:p>
-        </w:tc>
-        <w:tc>
-          <w:tcPr>
-            <w:tcW w:type="dxa" w:w="2880"/>
-            <w:vAlign w:val="center"/>
-          </w:tcPr>
-          <w:p>
-            <w:r>
-              <w:rPr>
-                <w:sz w:val="16"/>
-              </w:rPr>
-              <w:t>Salaried</w:t>
-            </w:r>
-          </w:p>
-        </w:tc>
-        <w:tc>
-          <w:tcPr>
-            <w:tcW w:type="dxa" w:w="2880"/>
-            <w:vAlign w:val="center"/>
-          </w:tcPr>
-          <w:p>
-            <w:r>
-              <w:rPr>
-                <w:sz w:val="16"/>
-              </w:rPr>
-              <w:t>category typo normalized</w:t>
-            </w:r>
-          </w:p>
-        </w:tc>
-      </w:tr>
-      <w:tr>
-        <w:tc>
-          <w:tcPr>
-            <w:tcW w:type="dxa" w:w="2880"/>
-            <w:vAlign w:val="center"/>
-          </w:tcPr>
-          <w:p>
-            <w:r>
-              <w:rPr>
-                <w:sz w:val="16"/>
-              </w:rPr>
-              <w:t>applicant_id</w:t>
-            </w:r>
-          </w:p>
-        </w:tc>
-        <w:tc>
-          <w:tcPr>
-            <w:tcW w:type="dxa" w:w="2880"/>
-            <w:vAlign w:val="center"/>
-          </w:tcPr>
-          <w:p>
-            <w:r>
-              <w:rPr>
-                <w:sz w:val="16"/>
-              </w:rPr>
-              <w:t>dropped from modeling</w:t>
-            </w:r>
-          </w:p>
-        </w:tc>
-        <w:tc>
-          <w:tcPr>
-            <w:tcW w:type="dxa" w:w="2880"/>
-            <w:vAlign w:val="center"/>
-          </w:tcPr>
-          <w:p>
-            <w:r>
-              <w:rPr>
-                <w:sz w:val="16"/>
-              </w:rPr>
-              <w:t>unique identifier, not predictive signal</w:t>
-            </w:r>
-          </w:p>
-        </w:tc>
-      </w:tr>
-    </w:tbl>
-    <w:p/>
-    <w:p>
-      <w:pPr>
-        <w:pStyle w:val="Heading1"/>
-      </w:pPr>
-      <w:r>
-        <w:t>Initial Exploratory Data Analysis</w:t>
+        <w:t>Figure: Distributions and spread of continuous attributes.</w:t>
       </w:r>
     </w:p>
     <w:p>
@@ -2794,7 +1704,7 @@
       <w:r>
         <w:drawing>
           <wp:inline xmlns:a="http://schemas.openxmlformats.org/drawingml/2006/main" xmlns:pic="http://schemas.openxmlformats.org/drawingml/2006/picture">
-            <wp:extent cx="5669280" cy="3367770"/>
+            <wp:extent cx="5029200" cy="5867400"/>
             <wp:docPr id="2" name="Picture 2"/>
             <wp:cNvGraphicFramePr>
               <a:graphicFrameLocks noChangeAspect="1"/>
@@ -2803,11 +1713,11 @@
               <a:graphicData uri="http://schemas.openxmlformats.org/drawingml/2006/picture">
                 <pic:pic>
                   <pic:nvPicPr>
-                    <pic:cNvPr id="0" name="target_distribution.png"/>
+                    <pic:cNvPr id="0" name="univariate_categorical.png"/>
                     <pic:cNvPicPr/>
                   </pic:nvPicPr>
                   <pic:blipFill>
-                    <a:blip r:embed="rId11"/>
+                    <a:blip r:embed="rId10"/>
                     <a:stretch>
                       <a:fillRect/>
                     </a:stretch>
@@ -2815,7 +1725,7 @@
                   <pic:spPr>
                     <a:xfrm>
                       <a:off x="0" y="0"/>
-                      <a:ext cx="5669280" cy="3367770"/>
+                      <a:ext cx="5029200" cy="5867400"/>
                     </a:xfrm>
                     <a:prstGeom prst="rect"/>
                   </pic:spPr>
@@ -2833,10 +1743,9 @@
       <w:r>
         <w:rPr>
           <w:i/>
-          <w:color w:val="6B7280"/>
-          <w:sz w:val="17"/>
+          <w:sz w:val="18"/>
         </w:rPr>
-        <w:t>insurance_cost is mildly right-skewed, with most values between roughly 16k and 37k.</w:t>
+        <w:t>Figure: Category frequencies of categorical attributes.</w:t>
       </w:r>
     </w:p>
     <w:p>
@@ -2846,7 +1755,7 @@
       <w:r>
         <w:drawing>
           <wp:inline xmlns:a="http://schemas.openxmlformats.org/drawingml/2006/main" xmlns:pic="http://schemas.openxmlformats.org/drawingml/2006/picture">
-            <wp:extent cx="5669280" cy="3197345"/>
+            <wp:extent cx="4114800" cy="1714500"/>
             <wp:docPr id="3" name="Picture 3"/>
             <wp:cNvGraphicFramePr>
               <a:graphicFrameLocks noChangeAspect="1"/>
@@ -2855,11 +1764,11 @@
               <a:graphicData uri="http://schemas.openxmlformats.org/drawingml/2006/picture">
                 <pic:pic>
                   <pic:nvPicPr>
-                    <pic:cNvPr id="0" name="target_boxplot.png"/>
+                    <pic:cNvPr id="0" name="missing_values.png"/>
                     <pic:cNvPicPr/>
                   </pic:nvPicPr>
                   <pic:blipFill>
-                    <a:blip r:embed="rId12"/>
+                    <a:blip r:embed="rId11"/>
                     <a:stretch>
                       <a:fillRect/>
                     </a:stretch>
@@ -2867,7 +1776,7 @@
                   <pic:spPr>
                     <a:xfrm>
                       <a:off x="0" y="0"/>
-                      <a:ext cx="5669280" cy="3197345"/>
+                      <a:ext cx="4114800" cy="1714500"/>
                     </a:xfrm>
                     <a:prstGeom prst="rect"/>
                   </pic:spPr>
@@ -2885,388 +1794,14 @@
       <w:r>
         <w:rPr>
           <w:i/>
-          <w:color w:val="6B7280"/>
-          <w:sz w:val="17"/>
+          <w:sz w:val="18"/>
         </w:rPr>
-        <w:t>Target outliers are retained because they are valid high-cost pricing cases.</w:t>
-      </w:r>
-    </w:p>
-    <w:tbl>
-      <w:tblPr>
-        <w:tblStyle w:val="TableGrid"/>
-        <w:tblW w:type="auto" w:w="0"/>
-        <w:tblLook w:firstColumn="1" w:firstRow="1" w:lastColumn="0" w:lastRow="0" w:noHBand="0" w:noVBand="1" w:val="04A0"/>
-      </w:tblPr>
-      <w:tblGrid>
-        <w:gridCol w:w="4320"/>
-        <w:gridCol w:w="4320"/>
-      </w:tblGrid>
-      <w:tr>
-        <w:tc>
-          <w:tcPr>
-            <w:tcW w:type="dxa" w:w="4320"/>
-            <w:shd w:fill="12355B"/>
-          </w:tcPr>
-          <w:p>
-            <w:r>
-              <w:rPr>
-                <w:b/>
-                <w:color w:val="FFFFFF"/>
-                <w:sz w:val="16"/>
-              </w:rPr>
-              <w:t>feature</w:t>
-            </w:r>
-          </w:p>
-        </w:tc>
-        <w:tc>
-          <w:tcPr>
-            <w:tcW w:type="dxa" w:w="4320"/>
-            <w:shd w:fill="12355B"/>
-          </w:tcPr>
-          <w:p>
-            <w:r>
-              <w:rPr>
-                <w:b/>
-                <w:color w:val="FFFFFF"/>
-                <w:sz w:val="16"/>
-              </w:rPr>
-              <w:t>correlation_with_insurance_cost</w:t>
-            </w:r>
-          </w:p>
-        </w:tc>
-      </w:tr>
-      <w:tr>
-        <w:tc>
-          <w:tcPr>
-            <w:tcW w:type="dxa" w:w="4320"/>
-            <w:vAlign w:val="center"/>
-          </w:tcPr>
-          <w:p>
-            <w:r>
-              <w:rPr>
-                <w:sz w:val="16"/>
-              </w:rPr>
-              <w:t>weight</w:t>
-            </w:r>
-          </w:p>
-        </w:tc>
-        <w:tc>
-          <w:tcPr>
-            <w:tcW w:type="dxa" w:w="4320"/>
-            <w:vAlign w:val="center"/>
-          </w:tcPr>
-          <w:p>
-            <w:r>
-              <w:rPr>
-                <w:sz w:val="16"/>
-              </w:rPr>
-              <w:t>0.970</w:t>
-            </w:r>
-          </w:p>
-        </w:tc>
-      </w:tr>
-      <w:tr>
-        <w:tc>
-          <w:tcPr>
-            <w:tcW w:type="dxa" w:w="4320"/>
-            <w:vAlign w:val="center"/>
-          </w:tcPr>
-          <w:p>
-            <w:r>
-              <w:rPr>
-                <w:sz w:val="16"/>
-              </w:rPr>
-              <w:t>years_since_last_admitted</w:t>
-            </w:r>
-          </w:p>
-        </w:tc>
-        <w:tc>
-          <w:tcPr>
-            <w:tcW w:type="dxa" w:w="4320"/>
-            <w:vAlign w:val="center"/>
-          </w:tcPr>
-          <w:p>
-            <w:r>
-              <w:rPr>
-                <w:sz w:val="16"/>
-              </w:rPr>
-              <w:t>0.490</w:t>
-            </w:r>
-          </w:p>
-        </w:tc>
-      </w:tr>
-      <w:tr>
-        <w:tc>
-          <w:tcPr>
-            <w:tcW w:type="dxa" w:w="4320"/>
-            <w:vAlign w:val="center"/>
-          </w:tcPr>
-          <w:p>
-            <w:r>
-              <w:rPr>
-                <w:sz w:val="16"/>
-              </w:rPr>
-              <w:t>regular_checkup_last_year</w:t>
-            </w:r>
-          </w:p>
-        </w:tc>
-        <w:tc>
-          <w:tcPr>
-            <w:tcW w:type="dxa" w:w="4320"/>
-            <w:vAlign w:val="center"/>
-          </w:tcPr>
-          <w:p>
-            <w:r>
-              <w:rPr>
-                <w:sz w:val="16"/>
-              </w:rPr>
-              <w:t>-0.174</w:t>
-            </w:r>
-          </w:p>
-        </w:tc>
-      </w:tr>
-      <w:tr>
-        <w:tc>
-          <w:tcPr>
-            <w:tcW w:type="dxa" w:w="4320"/>
-            <w:vAlign w:val="center"/>
-          </w:tcPr>
-          <w:p>
-            <w:r>
-              <w:rPr>
-                <w:sz w:val="16"/>
-              </w:rPr>
-              <w:t>visited_doctor_last_1_year</w:t>
-            </w:r>
-          </w:p>
-        </w:tc>
-        <w:tc>
-          <w:tcPr>
-            <w:tcW w:type="dxa" w:w="4320"/>
-            <w:vAlign w:val="center"/>
-          </w:tcPr>
-          <w:p>
-            <w:r>
-              <w:rPr>
-                <w:sz w:val="16"/>
-              </w:rPr>
-              <w:t>0.009</w:t>
-            </w:r>
-          </w:p>
-        </w:tc>
-      </w:tr>
-      <w:tr>
-        <w:tc>
-          <w:tcPr>
-            <w:tcW w:type="dxa" w:w="4320"/>
-            <w:vAlign w:val="center"/>
-          </w:tcPr>
-          <w:p>
-            <w:r>
-              <w:rPr>
-                <w:sz w:val="16"/>
-              </w:rPr>
-              <w:t>fat_percentage</w:t>
-            </w:r>
-          </w:p>
-        </w:tc>
-        <w:tc>
-          <w:tcPr>
-            <w:tcW w:type="dxa" w:w="4320"/>
-            <w:vAlign w:val="center"/>
-          </w:tcPr>
-          <w:p>
-            <w:r>
-              <w:rPr>
-                <w:sz w:val="16"/>
-              </w:rPr>
-              <w:t>-0.008</w:t>
-            </w:r>
-          </w:p>
-        </w:tc>
-      </w:tr>
-      <w:tr>
-        <w:tc>
-          <w:tcPr>
-            <w:tcW w:type="dxa" w:w="4320"/>
-            <w:vAlign w:val="center"/>
-          </w:tcPr>
-          <w:p>
-            <w:r>
-              <w:rPr>
-                <w:sz w:val="16"/>
-              </w:rPr>
-              <w:t>bmi_for_analysis</w:t>
-            </w:r>
-          </w:p>
-        </w:tc>
-        <w:tc>
-          <w:tcPr>
-            <w:tcW w:type="dxa" w:w="4320"/>
-            <w:vAlign w:val="center"/>
-          </w:tcPr>
-          <w:p>
-            <w:r>
-              <w:rPr>
-                <w:sz w:val="16"/>
-              </w:rPr>
-              <w:t>-0.008</w:t>
-            </w:r>
-          </w:p>
-        </w:tc>
-      </w:tr>
-      <w:tr>
-        <w:tc>
-          <w:tcPr>
-            <w:tcW w:type="dxa" w:w="4320"/>
-            <w:vAlign w:val="center"/>
-          </w:tcPr>
-          <w:p>
-            <w:r>
-              <w:rPr>
-                <w:sz w:val="16"/>
-              </w:rPr>
-              <w:t>daily_avg_steps</w:t>
-            </w:r>
-          </w:p>
-        </w:tc>
-        <w:tc>
-          <w:tcPr>
-            <w:tcW w:type="dxa" w:w="4320"/>
-            <w:vAlign w:val="center"/>
-          </w:tcPr>
-          <w:p>
-            <w:r>
-              <w:rPr>
-                <w:sz w:val="16"/>
-              </w:rPr>
-              <w:t>-0.007</w:t>
-            </w:r>
-          </w:p>
-        </w:tc>
-      </w:tr>
-      <w:tr>
-        <w:tc>
-          <w:tcPr>
-            <w:tcW w:type="dxa" w:w="4320"/>
-            <w:vAlign w:val="center"/>
-          </w:tcPr>
-          <w:p>
-            <w:r>
-              <w:rPr>
-                <w:sz w:val="16"/>
-              </w:rPr>
-              <w:t>age</w:t>
-            </w:r>
-          </w:p>
-        </w:tc>
-        <w:tc>
-          <w:tcPr>
-            <w:tcW w:type="dxa" w:w="4320"/>
-            <w:vAlign w:val="center"/>
-          </w:tcPr>
-          <w:p>
-            <w:r>
-              <w:rPr>
-                <w:sz w:val="16"/>
-              </w:rPr>
-              <w:t>0.005</w:t>
-            </w:r>
-          </w:p>
-        </w:tc>
-      </w:tr>
-      <w:tr>
-        <w:tc>
-          <w:tcPr>
-            <w:tcW w:type="dxa" w:w="4320"/>
-            <w:vAlign w:val="center"/>
-          </w:tcPr>
-          <w:p>
-            <w:r>
-              <w:rPr>
-                <w:sz w:val="16"/>
-              </w:rPr>
-              <w:t>avg_glucose_level</w:t>
-            </w:r>
-          </w:p>
-        </w:tc>
-        <w:tc>
-          <w:tcPr>
-            <w:tcW w:type="dxa" w:w="4320"/>
-            <w:vAlign w:val="center"/>
-          </w:tcPr>
-          <w:p>
-            <w:r>
-              <w:rPr>
-                <w:sz w:val="16"/>
-              </w:rPr>
-              <w:t>-0.005</w:t>
-            </w:r>
-          </w:p>
-        </w:tc>
-      </w:tr>
-      <w:tr>
-        <w:tc>
-          <w:tcPr>
-            <w:tcW w:type="dxa" w:w="4320"/>
-            <w:vAlign w:val="center"/>
-          </w:tcPr>
-          <w:p>
-            <w:r>
-              <w:rPr>
-                <w:sz w:val="16"/>
-              </w:rPr>
-              <w:t>cholesterol_midpoint</w:t>
-            </w:r>
-          </w:p>
-        </w:tc>
-        <w:tc>
-          <w:tcPr>
-            <w:tcW w:type="dxa" w:w="4320"/>
-            <w:vAlign w:val="center"/>
-          </w:tcPr>
-          <w:p>
-            <w:r>
-              <w:rPr>
-                <w:sz w:val="16"/>
-              </w:rPr>
-              <w:t>-0.001</w:t>
-            </w:r>
-          </w:p>
-        </w:tc>
-      </w:tr>
-    </w:tbl>
-    <w:p/>
-    <w:p>
-      <w:pPr>
-        <w:pStyle w:val="ListBullet"/>
-      </w:pPr>
-      <w:r>
-        <w:t>The target mean and median are nearly equal, while skew is modest at about 0.33.</w:t>
+        <w:t>Figure: Missing values by column (only Year_last_admitted and bmi).</w:t>
       </w:r>
     </w:p>
     <w:p>
-      <w:pPr>
-        <w:pStyle w:val="ListBullet"/>
-      </w:pPr>
       <w:r>
-        <w:t>Categorical variables such as smoking_status, exercise, Alcohol, and other coverage show visible cost differences.</w:t>
-      </w:r>
-    </w:p>
-    <w:p>
-      <w:pPr>
-        <w:pStyle w:val="ListBullet"/>
-      </w:pPr>
-      <w:r>
-        <w:t>No duplicate applicant records were detected.</w:t>
-      </w:r>
-    </w:p>
-    <w:p>
-      <w:pPr>
-        <w:pStyle w:val="ListBullet"/>
-      </w:pPr>
-      <w:r>
-        <w:t>Unknown smoking status is treated as a valid business category rather than a missing value.</w:t>
+        <w:t>Missing-value decision: Year_last_admitted is missing for ~47.5% of applicants, which is meaningful — it indicates no prior hospital admission rather than a random gap. It is therefore re-expressed as engineered features (was_admitted_before, years_since_last_admitted) instead of being dropped or naively imputed. bmi has only ~4% missing and is imputed with the median by (age band, gender) with a global fallback, preserving its distribution.</w:t>
       </w:r>
     </w:p>
     <w:p>
@@ -3282,7 +1817,7 @@
         <w:pStyle w:val="ListBullet"/>
       </w:pPr>
       <w:r>
-        <w:t>Renamed misspelled columns: regular_checkup_lasy_year, heart_decs_history, and other_major_decs_history.</w:t>
+        <w:t>Dropped applicant_id (a unique identifier with no predictive signal); confirmed zero duplicate rows.</w:t>
       </w:r>
     </w:p>
     <w:p>
@@ -3290,7 +1825,7 @@
         <w:pStyle w:val="ListBullet"/>
       </w:pPr>
       <w:r>
-        <w:t>Corrected Occupation value Salried to Salaried.</w:t>
+        <w:t>Corrected the column-name typos and the 'Salried' category typo described above.</w:t>
       </w:r>
     </w:p>
     <w:p>
@@ -3298,7 +1833,7 @@
         <w:pStyle w:val="ListBullet"/>
       </w:pPr>
       <w:r>
-        <w:t>Dropped applicant_id from the modeling feature set because it is a unique identifier.</w:t>
+        <w:t>bmi: imputed by (age_band, Gender) median with global-median fallback, then capped to a plausible 12-60 range to remove unrealistic extremes.</w:t>
       </w:r>
     </w:p>
     <w:p>
@@ -3306,7 +1841,7 @@
         <w:pStyle w:val="ListBullet"/>
       </w:pPr>
       <w:r>
-        <w:t>Imputed BMI using median values by age band and gender for EDA. The sklearn modeling pipeline fits the same logic only on training data.</w:t>
+        <w:t>Year_last_admitted: converted to was_admitted_before (0/1) and years_since_last_admitted (missing coded as no prior admission, recency 0).</w:t>
       </w:r>
     </w:p>
     <w:p>
@@ -3314,7 +1849,7 @@
         <w:pStyle w:val="ListBullet"/>
       </w:pPr>
       <w:r>
-        <w:t>Converted Year_last_admitted into was_admitted_before and years_since_last_admitted using reference_year=2019. Missing admission years are coded as no prior admission with recency 0.</w:t>
+        <w:t>Outliers: reviewed via the IQR rule; target outliers were retained (high premiums can be valid and business-relevant) and only unrealistic bmi values were capped.</w:t>
       </w:r>
     </w:p>
     <w:p>
@@ -3322,7 +1857,7 @@
         <w:pStyle w:val="ListBullet"/>
       </w:pPr>
       <w:r>
-        <w:t>Created cholesterol_midpoint from ordinal cholesterol ranges.</w:t>
+        <w:t>Engineered features: age_band, bmi_category, cholesterol_midpoint, was_admitted_before, years_since_last_admitted, any_major_disease_history, weight_bmi_interaction, steps_per_age.</w:t>
       </w:r>
     </w:p>
     <w:p>
@@ -3330,849 +1865,22 @@
         <w:pStyle w:val="ListBullet"/>
       </w:pPr>
       <w:r>
-        <w:t>Engineered age_band, bmi_category, any_major_disease_history, weight_bmi_interaction, and steps_per_age.</w:t>
+        <w:t>Scaling: numeric features standardised inside a ColumnTransformer and categorical features one-hot encoded; all transformations are fit on the training split only to avoid leakage.</w:t>
       </w:r>
     </w:p>
     <w:p>
       <w:pPr>
-        <w:pStyle w:val="ListBullet"/>
+        <w:pStyle w:val="Heading1"/>
       </w:pPr>
       <w:r>
-        <w:t>Capped extremely high BMI values for analysis at the 99.5th percentile while retaining target outliers.</w:t>
+        <w:t>Extensive Exploratory Data Analysis</w:t>
       </w:r>
     </w:p>
-    <w:tbl>
-      <w:tblPr>
-        <w:tblStyle w:val="TableGrid"/>
-        <w:tblW w:type="auto" w:w="0"/>
-        <w:tblLook w:firstColumn="1" w:firstRow="1" w:lastColumn="0" w:lastRow="0" w:noHBand="0" w:noVBand="1" w:val="04A0"/>
-      </w:tblPr>
-      <w:tblGrid>
-        <w:gridCol w:w="1080"/>
-        <w:gridCol w:w="1080"/>
-        <w:gridCol w:w="1080"/>
-        <w:gridCol w:w="1080"/>
-        <w:gridCol w:w="1080"/>
-        <w:gridCol w:w="1080"/>
-        <w:gridCol w:w="1080"/>
-        <w:gridCol w:w="1080"/>
-      </w:tblGrid>
-      <w:tr>
-        <w:tc>
-          <w:tcPr>
-            <w:tcW w:type="dxa" w:w="1080"/>
-            <w:shd w:fill="12355B"/>
-          </w:tcPr>
-          <w:p>
-            <w:r>
-              <w:rPr>
-                <w:b/>
-                <w:color w:val="FFFFFF"/>
-                <w:sz w:val="16"/>
-              </w:rPr>
-              <w:t>column</w:t>
-            </w:r>
-          </w:p>
-        </w:tc>
-        <w:tc>
-          <w:tcPr>
-            <w:tcW w:type="dxa" w:w="1080"/>
-            <w:shd w:fill="12355B"/>
-          </w:tcPr>
-          <w:p>
-            <w:r>
-              <w:rPr>
-                <w:b/>
-                <w:color w:val="FFFFFF"/>
-                <w:sz w:val="16"/>
-              </w:rPr>
-              <w:t>q1</w:t>
-            </w:r>
-          </w:p>
-        </w:tc>
-        <w:tc>
-          <w:tcPr>
-            <w:tcW w:type="dxa" w:w="1080"/>
-            <w:shd w:fill="12355B"/>
-          </w:tcPr>
-          <w:p>
-            <w:r>
-              <w:rPr>
-                <w:b/>
-                <w:color w:val="FFFFFF"/>
-                <w:sz w:val="16"/>
-              </w:rPr>
-              <w:t>q3</w:t>
-            </w:r>
-          </w:p>
-        </w:tc>
-        <w:tc>
-          <w:tcPr>
-            <w:tcW w:type="dxa" w:w="1080"/>
-            <w:shd w:fill="12355B"/>
-          </w:tcPr>
-          <w:p>
-            <w:r>
-              <w:rPr>
-                <w:b/>
-                <w:color w:val="FFFFFF"/>
-                <w:sz w:val="16"/>
-              </w:rPr>
-              <w:t>iqr</w:t>
-            </w:r>
-          </w:p>
-        </w:tc>
-        <w:tc>
-          <w:tcPr>
-            <w:tcW w:type="dxa" w:w="1080"/>
-            <w:shd w:fill="12355B"/>
-          </w:tcPr>
-          <w:p>
-            <w:r>
-              <w:rPr>
-                <w:b/>
-                <w:color w:val="FFFFFF"/>
-                <w:sz w:val="16"/>
-              </w:rPr>
-              <w:t>lower_fence</w:t>
-            </w:r>
-          </w:p>
-        </w:tc>
-        <w:tc>
-          <w:tcPr>
-            <w:tcW w:type="dxa" w:w="1080"/>
-            <w:shd w:fill="12355B"/>
-          </w:tcPr>
-          <w:p>
-            <w:r>
-              <w:rPr>
-                <w:b/>
-                <w:color w:val="FFFFFF"/>
-                <w:sz w:val="16"/>
-              </w:rPr>
-              <w:t>upper_fence</w:t>
-            </w:r>
-          </w:p>
-        </w:tc>
-        <w:tc>
-          <w:tcPr>
-            <w:tcW w:type="dxa" w:w="1080"/>
-            <w:shd w:fill="12355B"/>
-          </w:tcPr>
-          <w:p>
-            <w:r>
-              <w:rPr>
-                <w:b/>
-                <w:color w:val="FFFFFF"/>
-                <w:sz w:val="16"/>
-              </w:rPr>
-              <w:t>outlier_count</w:t>
-            </w:r>
-          </w:p>
-        </w:tc>
-        <w:tc>
-          <w:tcPr>
-            <w:tcW w:type="dxa" w:w="1080"/>
-            <w:shd w:fill="12355B"/>
-          </w:tcPr>
-          <w:p>
-            <w:r>
-              <w:rPr>
-                <w:b/>
-                <w:color w:val="FFFFFF"/>
-                <w:sz w:val="16"/>
-              </w:rPr>
-              <w:t>outlier_pct</w:t>
-            </w:r>
-          </w:p>
-        </w:tc>
-      </w:tr>
-      <w:tr>
-        <w:tc>
-          <w:tcPr>
-            <w:tcW w:type="dxa" w:w="1080"/>
-            <w:vAlign w:val="center"/>
-          </w:tcPr>
-          <w:p>
-            <w:r>
-              <w:rPr>
-                <w:sz w:val="16"/>
-              </w:rPr>
-              <w:t>bmi</w:t>
-            </w:r>
-          </w:p>
-        </w:tc>
-        <w:tc>
-          <w:tcPr>
-            <w:tcW w:type="dxa" w:w="1080"/>
-            <w:vAlign w:val="center"/>
-          </w:tcPr>
-          <w:p>
-            <w:r>
-              <w:rPr>
-                <w:sz w:val="16"/>
-              </w:rPr>
-              <w:t>26.100</w:t>
-            </w:r>
-          </w:p>
-        </w:tc>
-        <w:tc>
-          <w:tcPr>
-            <w:tcW w:type="dxa" w:w="1080"/>
-            <w:vAlign w:val="center"/>
-          </w:tcPr>
-          <w:p>
-            <w:r>
-              <w:rPr>
-                <w:sz w:val="16"/>
-              </w:rPr>
-              <w:t>35.600</w:t>
-            </w:r>
-          </w:p>
-        </w:tc>
-        <w:tc>
-          <w:tcPr>
-            <w:tcW w:type="dxa" w:w="1080"/>
-            <w:vAlign w:val="center"/>
-          </w:tcPr>
-          <w:p>
-            <w:r>
-              <w:rPr>
-                <w:sz w:val="16"/>
-              </w:rPr>
-              <w:t>9.500</w:t>
-            </w:r>
-          </w:p>
-        </w:tc>
-        <w:tc>
-          <w:tcPr>
-            <w:tcW w:type="dxa" w:w="1080"/>
-            <w:vAlign w:val="center"/>
-          </w:tcPr>
-          <w:p>
-            <w:r>
-              <w:rPr>
-                <w:sz w:val="16"/>
-              </w:rPr>
-              <w:t>11.850</w:t>
-            </w:r>
-          </w:p>
-        </w:tc>
-        <w:tc>
-          <w:tcPr>
-            <w:tcW w:type="dxa" w:w="1080"/>
-            <w:vAlign w:val="center"/>
-          </w:tcPr>
-          <w:p>
-            <w:r>
-              <w:rPr>
-                <w:sz w:val="16"/>
-              </w:rPr>
-              <w:t>49.850</w:t>
-            </w:r>
-          </w:p>
-        </w:tc>
-        <w:tc>
-          <w:tcPr>
-            <w:tcW w:type="dxa" w:w="1080"/>
-            <w:vAlign w:val="center"/>
-          </w:tcPr>
-          <w:p>
-            <w:r>
-              <w:rPr>
-                <w:sz w:val="16"/>
-              </w:rPr>
-              <w:t>549</w:t>
-            </w:r>
-          </w:p>
-        </w:tc>
-        <w:tc>
-          <w:tcPr>
-            <w:tcW w:type="dxa" w:w="1080"/>
-            <w:vAlign w:val="center"/>
-          </w:tcPr>
-          <w:p>
-            <w:r>
-              <w:rPr>
-                <w:sz w:val="16"/>
-              </w:rPr>
-              <w:t>2.290</w:t>
-            </w:r>
-          </w:p>
-        </w:tc>
-      </w:tr>
-      <w:tr>
-        <w:tc>
-          <w:tcPr>
-            <w:tcW w:type="dxa" w:w="1080"/>
-            <w:vAlign w:val="center"/>
-          </w:tcPr>
-          <w:p>
-            <w:r>
-              <w:rPr>
-                <w:sz w:val="16"/>
-              </w:rPr>
-              <w:t>weight</w:t>
-            </w:r>
-          </w:p>
-        </w:tc>
-        <w:tc>
-          <w:tcPr>
-            <w:tcW w:type="dxa" w:w="1080"/>
-            <w:vAlign w:val="center"/>
-          </w:tcPr>
-          <w:p>
-            <w:r>
-              <w:rPr>
-                <w:sz w:val="16"/>
-              </w:rPr>
-              <w:t>64.000</w:t>
-            </w:r>
-          </w:p>
-        </w:tc>
-        <w:tc>
-          <w:tcPr>
-            <w:tcW w:type="dxa" w:w="1080"/>
-            <w:vAlign w:val="center"/>
-          </w:tcPr>
-          <w:p>
-            <w:r>
-              <w:rPr>
-                <w:sz w:val="16"/>
-              </w:rPr>
-              <w:t>78.000</w:t>
-            </w:r>
-          </w:p>
-        </w:tc>
-        <w:tc>
-          <w:tcPr>
-            <w:tcW w:type="dxa" w:w="1080"/>
-            <w:vAlign w:val="center"/>
-          </w:tcPr>
-          <w:p>
-            <w:r>
-              <w:rPr>
-                <w:sz w:val="16"/>
-              </w:rPr>
-              <w:t>14.000</w:t>
-            </w:r>
-          </w:p>
-        </w:tc>
-        <w:tc>
-          <w:tcPr>
-            <w:tcW w:type="dxa" w:w="1080"/>
-            <w:vAlign w:val="center"/>
-          </w:tcPr>
-          <w:p>
-            <w:r>
-              <w:rPr>
-                <w:sz w:val="16"/>
-              </w:rPr>
-              <w:t>43.000</w:t>
-            </w:r>
-          </w:p>
-        </w:tc>
-        <w:tc>
-          <w:tcPr>
-            <w:tcW w:type="dxa" w:w="1080"/>
-            <w:vAlign w:val="center"/>
-          </w:tcPr>
-          <w:p>
-            <w:r>
-              <w:rPr>
-                <w:sz w:val="16"/>
-              </w:rPr>
-              <w:t>99.000</w:t>
-            </w:r>
-          </w:p>
-        </w:tc>
-        <w:tc>
-          <w:tcPr>
-            <w:tcW w:type="dxa" w:w="1080"/>
-            <w:vAlign w:val="center"/>
-          </w:tcPr>
-          <w:p>
-            <w:r>
-              <w:rPr>
-                <w:sz w:val="16"/>
-              </w:rPr>
-              <w:t>0</w:t>
-            </w:r>
-          </w:p>
-        </w:tc>
-        <w:tc>
-          <w:tcPr>
-            <w:tcW w:type="dxa" w:w="1080"/>
-            <w:vAlign w:val="center"/>
-          </w:tcPr>
-          <w:p>
-            <w:r>
-              <w:rPr>
-                <w:sz w:val="16"/>
-              </w:rPr>
-              <w:t>0.000</w:t>
-            </w:r>
-          </w:p>
-        </w:tc>
-      </w:tr>
-      <w:tr>
-        <w:tc>
-          <w:tcPr>
-            <w:tcW w:type="dxa" w:w="1080"/>
-            <w:vAlign w:val="center"/>
-          </w:tcPr>
-          <w:p>
-            <w:r>
-              <w:rPr>
-                <w:sz w:val="16"/>
-              </w:rPr>
-              <w:t>avg_glucose_level</w:t>
-            </w:r>
-          </w:p>
-        </w:tc>
-        <w:tc>
-          <w:tcPr>
-            <w:tcW w:type="dxa" w:w="1080"/>
-            <w:vAlign w:val="center"/>
-          </w:tcPr>
-          <w:p>
-            <w:r>
-              <w:rPr>
-                <w:sz w:val="16"/>
-              </w:rPr>
-              <w:t>113.0</w:t>
-            </w:r>
-          </w:p>
-        </w:tc>
-        <w:tc>
-          <w:tcPr>
-            <w:tcW w:type="dxa" w:w="1080"/>
-            <w:vAlign w:val="center"/>
-          </w:tcPr>
-          <w:p>
-            <w:r>
-              <w:rPr>
-                <w:sz w:val="16"/>
-              </w:rPr>
-              <w:t>222.0</w:t>
-            </w:r>
-          </w:p>
-        </w:tc>
-        <w:tc>
-          <w:tcPr>
-            <w:tcW w:type="dxa" w:w="1080"/>
-            <w:vAlign w:val="center"/>
-          </w:tcPr>
-          <w:p>
-            <w:r>
-              <w:rPr>
-                <w:sz w:val="16"/>
-              </w:rPr>
-              <w:t>109.0</w:t>
-            </w:r>
-          </w:p>
-        </w:tc>
-        <w:tc>
-          <w:tcPr>
-            <w:tcW w:type="dxa" w:w="1080"/>
-            <w:vAlign w:val="center"/>
-          </w:tcPr>
-          <w:p>
-            <w:r>
-              <w:rPr>
-                <w:sz w:val="16"/>
-              </w:rPr>
-              <w:t>-50.500</w:t>
-            </w:r>
-          </w:p>
-        </w:tc>
-        <w:tc>
-          <w:tcPr>
-            <w:tcW w:type="dxa" w:w="1080"/>
-            <w:vAlign w:val="center"/>
-          </w:tcPr>
-          <w:p>
-            <w:r>
-              <w:rPr>
-                <w:sz w:val="16"/>
-              </w:rPr>
-              <w:t>385.5</w:t>
-            </w:r>
-          </w:p>
-        </w:tc>
-        <w:tc>
-          <w:tcPr>
-            <w:tcW w:type="dxa" w:w="1080"/>
-            <w:vAlign w:val="center"/>
-          </w:tcPr>
-          <w:p>
-            <w:r>
-              <w:rPr>
-                <w:sz w:val="16"/>
-              </w:rPr>
-              <w:t>0</w:t>
-            </w:r>
-          </w:p>
-        </w:tc>
-        <w:tc>
-          <w:tcPr>
-            <w:tcW w:type="dxa" w:w="1080"/>
-            <w:vAlign w:val="center"/>
-          </w:tcPr>
-          <w:p>
-            <w:r>
-              <w:rPr>
-                <w:sz w:val="16"/>
-              </w:rPr>
-              <w:t>0.000</w:t>
-            </w:r>
-          </w:p>
-        </w:tc>
-      </w:tr>
-      <w:tr>
-        <w:tc>
-          <w:tcPr>
-            <w:tcW w:type="dxa" w:w="1080"/>
-            <w:vAlign w:val="center"/>
-          </w:tcPr>
-          <w:p>
-            <w:r>
-              <w:rPr>
-                <w:sz w:val="16"/>
-              </w:rPr>
-              <w:t>daily_avg_steps</w:t>
-            </w:r>
-          </w:p>
-        </w:tc>
-        <w:tc>
-          <w:tcPr>
-            <w:tcW w:type="dxa" w:w="1080"/>
-            <w:vAlign w:val="center"/>
-          </w:tcPr>
-          <w:p>
-            <w:r>
-              <w:rPr>
-                <w:sz w:val="16"/>
-              </w:rPr>
-              <w:t>4,543.0</w:t>
-            </w:r>
-          </w:p>
-        </w:tc>
-        <w:tc>
-          <w:tcPr>
-            <w:tcW w:type="dxa" w:w="1080"/>
-            <w:vAlign w:val="center"/>
-          </w:tcPr>
-          <w:p>
-            <w:r>
-              <w:rPr>
-                <w:sz w:val="16"/>
-              </w:rPr>
-              <w:t>5,730.0</w:t>
-            </w:r>
-          </w:p>
-        </w:tc>
-        <w:tc>
-          <w:tcPr>
-            <w:tcW w:type="dxa" w:w="1080"/>
-            <w:vAlign w:val="center"/>
-          </w:tcPr>
-          <w:p>
-            <w:r>
-              <w:rPr>
-                <w:sz w:val="16"/>
-              </w:rPr>
-              <w:t>1,187.0</w:t>
-            </w:r>
-          </w:p>
-        </w:tc>
-        <w:tc>
-          <w:tcPr>
-            <w:tcW w:type="dxa" w:w="1080"/>
-            <w:vAlign w:val="center"/>
-          </w:tcPr>
-          <w:p>
-            <w:r>
-              <w:rPr>
-                <w:sz w:val="16"/>
-              </w:rPr>
-              <w:t>2,762.5</w:t>
-            </w:r>
-          </w:p>
-        </w:tc>
-        <w:tc>
-          <w:tcPr>
-            <w:tcW w:type="dxa" w:w="1080"/>
-            <w:vAlign w:val="center"/>
-          </w:tcPr>
-          <w:p>
-            <w:r>
-              <w:rPr>
-                <w:sz w:val="16"/>
-              </w:rPr>
-              <w:t>7,510.5</w:t>
-            </w:r>
-          </w:p>
-        </w:tc>
-        <w:tc>
-          <w:tcPr>
-            <w:tcW w:type="dxa" w:w="1080"/>
-            <w:vAlign w:val="center"/>
-          </w:tcPr>
-          <w:p>
-            <w:r>
-              <w:rPr>
-                <w:sz w:val="16"/>
-              </w:rPr>
-              <w:t>952</w:t>
-            </w:r>
-          </w:p>
-        </w:tc>
-        <w:tc>
-          <w:tcPr>
-            <w:tcW w:type="dxa" w:w="1080"/>
-            <w:vAlign w:val="center"/>
-          </w:tcPr>
-          <w:p>
-            <w:r>
-              <w:rPr>
-                <w:sz w:val="16"/>
-              </w:rPr>
-              <w:t>3.810</w:t>
-            </w:r>
-          </w:p>
-        </w:tc>
-      </w:tr>
-      <w:tr>
-        <w:tc>
-          <w:tcPr>
-            <w:tcW w:type="dxa" w:w="1080"/>
-            <w:vAlign w:val="center"/>
-          </w:tcPr>
-          <w:p>
-            <w:r>
-              <w:rPr>
-                <w:sz w:val="16"/>
-              </w:rPr>
-              <w:t>fat_percentage</w:t>
-            </w:r>
-          </w:p>
-        </w:tc>
-        <w:tc>
-          <w:tcPr>
-            <w:tcW w:type="dxa" w:w="1080"/>
-            <w:vAlign w:val="center"/>
-          </w:tcPr>
-          <w:p>
-            <w:r>
-              <w:rPr>
-                <w:sz w:val="16"/>
-              </w:rPr>
-              <w:t>21.000</w:t>
-            </w:r>
-          </w:p>
-        </w:tc>
-        <w:tc>
-          <w:tcPr>
-            <w:tcW w:type="dxa" w:w="1080"/>
-            <w:vAlign w:val="center"/>
-          </w:tcPr>
-          <w:p>
-            <w:r>
-              <w:rPr>
-                <w:sz w:val="16"/>
-              </w:rPr>
-              <w:t>36.000</w:t>
-            </w:r>
-          </w:p>
-        </w:tc>
-        <w:tc>
-          <w:tcPr>
-            <w:tcW w:type="dxa" w:w="1080"/>
-            <w:vAlign w:val="center"/>
-          </w:tcPr>
-          <w:p>
-            <w:r>
-              <w:rPr>
-                <w:sz w:val="16"/>
-              </w:rPr>
-              <w:t>15.000</w:t>
-            </w:r>
-          </w:p>
-        </w:tc>
-        <w:tc>
-          <w:tcPr>
-            <w:tcW w:type="dxa" w:w="1080"/>
-            <w:vAlign w:val="center"/>
-          </w:tcPr>
-          <w:p>
-            <w:r>
-              <w:rPr>
-                <w:sz w:val="16"/>
-              </w:rPr>
-              <w:t>-1.500</w:t>
-            </w:r>
-          </w:p>
-        </w:tc>
-        <w:tc>
-          <w:tcPr>
-            <w:tcW w:type="dxa" w:w="1080"/>
-            <w:vAlign w:val="center"/>
-          </w:tcPr>
-          <w:p>
-            <w:r>
-              <w:rPr>
-                <w:sz w:val="16"/>
-              </w:rPr>
-              <w:t>58.500</w:t>
-            </w:r>
-          </w:p>
-        </w:tc>
-        <w:tc>
-          <w:tcPr>
-            <w:tcW w:type="dxa" w:w="1080"/>
-            <w:vAlign w:val="center"/>
-          </w:tcPr>
-          <w:p>
-            <w:r>
-              <w:rPr>
-                <w:sz w:val="16"/>
-              </w:rPr>
-              <w:t>0</w:t>
-            </w:r>
-          </w:p>
-        </w:tc>
-        <w:tc>
-          <w:tcPr>
-            <w:tcW w:type="dxa" w:w="1080"/>
-            <w:vAlign w:val="center"/>
-          </w:tcPr>
-          <w:p>
-            <w:r>
-              <w:rPr>
-                <w:sz w:val="16"/>
-              </w:rPr>
-              <w:t>0.000</w:t>
-            </w:r>
-          </w:p>
-        </w:tc>
-      </w:tr>
-      <w:tr>
-        <w:tc>
-          <w:tcPr>
-            <w:tcW w:type="dxa" w:w="1080"/>
-            <w:vAlign w:val="center"/>
-          </w:tcPr>
-          <w:p>
-            <w:r>
-              <w:rPr>
-                <w:sz w:val="16"/>
-              </w:rPr>
-              <w:t>insurance_cost</w:t>
-            </w:r>
-          </w:p>
-        </w:tc>
-        <w:tc>
-          <w:tcPr>
-            <w:tcW w:type="dxa" w:w="1080"/>
-            <w:vAlign w:val="center"/>
-          </w:tcPr>
-          <w:p>
-            <w:r>
-              <w:rPr>
-                <w:sz w:val="16"/>
-              </w:rPr>
-              <w:t>16,042.0</w:t>
-            </w:r>
-          </w:p>
-        </w:tc>
-        <w:tc>
-          <w:tcPr>
-            <w:tcW w:type="dxa" w:w="1080"/>
-            <w:vAlign w:val="center"/>
-          </w:tcPr>
-          <w:p>
-            <w:r>
-              <w:rPr>
-                <w:sz w:val="16"/>
-              </w:rPr>
-              <w:t>37,020.0</w:t>
-            </w:r>
-          </w:p>
-        </w:tc>
-        <w:tc>
-          <w:tcPr>
-            <w:tcW w:type="dxa" w:w="1080"/>
-            <w:vAlign w:val="center"/>
-          </w:tcPr>
-          <w:p>
-            <w:r>
-              <w:rPr>
-                <w:sz w:val="16"/>
-              </w:rPr>
-              <w:t>20,978.0</w:t>
-            </w:r>
-          </w:p>
-        </w:tc>
-        <w:tc>
-          <w:tcPr>
-            <w:tcW w:type="dxa" w:w="1080"/>
-            <w:vAlign w:val="center"/>
-          </w:tcPr>
-          <w:p>
-            <w:r>
-              <w:rPr>
-                <w:sz w:val="16"/>
-              </w:rPr>
-              <w:t>-15,425.0</w:t>
-            </w:r>
-          </w:p>
-        </w:tc>
-        <w:tc>
-          <w:tcPr>
-            <w:tcW w:type="dxa" w:w="1080"/>
-            <w:vAlign w:val="center"/>
-          </w:tcPr>
-          <w:p>
-            <w:r>
-              <w:rPr>
-                <w:sz w:val="16"/>
-              </w:rPr>
-              <w:t>68,487.0</w:t>
-            </w:r>
-          </w:p>
-        </w:tc>
-        <w:tc>
-          <w:tcPr>
-            <w:tcW w:type="dxa" w:w="1080"/>
-            <w:vAlign w:val="center"/>
-          </w:tcPr>
-          <w:p>
-            <w:r>
-              <w:rPr>
-                <w:sz w:val="16"/>
-              </w:rPr>
-              <w:t>0</w:t>
-            </w:r>
-          </w:p>
-        </w:tc>
-        <w:tc>
-          <w:tcPr>
-            <w:tcW w:type="dxa" w:w="1080"/>
-            <w:vAlign w:val="center"/>
-          </w:tcPr>
-          <w:p>
-            <w:r>
-              <w:rPr>
-                <w:sz w:val="16"/>
-              </w:rPr>
-              <w:t>0.000</w:t>
-            </w:r>
-          </w:p>
-        </w:tc>
-      </w:tr>
-    </w:tbl>
-    <w:p/>
+    <w:p>
+      <w:r>
+        <w:t>Relationships with the target reveal that weight has an unusually strong positive association with insurance_cost, making it the single dominant driver in this dataset. (This is flagged for a plausibility/leakage review before any real-world deployment; it is retained in the model but documented.) Other notable signals: applicants covered by another insurer and those involved in adventure sports show clearly higher median costs, and prior admission history adds useful risk information.</w:t>
+      </w:r>
+    </w:p>
     <w:p>
       <w:pPr>
         <w:jc w:val="center"/>
@@ -4180,7 +1888,7 @@
       <w:r>
         <w:drawing>
           <wp:inline xmlns:a="http://schemas.openxmlformats.org/drawingml/2006/main" xmlns:pic="http://schemas.openxmlformats.org/drawingml/2006/picture">
-            <wp:extent cx="5669280" cy="2988683"/>
+            <wp:extent cx="5029200" cy="4114800"/>
             <wp:docPr id="4" name="Picture 4"/>
             <wp:cNvGraphicFramePr>
               <a:graphicFrameLocks noChangeAspect="1"/>
@@ -4189,11 +1897,11 @@
               <a:graphicData uri="http://schemas.openxmlformats.org/drawingml/2006/picture">
                 <pic:pic>
                   <pic:nvPicPr>
-                    <pic:cNvPr id="0" name="outlier_boxplots.png"/>
+                    <pic:cNvPr id="0" name="correlation_heatmap.png"/>
                     <pic:cNvPicPr/>
                   </pic:nvPicPr>
                   <pic:blipFill>
-                    <a:blip r:embed="rId13"/>
+                    <a:blip r:embed="rId12"/>
                     <a:stretch>
                       <a:fillRect/>
                     </a:stretch>
@@ -4201,7 +1909,7 @@
                   <pic:spPr>
                     <a:xfrm>
                       <a:off x="0" y="0"/>
-                      <a:ext cx="5669280" cy="2988683"/>
+                      <a:ext cx="5029200" cy="4114800"/>
                     </a:xfrm>
                     <a:prstGeom prst="rect"/>
                   </pic:spPr>
@@ -4219,18 +1927,9 @@
       <w:r>
         <w:rPr>
           <w:i/>
-          <w:color w:val="6B7280"/>
-          <w:sz w:val="17"/>
+          <w:sz w:val="18"/>
         </w:rPr>
-        <w:t>IQR outlier review for important numeric variables.</w:t>
-      </w:r>
-    </w:p>
-    <w:p>
-      <w:pPr>
-        <w:pStyle w:val="Heading1"/>
-      </w:pPr>
-      <w:r>
-        <w:t>Extensive Exploratory Data Analysis</w:t>
+        <w:t>Figure: Correlation among numeric and engineered features.</w:t>
       </w:r>
     </w:p>
     <w:p>
@@ -4240,7 +1939,7 @@
       <w:r>
         <w:drawing>
           <wp:inline xmlns:a="http://schemas.openxmlformats.org/drawingml/2006/main" xmlns:pic="http://schemas.openxmlformats.org/drawingml/2006/picture">
-            <wp:extent cx="5669280" cy="4144230"/>
+            <wp:extent cx="5486400" cy="2926080"/>
             <wp:docPr id="5" name="Picture 5"/>
             <wp:cNvGraphicFramePr>
               <a:graphicFrameLocks noChangeAspect="1"/>
@@ -4249,11 +1948,11 @@
               <a:graphicData uri="http://schemas.openxmlformats.org/drawingml/2006/picture">
                 <pic:pic>
                   <pic:nvPicPr>
-                    <pic:cNvPr id="0" name="correlation_heatmap.png"/>
+                    <pic:cNvPr id="0" name="scatter_vs_target.png"/>
                     <pic:cNvPicPr/>
                   </pic:nvPicPr>
                   <pic:blipFill>
-                    <a:blip r:embed="rId14"/>
+                    <a:blip r:embed="rId13"/>
                     <a:stretch>
                       <a:fillRect/>
                     </a:stretch>
@@ -4261,7 +1960,7 @@
                   <pic:spPr>
                     <a:xfrm>
                       <a:off x="0" y="0"/>
-                      <a:ext cx="5669280" cy="4144230"/>
+                      <a:ext cx="5486400" cy="2926080"/>
                     </a:xfrm>
                     <a:prstGeom prst="rect"/>
                   </pic:spPr>
@@ -4279,10 +1978,9 @@
       <w:r>
         <w:rPr>
           <w:i/>
-          <w:color w:val="6B7280"/>
-          <w:sz w:val="17"/>
+          <w:sz w:val="18"/>
         </w:rPr>
-        <w:t>Correlation view across numeric and engineered variables.</w:t>
+        <w:t>Figure: Insurance cost versus key numeric drivers.</w:t>
       </w:r>
     </w:p>
     <w:p>
@@ -4292,7 +1990,7 @@
       <w:r>
         <w:drawing>
           <wp:inline xmlns:a="http://schemas.openxmlformats.org/drawingml/2006/main" xmlns:pic="http://schemas.openxmlformats.org/drawingml/2006/picture">
-            <wp:extent cx="5669280" cy="3592118"/>
+            <wp:extent cx="5486400" cy="2926080"/>
             <wp:docPr id="6" name="Picture 6"/>
             <wp:cNvGraphicFramePr>
               <a:graphicFrameLocks noChangeAspect="1"/>
@@ -4301,11 +1999,11 @@
               <a:graphicData uri="http://schemas.openxmlformats.org/drawingml/2006/picture">
                 <pic:pic>
                   <pic:nvPicPr>
-                    <pic:cNvPr id="0" name="cost_vs_weight.png"/>
+                    <pic:cNvPr id="0" name="boxplots_by_category.png"/>
                     <pic:cNvPicPr/>
                   </pic:nvPicPr>
                   <pic:blipFill>
-                    <a:blip r:embed="rId15"/>
+                    <a:blip r:embed="rId14"/>
                     <a:stretch>
                       <a:fillRect/>
                     </a:stretch>
@@ -4313,7 +2011,7 @@
                   <pic:spPr>
                     <a:xfrm>
                       <a:off x="0" y="0"/>
-                      <a:ext cx="5669280" cy="3592118"/>
+                      <a:ext cx="5486400" cy="2926080"/>
                     </a:xfrm>
                     <a:prstGeom prst="rect"/>
                   </pic:spPr>
@@ -4331,242 +2029,14 @@
       <w:r>
         <w:rPr>
           <w:i/>
-          <w:color w:val="6B7280"/>
-          <w:sz w:val="17"/>
+          <w:sz w:val="18"/>
         </w:rPr>
-        <w:t>Cost generally rises with weight, though the relationship is not purely linear.</w:t>
+        <w:t>Figure: Insurance cost distribution across key categories.</w:t>
       </w:r>
     </w:p>
     <w:p>
-      <w:pPr>
-        <w:jc w:val="center"/>
-      </w:pPr>
       <w:r>
-        <w:drawing>
-          <wp:inline xmlns:a="http://schemas.openxmlformats.org/drawingml/2006/main" xmlns:pic="http://schemas.openxmlformats.org/drawingml/2006/picture">
-            <wp:extent cx="5669280" cy="3590544"/>
-            <wp:docPr id="7" name="Picture 7"/>
-            <wp:cNvGraphicFramePr>
-              <a:graphicFrameLocks noChangeAspect="1"/>
-            </wp:cNvGraphicFramePr>
-            <a:graphic>
-              <a:graphicData uri="http://schemas.openxmlformats.org/drawingml/2006/picture">
-                <pic:pic>
-                  <pic:nvPicPr>
-                    <pic:cNvPr id="0" name="cost_vs_years_since_admitted.png"/>
-                    <pic:cNvPicPr/>
-                  </pic:nvPicPr>
-                  <pic:blipFill>
-                    <a:blip r:embed="rId16"/>
-                    <a:stretch>
-                      <a:fillRect/>
-                    </a:stretch>
-                  </pic:blipFill>
-                  <pic:spPr>
-                    <a:xfrm>
-                      <a:off x="0" y="0"/>
-                      <a:ext cx="5669280" cy="3590544"/>
-                    </a:xfrm>
-                    <a:prstGeom prst="rect"/>
-                  </pic:spPr>
-                </pic:pic>
-              </a:graphicData>
-            </a:graphic>
-          </wp:inline>
-        </w:drawing>
-      </w:r>
-    </w:p>
-    <w:p>
-      <w:pPr>
-        <w:jc w:val="center"/>
-      </w:pPr>
-      <w:r>
-        <w:rPr>
-          <w:i/>
-          <w:color w:val="6B7280"/>
-          <w:sz w:val="17"/>
-        </w:rPr>
-        <w:t>Admission recency provides a useful risk-history signal.</w:t>
-      </w:r>
-    </w:p>
-    <w:p>
-      <w:pPr>
-        <w:jc w:val="center"/>
-      </w:pPr>
-      <w:r>
-        <w:drawing>
-          <wp:inline xmlns:a="http://schemas.openxmlformats.org/drawingml/2006/main" xmlns:pic="http://schemas.openxmlformats.org/drawingml/2006/picture">
-            <wp:extent cx="5669280" cy="3358978"/>
-            <wp:docPr id="8" name="Picture 8"/>
-            <wp:cNvGraphicFramePr>
-              <a:graphicFrameLocks noChangeAspect="1"/>
-            </wp:cNvGraphicFramePr>
-            <a:graphic>
-              <a:graphicData uri="http://schemas.openxmlformats.org/drawingml/2006/picture">
-                <pic:pic>
-                  <pic:nvPicPr>
-                    <pic:cNvPr id="0" name="cost_by_smoking.png"/>
-                    <pic:cNvPicPr/>
-                  </pic:nvPicPr>
-                  <pic:blipFill>
-                    <a:blip r:embed="rId17"/>
-                    <a:stretch>
-                      <a:fillRect/>
-                    </a:stretch>
-                  </pic:blipFill>
-                  <pic:spPr>
-                    <a:xfrm>
-                      <a:off x="0" y="0"/>
-                      <a:ext cx="5669280" cy="3358978"/>
-                    </a:xfrm>
-                    <a:prstGeom prst="rect"/>
-                  </pic:spPr>
-                </pic:pic>
-              </a:graphicData>
-            </a:graphic>
-          </wp:inline>
-        </w:drawing>
-      </w:r>
-    </w:p>
-    <w:p>
-      <w:pPr>
-        <w:jc w:val="center"/>
-      </w:pPr>
-      <w:r>
-        <w:rPr>
-          <w:i/>
-          <w:color w:val="6B7280"/>
-          <w:sz w:val="17"/>
-        </w:rPr>
-        <w:t>Smoking status segments differ in expected insurance cost.</w:t>
-      </w:r>
-    </w:p>
-    <w:p>
-      <w:pPr>
-        <w:jc w:val="center"/>
-      </w:pPr>
-      <w:r>
-        <w:drawing>
-          <wp:inline xmlns:a="http://schemas.openxmlformats.org/drawingml/2006/main" xmlns:pic="http://schemas.openxmlformats.org/drawingml/2006/picture">
-            <wp:extent cx="5669280" cy="3362996"/>
-            <wp:docPr id="9" name="Picture 9"/>
-            <wp:cNvGraphicFramePr>
-              <a:graphicFrameLocks noChangeAspect="1"/>
-            </wp:cNvGraphicFramePr>
-            <a:graphic>
-              <a:graphicData uri="http://schemas.openxmlformats.org/drawingml/2006/picture">
-                <pic:pic>
-                  <pic:nvPicPr>
-                    <pic:cNvPr id="0" name="cost_by_exercise.png"/>
-                    <pic:cNvPicPr/>
-                  </pic:nvPicPr>
-                  <pic:blipFill>
-                    <a:blip r:embed="rId18"/>
-                    <a:stretch>
-                      <a:fillRect/>
-                    </a:stretch>
-                  </pic:blipFill>
-                  <pic:spPr>
-                    <a:xfrm>
-                      <a:off x="0" y="0"/>
-                      <a:ext cx="5669280" cy="3362996"/>
-                    </a:xfrm>
-                    <a:prstGeom prst="rect"/>
-                  </pic:spPr>
-                </pic:pic>
-              </a:graphicData>
-            </a:graphic>
-          </wp:inline>
-        </w:drawing>
-      </w:r>
-    </w:p>
-    <w:p>
-      <w:pPr>
-        <w:jc w:val="center"/>
-      </w:pPr>
-      <w:r>
-        <w:rPr>
-          <w:i/>
-          <w:color w:val="6B7280"/>
-          <w:sz w:val="17"/>
-        </w:rPr>
-        <w:t>Exercise behavior is associated with different premium distributions.</w:t>
-      </w:r>
-    </w:p>
-    <w:p>
-      <w:pPr>
-        <w:jc w:val="center"/>
-      </w:pPr>
-      <w:r>
-        <w:drawing>
-          <wp:inline xmlns:a="http://schemas.openxmlformats.org/drawingml/2006/main" xmlns:pic="http://schemas.openxmlformats.org/drawingml/2006/picture">
-            <wp:extent cx="5669280" cy="3358978"/>
-            <wp:docPr id="10" name="Picture 10"/>
-            <wp:cNvGraphicFramePr>
-              <a:graphicFrameLocks noChangeAspect="1"/>
-            </wp:cNvGraphicFramePr>
-            <a:graphic>
-              <a:graphicData uri="http://schemas.openxmlformats.org/drawingml/2006/picture">
-                <pic:pic>
-                  <pic:nvPicPr>
-                    <pic:cNvPr id="0" name="cost_by_disease_history.png"/>
-                    <pic:cNvPicPr/>
-                  </pic:nvPicPr>
-                  <pic:blipFill>
-                    <a:blip r:embed="rId19"/>
-                    <a:stretch>
-                      <a:fillRect/>
-                    </a:stretch>
-                  </pic:blipFill>
-                  <pic:spPr>
-                    <a:xfrm>
-                      <a:off x="0" y="0"/>
-                      <a:ext cx="5669280" cy="3358978"/>
-                    </a:xfrm>
-                    <a:prstGeom prst="rect"/>
-                  </pic:spPr>
-                </pic:pic>
-              </a:graphicData>
-            </a:graphic>
-          </wp:inline>
-        </w:drawing>
-      </w:r>
-    </w:p>
-    <w:p>
-      <w:pPr>
-        <w:jc w:val="center"/>
-      </w:pPr>
-      <w:r>
-        <w:rPr>
-          <w:i/>
-          <w:color w:val="6B7280"/>
-          <w:sz w:val="17"/>
-        </w:rPr>
-        <w:t>Disease-history flags are associated with higher premium levels.</w:t>
-      </w:r>
-    </w:p>
-    <w:p>
-      <w:pPr>
-        <w:pStyle w:val="ListBullet"/>
-      </w:pPr>
-      <w:r>
-        <w:t>Higher-risk health behavior and history categories should be tested in nonlinear models, because group differences are not uniform across all applicants.</w:t>
-      </w:r>
-    </w:p>
-    <w:p>
-      <w:pPr>
-        <w:pStyle w:val="ListBullet"/>
-      </w:pPr>
-      <w:r>
-        <w:t>BMI, weight, glucose, and fat percentage are related but not interchangeable; multicollinearity should be handled by regularization or tree ensembles rather than manually dropping fields too early.</w:t>
-      </w:r>
-    </w:p>
-    <w:p>
-      <w:pPr>
-        <w:pStyle w:val="ListBullet"/>
-      </w:pPr>
-      <w:r>
-        <w:t>Other coverage and admission-history features may reflect customer risk profile and require careful business interpretation.</w:t>
+        <w:t>Summary: after schema fixes the data is clean, with only two columns needing missing-value treatment. EDA identifies weight, admission history, other-insurer coverage, and preventive checkups as the strongest cost signals. The preprocessing and feature-engineering pipeline produced here is reusable for the Milestone 2 modeling stage.</w:t>
       </w:r>
     </w:p>
     <w:p>
@@ -4578,1335 +2048,11 @@
       </w:r>
     </w:p>
     <w:p>
-      <w:pPr>
-        <w:pStyle w:val="Heading2"/>
-      </w:pPr>
       <w:r>
-        <w:t>Selected Group Summaries</w:t>
-      </w:r>
-    </w:p>
-    <w:p>
-      <w:pPr>
-        <w:pStyle w:val="Heading3"/>
-      </w:pPr>
-      <w:r>
-        <w:t>smoking_status</w:t>
-      </w:r>
-    </w:p>
-    <w:tbl>
-      <w:tblPr>
-        <w:tblStyle w:val="TableGrid"/>
-        <w:tblW w:type="auto" w:w="0"/>
-        <w:tblLook w:firstColumn="1" w:firstRow="1" w:lastColumn="0" w:lastRow="0" w:noHBand="0" w:noVBand="1" w:val="04A0"/>
-      </w:tblPr>
-      <w:tblGrid>
-        <w:gridCol w:w="2160"/>
-        <w:gridCol w:w="2160"/>
-        <w:gridCol w:w="2160"/>
-        <w:gridCol w:w="2160"/>
-      </w:tblGrid>
-      <w:tr>
-        <w:tc>
-          <w:tcPr>
-            <w:tcW w:type="dxa" w:w="2160"/>
-            <w:shd w:fill="12355B"/>
-          </w:tcPr>
-          <w:p>
-            <w:r>
-              <w:rPr>
-                <w:b/>
-                <w:color w:val="FFFFFF"/>
-                <w:sz w:val="16"/>
-              </w:rPr>
-              <w:t>smoking_status</w:t>
-            </w:r>
-          </w:p>
-        </w:tc>
-        <w:tc>
-          <w:tcPr>
-            <w:tcW w:type="dxa" w:w="2160"/>
-            <w:shd w:fill="12355B"/>
-          </w:tcPr>
-          <w:p>
-            <w:r>
-              <w:rPr>
-                <w:b/>
-                <w:color w:val="FFFFFF"/>
-                <w:sz w:val="16"/>
-              </w:rPr>
-              <w:t>count</w:t>
-            </w:r>
-          </w:p>
-        </w:tc>
-        <w:tc>
-          <w:tcPr>
-            <w:tcW w:type="dxa" w:w="2160"/>
-            <w:shd w:fill="12355B"/>
-          </w:tcPr>
-          <w:p>
-            <w:r>
-              <w:rPr>
-                <w:b/>
-                <w:color w:val="FFFFFF"/>
-                <w:sz w:val="16"/>
-              </w:rPr>
-              <w:t>mean</w:t>
-            </w:r>
-          </w:p>
-        </w:tc>
-        <w:tc>
-          <w:tcPr>
-            <w:tcW w:type="dxa" w:w="2160"/>
-            <w:shd w:fill="12355B"/>
-          </w:tcPr>
-          <w:p>
-            <w:r>
-              <w:rPr>
-                <w:b/>
-                <w:color w:val="FFFFFF"/>
-                <w:sz w:val="16"/>
-              </w:rPr>
-              <w:t>median</w:t>
-            </w:r>
-          </w:p>
-        </w:tc>
-      </w:tr>
-      <w:tr>
-        <w:tc>
-          <w:tcPr>
-            <w:tcW w:type="dxa" w:w="2160"/>
-            <w:vAlign w:val="center"/>
-          </w:tcPr>
-          <w:p>
-            <w:r>
-              <w:rPr>
-                <w:sz w:val="16"/>
-              </w:rPr>
-              <w:t>Unknown</w:t>
-            </w:r>
-          </w:p>
-        </w:tc>
-        <w:tc>
-          <w:tcPr>
-            <w:tcW w:type="dxa" w:w="2160"/>
-            <w:vAlign w:val="center"/>
-          </w:tcPr>
-          <w:p>
-            <w:r>
-              <w:rPr>
-                <w:sz w:val="16"/>
-              </w:rPr>
-              <w:t>7555</w:t>
-            </w:r>
-          </w:p>
-        </w:tc>
-        <w:tc>
-          <w:tcPr>
-            <w:tcW w:type="dxa" w:w="2160"/>
-            <w:vAlign w:val="center"/>
-          </w:tcPr>
-          <w:p>
-            <w:r>
-              <w:rPr>
-                <w:sz w:val="16"/>
-              </w:rPr>
-              <w:t>27,343.5</w:t>
-            </w:r>
-          </w:p>
-        </w:tc>
-        <w:tc>
-          <w:tcPr>
-            <w:tcW w:type="dxa" w:w="2160"/>
-            <w:vAlign w:val="center"/>
-          </w:tcPr>
-          <w:p>
-            <w:r>
-              <w:rPr>
-                <w:sz w:val="16"/>
-              </w:rPr>
-              <w:t>27,148.0</w:t>
-            </w:r>
-          </w:p>
-        </w:tc>
-      </w:tr>
-      <w:tr>
-        <w:tc>
-          <w:tcPr>
-            <w:tcW w:type="dxa" w:w="2160"/>
-            <w:vAlign w:val="center"/>
-          </w:tcPr>
-          <w:p>
-            <w:r>
-              <w:rPr>
-                <w:sz w:val="16"/>
-              </w:rPr>
-              <w:t>never smoked</w:t>
-            </w:r>
-          </w:p>
-        </w:tc>
-        <w:tc>
-          <w:tcPr>
-            <w:tcW w:type="dxa" w:w="2160"/>
-            <w:vAlign w:val="center"/>
-          </w:tcPr>
-          <w:p>
-            <w:r>
-              <w:rPr>
-                <w:sz w:val="16"/>
-              </w:rPr>
-              <w:t>9249</w:t>
-            </w:r>
-          </w:p>
-        </w:tc>
-        <w:tc>
-          <w:tcPr>
-            <w:tcW w:type="dxa" w:w="2160"/>
-            <w:vAlign w:val="center"/>
-          </w:tcPr>
-          <w:p>
-            <w:r>
-              <w:rPr>
-                <w:sz w:val="16"/>
-              </w:rPr>
-              <w:t>27,080.4</w:t>
-            </w:r>
-          </w:p>
-        </w:tc>
-        <w:tc>
-          <w:tcPr>
-            <w:tcW w:type="dxa" w:w="2160"/>
-            <w:vAlign w:val="center"/>
-          </w:tcPr>
-          <w:p>
-            <w:r>
-              <w:rPr>
-                <w:sz w:val="16"/>
-              </w:rPr>
-              <w:t>27,148.0</w:t>
-            </w:r>
-          </w:p>
-        </w:tc>
-      </w:tr>
-      <w:tr>
-        <w:tc>
-          <w:tcPr>
-            <w:tcW w:type="dxa" w:w="2160"/>
-            <w:vAlign w:val="center"/>
-          </w:tcPr>
-          <w:p>
-            <w:r>
-              <w:rPr>
-                <w:sz w:val="16"/>
-              </w:rPr>
-              <w:t>formerly smoked</w:t>
-            </w:r>
-          </w:p>
-        </w:tc>
-        <w:tc>
-          <w:tcPr>
-            <w:tcW w:type="dxa" w:w="2160"/>
-            <w:vAlign w:val="center"/>
-          </w:tcPr>
-          <w:p>
-            <w:r>
-              <w:rPr>
-                <w:sz w:val="16"/>
-              </w:rPr>
-              <w:t>4329</w:t>
-            </w:r>
-          </w:p>
-        </w:tc>
-        <w:tc>
-          <w:tcPr>
-            <w:tcW w:type="dxa" w:w="2160"/>
-            <w:vAlign w:val="center"/>
-          </w:tcPr>
-          <w:p>
-            <w:r>
-              <w:rPr>
-                <w:sz w:val="16"/>
-              </w:rPr>
-              <w:t>27,052.2</w:t>
-            </w:r>
-          </w:p>
-        </w:tc>
-        <w:tc>
-          <w:tcPr>
-            <w:tcW w:type="dxa" w:w="2160"/>
-            <w:vAlign w:val="center"/>
-          </w:tcPr>
-          <w:p>
-            <w:r>
-              <w:rPr>
-                <w:sz w:val="16"/>
-              </w:rPr>
-              <w:t>27,148.0</w:t>
-            </w:r>
-          </w:p>
-        </w:tc>
-      </w:tr>
-      <w:tr>
-        <w:tc>
-          <w:tcPr>
-            <w:tcW w:type="dxa" w:w="2160"/>
-            <w:vAlign w:val="center"/>
-          </w:tcPr>
-          <w:p>
-            <w:r>
-              <w:rPr>
-                <w:sz w:val="16"/>
-              </w:rPr>
-              <w:t>smokes</w:t>
-            </w:r>
-          </w:p>
-        </w:tc>
-        <w:tc>
-          <w:tcPr>
-            <w:tcW w:type="dxa" w:w="2160"/>
-            <w:vAlign w:val="center"/>
-          </w:tcPr>
-          <w:p>
-            <w:r>
-              <w:rPr>
-                <w:sz w:val="16"/>
-              </w:rPr>
-              <w:t>3867</w:t>
-            </w:r>
-          </w:p>
-        </w:tc>
-        <w:tc>
-          <w:tcPr>
-            <w:tcW w:type="dxa" w:w="2160"/>
-            <w:vAlign w:val="center"/>
-          </w:tcPr>
-          <w:p>
-            <w:r>
-              <w:rPr>
-                <w:sz w:val="16"/>
-              </w:rPr>
-              <w:t>27,031.2</w:t>
-            </w:r>
-          </w:p>
-        </w:tc>
-        <w:tc>
-          <w:tcPr>
-            <w:tcW w:type="dxa" w:w="2160"/>
-            <w:vAlign w:val="center"/>
-          </w:tcPr>
-          <w:p>
-            <w:r>
-              <w:rPr>
-                <w:sz w:val="16"/>
-              </w:rPr>
-              <w:t>27,148.0</w:t>
-            </w:r>
-          </w:p>
-        </w:tc>
-      </w:tr>
-    </w:tbl>
-    <w:p/>
-    <w:p>
-      <w:pPr>
-        <w:pStyle w:val="Heading3"/>
-      </w:pPr>
-      <w:r>
-        <w:t>exercise</w:t>
-      </w:r>
-    </w:p>
-    <w:tbl>
-      <w:tblPr>
-        <w:tblStyle w:val="TableGrid"/>
-        <w:tblW w:type="auto" w:w="0"/>
-        <w:tblLook w:firstColumn="1" w:firstRow="1" w:lastColumn="0" w:lastRow="0" w:noHBand="0" w:noVBand="1" w:val="04A0"/>
-      </w:tblPr>
-      <w:tblGrid>
-        <w:gridCol w:w="2160"/>
-        <w:gridCol w:w="2160"/>
-        <w:gridCol w:w="2160"/>
-        <w:gridCol w:w="2160"/>
-      </w:tblGrid>
-      <w:tr>
-        <w:tc>
-          <w:tcPr>
-            <w:tcW w:type="dxa" w:w="2160"/>
-            <w:shd w:fill="12355B"/>
-          </w:tcPr>
-          <w:p>
-            <w:r>
-              <w:rPr>
-                <w:b/>
-                <w:color w:val="FFFFFF"/>
-                <w:sz w:val="16"/>
-              </w:rPr>
-              <w:t>exercise</w:t>
-            </w:r>
-          </w:p>
-        </w:tc>
-        <w:tc>
-          <w:tcPr>
-            <w:tcW w:type="dxa" w:w="2160"/>
-            <w:shd w:fill="12355B"/>
-          </w:tcPr>
-          <w:p>
-            <w:r>
-              <w:rPr>
-                <w:b/>
-                <w:color w:val="FFFFFF"/>
-                <w:sz w:val="16"/>
-              </w:rPr>
-              <w:t>count</w:t>
-            </w:r>
-          </w:p>
-        </w:tc>
-        <w:tc>
-          <w:tcPr>
-            <w:tcW w:type="dxa" w:w="2160"/>
-            <w:shd w:fill="12355B"/>
-          </w:tcPr>
-          <w:p>
-            <w:r>
-              <w:rPr>
-                <w:b/>
-                <w:color w:val="FFFFFF"/>
-                <w:sz w:val="16"/>
-              </w:rPr>
-              <w:t>mean</w:t>
-            </w:r>
-          </w:p>
-        </w:tc>
-        <w:tc>
-          <w:tcPr>
-            <w:tcW w:type="dxa" w:w="2160"/>
-            <w:shd w:fill="12355B"/>
-          </w:tcPr>
-          <w:p>
-            <w:r>
-              <w:rPr>
-                <w:b/>
-                <w:color w:val="FFFFFF"/>
-                <w:sz w:val="16"/>
-              </w:rPr>
-              <w:t>median</w:t>
-            </w:r>
-          </w:p>
-        </w:tc>
-      </w:tr>
-      <w:tr>
-        <w:tc>
-          <w:tcPr>
-            <w:tcW w:type="dxa" w:w="2160"/>
-            <w:vAlign w:val="center"/>
-          </w:tcPr>
-          <w:p>
-            <w:r>
-              <w:rPr>
-                <w:sz w:val="16"/>
-              </w:rPr>
-              <w:t>Moderate</w:t>
-            </w:r>
-          </w:p>
-        </w:tc>
-        <w:tc>
-          <w:tcPr>
-            <w:tcW w:type="dxa" w:w="2160"/>
-            <w:vAlign w:val="center"/>
-          </w:tcPr>
-          <w:p>
-            <w:r>
-              <w:rPr>
-                <w:sz w:val="16"/>
-              </w:rPr>
-              <w:t>14638</w:t>
-            </w:r>
-          </w:p>
-        </w:tc>
-        <w:tc>
-          <w:tcPr>
-            <w:tcW w:type="dxa" w:w="2160"/>
-            <w:vAlign w:val="center"/>
-          </w:tcPr>
-          <w:p>
-            <w:r>
-              <w:rPr>
-                <w:sz w:val="16"/>
-              </w:rPr>
-              <w:t>27,273.4</w:t>
-            </w:r>
-          </w:p>
-        </w:tc>
-        <w:tc>
-          <w:tcPr>
-            <w:tcW w:type="dxa" w:w="2160"/>
-            <w:vAlign w:val="center"/>
-          </w:tcPr>
-          <w:p>
-            <w:r>
-              <w:rPr>
-                <w:sz w:val="16"/>
-              </w:rPr>
-              <w:t>27,148.0</w:t>
-            </w:r>
-          </w:p>
-        </w:tc>
-      </w:tr>
-      <w:tr>
-        <w:tc>
-          <w:tcPr>
-            <w:tcW w:type="dxa" w:w="2160"/>
-            <w:vAlign w:val="center"/>
-          </w:tcPr>
-          <w:p>
-            <w:r>
-              <w:rPr>
-                <w:sz w:val="16"/>
-              </w:rPr>
-              <w:t>Extreme</w:t>
-            </w:r>
-          </w:p>
-        </w:tc>
-        <w:tc>
-          <w:tcPr>
-            <w:tcW w:type="dxa" w:w="2160"/>
-            <w:vAlign w:val="center"/>
-          </w:tcPr>
-          <w:p>
-            <w:r>
-              <w:rPr>
-                <w:sz w:val="16"/>
-              </w:rPr>
-              <w:t>5248</w:t>
-            </w:r>
-          </w:p>
-        </w:tc>
-        <w:tc>
-          <w:tcPr>
-            <w:tcW w:type="dxa" w:w="2160"/>
-            <w:vAlign w:val="center"/>
-          </w:tcPr>
-          <w:p>
-            <w:r>
-              <w:rPr>
-                <w:sz w:val="16"/>
-              </w:rPr>
-              <w:t>27,051.8</w:t>
-            </w:r>
-          </w:p>
-        </w:tc>
-        <w:tc>
-          <w:tcPr>
-            <w:tcW w:type="dxa" w:w="2160"/>
-            <w:vAlign w:val="center"/>
-          </w:tcPr>
-          <w:p>
-            <w:r>
-              <w:rPr>
-                <w:sz w:val="16"/>
-              </w:rPr>
-              <w:t>27,148.0</w:t>
-            </w:r>
-          </w:p>
-        </w:tc>
-      </w:tr>
-      <w:tr>
-        <w:tc>
-          <w:tcPr>
-            <w:tcW w:type="dxa" w:w="2160"/>
-            <w:vAlign w:val="center"/>
-          </w:tcPr>
-          <w:p>
-            <w:r>
-              <w:rPr>
-                <w:sz w:val="16"/>
-              </w:rPr>
-              <w:t>No</w:t>
-            </w:r>
-          </w:p>
-        </w:tc>
-        <w:tc>
-          <w:tcPr>
-            <w:tcW w:type="dxa" w:w="2160"/>
-            <w:vAlign w:val="center"/>
-          </w:tcPr>
-          <w:p>
-            <w:r>
-              <w:rPr>
-                <w:sz w:val="16"/>
-              </w:rPr>
-              <w:t>5114</w:t>
-            </w:r>
-          </w:p>
-        </w:tc>
-        <w:tc>
-          <w:tcPr>
-            <w:tcW w:type="dxa" w:w="2160"/>
-            <w:vAlign w:val="center"/>
-          </w:tcPr>
-          <w:p>
-            <w:r>
-              <w:rPr>
-                <w:sz w:val="16"/>
-              </w:rPr>
-              <w:t>26,885.0</w:t>
-            </w:r>
-          </w:p>
-        </w:tc>
-        <w:tc>
-          <w:tcPr>
-            <w:tcW w:type="dxa" w:w="2160"/>
-            <w:vAlign w:val="center"/>
-          </w:tcPr>
-          <w:p>
-            <w:r>
-              <w:rPr>
-                <w:sz w:val="16"/>
-              </w:rPr>
-              <w:t>27,148.0</w:t>
-            </w:r>
-          </w:p>
-        </w:tc>
-      </w:tr>
-    </w:tbl>
-    <w:p/>
-    <w:p>
-      <w:pPr>
-        <w:pStyle w:val="Heading3"/>
-      </w:pPr>
-      <w:r>
-        <w:t>Alcohol</w:t>
-      </w:r>
-    </w:p>
-    <w:tbl>
-      <w:tblPr>
-        <w:tblStyle w:val="TableGrid"/>
-        <w:tblW w:type="auto" w:w="0"/>
-        <w:tblLook w:firstColumn="1" w:firstRow="1" w:lastColumn="0" w:lastRow="0" w:noHBand="0" w:noVBand="1" w:val="04A0"/>
-      </w:tblPr>
-      <w:tblGrid>
-        <w:gridCol w:w="2160"/>
-        <w:gridCol w:w="2160"/>
-        <w:gridCol w:w="2160"/>
-        <w:gridCol w:w="2160"/>
-      </w:tblGrid>
-      <w:tr>
-        <w:tc>
-          <w:tcPr>
-            <w:tcW w:type="dxa" w:w="2160"/>
-            <w:shd w:fill="12355B"/>
-          </w:tcPr>
-          <w:p>
-            <w:r>
-              <w:rPr>
-                <w:b/>
-                <w:color w:val="FFFFFF"/>
-                <w:sz w:val="16"/>
-              </w:rPr>
-              <w:t>Alcohol</w:t>
-            </w:r>
-          </w:p>
-        </w:tc>
-        <w:tc>
-          <w:tcPr>
-            <w:tcW w:type="dxa" w:w="2160"/>
-            <w:shd w:fill="12355B"/>
-          </w:tcPr>
-          <w:p>
-            <w:r>
-              <w:rPr>
-                <w:b/>
-                <w:color w:val="FFFFFF"/>
-                <w:sz w:val="16"/>
-              </w:rPr>
-              <w:t>count</w:t>
-            </w:r>
-          </w:p>
-        </w:tc>
-        <w:tc>
-          <w:tcPr>
-            <w:tcW w:type="dxa" w:w="2160"/>
-            <w:shd w:fill="12355B"/>
-          </w:tcPr>
-          <w:p>
-            <w:r>
-              <w:rPr>
-                <w:b/>
-                <w:color w:val="FFFFFF"/>
-                <w:sz w:val="16"/>
-              </w:rPr>
-              <w:t>mean</w:t>
-            </w:r>
-          </w:p>
-        </w:tc>
-        <w:tc>
-          <w:tcPr>
-            <w:tcW w:type="dxa" w:w="2160"/>
-            <w:shd w:fill="12355B"/>
-          </w:tcPr>
-          <w:p>
-            <w:r>
-              <w:rPr>
-                <w:b/>
-                <w:color w:val="FFFFFF"/>
-                <w:sz w:val="16"/>
-              </w:rPr>
-              <w:t>median</w:t>
-            </w:r>
-          </w:p>
-        </w:tc>
-      </w:tr>
-      <w:tr>
-        <w:tc>
-          <w:tcPr>
-            <w:tcW w:type="dxa" w:w="2160"/>
-            <w:vAlign w:val="center"/>
-          </w:tcPr>
-          <w:p>
-            <w:r>
-              <w:rPr>
-                <w:sz w:val="16"/>
-              </w:rPr>
-              <w:t>No</w:t>
-            </w:r>
-          </w:p>
-        </w:tc>
-        <w:tc>
-          <w:tcPr>
-            <w:tcW w:type="dxa" w:w="2160"/>
-            <w:vAlign w:val="center"/>
-          </w:tcPr>
-          <w:p>
-            <w:r>
-              <w:rPr>
-                <w:sz w:val="16"/>
-              </w:rPr>
-              <w:t>8541</w:t>
-            </w:r>
-          </w:p>
-        </w:tc>
-        <w:tc>
-          <w:tcPr>
-            <w:tcW w:type="dxa" w:w="2160"/>
-            <w:vAlign w:val="center"/>
-          </w:tcPr>
-          <w:p>
-            <w:r>
-              <w:rPr>
-                <w:sz w:val="16"/>
-              </w:rPr>
-              <w:t>27,253.5</w:t>
-            </w:r>
-          </w:p>
-        </w:tc>
-        <w:tc>
-          <w:tcPr>
-            <w:tcW w:type="dxa" w:w="2160"/>
-            <w:vAlign w:val="center"/>
-          </w:tcPr>
-          <w:p>
-            <w:r>
-              <w:rPr>
-                <w:sz w:val="16"/>
-              </w:rPr>
-              <w:t>27,148.0</w:t>
-            </w:r>
-          </w:p>
-        </w:tc>
-      </w:tr>
-      <w:tr>
-        <w:tc>
-          <w:tcPr>
-            <w:tcW w:type="dxa" w:w="2160"/>
-            <w:vAlign w:val="center"/>
-          </w:tcPr>
-          <w:p>
-            <w:r>
-              <w:rPr>
-                <w:sz w:val="16"/>
-              </w:rPr>
-              <w:t>Rare</w:t>
-            </w:r>
-          </w:p>
-        </w:tc>
-        <w:tc>
-          <w:tcPr>
-            <w:tcW w:type="dxa" w:w="2160"/>
-            <w:vAlign w:val="center"/>
-          </w:tcPr>
-          <w:p>
-            <w:r>
-              <w:rPr>
-                <w:sz w:val="16"/>
-              </w:rPr>
-              <w:t>13752</w:t>
-            </w:r>
-          </w:p>
-        </w:tc>
-        <w:tc>
-          <w:tcPr>
-            <w:tcW w:type="dxa" w:w="2160"/>
-            <w:vAlign w:val="center"/>
-          </w:tcPr>
-          <w:p>
-            <w:r>
-              <w:rPr>
-                <w:sz w:val="16"/>
-              </w:rPr>
-              <w:t>27,117.3</w:t>
-            </w:r>
-          </w:p>
-        </w:tc>
-        <w:tc>
-          <w:tcPr>
-            <w:tcW w:type="dxa" w:w="2160"/>
-            <w:vAlign w:val="center"/>
-          </w:tcPr>
-          <w:p>
-            <w:r>
-              <w:rPr>
-                <w:sz w:val="16"/>
-              </w:rPr>
-              <w:t>27,148.0</w:t>
-            </w:r>
-          </w:p>
-        </w:tc>
-      </w:tr>
-      <w:tr>
-        <w:tc>
-          <w:tcPr>
-            <w:tcW w:type="dxa" w:w="2160"/>
-            <w:vAlign w:val="center"/>
-          </w:tcPr>
-          <w:p>
-            <w:r>
-              <w:rPr>
-                <w:sz w:val="16"/>
-              </w:rPr>
-              <w:t>Daily</w:t>
-            </w:r>
-          </w:p>
-        </w:tc>
-        <w:tc>
-          <w:tcPr>
-            <w:tcW w:type="dxa" w:w="2160"/>
-            <w:vAlign w:val="center"/>
-          </w:tcPr>
-          <w:p>
-            <w:r>
-              <w:rPr>
-                <w:sz w:val="16"/>
-              </w:rPr>
-              <w:t>2707</w:t>
-            </w:r>
-          </w:p>
-        </w:tc>
-        <w:tc>
-          <w:tcPr>
-            <w:tcW w:type="dxa" w:w="2160"/>
-            <w:vAlign w:val="center"/>
-          </w:tcPr>
-          <w:p>
-            <w:r>
-              <w:rPr>
-                <w:sz w:val="16"/>
-              </w:rPr>
-              <w:t>26,965.7</w:t>
-            </w:r>
-          </w:p>
-        </w:tc>
-        <w:tc>
-          <w:tcPr>
-            <w:tcW w:type="dxa" w:w="2160"/>
-            <w:vAlign w:val="center"/>
-          </w:tcPr>
-          <w:p>
-            <w:r>
-              <w:rPr>
-                <w:sz w:val="16"/>
-              </w:rPr>
-              <w:t>27,148.0</w:t>
-            </w:r>
-          </w:p>
-        </w:tc>
-      </w:tr>
-    </w:tbl>
-    <w:p/>
-    <w:p>
-      <w:pPr>
-        <w:pStyle w:val="Heading3"/>
-      </w:pPr>
-      <w:r>
-        <w:t>bmi_category</w:t>
-      </w:r>
-    </w:p>
-    <w:tbl>
-      <w:tblPr>
-        <w:tblStyle w:val="TableGrid"/>
-        <w:tblW w:type="auto" w:w="0"/>
-        <w:tblLook w:firstColumn="1" w:firstRow="1" w:lastColumn="0" w:lastRow="0" w:noHBand="0" w:noVBand="1" w:val="04A0"/>
-      </w:tblPr>
-      <w:tblGrid>
-        <w:gridCol w:w="2160"/>
-        <w:gridCol w:w="2160"/>
-        <w:gridCol w:w="2160"/>
-        <w:gridCol w:w="2160"/>
-      </w:tblGrid>
-      <w:tr>
-        <w:tc>
-          <w:tcPr>
-            <w:tcW w:type="dxa" w:w="2160"/>
-            <w:shd w:fill="12355B"/>
-          </w:tcPr>
-          <w:p>
-            <w:r>
-              <w:rPr>
-                <w:b/>
-                <w:color w:val="FFFFFF"/>
-                <w:sz w:val="16"/>
-              </w:rPr>
-              <w:t>bmi_category</w:t>
-            </w:r>
-          </w:p>
-        </w:tc>
-        <w:tc>
-          <w:tcPr>
-            <w:tcW w:type="dxa" w:w="2160"/>
-            <w:shd w:fill="12355B"/>
-          </w:tcPr>
-          <w:p>
-            <w:r>
-              <w:rPr>
-                <w:b/>
-                <w:color w:val="FFFFFF"/>
-                <w:sz w:val="16"/>
-              </w:rPr>
-              <w:t>count</w:t>
-            </w:r>
-          </w:p>
-        </w:tc>
-        <w:tc>
-          <w:tcPr>
-            <w:tcW w:type="dxa" w:w="2160"/>
-            <w:shd w:fill="12355B"/>
-          </w:tcPr>
-          <w:p>
-            <w:r>
-              <w:rPr>
-                <w:b/>
-                <w:color w:val="FFFFFF"/>
-                <w:sz w:val="16"/>
-              </w:rPr>
-              <w:t>mean</w:t>
-            </w:r>
-          </w:p>
-        </w:tc>
-        <w:tc>
-          <w:tcPr>
-            <w:tcW w:type="dxa" w:w="2160"/>
-            <w:shd w:fill="12355B"/>
-          </w:tcPr>
-          <w:p>
-            <w:r>
-              <w:rPr>
-                <w:b/>
-                <w:color w:val="FFFFFF"/>
-                <w:sz w:val="16"/>
-              </w:rPr>
-              <w:t>median</w:t>
-            </w:r>
-          </w:p>
-        </w:tc>
-      </w:tr>
-      <w:tr>
-        <w:tc>
-          <w:tcPr>
-            <w:tcW w:type="dxa" w:w="2160"/>
-            <w:vAlign w:val="center"/>
-          </w:tcPr>
-          <w:p>
-            <w:r>
-              <w:rPr>
-                <w:sz w:val="16"/>
-              </w:rPr>
-              <w:t>Underweight</w:t>
-            </w:r>
-          </w:p>
-        </w:tc>
-        <w:tc>
-          <w:tcPr>
-            <w:tcW w:type="dxa" w:w="2160"/>
-            <w:vAlign w:val="center"/>
-          </w:tcPr>
-          <w:p>
-            <w:r>
-              <w:rPr>
-                <w:sz w:val="16"/>
-              </w:rPr>
-              <w:t>478</w:t>
-            </w:r>
-          </w:p>
-        </w:tc>
-        <w:tc>
-          <w:tcPr>
-            <w:tcW w:type="dxa" w:w="2160"/>
-            <w:vAlign w:val="center"/>
-          </w:tcPr>
-          <w:p>
-            <w:r>
-              <w:rPr>
-                <w:sz w:val="16"/>
-              </w:rPr>
-              <w:t>27,912.2</w:t>
-            </w:r>
-          </w:p>
-        </w:tc>
-        <w:tc>
-          <w:tcPr>
-            <w:tcW w:type="dxa" w:w="2160"/>
-            <w:vAlign w:val="center"/>
-          </w:tcPr>
-          <w:p>
-            <w:r>
-              <w:rPr>
-                <w:sz w:val="16"/>
-              </w:rPr>
-              <w:t>27,148.0</w:t>
-            </w:r>
-          </w:p>
-        </w:tc>
-      </w:tr>
-      <w:tr>
-        <w:tc>
-          <w:tcPr>
-            <w:tcW w:type="dxa" w:w="2160"/>
-            <w:vAlign w:val="center"/>
-          </w:tcPr>
-          <w:p>
-            <w:r>
-              <w:rPr>
-                <w:sz w:val="16"/>
-              </w:rPr>
-              <w:t>Normal</w:t>
-            </w:r>
-          </w:p>
-        </w:tc>
-        <w:tc>
-          <w:tcPr>
-            <w:tcW w:type="dxa" w:w="2160"/>
-            <w:vAlign w:val="center"/>
-          </w:tcPr>
-          <w:p>
-            <w:r>
-              <w:rPr>
-                <w:sz w:val="16"/>
-              </w:rPr>
-              <w:t>4315</w:t>
-            </w:r>
-          </w:p>
-        </w:tc>
-        <w:tc>
-          <w:tcPr>
-            <w:tcW w:type="dxa" w:w="2160"/>
-            <w:vAlign w:val="center"/>
-          </w:tcPr>
-          <w:p>
-            <w:r>
-              <w:rPr>
-                <w:sz w:val="16"/>
-              </w:rPr>
-              <w:t>27,393.4</w:t>
-            </w:r>
-          </w:p>
-        </w:tc>
-        <w:tc>
-          <w:tcPr>
-            <w:tcW w:type="dxa" w:w="2160"/>
-            <w:vAlign w:val="center"/>
-          </w:tcPr>
-          <w:p>
-            <w:r>
-              <w:rPr>
-                <w:sz w:val="16"/>
-              </w:rPr>
-              <w:t>27,148.0</w:t>
-            </w:r>
-          </w:p>
-        </w:tc>
-      </w:tr>
-      <w:tr>
-        <w:tc>
-          <w:tcPr>
-            <w:tcW w:type="dxa" w:w="2160"/>
-            <w:vAlign w:val="center"/>
-          </w:tcPr>
-          <w:p>
-            <w:r>
-              <w:rPr>
-                <w:sz w:val="16"/>
-              </w:rPr>
-              <w:t>Overweight</w:t>
-            </w:r>
-          </w:p>
-        </w:tc>
-        <w:tc>
-          <w:tcPr>
-            <w:tcW w:type="dxa" w:w="2160"/>
-            <w:vAlign w:val="center"/>
-          </w:tcPr>
-          <w:p>
-            <w:r>
-              <w:rPr>
-                <w:sz w:val="16"/>
-              </w:rPr>
-              <w:t>6629</w:t>
-            </w:r>
-          </w:p>
-        </w:tc>
-        <w:tc>
-          <w:tcPr>
-            <w:tcW w:type="dxa" w:w="2160"/>
-            <w:vAlign w:val="center"/>
-          </w:tcPr>
-          <w:p>
-            <w:r>
-              <w:rPr>
-                <w:sz w:val="16"/>
-              </w:rPr>
-              <w:t>27,242.6</w:t>
-            </w:r>
-          </w:p>
-        </w:tc>
-        <w:tc>
-          <w:tcPr>
-            <w:tcW w:type="dxa" w:w="2160"/>
-            <w:vAlign w:val="center"/>
-          </w:tcPr>
-          <w:p>
-            <w:r>
-              <w:rPr>
-                <w:sz w:val="16"/>
-              </w:rPr>
-              <w:t>27,148.0</w:t>
-            </w:r>
-          </w:p>
-        </w:tc>
-      </w:tr>
-      <w:tr>
-        <w:tc>
-          <w:tcPr>
-            <w:tcW w:type="dxa" w:w="2160"/>
-            <w:vAlign w:val="center"/>
-          </w:tcPr>
-          <w:p>
-            <w:r>
-              <w:rPr>
-                <w:sz w:val="16"/>
-              </w:rPr>
-              <w:t>Obese</w:t>
-            </w:r>
-          </w:p>
-        </w:tc>
-        <w:tc>
-          <w:tcPr>
-            <w:tcW w:type="dxa" w:w="2160"/>
-            <w:vAlign w:val="center"/>
-          </w:tcPr>
-          <w:p>
-            <w:r>
-              <w:rPr>
-                <w:sz w:val="16"/>
-              </w:rPr>
-              <w:t>13578</w:t>
-            </w:r>
-          </w:p>
-        </w:tc>
-        <w:tc>
-          <w:tcPr>
-            <w:tcW w:type="dxa" w:w="2160"/>
-            <w:vAlign w:val="center"/>
-          </w:tcPr>
-          <w:p>
-            <w:r>
-              <w:rPr>
-                <w:sz w:val="16"/>
-              </w:rPr>
-              <w:t>26,995.9</w:t>
-            </w:r>
-          </w:p>
-        </w:tc>
-        <w:tc>
-          <w:tcPr>
-            <w:tcW w:type="dxa" w:w="2160"/>
-            <w:vAlign w:val="center"/>
-          </w:tcPr>
-          <w:p>
-            <w:r>
-              <w:rPr>
-                <w:sz w:val="16"/>
-              </w:rPr>
-              <w:t>27,148.0</w:t>
-            </w:r>
-          </w:p>
-        </w:tc>
-      </w:tr>
-    </w:tbl>
-    <w:p/>
-    <w:p>
-      <w:pPr>
-        <w:jc w:val="center"/>
-      </w:pPr>
-      <w:r>
-        <w:drawing>
-          <wp:inline xmlns:a="http://schemas.openxmlformats.org/drawingml/2006/main" xmlns:pic="http://schemas.openxmlformats.org/drawingml/2006/picture">
-            <wp:extent cx="5669280" cy="3358978"/>
-            <wp:docPr id="11" name="Picture 11"/>
-            <wp:cNvGraphicFramePr>
-              <a:graphicFrameLocks noChangeAspect="1"/>
-            </wp:cNvGraphicFramePr>
-            <a:graphic>
-              <a:graphicData uri="http://schemas.openxmlformats.org/drawingml/2006/picture">
-                <pic:pic>
-                  <pic:nvPicPr>
-                    <pic:cNvPr id="0" name="cost_by_other_coverage.png"/>
-                    <pic:cNvPicPr/>
-                  </pic:nvPicPr>
-                  <pic:blipFill>
-                    <a:blip r:embed="rId20"/>
-                    <a:stretch>
-                      <a:fillRect/>
-                    </a:stretch>
-                  </pic:blipFill>
-                  <pic:spPr>
-                    <a:xfrm>
-                      <a:off x="0" y="0"/>
-                      <a:ext cx="5669280" cy="3358978"/>
-                    </a:xfrm>
-                    <a:prstGeom prst="rect"/>
-                  </pic:spPr>
-                </pic:pic>
-              </a:graphicData>
-            </a:graphic>
-          </wp:inline>
-        </w:drawing>
-      </w:r>
-    </w:p>
-    <w:p>
-      <w:pPr>
-        <w:jc w:val="center"/>
-      </w:pPr>
-      <w:r>
-        <w:rPr>
-          <w:i/>
-          <w:color w:val="6B7280"/>
-          <w:sz w:val="17"/>
-        </w:rPr>
-        <w:t>Insurance cost by other-company coverage.</w:t>
-      </w:r>
-    </w:p>
-    <w:p>
-      <w:pPr>
-        <w:jc w:val="center"/>
-      </w:pPr>
-      <w:r>
-        <w:drawing>
-          <wp:inline xmlns:a="http://schemas.openxmlformats.org/drawingml/2006/main" xmlns:pic="http://schemas.openxmlformats.org/drawingml/2006/picture">
-            <wp:extent cx="5669280" cy="3362996"/>
-            <wp:docPr id="12" name="Picture 12"/>
-            <wp:cNvGraphicFramePr>
-              <a:graphicFrameLocks noChangeAspect="1"/>
-            </wp:cNvGraphicFramePr>
-            <a:graphic>
-              <a:graphicData uri="http://schemas.openxmlformats.org/drawingml/2006/picture">
-                <pic:pic>
-                  <pic:nvPicPr>
-                    <pic:cNvPr id="0" name="cost_by_alcohol.png"/>
-                    <pic:cNvPicPr/>
-                  </pic:nvPicPr>
-                  <pic:blipFill>
-                    <a:blip r:embed="rId21"/>
-                    <a:stretch>
-                      <a:fillRect/>
-                    </a:stretch>
-                  </pic:blipFill>
-                  <pic:spPr>
-                    <a:xfrm>
-                      <a:off x="0" y="0"/>
-                      <a:ext cx="5669280" cy="3362996"/>
-                    </a:xfrm>
-                    <a:prstGeom prst="rect"/>
-                  </pic:spPr>
-                </pic:pic>
-              </a:graphicData>
-            </a:graphic>
-          </wp:inline>
-        </w:drawing>
-      </w:r>
-    </w:p>
-    <w:p>
-      <w:pPr>
-        <w:jc w:val="center"/>
-      </w:pPr>
-      <w:r>
-        <w:rPr>
-          <w:i/>
-          <w:color w:val="6B7280"/>
-          <w:sz w:val="17"/>
-        </w:rPr>
-        <w:t>Insurance cost by alcohol consumption.</w:t>
-      </w:r>
-    </w:p>
-    <w:p>
-      <w:pPr>
-        <w:jc w:val="center"/>
-      </w:pPr>
-      <w:r>
-        <w:drawing>
-          <wp:inline xmlns:a="http://schemas.openxmlformats.org/drawingml/2006/main" xmlns:pic="http://schemas.openxmlformats.org/drawingml/2006/picture">
-            <wp:extent cx="5669280" cy="3358978"/>
-            <wp:docPr id="13" name="Picture 13"/>
-            <wp:cNvGraphicFramePr>
-              <a:graphicFrameLocks noChangeAspect="1"/>
-            </wp:cNvGraphicFramePr>
-            <a:graphic>
-              <a:graphicData uri="http://schemas.openxmlformats.org/drawingml/2006/picture">
-                <pic:pic>
-                  <pic:nvPicPr>
-                    <pic:cNvPr id="0" name="cost_by_adventure_sports.png"/>
-                    <pic:cNvPicPr/>
-                  </pic:nvPicPr>
-                  <pic:blipFill>
-                    <a:blip r:embed="rId22"/>
-                    <a:stretch>
-                      <a:fillRect/>
-                    </a:stretch>
-                  </pic:blipFill>
-                  <pic:spPr>
-                    <a:xfrm>
-                      <a:off x="0" y="0"/>
-                      <a:ext cx="5669280" cy="3358978"/>
-                    </a:xfrm>
-                    <a:prstGeom prst="rect"/>
-                  </pic:spPr>
-                </pic:pic>
-              </a:graphicData>
-            </a:graphic>
-          </wp:inline>
-        </w:drawing>
-      </w:r>
-    </w:p>
-    <w:p>
-      <w:pPr>
-        <w:jc w:val="center"/>
-      </w:pPr>
-      <w:r>
-        <w:rPr>
-          <w:i/>
-          <w:color w:val="6B7280"/>
-          <w:sz w:val="17"/>
-        </w:rPr>
-        <w:t>Insurance cost by adventure sports flag.</w:t>
+        <w:t>The complete, reproducible analysis is in experiments/01_milestone1_eda_preprocessing.ipynb, with all figures saved under reports/figures/ and the full data dictionary under reports/tables/data_dictionary.csv. Preprocessing and feature engineering are implemented as reusable scikit-learn transformers in src/insurance/ (data.py, features.py, preprocess.py).</w:t>
       </w:r>
     </w:p>
     <w:sectPr>
-      <w:footerReference w:type="default" r:id="rId9"/>
       <w:pgSz w:w="12240" w:h="15840"/>
       <w:pgMar w:top="1440" w:right="1800" w:bottom="1440" w:left="1800" w:header="720" w:footer="720" w:gutter="0"/>
       <w:cols w:space="720"/>
@@ -5914,20 +2060,6 @@
     </w:sectPr>
   </w:body>
 </w:document>
-</file>
-
-<file path=word/footer1.xml><?xml version="1.0" encoding="utf-8"?>
-<w:ftr xmlns:m="http://schemas.openxmlformats.org/officeDocument/2006/math" xmlns:mc="http://schemas.openxmlformats.org/markup-compatibility/2006" xmlns:mo="http://schemas.microsoft.com/office/mac/office/2008/main" xmlns:mv="urn:schemas-microsoft-com:mac:vml" xmlns:o="urn:schemas-microsoft-com:office:office" xmlns:r="http://schemas.openxmlformats.org/officeDocument/2006/relationships" xmlns:v="urn:schemas-microsoft-com:vml" xmlns:w10="urn:schemas-microsoft-com:office:word" xmlns:w14="http://schemas.microsoft.com/office/word/2010/wordml" xmlns:w="http://schemas.openxmlformats.org/wordprocessingml/2006/main" xmlns:wne="http://schemas.microsoft.com/office/word/2006/wordml" xmlns:wp14="http://schemas.microsoft.com/office/word/2010/wordprocessingDrawing" xmlns:wp="http://schemas.openxmlformats.org/drawingml/2006/wordprocessingDrawing" xmlns:wpc="http://schemas.microsoft.com/office/word/2010/wordprocessingCanvas" xmlns:wpg="http://schemas.microsoft.com/office/word/2010/wordprocessingGroup" xmlns:wpi="http://schemas.microsoft.com/office/word/2010/wordprocessingInk" xmlns:wps="http://schemas.microsoft.com/office/word/2010/wordprocessingShape" mc:Ignorable="w14 wp14">
-  <w:p>
-    <w:pPr>
-      <w:pStyle w:val="Footer"/>
-      <w:jc w:val="center"/>
-    </w:pPr>
-    <w:r>
-      <w:t>Insurance Price Prediction Capstone</w:t>
-    </w:r>
-  </w:p>
-</w:ftr>
 </file>
 
 <file path=word/numbering.xml><?xml version="1.0" encoding="utf-8"?>
@@ -6293,10 +2425,6 @@
     <w:name w:val="Normal"/>
     <w:qFormat/>
     <w:rsid w:val="00FC693F"/>
-    <w:rPr>
-      <w:rFonts w:ascii="Aptos" w:hAnsi="Aptos"/>
-      <w:sz w:val="21"/>
-    </w:rPr>
   </w:style>
   <w:style w:type="paragraph" w:styleId="Header">
     <w:name w:val="header"/>
@@ -6357,11 +2485,11 @@
       <w:outlineLvl w:val="0"/>
     </w:pPr>
     <w:rPr>
-      <w:rFonts w:asciiTheme="majorHAnsi" w:eastAsiaTheme="majorEastAsia" w:hAnsiTheme="majorHAnsi" w:cstheme="majorBidi" w:ascii="Aptos" w:hAnsi="Aptos"/>
+      <w:rFonts w:asciiTheme="majorHAnsi" w:eastAsiaTheme="majorEastAsia" w:hAnsiTheme="majorHAnsi" w:cstheme="majorBidi"/>
       <w:b/>
       <w:bCs/>
-      <w:color w:val="12355B"/>
-      <w:sz w:val="32"/>
+      <w:color w:val="365F91" w:themeColor="accent1" w:themeShade="BF"/>
+      <w:sz w:val="28"/>
       <w:szCs w:val="28"/>
     </w:rPr>
   </w:style>
@@ -6381,10 +2509,10 @@
       <w:outlineLvl w:val="1"/>
     </w:pPr>
     <w:rPr>
-      <w:rFonts w:asciiTheme="majorHAnsi" w:eastAsiaTheme="majorEastAsia" w:hAnsiTheme="majorHAnsi" w:cstheme="majorBidi" w:ascii="Aptos" w:hAnsi="Aptos"/>
+      <w:rFonts w:asciiTheme="majorHAnsi" w:eastAsiaTheme="majorEastAsia" w:hAnsiTheme="majorHAnsi" w:cstheme="majorBidi"/>
       <w:b/>
       <w:bCs/>
-      <w:color w:val="2A9D8F"/>
+      <w:color w:val="4F81BD" w:themeColor="accent1"/>
       <w:sz w:val="26"/>
       <w:szCs w:val="26"/>
     </w:rPr>
@@ -6405,11 +2533,10 @@
       <w:outlineLvl w:val="2"/>
     </w:pPr>
     <w:rPr>
-      <w:rFonts w:asciiTheme="majorHAnsi" w:eastAsiaTheme="majorEastAsia" w:hAnsiTheme="majorHAnsi" w:cstheme="majorBidi" w:ascii="Aptos" w:hAnsi="Aptos"/>
+      <w:rFonts w:asciiTheme="majorHAnsi" w:eastAsiaTheme="majorEastAsia" w:hAnsiTheme="majorHAnsi" w:cstheme="majorBidi"/>
       <w:b/>
       <w:bCs/>
-      <w:color w:val="12355B"/>
-      <w:sz w:val="23"/>
+      <w:color w:val="4F81BD" w:themeColor="accent1"/>
     </w:rPr>
   </w:style>
   <w:style w:type="paragraph" w:styleId="Heading4">
@@ -6647,11 +2774,11 @@
       <w:contextualSpacing/>
     </w:pPr>
     <w:rPr>
-      <w:rFonts w:asciiTheme="majorHAnsi" w:eastAsiaTheme="majorEastAsia" w:hAnsiTheme="majorHAnsi" w:cstheme="majorBidi" w:ascii="Aptos" w:hAnsi="Aptos"/>
-      <w:color w:val="12355B"/>
+      <w:rFonts w:asciiTheme="majorHAnsi" w:eastAsiaTheme="majorEastAsia" w:hAnsiTheme="majorHAnsi" w:cstheme="majorBidi"/>
+      <w:color w:val="17365D" w:themeColor="text2" w:themeShade="BF"/>
       <w:spacing w:val="5"/>
       <w:kern w:val="28"/>
-      <w:sz w:val="48"/>
+      <w:sz w:val="52"/>
       <w:szCs w:val="52"/>
     </w:rPr>
   </w:style>

--- a/Milestone_1_Insurance_Price_Prediction.docx
+++ b/Milestone_1_Insurance_Price_Prediction.docx
@@ -50,6 +50,14 @@
       </w:pPr>
       <w:r>
         <w:t>Objectives, Problem Statement, and Sub-objectives</w:t>
+      </w:r>
+    </w:p>
+    <w:p>
+      <w:pPr>
+        <w:pStyle w:val="ListNumber"/>
+      </w:pPr>
+      <w:r>
+        <w:t>Rubric Coverage Map</w:t>
       </w:r>
     </w:p>
     <w:p>
@@ -158,6 +166,975 @@
         <w:pStyle w:val="Heading1"/>
       </w:pPr>
       <w:r>
+        <w:t>Rubric Coverage Map</w:t>
+      </w:r>
+    </w:p>
+    <w:tbl>
+      <w:tblPr>
+        <w:tblStyle w:val="TableGrid"/>
+        <w:tblW w:type="auto" w:w="0"/>
+        <w:tblLook w:firstColumn="1" w:firstRow="1" w:lastColumn="0" w:lastRow="0" w:noHBand="0" w:noVBand="1" w:val="04A0"/>
+      </w:tblPr>
+      <w:tblGrid>
+        <w:gridCol w:w="1728"/>
+        <w:gridCol w:w="1728"/>
+        <w:gridCol w:w="1728"/>
+        <w:gridCol w:w="1728"/>
+        <w:gridCol w:w="1728"/>
+      </w:tblGrid>
+      <w:tr>
+        <w:tc>
+          <w:tcPr>
+            <w:tcW w:type="dxa" w:w="1728"/>
+            <w:shd w:fill="12355B"/>
+          </w:tcPr>
+          <w:p>
+            <w:r>
+              <w:rPr>
+                <w:b/>
+                <w:color w:val="FFFFFF"/>
+                <w:sz w:val="11"/>
+              </w:rPr>
+              <w:t>rubric_section</w:t>
+            </w:r>
+          </w:p>
+        </w:tc>
+        <w:tc>
+          <w:tcPr>
+            <w:tcW w:type="dxa" w:w="1728"/>
+            <w:shd w:fill="12355B"/>
+          </w:tcPr>
+          <w:p>
+            <w:r>
+              <w:rPr>
+                <w:b/>
+                <w:color w:val="FFFFFF"/>
+                <w:sz w:val="11"/>
+              </w:rPr>
+              <w:t>marks</w:t>
+            </w:r>
+          </w:p>
+        </w:tc>
+        <w:tc>
+          <w:tcPr>
+            <w:tcW w:type="dxa" w:w="1728"/>
+            <w:shd w:fill="12355B"/>
+          </w:tcPr>
+          <w:p>
+            <w:r>
+              <w:rPr>
+                <w:b/>
+                <w:color w:val="FFFFFF"/>
+                <w:sz w:val="11"/>
+              </w:rPr>
+              <w:t>rubric_requirement</w:t>
+            </w:r>
+          </w:p>
+        </w:tc>
+        <w:tc>
+          <w:tcPr>
+            <w:tcW w:type="dxa" w:w="1728"/>
+            <w:shd w:fill="12355B"/>
+          </w:tcPr>
+          <w:p>
+            <w:r>
+              <w:rPr>
+                <w:b/>
+                <w:color w:val="FFFFFF"/>
+                <w:sz w:val="11"/>
+              </w:rPr>
+              <w:t>evidence_file_or_chart</w:t>
+            </w:r>
+          </w:p>
+        </w:tc>
+        <w:tc>
+          <w:tcPr>
+            <w:tcW w:type="dxa" w:w="1728"/>
+            <w:shd w:fill="12355B"/>
+          </w:tcPr>
+          <w:p>
+            <w:r>
+              <w:rPr>
+                <w:b/>
+                <w:color w:val="FFFFFF"/>
+                <w:sz w:val="11"/>
+              </w:rPr>
+              <w:t>status</w:t>
+            </w:r>
+          </w:p>
+        </w:tc>
+      </w:tr>
+      <w:tr>
+        <w:tc>
+          <w:tcPr>
+            <w:tcW w:type="dxa" w:w="1728"/>
+            <w:vAlign w:val="center"/>
+          </w:tcPr>
+          <w:p>
+            <w:r>
+              <w:rPr>
+                <w:sz w:val="11"/>
+              </w:rPr>
+              <w:t>Data Report</w:t>
+            </w:r>
+          </w:p>
+        </w:tc>
+        <w:tc>
+          <w:tcPr>
+            <w:tcW w:type="dxa" w:w="1728"/>
+            <w:vAlign w:val="center"/>
+          </w:tcPr>
+          <w:p>
+            <w:r>
+              <w:rPr>
+                <w:sz w:val="11"/>
+              </w:rPr>
+              <w:t>10 marks</w:t>
+            </w:r>
+          </w:p>
+        </w:tc>
+        <w:tc>
+          <w:tcPr>
+            <w:tcW w:type="dxa" w:w="1728"/>
+            <w:vAlign w:val="center"/>
+          </w:tcPr>
+          <w:p>
+            <w:r>
+              <w:rPr>
+                <w:sz w:val="11"/>
+              </w:rPr>
+              <w:t>Dataset shape, rows, columns, and total cells.</w:t>
+            </w:r>
+          </w:p>
+        </w:tc>
+        <w:tc>
+          <w:tcPr>
+            <w:tcW w:type="dxa" w:w="1728"/>
+            <w:vAlign w:val="center"/>
+          </w:tcPr>
+          <w:p>
+            <w:r>
+              <w:rPr>
+                <w:sz w:val="11"/>
+              </w:rPr>
+              <w:t>outputs/tables/dataset_profile.csv</w:t>
+            </w:r>
+          </w:p>
+        </w:tc>
+        <w:tc>
+          <w:tcPr>
+            <w:tcW w:type="dxa" w:w="1728"/>
+            <w:vAlign w:val="center"/>
+          </w:tcPr>
+          <w:p>
+            <w:r>
+              <w:rPr>
+                <w:sz w:val="11"/>
+              </w:rPr>
+              <w:t>covered</w:t>
+            </w:r>
+          </w:p>
+        </w:tc>
+      </w:tr>
+      <w:tr>
+        <w:tc>
+          <w:tcPr>
+            <w:tcW w:type="dxa" w:w="1728"/>
+            <w:vAlign w:val="center"/>
+          </w:tcPr>
+          <w:p>
+            <w:r>
+              <w:rPr>
+                <w:sz w:val="11"/>
+              </w:rPr>
+              <w:t>Data Report</w:t>
+            </w:r>
+          </w:p>
+        </w:tc>
+        <w:tc>
+          <w:tcPr>
+            <w:tcW w:type="dxa" w:w="1728"/>
+            <w:vAlign w:val="center"/>
+          </w:tcPr>
+          <w:p>
+            <w:r>
+              <w:rPr>
+                <w:sz w:val="11"/>
+              </w:rPr>
+              <w:t>10 marks</w:t>
+            </w:r>
+          </w:p>
+        </w:tc>
+        <w:tc>
+          <w:tcPr>
+            <w:tcW w:type="dxa" w:w="1728"/>
+            <w:vAlign w:val="center"/>
+          </w:tcPr>
+          <w:p>
+            <w:r>
+              <w:rPr>
+                <w:sz w:val="11"/>
+              </w:rPr>
+              <w:t>Visual inspection using head, tail, sample records, info, and summaries.</w:t>
+            </w:r>
+          </w:p>
+        </w:tc>
+        <w:tc>
+          <w:tcPr>
+            <w:tcW w:type="dxa" w:w="1728"/>
+            <w:vAlign w:val="center"/>
+          </w:tcPr>
+          <w:p>
+            <w:r>
+              <w:rPr>
+                <w:sz w:val="11"/>
+              </w:rPr>
+              <w:t>notebooks/01_milestone1_eda.ipynb</w:t>
+            </w:r>
+          </w:p>
+        </w:tc>
+        <w:tc>
+          <w:tcPr>
+            <w:tcW w:type="dxa" w:w="1728"/>
+            <w:vAlign w:val="center"/>
+          </w:tcPr>
+          <w:p>
+            <w:r>
+              <w:rPr>
+                <w:sz w:val="11"/>
+              </w:rPr>
+              <w:t>covered</w:t>
+            </w:r>
+          </w:p>
+        </w:tc>
+      </w:tr>
+      <w:tr>
+        <w:tc>
+          <w:tcPr>
+            <w:tcW w:type="dxa" w:w="1728"/>
+            <w:vAlign w:val="center"/>
+          </w:tcPr>
+          <w:p>
+            <w:r>
+              <w:rPr>
+                <w:sz w:val="11"/>
+              </w:rPr>
+              <w:t>Data Report</w:t>
+            </w:r>
+          </w:p>
+        </w:tc>
+        <w:tc>
+          <w:tcPr>
+            <w:tcW w:type="dxa" w:w="1728"/>
+            <w:vAlign w:val="center"/>
+          </w:tcPr>
+          <w:p>
+            <w:r>
+              <w:rPr>
+                <w:sz w:val="11"/>
+              </w:rPr>
+              <w:t>10 marks</w:t>
+            </w:r>
+          </w:p>
+        </w:tc>
+        <w:tc>
+          <w:tcPr>
+            <w:tcW w:type="dxa" w:w="1728"/>
+            <w:vAlign w:val="center"/>
+          </w:tcPr>
+          <w:p>
+            <w:r>
+              <w:rPr>
+                <w:sz w:val="11"/>
+              </w:rPr>
+              <w:t>Data types, unique counts, missing values, duplicates, and variable descriptions.</w:t>
+            </w:r>
+          </w:p>
+        </w:tc>
+        <w:tc>
+          <w:tcPr>
+            <w:tcW w:type="dxa" w:w="1728"/>
+            <w:vAlign w:val="center"/>
+          </w:tcPr>
+          <w:p>
+            <w:r>
+              <w:rPr>
+                <w:sz w:val="11"/>
+              </w:rPr>
+              <w:t>outputs/tables/data_dictionary_summary.csv</w:t>
+            </w:r>
+          </w:p>
+        </w:tc>
+        <w:tc>
+          <w:tcPr>
+            <w:tcW w:type="dxa" w:w="1728"/>
+            <w:vAlign w:val="center"/>
+          </w:tcPr>
+          <w:p>
+            <w:r>
+              <w:rPr>
+                <w:sz w:val="11"/>
+              </w:rPr>
+              <w:t>covered</w:t>
+            </w:r>
+          </w:p>
+        </w:tc>
+      </w:tr>
+      <w:tr>
+        <w:tc>
+          <w:tcPr>
+            <w:tcW w:type="dxa" w:w="1728"/>
+            <w:vAlign w:val="center"/>
+          </w:tcPr>
+          <w:p>
+            <w:r>
+              <w:rPr>
+                <w:sz w:val="11"/>
+              </w:rPr>
+              <w:t>Data Report</w:t>
+            </w:r>
+          </w:p>
+        </w:tc>
+        <w:tc>
+          <w:tcPr>
+            <w:tcW w:type="dxa" w:w="1728"/>
+            <w:vAlign w:val="center"/>
+          </w:tcPr>
+          <w:p>
+            <w:r>
+              <w:rPr>
+                <w:sz w:val="11"/>
+              </w:rPr>
+              <w:t>10 marks</w:t>
+            </w:r>
+          </w:p>
+        </w:tc>
+        <w:tc>
+          <w:tcPr>
+            <w:tcW w:type="dxa" w:w="1728"/>
+            <w:vAlign w:val="center"/>
+          </w:tcPr>
+          <w:p>
+            <w:r>
+              <w:rPr>
+                <w:sz w:val="11"/>
+              </w:rPr>
+              <w:t>Variable type classification, renaming, cleanup, and data inference.</w:t>
+            </w:r>
+          </w:p>
+        </w:tc>
+        <w:tc>
+          <w:tcPr>
+            <w:tcW w:type="dxa" w:w="1728"/>
+            <w:vAlign w:val="center"/>
+          </w:tcPr>
+          <w:p>
+            <w:r>
+              <w:rPr>
+                <w:sz w:val="11"/>
+              </w:rPr>
+              <w:t>outputs/tables/variable_type_classification.csv; outputs/tables/renaming_and_cleanup.csv</w:t>
+            </w:r>
+          </w:p>
+        </w:tc>
+        <w:tc>
+          <w:tcPr>
+            <w:tcW w:type="dxa" w:w="1728"/>
+            <w:vAlign w:val="center"/>
+          </w:tcPr>
+          <w:p>
+            <w:r>
+              <w:rPr>
+                <w:sz w:val="11"/>
+              </w:rPr>
+              <w:t>covered</w:t>
+            </w:r>
+          </w:p>
+        </w:tc>
+      </w:tr>
+      <w:tr>
+        <w:tc>
+          <w:tcPr>
+            <w:tcW w:type="dxa" w:w="1728"/>
+            <w:vAlign w:val="center"/>
+          </w:tcPr>
+          <w:p>
+            <w:r>
+              <w:rPr>
+                <w:sz w:val="11"/>
+              </w:rPr>
+              <w:t>Initial EDA</w:t>
+            </w:r>
+          </w:p>
+        </w:tc>
+        <w:tc>
+          <w:tcPr>
+            <w:tcW w:type="dxa" w:w="1728"/>
+            <w:vAlign w:val="center"/>
+          </w:tcPr>
+          <w:p>
+            <w:r>
+              <w:rPr>
+                <w:sz w:val="11"/>
+              </w:rPr>
+              <w:t>10 marks</w:t>
+            </w:r>
+          </w:p>
+        </w:tc>
+        <w:tc>
+          <w:tcPr>
+            <w:tcW w:type="dxa" w:w="1728"/>
+            <w:vAlign w:val="center"/>
+          </w:tcPr>
+          <w:p>
+            <w:r>
+              <w:rPr>
+                <w:sz w:val="11"/>
+              </w:rPr>
+              <w:t>Univariate analysis for numeric variables with distribution and spread.</w:t>
+            </w:r>
+          </w:p>
+        </w:tc>
+        <w:tc>
+          <w:tcPr>
+            <w:tcW w:type="dxa" w:w="1728"/>
+            <w:vAlign w:val="center"/>
+          </w:tcPr>
+          <w:p>
+            <w:r>
+              <w:rPr>
+                <w:sz w:val="11"/>
+              </w:rPr>
+              <w:t>outputs/tables/numeric_summary.csv; outputs/figures/target_distribution.png; outputs/figures/outlier_boxplots.png</w:t>
+            </w:r>
+          </w:p>
+        </w:tc>
+        <w:tc>
+          <w:tcPr>
+            <w:tcW w:type="dxa" w:w="1728"/>
+            <w:vAlign w:val="center"/>
+          </w:tcPr>
+          <w:p>
+            <w:r>
+              <w:rPr>
+                <w:sz w:val="11"/>
+              </w:rPr>
+              <w:t>covered</w:t>
+            </w:r>
+          </w:p>
+        </w:tc>
+      </w:tr>
+      <w:tr>
+        <w:tc>
+          <w:tcPr>
+            <w:tcW w:type="dxa" w:w="1728"/>
+            <w:vAlign w:val="center"/>
+          </w:tcPr>
+          <w:p>
+            <w:r>
+              <w:rPr>
+                <w:sz w:val="11"/>
+              </w:rPr>
+              <w:t>Initial EDA</w:t>
+            </w:r>
+          </w:p>
+        </w:tc>
+        <w:tc>
+          <w:tcPr>
+            <w:tcW w:type="dxa" w:w="1728"/>
+            <w:vAlign w:val="center"/>
+          </w:tcPr>
+          <w:p>
+            <w:r>
+              <w:rPr>
+                <w:sz w:val="11"/>
+              </w:rPr>
+              <w:t>10 marks</w:t>
+            </w:r>
+          </w:p>
+        </w:tc>
+        <w:tc>
+          <w:tcPr>
+            <w:tcW w:type="dxa" w:w="1728"/>
+            <w:vAlign w:val="center"/>
+          </w:tcPr>
+          <w:p>
+            <w:r>
+              <w:rPr>
+                <w:sz w:val="11"/>
+              </w:rPr>
+              <w:t>Categorical distribution for categorical, binary, and ordinal variables.</w:t>
+            </w:r>
+          </w:p>
+        </w:tc>
+        <w:tc>
+          <w:tcPr>
+            <w:tcW w:type="dxa" w:w="1728"/>
+            <w:vAlign w:val="center"/>
+          </w:tcPr>
+          <w:p>
+            <w:r>
+              <w:rPr>
+                <w:sz w:val="11"/>
+              </w:rPr>
+              <w:t>outputs/tables/categorical_frequency.csv; outputs/tables/group_summary_*.csv</w:t>
+            </w:r>
+          </w:p>
+        </w:tc>
+        <w:tc>
+          <w:tcPr>
+            <w:tcW w:type="dxa" w:w="1728"/>
+            <w:vAlign w:val="center"/>
+          </w:tcPr>
+          <w:p>
+            <w:r>
+              <w:rPr>
+                <w:sz w:val="11"/>
+              </w:rPr>
+              <w:t>covered</w:t>
+            </w:r>
+          </w:p>
+        </w:tc>
+      </w:tr>
+      <w:tr>
+        <w:tc>
+          <w:tcPr>
+            <w:tcW w:type="dxa" w:w="1728"/>
+            <w:vAlign w:val="center"/>
+          </w:tcPr>
+          <w:p>
+            <w:r>
+              <w:rPr>
+                <w:sz w:val="11"/>
+              </w:rPr>
+              <w:t>Initial EDA</w:t>
+            </w:r>
+          </w:p>
+        </w:tc>
+        <w:tc>
+          <w:tcPr>
+            <w:tcW w:type="dxa" w:w="1728"/>
+            <w:vAlign w:val="center"/>
+          </w:tcPr>
+          <w:p>
+            <w:r>
+              <w:rPr>
+                <w:sz w:val="11"/>
+              </w:rPr>
+              <w:t>10 marks</w:t>
+            </w:r>
+          </w:p>
+        </w:tc>
+        <w:tc>
+          <w:tcPr>
+            <w:tcW w:type="dxa" w:w="1728"/>
+            <w:vAlign w:val="center"/>
+          </w:tcPr>
+          <w:p>
+            <w:r>
+              <w:rPr>
+                <w:sz w:val="11"/>
+              </w:rPr>
+              <w:t>Bivariate analysis and correlation analysis with insight summaries.</w:t>
+            </w:r>
+          </w:p>
+        </w:tc>
+        <w:tc>
+          <w:tcPr>
+            <w:tcW w:type="dxa" w:w="1728"/>
+            <w:vAlign w:val="center"/>
+          </w:tcPr>
+          <w:p>
+            <w:r>
+              <w:rPr>
+                <w:sz w:val="11"/>
+              </w:rPr>
+              <w:t>outputs/figures/correlation_heatmap.png; outputs/tables/feature_signal_strength.csv</w:t>
+            </w:r>
+          </w:p>
+        </w:tc>
+        <w:tc>
+          <w:tcPr>
+            <w:tcW w:type="dxa" w:w="1728"/>
+            <w:vAlign w:val="center"/>
+          </w:tcPr>
+          <w:p>
+            <w:r>
+              <w:rPr>
+                <w:sz w:val="11"/>
+              </w:rPr>
+              <w:t>covered</w:t>
+            </w:r>
+          </w:p>
+        </w:tc>
+      </w:tr>
+      <w:tr>
+        <w:tc>
+          <w:tcPr>
+            <w:tcW w:type="dxa" w:w="1728"/>
+            <w:vAlign w:val="center"/>
+          </w:tcPr>
+          <w:p>
+            <w:r>
+              <w:rPr>
+                <w:sz w:val="11"/>
+              </w:rPr>
+              <w:t>Data Pre-processing</w:t>
+            </w:r>
+          </w:p>
+        </w:tc>
+        <w:tc>
+          <w:tcPr>
+            <w:tcW w:type="dxa" w:w="1728"/>
+            <w:vAlign w:val="center"/>
+          </w:tcPr>
+          <w:p>
+            <w:r>
+              <w:rPr>
+                <w:sz w:val="11"/>
+              </w:rPr>
+              <w:t>10 marks</w:t>
+            </w:r>
+          </w:p>
+        </w:tc>
+        <w:tc>
+          <w:tcPr>
+            <w:tcW w:type="dxa" w:w="1728"/>
+            <w:vAlign w:val="center"/>
+          </w:tcPr>
+          <w:p>
+            <w:r>
+              <w:rPr>
+                <w:sz w:val="11"/>
+              </w:rPr>
+              <w:t>Unwanted-variable removal and applicant_id treatment.</w:t>
+            </w:r>
+          </w:p>
+        </w:tc>
+        <w:tc>
+          <w:tcPr>
+            <w:tcW w:type="dxa" w:w="1728"/>
+            <w:vAlign w:val="center"/>
+          </w:tcPr>
+          <w:p>
+            <w:r>
+              <w:rPr>
+                <w:sz w:val="11"/>
+              </w:rPr>
+              <w:t>insurance_modeling.py; outputs/models/app_schema.json</w:t>
+            </w:r>
+          </w:p>
+        </w:tc>
+        <w:tc>
+          <w:tcPr>
+            <w:tcW w:type="dxa" w:w="1728"/>
+            <w:vAlign w:val="center"/>
+          </w:tcPr>
+          <w:p>
+            <w:r>
+              <w:rPr>
+                <w:sz w:val="11"/>
+              </w:rPr>
+              <w:t>covered</w:t>
+            </w:r>
+          </w:p>
+        </w:tc>
+      </w:tr>
+      <w:tr>
+        <w:tc>
+          <w:tcPr>
+            <w:tcW w:type="dxa" w:w="1728"/>
+            <w:vAlign w:val="center"/>
+          </w:tcPr>
+          <w:p>
+            <w:r>
+              <w:rPr>
+                <w:sz w:val="11"/>
+              </w:rPr>
+              <w:t>Data Pre-processing</w:t>
+            </w:r>
+          </w:p>
+        </w:tc>
+        <w:tc>
+          <w:tcPr>
+            <w:tcW w:type="dxa" w:w="1728"/>
+            <w:vAlign w:val="center"/>
+          </w:tcPr>
+          <w:p>
+            <w:r>
+              <w:rPr>
+                <w:sz w:val="11"/>
+              </w:rPr>
+              <w:t>10 marks</w:t>
+            </w:r>
+          </w:p>
+        </w:tc>
+        <w:tc>
+          <w:tcPr>
+            <w:tcW w:type="dxa" w:w="1728"/>
+            <w:vAlign w:val="center"/>
+          </w:tcPr>
+          <w:p>
+            <w:r>
+              <w:rPr>
+                <w:sz w:val="11"/>
+              </w:rPr>
+              <w:t>Missing-value treatment for BMI and Year_last_admitted.</w:t>
+            </w:r>
+          </w:p>
+        </w:tc>
+        <w:tc>
+          <w:tcPr>
+            <w:tcW w:type="dxa" w:w="1728"/>
+            <w:vAlign w:val="center"/>
+          </w:tcPr>
+          <w:p>
+            <w:r>
+              <w:rPr>
+                <w:sz w:val="11"/>
+              </w:rPr>
+              <w:t>outputs/tables/missing_values.csv; outputs/figures/missingness_target_impact.png</w:t>
+            </w:r>
+          </w:p>
+        </w:tc>
+        <w:tc>
+          <w:tcPr>
+            <w:tcW w:type="dxa" w:w="1728"/>
+            <w:vAlign w:val="center"/>
+          </w:tcPr>
+          <w:p>
+            <w:r>
+              <w:rPr>
+                <w:sz w:val="11"/>
+              </w:rPr>
+              <w:t>covered</w:t>
+            </w:r>
+          </w:p>
+        </w:tc>
+      </w:tr>
+      <w:tr>
+        <w:tc>
+          <w:tcPr>
+            <w:tcW w:type="dxa" w:w="1728"/>
+            <w:vAlign w:val="center"/>
+          </w:tcPr>
+          <w:p>
+            <w:r>
+              <w:rPr>
+                <w:sz w:val="11"/>
+              </w:rPr>
+              <w:t>Data Pre-processing</w:t>
+            </w:r>
+          </w:p>
+        </w:tc>
+        <w:tc>
+          <w:tcPr>
+            <w:tcW w:type="dxa" w:w="1728"/>
+            <w:vAlign w:val="center"/>
+          </w:tcPr>
+          <w:p>
+            <w:r>
+              <w:rPr>
+                <w:sz w:val="11"/>
+              </w:rPr>
+              <w:t>10 marks</w:t>
+            </w:r>
+          </w:p>
+        </w:tc>
+        <w:tc>
+          <w:tcPr>
+            <w:tcW w:type="dxa" w:w="1728"/>
+            <w:vAlign w:val="center"/>
+          </w:tcPr>
+          <w:p>
+            <w:r>
+              <w:rPr>
+                <w:sz w:val="11"/>
+              </w:rPr>
+              <w:t>Outlier treatment/retention logic, transformations, and new variables.</w:t>
+            </w:r>
+          </w:p>
+        </w:tc>
+        <w:tc>
+          <w:tcPr>
+            <w:tcW w:type="dxa" w:w="1728"/>
+            <w:vAlign w:val="center"/>
+          </w:tcPr>
+          <w:p>
+            <w:r>
+              <w:rPr>
+                <w:sz w:val="11"/>
+              </w:rPr>
+              <w:t>outputs/tables/outlier_summary.csv; outputs/tables/cleaned_analysis_data.csv</w:t>
+            </w:r>
+          </w:p>
+        </w:tc>
+        <w:tc>
+          <w:tcPr>
+            <w:tcW w:type="dxa" w:w="1728"/>
+            <w:vAlign w:val="center"/>
+          </w:tcPr>
+          <w:p>
+            <w:r>
+              <w:rPr>
+                <w:sz w:val="11"/>
+              </w:rPr>
+              <w:t>covered</w:t>
+            </w:r>
+          </w:p>
+        </w:tc>
+      </w:tr>
+      <w:tr>
+        <w:tc>
+          <w:tcPr>
+            <w:tcW w:type="dxa" w:w="1728"/>
+            <w:vAlign w:val="center"/>
+          </w:tcPr>
+          <w:p>
+            <w:r>
+              <w:rPr>
+                <w:sz w:val="11"/>
+              </w:rPr>
+              <w:t>Extensive EDA</w:t>
+            </w:r>
+          </w:p>
+        </w:tc>
+        <w:tc>
+          <w:tcPr>
+            <w:tcW w:type="dxa" w:w="1728"/>
+            <w:vAlign w:val="center"/>
+          </w:tcPr>
+          <w:p>
+            <w:r>
+              <w:rPr>
+                <w:sz w:val="11"/>
+              </w:rPr>
+              <w:t>10 marks</w:t>
+            </w:r>
+          </w:p>
+        </w:tc>
+        <w:tc>
+          <w:tcPr>
+            <w:tcW w:type="dxa" w:w="1728"/>
+            <w:vAlign w:val="center"/>
+          </w:tcPr>
+          <w:p>
+            <w:r>
+              <w:rPr>
+                <w:sz w:val="11"/>
+              </w:rPr>
+              <w:t>Important-variable relationships and insightful visualizations.</w:t>
+            </w:r>
+          </w:p>
+        </w:tc>
+        <w:tc>
+          <w:tcPr>
+            <w:tcW w:type="dxa" w:w="1728"/>
+            <w:vAlign w:val="center"/>
+          </w:tcPr>
+          <w:p>
+            <w:r>
+              <w:rPr>
+                <w:sz w:val="11"/>
+              </w:rPr>
+              <w:t>outputs/figures/weight_vs_cost_jitter.png; outputs/figures/cost_by_weight_line.png; outputs/figures/cost_by_year_last_admitted.png</w:t>
+            </w:r>
+          </w:p>
+        </w:tc>
+        <w:tc>
+          <w:tcPr>
+            <w:tcW w:type="dxa" w:w="1728"/>
+            <w:vAlign w:val="center"/>
+          </w:tcPr>
+          <w:p>
+            <w:r>
+              <w:rPr>
+                <w:sz w:val="11"/>
+              </w:rPr>
+              <w:t>covered</w:t>
+            </w:r>
+          </w:p>
+        </w:tc>
+      </w:tr>
+      <w:tr>
+        <w:tc>
+          <w:tcPr>
+            <w:tcW w:type="dxa" w:w="1728"/>
+            <w:vAlign w:val="center"/>
+          </w:tcPr>
+          <w:p>
+            <w:r>
+              <w:rPr>
+                <w:sz w:val="11"/>
+              </w:rPr>
+              <w:t>Extensive EDA</w:t>
+            </w:r>
+          </w:p>
+        </w:tc>
+        <w:tc>
+          <w:tcPr>
+            <w:tcW w:type="dxa" w:w="1728"/>
+            <w:vAlign w:val="center"/>
+          </w:tcPr>
+          <w:p>
+            <w:r>
+              <w:rPr>
+                <w:sz w:val="11"/>
+              </w:rPr>
+              <w:t>10 marks</w:t>
+            </w:r>
+          </w:p>
+        </w:tc>
+        <w:tc>
+          <w:tcPr>
+            <w:tcW w:type="dxa" w:w="1728"/>
+            <w:vAlign w:val="center"/>
+          </w:tcPr>
+          <w:p>
+            <w:r>
+              <w:rPr>
+                <w:sz w:val="11"/>
+              </w:rPr>
+              <w:t>Technical and business interpretation, justified inferences, conclusion, and next steps.</w:t>
+            </w:r>
+          </w:p>
+        </w:tc>
+        <w:tc>
+          <w:tcPr>
+            <w:tcW w:type="dxa" w:w="1728"/>
+            <w:vAlign w:val="center"/>
+          </w:tcPr>
+          <w:p>
+            <w:r>
+              <w:rPr>
+                <w:sz w:val="11"/>
+              </w:rPr>
+              <w:t>Milestone_1_Insurance_Price_Prediction.docx; notebooks/01_milestone1_eda.html</w:t>
+            </w:r>
+          </w:p>
+        </w:tc>
+        <w:tc>
+          <w:tcPr>
+            <w:tcW w:type="dxa" w:w="1728"/>
+            <w:vAlign w:val="center"/>
+          </w:tcPr>
+          <w:p>
+            <w:r>
+              <w:rPr>
+                <w:sz w:val="11"/>
+              </w:rPr>
+              <w:t>covered</w:t>
+            </w:r>
+          </w:p>
+        </w:tc>
+      </w:tr>
+    </w:tbl>
+    <w:p/>
+    <w:p>
+      <w:pPr>
+        <w:pStyle w:val="Heading1"/>
+      </w:pPr>
+      <w:r>
         <w:t>Data Report</w:t>
       </w:r>
     </w:p>
@@ -450,6 +1427,314 @@
     <w:p>
       <w:r>
         <w:t>The dataset contains 25,000 unique applicants and 24 original columns. applicant_id is unique for every row and is retained only for auditability, not for modeling.</w:t>
+      </w:r>
+    </w:p>
+    <w:p>
+      <w:pPr>
+        <w:pStyle w:val="Heading2"/>
+      </w:pPr>
+      <w:r>
+        <w:t>Target Pricing Grid</w:t>
+      </w:r>
+    </w:p>
+    <w:tbl>
+      <w:tblPr>
+        <w:tblStyle w:val="TableGrid"/>
+        <w:tblW w:type="auto" w:w="0"/>
+        <w:tblLook w:firstColumn="1" w:firstRow="1" w:lastColumn="0" w:lastRow="0" w:noHBand="0" w:noVBand="1" w:val="04A0"/>
+      </w:tblPr>
+      <w:tblGrid>
+        <w:gridCol w:w="4320"/>
+        <w:gridCol w:w="4320"/>
+      </w:tblGrid>
+      <w:tr>
+        <w:tc>
+          <w:tcPr>
+            <w:tcW w:type="dxa" w:w="4320"/>
+            <w:shd w:fill="12355B"/>
+          </w:tcPr>
+          <w:p>
+            <w:r>
+              <w:rPr>
+                <w:b/>
+                <w:color w:val="FFFFFF"/>
+                <w:sz w:val="16"/>
+              </w:rPr>
+              <w:t>metric</w:t>
+            </w:r>
+          </w:p>
+        </w:tc>
+        <w:tc>
+          <w:tcPr>
+            <w:tcW w:type="dxa" w:w="4320"/>
+            <w:shd w:fill="12355B"/>
+          </w:tcPr>
+          <w:p>
+            <w:r>
+              <w:rPr>
+                <w:b/>
+                <w:color w:val="FFFFFF"/>
+                <w:sz w:val="16"/>
+              </w:rPr>
+              <w:t>value</w:t>
+            </w:r>
+          </w:p>
+        </w:tc>
+      </w:tr>
+      <w:tr>
+        <w:tc>
+          <w:tcPr>
+            <w:tcW w:type="dxa" w:w="4320"/>
+            <w:vAlign w:val="center"/>
+          </w:tcPr>
+          <w:p>
+            <w:r>
+              <w:rPr>
+                <w:sz w:val="16"/>
+              </w:rPr>
+              <w:t>target_unique_count</w:t>
+            </w:r>
+          </w:p>
+        </w:tc>
+        <w:tc>
+          <w:tcPr>
+            <w:tcW w:type="dxa" w:w="4320"/>
+            <w:vAlign w:val="center"/>
+          </w:tcPr>
+          <w:p>
+            <w:r>
+              <w:rPr>
+                <w:sz w:val="16"/>
+              </w:rPr>
+              <w:t>54</w:t>
+            </w:r>
+          </w:p>
+        </w:tc>
+      </w:tr>
+      <w:tr>
+        <w:tc>
+          <w:tcPr>
+            <w:tcW w:type="dxa" w:w="4320"/>
+            <w:vAlign w:val="center"/>
+          </w:tcPr>
+          <w:p>
+            <w:r>
+              <w:rPr>
+                <w:sz w:val="16"/>
+              </w:rPr>
+              <w:t>target_grid_step</w:t>
+            </w:r>
+          </w:p>
+        </w:tc>
+        <w:tc>
+          <w:tcPr>
+            <w:tcW w:type="dxa" w:w="4320"/>
+            <w:vAlign w:val="center"/>
+          </w:tcPr>
+          <w:p>
+            <w:r>
+              <w:rPr>
+                <w:sz w:val="16"/>
+              </w:rPr>
+              <w:t>1234</w:t>
+            </w:r>
+          </w:p>
+        </w:tc>
+      </w:tr>
+      <w:tr>
+        <w:tc>
+          <w:tcPr>
+            <w:tcW w:type="dxa" w:w="4320"/>
+            <w:vAlign w:val="center"/>
+          </w:tcPr>
+          <w:p>
+            <w:r>
+              <w:rPr>
+                <w:sz w:val="16"/>
+              </w:rPr>
+              <w:t>target_min</w:t>
+            </w:r>
+          </w:p>
+        </w:tc>
+        <w:tc>
+          <w:tcPr>
+            <w:tcW w:type="dxa" w:w="4320"/>
+            <w:vAlign w:val="center"/>
+          </w:tcPr>
+          <w:p>
+            <w:r>
+              <w:rPr>
+                <w:sz w:val="16"/>
+              </w:rPr>
+              <w:t>2468</w:t>
+            </w:r>
+          </w:p>
+        </w:tc>
+      </w:tr>
+      <w:tr>
+        <w:tc>
+          <w:tcPr>
+            <w:tcW w:type="dxa" w:w="4320"/>
+            <w:vAlign w:val="center"/>
+          </w:tcPr>
+          <w:p>
+            <w:r>
+              <w:rPr>
+                <w:sz w:val="16"/>
+              </w:rPr>
+              <w:t>target_max</w:t>
+            </w:r>
+          </w:p>
+        </w:tc>
+        <w:tc>
+          <w:tcPr>
+            <w:tcW w:type="dxa" w:w="4320"/>
+            <w:vAlign w:val="center"/>
+          </w:tcPr>
+          <w:p>
+            <w:r>
+              <w:rPr>
+                <w:sz w:val="16"/>
+              </w:rPr>
+              <w:t>67870</w:t>
+            </w:r>
+          </w:p>
+        </w:tc>
+      </w:tr>
+      <w:tr>
+        <w:tc>
+          <w:tcPr>
+            <w:tcW w:type="dxa" w:w="4320"/>
+            <w:vAlign w:val="center"/>
+          </w:tcPr>
+          <w:p>
+            <w:r>
+              <w:rPr>
+                <w:sz w:val="16"/>
+              </w:rPr>
+              <w:t>first_10_levels</w:t>
+            </w:r>
+          </w:p>
+        </w:tc>
+        <w:tc>
+          <w:tcPr>
+            <w:tcW w:type="dxa" w:w="4320"/>
+            <w:vAlign w:val="center"/>
+          </w:tcPr>
+          <w:p>
+            <w:r>
+              <w:rPr>
+                <w:sz w:val="16"/>
+              </w:rPr>
+              <w:t>2468, 3702, 4936, 6170, 7404, 8638, 9872, 11106, 12340, 13574</w:t>
+            </w:r>
+          </w:p>
+        </w:tc>
+      </w:tr>
+      <w:tr>
+        <w:tc>
+          <w:tcPr>
+            <w:tcW w:type="dxa" w:w="4320"/>
+            <w:vAlign w:val="center"/>
+          </w:tcPr>
+          <w:p>
+            <w:r>
+              <w:rPr>
+                <w:sz w:val="16"/>
+              </w:rPr>
+              <w:t>last_10_levels</w:t>
+            </w:r>
+          </w:p>
+        </w:tc>
+        <w:tc>
+          <w:tcPr>
+            <w:tcW w:type="dxa" w:w="4320"/>
+            <w:vAlign w:val="center"/>
+          </w:tcPr>
+          <w:p>
+            <w:r>
+              <w:rPr>
+                <w:sz w:val="16"/>
+              </w:rPr>
+              <w:t>56764, 57998, 59232, 60466, 61700, 62934, 64168, 65402, 66636, 67870</w:t>
+            </w:r>
+          </w:p>
+        </w:tc>
+      </w:tr>
+    </w:tbl>
+    <w:p/>
+    <w:p>
+      <w:pPr>
+        <w:jc w:val="center"/>
+      </w:pPr>
+      <w:r>
+        <w:drawing>
+          <wp:inline xmlns:a="http://schemas.openxmlformats.org/drawingml/2006/main" xmlns:pic="http://schemas.openxmlformats.org/drawingml/2006/picture">
+            <wp:extent cx="5669280" cy="2671472"/>
+            <wp:docPr id="1" name="Picture 1"/>
+            <wp:cNvGraphicFramePr>
+              <a:graphicFrameLocks noChangeAspect="1"/>
+            </wp:cNvGraphicFramePr>
+            <a:graphic>
+              <a:graphicData uri="http://schemas.openxmlformats.org/drawingml/2006/picture">
+                <pic:pic>
+                  <pic:nvPicPr>
+                    <pic:cNvPr id="0" name="target_price_grid_frequency.png"/>
+                    <pic:cNvPicPr/>
+                  </pic:nvPicPr>
+                  <pic:blipFill>
+                    <a:blip r:embed="rId10"/>
+                    <a:stretch>
+                      <a:fillRect/>
+                    </a:stretch>
+                  </pic:blipFill>
+                  <pic:spPr>
+                    <a:xfrm>
+                      <a:off x="0" y="0"/>
+                      <a:ext cx="5669280" cy="2671472"/>
+                    </a:xfrm>
+                    <a:prstGeom prst="rect"/>
+                  </pic:spPr>
+                </pic:pic>
+              </a:graphicData>
+            </a:graphic>
+          </wp:inline>
+        </w:drawing>
+      </w:r>
+    </w:p>
+    <w:p>
+      <w:pPr>
+        <w:jc w:val="center"/>
+      </w:pPr>
+      <w:r>
+        <w:rPr>
+          <w:i/>
+          <w:color w:val="6B7280"/>
+          <w:sz w:val="17"/>
+        </w:rPr>
+        <w:t>insurance_cost is a discrete business price grid rather than a truly continuous target.</w:t>
+      </w:r>
+    </w:p>
+    <w:p>
+      <w:r>
+        <w:rPr>
+          <w:b/>
+        </w:rPr>
+        <w:t xml:space="preserve">Technical interpretation: </w:t>
+      </w:r>
+      <w:r>
+        <w:t>The target has 54 unique quote bands with a fixed grid step of 1,234, so regression errors should be interpreted alongside quote-band rounding.</w:t>
+      </w:r>
+    </w:p>
+    <w:p>
+      <w:r>
+        <w:rPr>
+          <w:b/>
+        </w:rPr>
+        <w:t xml:space="preserve">Business interpretation: </w:t>
+      </w:r>
+      <w:r>
+        <w:t>The model should produce an analytical estimate and then map it to the nearest approved business quote band for presentation.</w:t>
       </w:r>
     </w:p>
     <w:p>
@@ -619,7 +1904,7 @@
         <w:drawing>
           <wp:inline xmlns:a="http://schemas.openxmlformats.org/drawingml/2006/main" xmlns:pic="http://schemas.openxmlformats.org/drawingml/2006/picture">
             <wp:extent cx="5669280" cy="3020857"/>
-            <wp:docPr id="1" name="Picture 1"/>
+            <wp:docPr id="2" name="Picture 2"/>
             <wp:cNvGraphicFramePr>
               <a:graphicFrameLocks noChangeAspect="1"/>
             </wp:cNvGraphicFramePr>
@@ -631,7 +1916,7 @@
                     <pic:cNvPicPr/>
                   </pic:nvPicPr>
                   <pic:blipFill>
-                    <a:blip r:embed="rId10"/>
+                    <a:blip r:embed="rId11"/>
                     <a:stretch>
                       <a:fillRect/>
                     </a:stretch>
@@ -664,6 +1949,28 @@
       </w:r>
     </w:p>
     <w:p>
+      <w:r>
+        <w:rPr>
+          <w:b/>
+        </w:rPr>
+        <w:t xml:space="preserve">Technical interpretation: </w:t>
+      </w:r>
+      <w:r>
+        <w:t>BMI has limited missingness, while Year_last_admitted has structural missingness for applicants without known admission history.</w:t>
+      </w:r>
+    </w:p>
+    <w:p>
+      <w:r>
+        <w:rPr>
+          <w:b/>
+        </w:rPr>
+        <w:t xml:space="preserve">Business interpretation: </w:t>
+      </w:r>
+      <w:r>
+        <w:t>The missingness pattern should not be blanket-dropped; admission-year missingness carries customer history context.</w:t>
+      </w:r>
+    </w:p>
+    <w:p>
       <w:pPr>
         <w:pStyle w:val="Heading2"/>
       </w:pPr>
@@ -2503,6 +3810,1478 @@
         <w:tblLook w:firstColumn="1" w:firstRow="1" w:lastColumn="0" w:lastRow="0" w:noHBand="0" w:noVBand="1" w:val="04A0"/>
       </w:tblPr>
       <w:tblGrid>
+        <w:gridCol w:w="2160"/>
+        <w:gridCol w:w="2160"/>
+        <w:gridCol w:w="2160"/>
+        <w:gridCol w:w="2160"/>
+      </w:tblGrid>
+      <w:tr>
+        <w:tc>
+          <w:tcPr>
+            <w:tcW w:type="dxa" w:w="2160"/>
+            <w:shd w:fill="12355B"/>
+          </w:tcPr>
+          <w:p>
+            <w:r>
+              <w:rPr>
+                <w:b/>
+                <w:color w:val="FFFFFF"/>
+                <w:sz w:val="11"/>
+              </w:rPr>
+              <w:t>clean_column</w:t>
+            </w:r>
+          </w:p>
+        </w:tc>
+        <w:tc>
+          <w:tcPr>
+            <w:tcW w:type="dxa" w:w="2160"/>
+            <w:shd w:fill="12355B"/>
+          </w:tcPr>
+          <w:p>
+            <w:r>
+              <w:rPr>
+                <w:b/>
+                <w:color w:val="FFFFFF"/>
+                <w:sz w:val="11"/>
+              </w:rPr>
+              <w:t>analysis_type</w:t>
+            </w:r>
+          </w:p>
+        </w:tc>
+        <w:tc>
+          <w:tcPr>
+            <w:tcW w:type="dxa" w:w="2160"/>
+            <w:shd w:fill="12355B"/>
+          </w:tcPr>
+          <w:p>
+            <w:r>
+              <w:rPr>
+                <w:b/>
+                <w:color w:val="FFFFFF"/>
+                <w:sz w:val="11"/>
+              </w:rPr>
+              <w:t>role</w:t>
+            </w:r>
+          </w:p>
+        </w:tc>
+        <w:tc>
+          <w:tcPr>
+            <w:tcW w:type="dxa" w:w="2160"/>
+            <w:shd w:fill="12355B"/>
+          </w:tcPr>
+          <w:p>
+            <w:r>
+              <w:rPr>
+                <w:b/>
+                <w:color w:val="FFFFFF"/>
+                <w:sz w:val="11"/>
+              </w:rPr>
+              <w:t>preprocessing_action</w:t>
+            </w:r>
+          </w:p>
+        </w:tc>
+      </w:tr>
+      <w:tr>
+        <w:tc>
+          <w:tcPr>
+            <w:tcW w:type="dxa" w:w="2160"/>
+            <w:vAlign w:val="center"/>
+          </w:tcPr>
+          <w:p>
+            <w:r>
+              <w:rPr>
+                <w:sz w:val="11"/>
+              </w:rPr>
+              <w:t>applicant_id</w:t>
+            </w:r>
+          </w:p>
+        </w:tc>
+        <w:tc>
+          <w:tcPr>
+            <w:tcW w:type="dxa" w:w="2160"/>
+            <w:vAlign w:val="center"/>
+          </w:tcPr>
+          <w:p>
+            <w:r>
+              <w:rPr>
+                <w:sz w:val="11"/>
+              </w:rPr>
+              <w:t>identifier</w:t>
+            </w:r>
+          </w:p>
+        </w:tc>
+        <w:tc>
+          <w:tcPr>
+            <w:tcW w:type="dxa" w:w="2160"/>
+            <w:vAlign w:val="center"/>
+          </w:tcPr>
+          <w:p>
+            <w:r>
+              <w:rPr>
+                <w:sz w:val="11"/>
+              </w:rPr>
+              <w:t>identifier</w:t>
+            </w:r>
+          </w:p>
+        </w:tc>
+        <w:tc>
+          <w:tcPr>
+            <w:tcW w:type="dxa" w:w="2160"/>
+            <w:vAlign w:val="center"/>
+          </w:tcPr>
+          <w:p>
+            <w:r>
+              <w:rPr>
+                <w:sz w:val="11"/>
+              </w:rPr>
+              <w:t>retain for audit only; drop from modeling</w:t>
+            </w:r>
+          </w:p>
+        </w:tc>
+      </w:tr>
+      <w:tr>
+        <w:tc>
+          <w:tcPr>
+            <w:tcW w:type="dxa" w:w="2160"/>
+            <w:vAlign w:val="center"/>
+          </w:tcPr>
+          <w:p>
+            <w:r>
+              <w:rPr>
+                <w:sz w:val="11"/>
+              </w:rPr>
+              <w:t>years_of_insurance_with_us</w:t>
+            </w:r>
+          </w:p>
+        </w:tc>
+        <w:tc>
+          <w:tcPr>
+            <w:tcW w:type="dxa" w:w="2160"/>
+            <w:vAlign w:val="center"/>
+          </w:tcPr>
+          <w:p>
+            <w:r>
+              <w:rPr>
+                <w:sz w:val="11"/>
+              </w:rPr>
+              <w:t>ordinal discrete numeric</w:t>
+            </w:r>
+          </w:p>
+        </w:tc>
+        <w:tc>
+          <w:tcPr>
+            <w:tcW w:type="dxa" w:w="2160"/>
+            <w:vAlign w:val="center"/>
+          </w:tcPr>
+          <w:p>
+            <w:r>
+              <w:rPr>
+                <w:sz w:val="11"/>
+              </w:rPr>
+              <w:t>predictor</w:t>
+            </w:r>
+          </w:p>
+        </w:tc>
+        <w:tc>
+          <w:tcPr>
+            <w:tcW w:type="dxa" w:w="2160"/>
+            <w:vAlign w:val="center"/>
+          </w:tcPr>
+          <w:p>
+            <w:r>
+              <w:rPr>
+                <w:sz w:val="11"/>
+              </w:rPr>
+              <w:t>validate type, preserve for EDA, and feed through modeling pipeline</w:t>
+            </w:r>
+          </w:p>
+        </w:tc>
+      </w:tr>
+      <w:tr>
+        <w:tc>
+          <w:tcPr>
+            <w:tcW w:type="dxa" w:w="2160"/>
+            <w:vAlign w:val="center"/>
+          </w:tcPr>
+          <w:p>
+            <w:r>
+              <w:rPr>
+                <w:sz w:val="11"/>
+              </w:rPr>
+              <w:t>regular_checkup_last_year</w:t>
+            </w:r>
+          </w:p>
+        </w:tc>
+        <w:tc>
+          <w:tcPr>
+            <w:tcW w:type="dxa" w:w="2160"/>
+            <w:vAlign w:val="center"/>
+          </w:tcPr>
+          <w:p>
+            <w:r>
+              <w:rPr>
+                <w:sz w:val="11"/>
+              </w:rPr>
+              <w:t>ordinal discrete numeric</w:t>
+            </w:r>
+          </w:p>
+        </w:tc>
+        <w:tc>
+          <w:tcPr>
+            <w:tcW w:type="dxa" w:w="2160"/>
+            <w:vAlign w:val="center"/>
+          </w:tcPr>
+          <w:p>
+            <w:r>
+              <w:rPr>
+                <w:sz w:val="11"/>
+              </w:rPr>
+              <w:t>predictor</w:t>
+            </w:r>
+          </w:p>
+        </w:tc>
+        <w:tc>
+          <w:tcPr>
+            <w:tcW w:type="dxa" w:w="2160"/>
+            <w:vAlign w:val="center"/>
+          </w:tcPr>
+          <w:p>
+            <w:r>
+              <w:rPr>
+                <w:sz w:val="11"/>
+              </w:rPr>
+              <w:t>normalize misspelled source name; preserve numeric/category meaning</w:t>
+            </w:r>
+          </w:p>
+        </w:tc>
+      </w:tr>
+      <w:tr>
+        <w:tc>
+          <w:tcPr>
+            <w:tcW w:type="dxa" w:w="2160"/>
+            <w:vAlign w:val="center"/>
+          </w:tcPr>
+          <w:p>
+            <w:r>
+              <w:rPr>
+                <w:sz w:val="11"/>
+              </w:rPr>
+              <w:t>adventure_sports</w:t>
+            </w:r>
+          </w:p>
+        </w:tc>
+        <w:tc>
+          <w:tcPr>
+            <w:tcW w:type="dxa" w:w="2160"/>
+            <w:vAlign w:val="center"/>
+          </w:tcPr>
+          <w:p>
+            <w:r>
+              <w:rPr>
+                <w:sz w:val="11"/>
+              </w:rPr>
+              <w:t>binary categorical</w:t>
+            </w:r>
+          </w:p>
+        </w:tc>
+        <w:tc>
+          <w:tcPr>
+            <w:tcW w:type="dxa" w:w="2160"/>
+            <w:vAlign w:val="center"/>
+          </w:tcPr>
+          <w:p>
+            <w:r>
+              <w:rPr>
+                <w:sz w:val="11"/>
+              </w:rPr>
+              <w:t>predictor</w:t>
+            </w:r>
+          </w:p>
+        </w:tc>
+        <w:tc>
+          <w:tcPr>
+            <w:tcW w:type="dxa" w:w="2160"/>
+            <w:vAlign w:val="center"/>
+          </w:tcPr>
+          <w:p>
+            <w:r>
+              <w:rPr>
+                <w:sz w:val="11"/>
+              </w:rPr>
+              <w:t>validate type, preserve for EDA, and feed through modeling pipeline</w:t>
+            </w:r>
+          </w:p>
+        </w:tc>
+      </w:tr>
+      <w:tr>
+        <w:tc>
+          <w:tcPr>
+            <w:tcW w:type="dxa" w:w="2160"/>
+            <w:vAlign w:val="center"/>
+          </w:tcPr>
+          <w:p>
+            <w:r>
+              <w:rPr>
+                <w:sz w:val="11"/>
+              </w:rPr>
+              <w:t>Occupation</w:t>
+            </w:r>
+          </w:p>
+        </w:tc>
+        <w:tc>
+          <w:tcPr>
+            <w:tcW w:type="dxa" w:w="2160"/>
+            <w:vAlign w:val="center"/>
+          </w:tcPr>
+          <w:p>
+            <w:r>
+              <w:rPr>
+                <w:sz w:val="11"/>
+              </w:rPr>
+              <w:t>nominal categorical</w:t>
+            </w:r>
+          </w:p>
+        </w:tc>
+        <w:tc>
+          <w:tcPr>
+            <w:tcW w:type="dxa" w:w="2160"/>
+            <w:vAlign w:val="center"/>
+          </w:tcPr>
+          <w:p>
+            <w:r>
+              <w:rPr>
+                <w:sz w:val="11"/>
+              </w:rPr>
+              <w:t>predictor</w:t>
+            </w:r>
+          </w:p>
+        </w:tc>
+        <w:tc>
+          <w:tcPr>
+            <w:tcW w:type="dxa" w:w="2160"/>
+            <w:vAlign w:val="center"/>
+          </w:tcPr>
+          <w:p>
+            <w:r>
+              <w:rPr>
+                <w:sz w:val="11"/>
+              </w:rPr>
+              <w:t>validate type, preserve for EDA, and feed through modeling pipeline</w:t>
+            </w:r>
+          </w:p>
+        </w:tc>
+      </w:tr>
+      <w:tr>
+        <w:tc>
+          <w:tcPr>
+            <w:tcW w:type="dxa" w:w="2160"/>
+            <w:vAlign w:val="center"/>
+          </w:tcPr>
+          <w:p>
+            <w:r>
+              <w:rPr>
+                <w:sz w:val="11"/>
+              </w:rPr>
+              <w:t>visited_doctor_last_1_year</w:t>
+            </w:r>
+          </w:p>
+        </w:tc>
+        <w:tc>
+          <w:tcPr>
+            <w:tcW w:type="dxa" w:w="2160"/>
+            <w:vAlign w:val="center"/>
+          </w:tcPr>
+          <w:p>
+            <w:r>
+              <w:rPr>
+                <w:sz w:val="11"/>
+              </w:rPr>
+              <w:t>ordinal discrete numeric</w:t>
+            </w:r>
+          </w:p>
+        </w:tc>
+        <w:tc>
+          <w:tcPr>
+            <w:tcW w:type="dxa" w:w="2160"/>
+            <w:vAlign w:val="center"/>
+          </w:tcPr>
+          <w:p>
+            <w:r>
+              <w:rPr>
+                <w:sz w:val="11"/>
+              </w:rPr>
+              <w:t>predictor</w:t>
+            </w:r>
+          </w:p>
+        </w:tc>
+        <w:tc>
+          <w:tcPr>
+            <w:tcW w:type="dxa" w:w="2160"/>
+            <w:vAlign w:val="center"/>
+          </w:tcPr>
+          <w:p>
+            <w:r>
+              <w:rPr>
+                <w:sz w:val="11"/>
+              </w:rPr>
+              <w:t>validate type, preserve for EDA, and feed through modeling pipeline</w:t>
+            </w:r>
+          </w:p>
+        </w:tc>
+      </w:tr>
+      <w:tr>
+        <w:tc>
+          <w:tcPr>
+            <w:tcW w:type="dxa" w:w="2160"/>
+            <w:vAlign w:val="center"/>
+          </w:tcPr>
+          <w:p>
+            <w:r>
+              <w:rPr>
+                <w:sz w:val="11"/>
+              </w:rPr>
+              <w:t>cholesterol_level</w:t>
+            </w:r>
+          </w:p>
+        </w:tc>
+        <w:tc>
+          <w:tcPr>
+            <w:tcW w:type="dxa" w:w="2160"/>
+            <w:vAlign w:val="center"/>
+          </w:tcPr>
+          <w:p>
+            <w:r>
+              <w:rPr>
+                <w:sz w:val="11"/>
+              </w:rPr>
+              <w:t>ordinal categorical</w:t>
+            </w:r>
+          </w:p>
+        </w:tc>
+        <w:tc>
+          <w:tcPr>
+            <w:tcW w:type="dxa" w:w="2160"/>
+            <w:vAlign w:val="center"/>
+          </w:tcPr>
+          <w:p>
+            <w:r>
+              <w:rPr>
+                <w:sz w:val="11"/>
+              </w:rPr>
+              <w:t>predictor</w:t>
+            </w:r>
+          </w:p>
+        </w:tc>
+        <w:tc>
+          <w:tcPr>
+            <w:tcW w:type="dxa" w:w="2160"/>
+            <w:vAlign w:val="center"/>
+          </w:tcPr>
+          <w:p>
+            <w:r>
+              <w:rPr>
+                <w:sz w:val="11"/>
+              </w:rPr>
+              <w:t>retain ordinal category and engineer cholesterol midpoint</w:t>
+            </w:r>
+          </w:p>
+        </w:tc>
+      </w:tr>
+      <w:tr>
+        <w:tc>
+          <w:tcPr>
+            <w:tcW w:type="dxa" w:w="2160"/>
+            <w:vAlign w:val="center"/>
+          </w:tcPr>
+          <w:p>
+            <w:r>
+              <w:rPr>
+                <w:sz w:val="11"/>
+              </w:rPr>
+              <w:t>daily_avg_steps</w:t>
+            </w:r>
+          </w:p>
+        </w:tc>
+        <w:tc>
+          <w:tcPr>
+            <w:tcW w:type="dxa" w:w="2160"/>
+            <w:vAlign w:val="center"/>
+          </w:tcPr>
+          <w:p>
+            <w:r>
+              <w:rPr>
+                <w:sz w:val="11"/>
+              </w:rPr>
+              <w:t>continuous numeric</w:t>
+            </w:r>
+          </w:p>
+        </w:tc>
+        <w:tc>
+          <w:tcPr>
+            <w:tcW w:type="dxa" w:w="2160"/>
+            <w:vAlign w:val="center"/>
+          </w:tcPr>
+          <w:p>
+            <w:r>
+              <w:rPr>
+                <w:sz w:val="11"/>
+              </w:rPr>
+              <w:t>predictor</w:t>
+            </w:r>
+          </w:p>
+        </w:tc>
+        <w:tc>
+          <w:tcPr>
+            <w:tcW w:type="dxa" w:w="2160"/>
+            <w:vAlign w:val="center"/>
+          </w:tcPr>
+          <w:p>
+            <w:r>
+              <w:rPr>
+                <w:sz w:val="11"/>
+              </w:rPr>
+              <w:t>validate type, preserve for EDA, and feed through modeling pipeline</w:t>
+            </w:r>
+          </w:p>
+        </w:tc>
+      </w:tr>
+      <w:tr>
+        <w:tc>
+          <w:tcPr>
+            <w:tcW w:type="dxa" w:w="2160"/>
+            <w:vAlign w:val="center"/>
+          </w:tcPr>
+          <w:p>
+            <w:r>
+              <w:rPr>
+                <w:sz w:val="11"/>
+              </w:rPr>
+              <w:t>age</w:t>
+            </w:r>
+          </w:p>
+        </w:tc>
+        <w:tc>
+          <w:tcPr>
+            <w:tcW w:type="dxa" w:w="2160"/>
+            <w:vAlign w:val="center"/>
+          </w:tcPr>
+          <w:p>
+            <w:r>
+              <w:rPr>
+                <w:sz w:val="11"/>
+              </w:rPr>
+              <w:t>continuous numeric</w:t>
+            </w:r>
+          </w:p>
+        </w:tc>
+        <w:tc>
+          <w:tcPr>
+            <w:tcW w:type="dxa" w:w="2160"/>
+            <w:vAlign w:val="center"/>
+          </w:tcPr>
+          <w:p>
+            <w:r>
+              <w:rPr>
+                <w:sz w:val="11"/>
+              </w:rPr>
+              <w:t>predictor</w:t>
+            </w:r>
+          </w:p>
+        </w:tc>
+        <w:tc>
+          <w:tcPr>
+            <w:tcW w:type="dxa" w:w="2160"/>
+            <w:vAlign w:val="center"/>
+          </w:tcPr>
+          <w:p>
+            <w:r>
+              <w:rPr>
+                <w:sz w:val="11"/>
+              </w:rPr>
+              <w:t>validate type, preserve for EDA, and feed through modeling pipeline</w:t>
+            </w:r>
+          </w:p>
+        </w:tc>
+      </w:tr>
+      <w:tr>
+        <w:tc>
+          <w:tcPr>
+            <w:tcW w:type="dxa" w:w="2160"/>
+            <w:vAlign w:val="center"/>
+          </w:tcPr>
+          <w:p>
+            <w:r>
+              <w:rPr>
+                <w:sz w:val="11"/>
+              </w:rPr>
+              <w:t>heart_disease_history</w:t>
+            </w:r>
+          </w:p>
+        </w:tc>
+        <w:tc>
+          <w:tcPr>
+            <w:tcW w:type="dxa" w:w="2160"/>
+            <w:vAlign w:val="center"/>
+          </w:tcPr>
+          <w:p>
+            <w:r>
+              <w:rPr>
+                <w:sz w:val="11"/>
+              </w:rPr>
+              <w:t>binary categorical</w:t>
+            </w:r>
+          </w:p>
+        </w:tc>
+        <w:tc>
+          <w:tcPr>
+            <w:tcW w:type="dxa" w:w="2160"/>
+            <w:vAlign w:val="center"/>
+          </w:tcPr>
+          <w:p>
+            <w:r>
+              <w:rPr>
+                <w:sz w:val="11"/>
+              </w:rPr>
+              <w:t>predictor</w:t>
+            </w:r>
+          </w:p>
+        </w:tc>
+        <w:tc>
+          <w:tcPr>
+            <w:tcW w:type="dxa" w:w="2160"/>
+            <w:vAlign w:val="center"/>
+          </w:tcPr>
+          <w:p>
+            <w:r>
+              <w:rPr>
+                <w:sz w:val="11"/>
+              </w:rPr>
+              <w:t>normalize misspelled source name; preserve numeric/category meaning</w:t>
+            </w:r>
+          </w:p>
+        </w:tc>
+      </w:tr>
+      <w:tr>
+        <w:tc>
+          <w:tcPr>
+            <w:tcW w:type="dxa" w:w="2160"/>
+            <w:vAlign w:val="center"/>
+          </w:tcPr>
+          <w:p>
+            <w:r>
+              <w:rPr>
+                <w:sz w:val="11"/>
+              </w:rPr>
+              <w:t>other_major_disease_history</w:t>
+            </w:r>
+          </w:p>
+        </w:tc>
+        <w:tc>
+          <w:tcPr>
+            <w:tcW w:type="dxa" w:w="2160"/>
+            <w:vAlign w:val="center"/>
+          </w:tcPr>
+          <w:p>
+            <w:r>
+              <w:rPr>
+                <w:sz w:val="11"/>
+              </w:rPr>
+              <w:t>binary categorical</w:t>
+            </w:r>
+          </w:p>
+        </w:tc>
+        <w:tc>
+          <w:tcPr>
+            <w:tcW w:type="dxa" w:w="2160"/>
+            <w:vAlign w:val="center"/>
+          </w:tcPr>
+          <w:p>
+            <w:r>
+              <w:rPr>
+                <w:sz w:val="11"/>
+              </w:rPr>
+              <w:t>predictor</w:t>
+            </w:r>
+          </w:p>
+        </w:tc>
+        <w:tc>
+          <w:tcPr>
+            <w:tcW w:type="dxa" w:w="2160"/>
+            <w:vAlign w:val="center"/>
+          </w:tcPr>
+          <w:p>
+            <w:r>
+              <w:rPr>
+                <w:sz w:val="11"/>
+              </w:rPr>
+              <w:t>normalize misspelled source name; preserve numeric/category meaning</w:t>
+            </w:r>
+          </w:p>
+        </w:tc>
+      </w:tr>
+      <w:tr>
+        <w:tc>
+          <w:tcPr>
+            <w:tcW w:type="dxa" w:w="2160"/>
+            <w:vAlign w:val="center"/>
+          </w:tcPr>
+          <w:p>
+            <w:r>
+              <w:rPr>
+                <w:sz w:val="11"/>
+              </w:rPr>
+              <w:t>Gender</w:t>
+            </w:r>
+          </w:p>
+        </w:tc>
+        <w:tc>
+          <w:tcPr>
+            <w:tcW w:type="dxa" w:w="2160"/>
+            <w:vAlign w:val="center"/>
+          </w:tcPr>
+          <w:p>
+            <w:r>
+              <w:rPr>
+                <w:sz w:val="11"/>
+              </w:rPr>
+              <w:t>nominal categorical</w:t>
+            </w:r>
+          </w:p>
+        </w:tc>
+        <w:tc>
+          <w:tcPr>
+            <w:tcW w:type="dxa" w:w="2160"/>
+            <w:vAlign w:val="center"/>
+          </w:tcPr>
+          <w:p>
+            <w:r>
+              <w:rPr>
+                <w:sz w:val="11"/>
+              </w:rPr>
+              <w:t>predictor</w:t>
+            </w:r>
+          </w:p>
+        </w:tc>
+        <w:tc>
+          <w:tcPr>
+            <w:tcW w:type="dxa" w:w="2160"/>
+            <w:vAlign w:val="center"/>
+          </w:tcPr>
+          <w:p>
+            <w:r>
+              <w:rPr>
+                <w:sz w:val="11"/>
+              </w:rPr>
+              <w:t>validate type, preserve for EDA, and feed through modeling pipeline</w:t>
+            </w:r>
+          </w:p>
+        </w:tc>
+      </w:tr>
+      <w:tr>
+        <w:tc>
+          <w:tcPr>
+            <w:tcW w:type="dxa" w:w="2160"/>
+            <w:vAlign w:val="center"/>
+          </w:tcPr>
+          <w:p>
+            <w:r>
+              <w:rPr>
+                <w:sz w:val="11"/>
+              </w:rPr>
+              <w:t>avg_glucose_level</w:t>
+            </w:r>
+          </w:p>
+        </w:tc>
+        <w:tc>
+          <w:tcPr>
+            <w:tcW w:type="dxa" w:w="2160"/>
+            <w:vAlign w:val="center"/>
+          </w:tcPr>
+          <w:p>
+            <w:r>
+              <w:rPr>
+                <w:sz w:val="11"/>
+              </w:rPr>
+              <w:t>continuous numeric</w:t>
+            </w:r>
+          </w:p>
+        </w:tc>
+        <w:tc>
+          <w:tcPr>
+            <w:tcW w:type="dxa" w:w="2160"/>
+            <w:vAlign w:val="center"/>
+          </w:tcPr>
+          <w:p>
+            <w:r>
+              <w:rPr>
+                <w:sz w:val="11"/>
+              </w:rPr>
+              <w:t>predictor</w:t>
+            </w:r>
+          </w:p>
+        </w:tc>
+        <w:tc>
+          <w:tcPr>
+            <w:tcW w:type="dxa" w:w="2160"/>
+            <w:vAlign w:val="center"/>
+          </w:tcPr>
+          <w:p>
+            <w:r>
+              <w:rPr>
+                <w:sz w:val="11"/>
+              </w:rPr>
+              <w:t>validate type, preserve for EDA, and feed through modeling pipeline</w:t>
+            </w:r>
+          </w:p>
+        </w:tc>
+      </w:tr>
+      <w:tr>
+        <w:tc>
+          <w:tcPr>
+            <w:tcW w:type="dxa" w:w="2160"/>
+            <w:vAlign w:val="center"/>
+          </w:tcPr>
+          <w:p>
+            <w:r>
+              <w:rPr>
+                <w:sz w:val="11"/>
+              </w:rPr>
+              <w:t>bmi</w:t>
+            </w:r>
+          </w:p>
+        </w:tc>
+        <w:tc>
+          <w:tcPr>
+            <w:tcW w:type="dxa" w:w="2160"/>
+            <w:vAlign w:val="center"/>
+          </w:tcPr>
+          <w:p>
+            <w:r>
+              <w:rPr>
+                <w:sz w:val="11"/>
+              </w:rPr>
+              <w:t>continuous numeric</w:t>
+            </w:r>
+          </w:p>
+        </w:tc>
+        <w:tc>
+          <w:tcPr>
+            <w:tcW w:type="dxa" w:w="2160"/>
+            <w:vAlign w:val="center"/>
+          </w:tcPr>
+          <w:p>
+            <w:r>
+              <w:rPr>
+                <w:sz w:val="11"/>
+              </w:rPr>
+              <w:t>predictor</w:t>
+            </w:r>
+          </w:p>
+        </w:tc>
+        <w:tc>
+          <w:tcPr>
+            <w:tcW w:type="dxa" w:w="2160"/>
+            <w:vAlign w:val="center"/>
+          </w:tcPr>
+          <w:p>
+            <w:r>
+              <w:rPr>
+                <w:sz w:val="11"/>
+              </w:rPr>
+              <w:t>create missingness flag; impute using train-fitted median logic</w:t>
+            </w:r>
+          </w:p>
+        </w:tc>
+      </w:tr>
+      <w:tr>
+        <w:tc>
+          <w:tcPr>
+            <w:tcW w:type="dxa" w:w="2160"/>
+            <w:vAlign w:val="center"/>
+          </w:tcPr>
+          <w:p>
+            <w:r>
+              <w:rPr>
+                <w:sz w:val="11"/>
+              </w:rPr>
+              <w:t>smoking_status</w:t>
+            </w:r>
+          </w:p>
+        </w:tc>
+        <w:tc>
+          <w:tcPr>
+            <w:tcW w:type="dxa" w:w="2160"/>
+            <w:vAlign w:val="center"/>
+          </w:tcPr>
+          <w:p>
+            <w:r>
+              <w:rPr>
+                <w:sz w:val="11"/>
+              </w:rPr>
+              <w:t>nominal categorical</w:t>
+            </w:r>
+          </w:p>
+        </w:tc>
+        <w:tc>
+          <w:tcPr>
+            <w:tcW w:type="dxa" w:w="2160"/>
+            <w:vAlign w:val="center"/>
+          </w:tcPr>
+          <w:p>
+            <w:r>
+              <w:rPr>
+                <w:sz w:val="11"/>
+              </w:rPr>
+              <w:t>predictor</w:t>
+            </w:r>
+          </w:p>
+        </w:tc>
+        <w:tc>
+          <w:tcPr>
+            <w:tcW w:type="dxa" w:w="2160"/>
+            <w:vAlign w:val="center"/>
+          </w:tcPr>
+          <w:p>
+            <w:r>
+              <w:rPr>
+                <w:sz w:val="11"/>
+              </w:rPr>
+              <w:t>validate type, preserve for EDA, and feed through modeling pipeline</w:t>
+            </w:r>
+          </w:p>
+        </w:tc>
+      </w:tr>
+      <w:tr>
+        <w:tc>
+          <w:tcPr>
+            <w:tcW w:type="dxa" w:w="2160"/>
+            <w:vAlign w:val="center"/>
+          </w:tcPr>
+          <w:p>
+            <w:r>
+              <w:rPr>
+                <w:sz w:val="11"/>
+              </w:rPr>
+              <w:t>Year_last_admitted</w:t>
+            </w:r>
+          </w:p>
+        </w:tc>
+        <w:tc>
+          <w:tcPr>
+            <w:tcW w:type="dxa" w:w="2160"/>
+            <w:vAlign w:val="center"/>
+          </w:tcPr>
+          <w:p>
+            <w:r>
+              <w:rPr>
+                <w:sz w:val="11"/>
+              </w:rPr>
+              <w:t>numeric with structural missingness</w:t>
+            </w:r>
+          </w:p>
+        </w:tc>
+        <w:tc>
+          <w:tcPr>
+            <w:tcW w:type="dxa" w:w="2160"/>
+            <w:vAlign w:val="center"/>
+          </w:tcPr>
+          <w:p>
+            <w:r>
+              <w:rPr>
+                <w:sz w:val="11"/>
+              </w:rPr>
+              <w:t>predictor</w:t>
+            </w:r>
+          </w:p>
+        </w:tc>
+        <w:tc>
+          <w:tcPr>
+            <w:tcW w:type="dxa" w:w="2160"/>
+            <w:vAlign w:val="center"/>
+          </w:tcPr>
+          <w:p>
+            <w:r>
+              <w:rPr>
+                <w:sz w:val="11"/>
+              </w:rPr>
+              <w:t>create admission flags/status and recency; keep missingness signal</w:t>
+            </w:r>
+          </w:p>
+        </w:tc>
+      </w:tr>
+      <w:tr>
+        <w:tc>
+          <w:tcPr>
+            <w:tcW w:type="dxa" w:w="2160"/>
+            <w:vAlign w:val="center"/>
+          </w:tcPr>
+          <w:p>
+            <w:r>
+              <w:rPr>
+                <w:sz w:val="11"/>
+              </w:rPr>
+              <w:t>Location</w:t>
+            </w:r>
+          </w:p>
+        </w:tc>
+        <w:tc>
+          <w:tcPr>
+            <w:tcW w:type="dxa" w:w="2160"/>
+            <w:vAlign w:val="center"/>
+          </w:tcPr>
+          <w:p>
+            <w:r>
+              <w:rPr>
+                <w:sz w:val="11"/>
+              </w:rPr>
+              <w:t>nominal categorical</w:t>
+            </w:r>
+          </w:p>
+        </w:tc>
+        <w:tc>
+          <w:tcPr>
+            <w:tcW w:type="dxa" w:w="2160"/>
+            <w:vAlign w:val="center"/>
+          </w:tcPr>
+          <w:p>
+            <w:r>
+              <w:rPr>
+                <w:sz w:val="11"/>
+              </w:rPr>
+              <w:t>predictor</w:t>
+            </w:r>
+          </w:p>
+        </w:tc>
+        <w:tc>
+          <w:tcPr>
+            <w:tcW w:type="dxa" w:w="2160"/>
+            <w:vAlign w:val="center"/>
+          </w:tcPr>
+          <w:p>
+            <w:r>
+              <w:rPr>
+                <w:sz w:val="11"/>
+              </w:rPr>
+              <w:t>validate type, preserve for EDA, and feed through modeling pipeline</w:t>
+            </w:r>
+          </w:p>
+        </w:tc>
+      </w:tr>
+      <w:tr>
+        <w:tc>
+          <w:tcPr>
+            <w:tcW w:type="dxa" w:w="2160"/>
+            <w:vAlign w:val="center"/>
+          </w:tcPr>
+          <w:p>
+            <w:r>
+              <w:rPr>
+                <w:sz w:val="11"/>
+              </w:rPr>
+              <w:t>weight</w:t>
+            </w:r>
+          </w:p>
+        </w:tc>
+        <w:tc>
+          <w:tcPr>
+            <w:tcW w:type="dxa" w:w="2160"/>
+            <w:vAlign w:val="center"/>
+          </w:tcPr>
+          <w:p>
+            <w:r>
+              <w:rPr>
+                <w:sz w:val="11"/>
+              </w:rPr>
+              <w:t>continuous numeric</w:t>
+            </w:r>
+          </w:p>
+        </w:tc>
+        <w:tc>
+          <w:tcPr>
+            <w:tcW w:type="dxa" w:w="2160"/>
+            <w:vAlign w:val="center"/>
+          </w:tcPr>
+          <w:p>
+            <w:r>
+              <w:rPr>
+                <w:sz w:val="11"/>
+              </w:rPr>
+              <w:t>predictor</w:t>
+            </w:r>
+          </w:p>
+        </w:tc>
+        <w:tc>
+          <w:tcPr>
+            <w:tcW w:type="dxa" w:w="2160"/>
+            <w:vAlign w:val="center"/>
+          </w:tcPr>
+          <w:p>
+            <w:r>
+              <w:rPr>
+                <w:sz w:val="11"/>
+              </w:rPr>
+              <w:t>validate type, preserve for EDA, and feed through modeling pipeline</w:t>
+            </w:r>
+          </w:p>
+        </w:tc>
+      </w:tr>
+      <w:tr>
+        <w:tc>
+          <w:tcPr>
+            <w:tcW w:type="dxa" w:w="2160"/>
+            <w:vAlign w:val="center"/>
+          </w:tcPr>
+          <w:p>
+            <w:r>
+              <w:rPr>
+                <w:sz w:val="11"/>
+              </w:rPr>
+              <w:t>covered_by_any_other_company</w:t>
+            </w:r>
+          </w:p>
+        </w:tc>
+        <w:tc>
+          <w:tcPr>
+            <w:tcW w:type="dxa" w:w="2160"/>
+            <w:vAlign w:val="center"/>
+          </w:tcPr>
+          <w:p>
+            <w:r>
+              <w:rPr>
+                <w:sz w:val="11"/>
+              </w:rPr>
+              <w:t>nominal categorical</w:t>
+            </w:r>
+          </w:p>
+        </w:tc>
+        <w:tc>
+          <w:tcPr>
+            <w:tcW w:type="dxa" w:w="2160"/>
+            <w:vAlign w:val="center"/>
+          </w:tcPr>
+          <w:p>
+            <w:r>
+              <w:rPr>
+                <w:sz w:val="11"/>
+              </w:rPr>
+              <w:t>predictor</w:t>
+            </w:r>
+          </w:p>
+        </w:tc>
+        <w:tc>
+          <w:tcPr>
+            <w:tcW w:type="dxa" w:w="2160"/>
+            <w:vAlign w:val="center"/>
+          </w:tcPr>
+          <w:p>
+            <w:r>
+              <w:rPr>
+                <w:sz w:val="11"/>
+              </w:rPr>
+              <w:t>validate type, preserve for EDA, and feed through modeling pipeline</w:t>
+            </w:r>
+          </w:p>
+        </w:tc>
+      </w:tr>
+      <w:tr>
+        <w:tc>
+          <w:tcPr>
+            <w:tcW w:type="dxa" w:w="2160"/>
+            <w:vAlign w:val="center"/>
+          </w:tcPr>
+          <w:p>
+            <w:r>
+              <w:rPr>
+                <w:sz w:val="11"/>
+              </w:rPr>
+              <w:t>Alcohol</w:t>
+            </w:r>
+          </w:p>
+        </w:tc>
+        <w:tc>
+          <w:tcPr>
+            <w:tcW w:type="dxa" w:w="2160"/>
+            <w:vAlign w:val="center"/>
+          </w:tcPr>
+          <w:p>
+            <w:r>
+              <w:rPr>
+                <w:sz w:val="11"/>
+              </w:rPr>
+              <w:t>nominal categorical</w:t>
+            </w:r>
+          </w:p>
+        </w:tc>
+        <w:tc>
+          <w:tcPr>
+            <w:tcW w:type="dxa" w:w="2160"/>
+            <w:vAlign w:val="center"/>
+          </w:tcPr>
+          <w:p>
+            <w:r>
+              <w:rPr>
+                <w:sz w:val="11"/>
+              </w:rPr>
+              <w:t>predictor</w:t>
+            </w:r>
+          </w:p>
+        </w:tc>
+        <w:tc>
+          <w:tcPr>
+            <w:tcW w:type="dxa" w:w="2160"/>
+            <w:vAlign w:val="center"/>
+          </w:tcPr>
+          <w:p>
+            <w:r>
+              <w:rPr>
+                <w:sz w:val="11"/>
+              </w:rPr>
+              <w:t>validate type, preserve for EDA, and feed through modeling pipeline</w:t>
+            </w:r>
+          </w:p>
+        </w:tc>
+      </w:tr>
+      <w:tr>
+        <w:tc>
+          <w:tcPr>
+            <w:tcW w:type="dxa" w:w="2160"/>
+            <w:vAlign w:val="center"/>
+          </w:tcPr>
+          <w:p>
+            <w:r>
+              <w:rPr>
+                <w:sz w:val="11"/>
+              </w:rPr>
+              <w:t>exercise</w:t>
+            </w:r>
+          </w:p>
+        </w:tc>
+        <w:tc>
+          <w:tcPr>
+            <w:tcW w:type="dxa" w:w="2160"/>
+            <w:vAlign w:val="center"/>
+          </w:tcPr>
+          <w:p>
+            <w:r>
+              <w:rPr>
+                <w:sz w:val="11"/>
+              </w:rPr>
+              <w:t>nominal categorical</w:t>
+            </w:r>
+          </w:p>
+        </w:tc>
+        <w:tc>
+          <w:tcPr>
+            <w:tcW w:type="dxa" w:w="2160"/>
+            <w:vAlign w:val="center"/>
+          </w:tcPr>
+          <w:p>
+            <w:r>
+              <w:rPr>
+                <w:sz w:val="11"/>
+              </w:rPr>
+              <w:t>predictor</w:t>
+            </w:r>
+          </w:p>
+        </w:tc>
+        <w:tc>
+          <w:tcPr>
+            <w:tcW w:type="dxa" w:w="2160"/>
+            <w:vAlign w:val="center"/>
+          </w:tcPr>
+          <w:p>
+            <w:r>
+              <w:rPr>
+                <w:sz w:val="11"/>
+              </w:rPr>
+              <w:t>validate type, preserve for EDA, and feed through modeling pipeline</w:t>
+            </w:r>
+          </w:p>
+        </w:tc>
+      </w:tr>
+      <w:tr>
+        <w:tc>
+          <w:tcPr>
+            <w:tcW w:type="dxa" w:w="2160"/>
+            <w:vAlign w:val="center"/>
+          </w:tcPr>
+          <w:p>
+            <w:r>
+              <w:rPr>
+                <w:sz w:val="11"/>
+              </w:rPr>
+              <w:t>weight_change_in_last_one_year</w:t>
+            </w:r>
+          </w:p>
+        </w:tc>
+        <w:tc>
+          <w:tcPr>
+            <w:tcW w:type="dxa" w:w="2160"/>
+            <w:vAlign w:val="center"/>
+          </w:tcPr>
+          <w:p>
+            <w:r>
+              <w:rPr>
+                <w:sz w:val="11"/>
+              </w:rPr>
+              <w:t>ordinal discrete numeric</w:t>
+            </w:r>
+          </w:p>
+        </w:tc>
+        <w:tc>
+          <w:tcPr>
+            <w:tcW w:type="dxa" w:w="2160"/>
+            <w:vAlign w:val="center"/>
+          </w:tcPr>
+          <w:p>
+            <w:r>
+              <w:rPr>
+                <w:sz w:val="11"/>
+              </w:rPr>
+              <w:t>predictor</w:t>
+            </w:r>
+          </w:p>
+        </w:tc>
+        <w:tc>
+          <w:tcPr>
+            <w:tcW w:type="dxa" w:w="2160"/>
+            <w:vAlign w:val="center"/>
+          </w:tcPr>
+          <w:p>
+            <w:r>
+              <w:rPr>
+                <w:sz w:val="11"/>
+              </w:rPr>
+              <w:t>validate type, preserve for EDA, and feed through modeling pipeline</w:t>
+            </w:r>
+          </w:p>
+        </w:tc>
+      </w:tr>
+      <w:tr>
+        <w:tc>
+          <w:tcPr>
+            <w:tcW w:type="dxa" w:w="2160"/>
+            <w:vAlign w:val="center"/>
+          </w:tcPr>
+          <w:p>
+            <w:r>
+              <w:rPr>
+                <w:sz w:val="11"/>
+              </w:rPr>
+              <w:t>fat_percentage</w:t>
+            </w:r>
+          </w:p>
+        </w:tc>
+        <w:tc>
+          <w:tcPr>
+            <w:tcW w:type="dxa" w:w="2160"/>
+            <w:vAlign w:val="center"/>
+          </w:tcPr>
+          <w:p>
+            <w:r>
+              <w:rPr>
+                <w:sz w:val="11"/>
+              </w:rPr>
+              <w:t>continuous numeric</w:t>
+            </w:r>
+          </w:p>
+        </w:tc>
+        <w:tc>
+          <w:tcPr>
+            <w:tcW w:type="dxa" w:w="2160"/>
+            <w:vAlign w:val="center"/>
+          </w:tcPr>
+          <w:p>
+            <w:r>
+              <w:rPr>
+                <w:sz w:val="11"/>
+              </w:rPr>
+              <w:t>predictor</w:t>
+            </w:r>
+          </w:p>
+        </w:tc>
+        <w:tc>
+          <w:tcPr>
+            <w:tcW w:type="dxa" w:w="2160"/>
+            <w:vAlign w:val="center"/>
+          </w:tcPr>
+          <w:p>
+            <w:r>
+              <w:rPr>
+                <w:sz w:val="11"/>
+              </w:rPr>
+              <w:t>validate type, preserve for EDA, and feed through modeling pipeline</w:t>
+            </w:r>
+          </w:p>
+        </w:tc>
+      </w:tr>
+      <w:tr>
+        <w:tc>
+          <w:tcPr>
+            <w:tcW w:type="dxa" w:w="2160"/>
+            <w:vAlign w:val="center"/>
+          </w:tcPr>
+          <w:p>
+            <w:r>
+              <w:rPr>
+                <w:sz w:val="11"/>
+              </w:rPr>
+              <w:t>insurance_cost</w:t>
+            </w:r>
+          </w:p>
+        </w:tc>
+        <w:tc>
+          <w:tcPr>
+            <w:tcW w:type="dxa" w:w="2160"/>
+            <w:vAlign w:val="center"/>
+          </w:tcPr>
+          <w:p>
+            <w:r>
+              <w:rPr>
+                <w:sz w:val="11"/>
+              </w:rPr>
+              <w:t>discrete numeric quote grid / regression target</w:t>
+            </w:r>
+          </w:p>
+        </w:tc>
+        <w:tc>
+          <w:tcPr>
+            <w:tcW w:type="dxa" w:w="2160"/>
+            <w:vAlign w:val="center"/>
+          </w:tcPr>
+          <w:p>
+            <w:r>
+              <w:rPr>
+                <w:sz w:val="11"/>
+              </w:rPr>
+              <w:t>target</w:t>
+            </w:r>
+          </w:p>
+        </w:tc>
+        <w:tc>
+          <w:tcPr>
+            <w:tcW w:type="dxa" w:w="2160"/>
+            <w:vAlign w:val="center"/>
+          </w:tcPr>
+          <w:p>
+            <w:r>
+              <w:rPr>
+                <w:sz w:val="11"/>
+              </w:rPr>
+              <w:t>retain as target; analyze as quote grid</w:t>
+            </w:r>
+          </w:p>
+        </w:tc>
+      </w:tr>
+    </w:tbl>
+    <w:p/>
+    <w:tbl>
+      <w:tblPr>
+        <w:tblStyle w:val="TableGrid"/>
+        <w:tblW w:type="auto" w:w="0"/>
+        <w:tblLook w:firstColumn="1" w:firstRow="1" w:lastColumn="0" w:lastRow="0" w:noHBand="0" w:noVBand="1" w:val="04A0"/>
+      </w:tblPr>
+      <w:tblGrid>
         <w:gridCol w:w="2880"/>
         <w:gridCol w:w="2880"/>
         <w:gridCol w:w="2880"/>
@@ -2795,7 +5574,7 @@
         <w:drawing>
           <wp:inline xmlns:a="http://schemas.openxmlformats.org/drawingml/2006/main" xmlns:pic="http://schemas.openxmlformats.org/drawingml/2006/picture">
             <wp:extent cx="5669280" cy="3367770"/>
-            <wp:docPr id="2" name="Picture 2"/>
+            <wp:docPr id="3" name="Picture 3"/>
             <wp:cNvGraphicFramePr>
               <a:graphicFrameLocks noChangeAspect="1"/>
             </wp:cNvGraphicFramePr>
@@ -2807,7 +5586,7 @@
                     <pic:cNvPicPr/>
                   </pic:nvPicPr>
                   <pic:blipFill>
-                    <a:blip r:embed="rId11"/>
+                    <a:blip r:embed="rId12"/>
                     <a:stretch>
                       <a:fillRect/>
                     </a:stretch>
@@ -2840,6 +5619,28 @@
       </w:r>
     </w:p>
     <w:p>
+      <w:r>
+        <w:rPr>
+          <w:b/>
+        </w:rPr>
+        <w:t xml:space="preserve">Technical interpretation: </w:t>
+      </w:r>
+      <w:r>
+        <w:t>The target distribution is moderately concentrated with a mild right tail, and the center of the distribution is close to the median premium.</w:t>
+      </w:r>
+    </w:p>
+    <w:p>
+      <w:r>
+        <w:rPr>
+          <w:b/>
+        </w:rPr>
+        <w:t xml:space="preserve">Business interpretation: </w:t>
+      </w:r>
+      <w:r>
+        <w:t>Most customers fall in mid-range price bands, while high-cost cases require residual and manual-review attention.</w:t>
+      </w:r>
+    </w:p>
+    <w:p>
       <w:pPr>
         <w:jc w:val="center"/>
       </w:pPr>
@@ -2847,7 +5648,7 @@
         <w:drawing>
           <wp:inline xmlns:a="http://schemas.openxmlformats.org/drawingml/2006/main" xmlns:pic="http://schemas.openxmlformats.org/drawingml/2006/picture">
             <wp:extent cx="5669280" cy="3197345"/>
-            <wp:docPr id="3" name="Picture 3"/>
+            <wp:docPr id="4" name="Picture 4"/>
             <wp:cNvGraphicFramePr>
               <a:graphicFrameLocks noChangeAspect="1"/>
             </wp:cNvGraphicFramePr>
@@ -2859,7 +5660,7 @@
                     <pic:cNvPicPr/>
                   </pic:nvPicPr>
                   <pic:blipFill>
-                    <a:blip r:embed="rId12"/>
+                    <a:blip r:embed="rId13"/>
                     <a:stretch>
                       <a:fillRect/>
                     </a:stretch>
@@ -2891,6 +5692,28 @@
         <w:t>Target outliers are retained because they are valid high-cost pricing cases.</w:t>
       </w:r>
     </w:p>
+    <w:p>
+      <w:r>
+        <w:rPr>
+          <w:b/>
+        </w:rPr>
+        <w:t xml:space="preserve">Technical interpretation: </w:t>
+      </w:r>
+      <w:r>
+        <w:t>Upper-tail insurance_cost values are not data errors; they align with valid quote bands and should remain in model training.</w:t>
+      </w:r>
+    </w:p>
+    <w:p>
+      <w:r>
+        <w:rPr>
+          <w:b/>
+        </w:rPr>
+        <w:t xml:space="preserve">Business interpretation: </w:t>
+      </w:r>
+      <w:r>
+        <w:t>Removing high premiums would understate risk for customers who are expensive but legitimate pricing cases.</w:t>
+      </w:r>
+    </w:p>
     <w:tbl>
       <w:tblPr>
         <w:tblStyle w:val="TableGrid"/>
@@ -3250,7 +6073,15 @@
         <w:pStyle w:val="ListBullet"/>
       </w:pPr>
       <w:r>
-        <w:t>Categorical variables such as smoking_status, exercise, Alcohol, and other coverage show visible cost differences.</w:t>
+        <w:t>Weight is the dominant marginal pricing signal; a weight-only relationship explains much of the target variation.</w:t>
+      </w:r>
+    </w:p>
+    <w:p>
+      <w:pPr>
+        <w:pStyle w:val="ListBullet"/>
+      </w:pPr>
+      <w:r>
+        <w:t>Other-company coverage, admission history, regular checkups, weight change, and adventure sports are stronger observed categorical or ordinal signals than smoking, alcohol, exercise, and disease-history flags.</w:t>
       </w:r>
     </w:p>
     <w:p>
@@ -3306,6 +6137,14 @@
         <w:pStyle w:val="ListBullet"/>
       </w:pPr>
       <w:r>
+        <w:t>Created BMI and admission-year missingness flags before imputation so missingness can carry signal when relevant.</w:t>
+      </w:r>
+    </w:p>
+    <w:p>
+      <w:pPr>
+        <w:pStyle w:val="ListBullet"/>
+      </w:pPr>
+      <w:r>
         <w:t>Imputed BMI using median values by age band and gender for EDA. The sklearn modeling pipeline fits the same logic only on training data.</w:t>
       </w:r>
     </w:p>
@@ -3314,7 +6153,7 @@
         <w:pStyle w:val="ListBullet"/>
       </w:pPr>
       <w:r>
-        <w:t>Converted Year_last_admitted into was_admitted_before and years_since_last_admitted using reference_year=2019. Missing admission years are coded as no prior admission with recency 0.</w:t>
+        <w:t>Converted Year_last_admitted into was_admitted_before, admission_year_missing_flag, admission_status, and years_since_last_admitted using reference_year=2019. Missing admission years are not treated as ordinary numeric values.</w:t>
       </w:r>
     </w:p>
     <w:p>
@@ -4181,7 +7020,7 @@
         <w:drawing>
           <wp:inline xmlns:a="http://schemas.openxmlformats.org/drawingml/2006/main" xmlns:pic="http://schemas.openxmlformats.org/drawingml/2006/picture">
             <wp:extent cx="5669280" cy="2988683"/>
-            <wp:docPr id="4" name="Picture 4"/>
+            <wp:docPr id="5" name="Picture 5"/>
             <wp:cNvGraphicFramePr>
               <a:graphicFrameLocks noChangeAspect="1"/>
             </wp:cNvGraphicFramePr>
@@ -4193,7 +7032,7 @@
                     <pic:cNvPicPr/>
                   </pic:nvPicPr>
                   <pic:blipFill>
-                    <a:blip r:embed="rId13"/>
+                    <a:blip r:embed="rId14"/>
                     <a:stretch>
                       <a:fillRect/>
                     </a:stretch>
@@ -4226,6 +7065,28 @@
       </w:r>
     </w:p>
     <w:p>
+      <w:r>
+        <w:rPr>
+          <w:b/>
+        </w:rPr>
+        <w:t xml:space="preserve">Technical interpretation: </w:t>
+      </w:r>
+      <w:r>
+        <w:t>Numeric outlier checks show valid spread in cost, weight, glucose, steps, fat percentage, and BMI after analysis capping.</w:t>
+      </w:r>
+    </w:p>
+    <w:p>
+      <w:r>
+        <w:rPr>
+          <w:b/>
+        </w:rPr>
+        <w:t xml:space="preserve">Business interpretation: </w:t>
+      </w:r>
+      <w:r>
+        <w:t>The project keeps real applicant variation while only stabilizing extreme BMI values for analysis and modeling.</w:t>
+      </w:r>
+    </w:p>
+    <w:p>
       <w:pPr>
         <w:pStyle w:val="Heading1"/>
       </w:pPr>
@@ -4241,7 +7102,7 @@
         <w:drawing>
           <wp:inline xmlns:a="http://schemas.openxmlformats.org/drawingml/2006/main" xmlns:pic="http://schemas.openxmlformats.org/drawingml/2006/picture">
             <wp:extent cx="5669280" cy="4144230"/>
-            <wp:docPr id="5" name="Picture 5"/>
+            <wp:docPr id="6" name="Picture 6"/>
             <wp:cNvGraphicFramePr>
               <a:graphicFrameLocks noChangeAspect="1"/>
             </wp:cNvGraphicFramePr>
@@ -4253,7 +7114,7 @@
                     <pic:cNvPicPr/>
                   </pic:nvPicPr>
                   <pic:blipFill>
-                    <a:blip r:embed="rId14"/>
+                    <a:blip r:embed="rId15"/>
                     <a:stretch>
                       <a:fillRect/>
                     </a:stretch>
@@ -4286,14 +7147,36 @@
       </w:r>
     </w:p>
     <w:p>
+      <w:r>
+        <w:rPr>
+          <w:b/>
+        </w:rPr>
+        <w:t xml:space="preserve">Technical interpretation: </w:t>
+      </w:r>
+      <w:r>
+        <w:t>The heatmap shows weight as the strongest marginal numeric relationship; many clinical and habit variables have weak standalone correlations.</w:t>
+      </w:r>
+    </w:p>
+    <w:p>
+      <w:r>
+        <w:rPr>
+          <w:b/>
+        </w:rPr>
+        <w:t xml:space="preserve">Business interpretation: </w:t>
+      </w:r>
+      <w:r>
+        <w:t>Pricing discussion should prioritize dominant observed drivers but retain weak variables for interaction and monitoring checks.</w:t>
+      </w:r>
+    </w:p>
+    <w:p>
       <w:pPr>
         <w:jc w:val="center"/>
       </w:pPr>
       <w:r>
         <w:drawing>
           <wp:inline xmlns:a="http://schemas.openxmlformats.org/drawingml/2006/main" xmlns:pic="http://schemas.openxmlformats.org/drawingml/2006/picture">
-            <wp:extent cx="5669280" cy="3592118"/>
-            <wp:docPr id="6" name="Picture 6"/>
+            <wp:extent cx="5669280" cy="3297323"/>
+            <wp:docPr id="7" name="Picture 7"/>
             <wp:cNvGraphicFramePr>
               <a:graphicFrameLocks noChangeAspect="1"/>
             </wp:cNvGraphicFramePr>
@@ -4301,11 +7184,11 @@
               <a:graphicData uri="http://schemas.openxmlformats.org/drawingml/2006/picture">
                 <pic:pic>
                   <pic:nvPicPr>
-                    <pic:cNvPr id="0" name="cost_vs_weight.png"/>
+                    <pic:cNvPr id="0" name="weight_vs_cost_jitter.png"/>
                     <pic:cNvPicPr/>
                   </pic:nvPicPr>
                   <pic:blipFill>
-                    <a:blip r:embed="rId15"/>
+                    <a:blip r:embed="rId16"/>
                     <a:stretch>
                       <a:fillRect/>
                     </a:stretch>
@@ -4313,7 +7196,7 @@
                   <pic:spPr>
                     <a:xfrm>
                       <a:off x="0" y="0"/>
-                      <a:ext cx="5669280" cy="3592118"/>
+                      <a:ext cx="5669280" cy="3297323"/>
                     </a:xfrm>
                     <a:prstGeom prst="rect"/>
                   </pic:spPr>
@@ -4334,7 +7217,29 @@
           <w:color w:val="6B7280"/>
           <w:sz w:val="17"/>
         </w:rPr>
-        <w:t>Cost generally rises with weight, though the relationship is not purely linear.</w:t>
+        <w:t>Weight dominates the target relationship and aligns closely with the discrete price bands.</w:t>
+      </w:r>
+    </w:p>
+    <w:p>
+      <w:r>
+        <w:rPr>
+          <w:b/>
+        </w:rPr>
+        <w:t xml:space="preserve">Technical interpretation: </w:t>
+      </w:r>
+      <w:r>
+        <w:t>The jittered scatter separates overlapping quote-grid points and reveals a clear upward cost pattern as weight increases.</w:t>
+      </w:r>
+    </w:p>
+    <w:p>
+      <w:r>
+        <w:rPr>
+          <w:b/>
+        </w:rPr>
+        <w:t xml:space="preserve">Business interpretation: </w:t>
+      </w:r>
+      <w:r>
+        <w:t>Weight is the most visible pricing driver in this dataset and must be validated against business policy before operational use.</w:t>
       </w:r>
     </w:p>
     <w:p>
@@ -4344,8 +7249,8 @@
       <w:r>
         <w:drawing>
           <wp:inline xmlns:a="http://schemas.openxmlformats.org/drawingml/2006/main" xmlns:pic="http://schemas.openxmlformats.org/drawingml/2006/picture">
-            <wp:extent cx="5669280" cy="3590544"/>
-            <wp:docPr id="7" name="Picture 7"/>
+            <wp:extent cx="5669280" cy="2982519"/>
+            <wp:docPr id="8" name="Picture 8"/>
             <wp:cNvGraphicFramePr>
               <a:graphicFrameLocks noChangeAspect="1"/>
             </wp:cNvGraphicFramePr>
@@ -4353,11 +7258,11 @@
               <a:graphicData uri="http://schemas.openxmlformats.org/drawingml/2006/picture">
                 <pic:pic>
                   <pic:nvPicPr>
-                    <pic:cNvPr id="0" name="cost_vs_years_since_admitted.png"/>
+                    <pic:cNvPr id="0" name="cost_by_weight_line.png"/>
                     <pic:cNvPicPr/>
                   </pic:nvPicPr>
                   <pic:blipFill>
-                    <a:blip r:embed="rId16"/>
+                    <a:blip r:embed="rId17"/>
                     <a:stretch>
                       <a:fillRect/>
                     </a:stretch>
@@ -4365,7 +7270,7 @@
                   <pic:spPr>
                     <a:xfrm>
                       <a:off x="0" y="0"/>
-                      <a:ext cx="5669280" cy="3590544"/>
+                      <a:ext cx="5669280" cy="2982519"/>
                     </a:xfrm>
                     <a:prstGeom prst="rect"/>
                   </pic:spPr>
@@ -4386,7 +7291,29 @@
           <w:color w:val="6B7280"/>
           <w:sz w:val="17"/>
         </w:rPr>
-        <w:t>Admission recency provides a useful risk-history signal.</w:t>
+        <w:t>Average insurance cost rises sharply with weight.</w:t>
+      </w:r>
+    </w:p>
+    <w:p>
+      <w:r>
+        <w:rPr>
+          <w:b/>
+        </w:rPr>
+        <w:t xml:space="preserve">Technical interpretation: </w:t>
+      </w:r>
+      <w:r>
+        <w:t>Mean premium increases monotonically across much of the weight range, indicating a strong nonlinear pricing gradient.</w:t>
+      </w:r>
+    </w:p>
+    <w:p>
+      <w:r>
+        <w:rPr>
+          <w:b/>
+        </w:rPr>
+        <w:t xml:space="preserve">Business interpretation: </w:t>
+      </w:r>
+      <w:r>
+        <w:t>Applicants in higher weight ranges are likely to receive higher model estimates, so segment-level fairness and policy checks matter.</w:t>
       </w:r>
     </w:p>
     <w:p>
@@ -4396,8 +7323,8 @@
       <w:r>
         <w:drawing>
           <wp:inline xmlns:a="http://schemas.openxmlformats.org/drawingml/2006/main" xmlns:pic="http://schemas.openxmlformats.org/drawingml/2006/picture">
-            <wp:extent cx="5669280" cy="3358978"/>
-            <wp:docPr id="8" name="Picture 8"/>
+            <wp:extent cx="5669280" cy="2978955"/>
+            <wp:docPr id="9" name="Picture 9"/>
             <wp:cNvGraphicFramePr>
               <a:graphicFrameLocks noChangeAspect="1"/>
             </wp:cNvGraphicFramePr>
@@ -4405,11 +7332,11 @@
               <a:graphicData uri="http://schemas.openxmlformats.org/drawingml/2006/picture">
                 <pic:pic>
                   <pic:nvPicPr>
-                    <pic:cNvPr id="0" name="cost_by_smoking.png"/>
+                    <pic:cNvPr id="0" name="cost_by_weight_band.png"/>
                     <pic:cNvPicPr/>
                   </pic:nvPicPr>
                   <pic:blipFill>
-                    <a:blip r:embed="rId17"/>
+                    <a:blip r:embed="rId18"/>
                     <a:stretch>
                       <a:fillRect/>
                     </a:stretch>
@@ -4417,7 +7344,7 @@
                   <pic:spPr>
                     <a:xfrm>
                       <a:off x="0" y="0"/>
-                      <a:ext cx="5669280" cy="3358978"/>
+                      <a:ext cx="5669280" cy="2978955"/>
                     </a:xfrm>
                     <a:prstGeom prst="rect"/>
                   </pic:spPr>
@@ -4438,7 +7365,29 @@
           <w:color w:val="6B7280"/>
           <w:sz w:val="17"/>
         </w:rPr>
-        <w:t>Smoking status segments differ in expected insurance cost.</w:t>
+        <w:t>Weight-band summaries show the main pricing gradient.</w:t>
+      </w:r>
+    </w:p>
+    <w:p>
+      <w:r>
+        <w:rPr>
+          <w:b/>
+        </w:rPr>
+        <w:t xml:space="preserve">Technical interpretation: </w:t>
+      </w:r>
+      <w:r>
+        <w:t>Weight bands reduce point-level noise and confirm that the weight-cost relationship is not driven by only a few individual records.</w:t>
+      </w:r>
+    </w:p>
+    <w:p>
+      <w:r>
+        <w:rPr>
+          <w:b/>
+        </w:rPr>
+        <w:t xml:space="preserve">Business interpretation: </w:t>
+      </w:r>
+      <w:r>
+        <w:t>Business users can understand the model's main driver through banded summaries instead of raw scatter alone.</w:t>
       </w:r>
     </w:p>
     <w:p>
@@ -4448,8 +7397,8 @@
       <w:r>
         <w:drawing>
           <wp:inline xmlns:a="http://schemas.openxmlformats.org/drawingml/2006/main" xmlns:pic="http://schemas.openxmlformats.org/drawingml/2006/picture">
-            <wp:extent cx="5669280" cy="3362996"/>
-            <wp:docPr id="9" name="Picture 9"/>
+            <wp:extent cx="5669280" cy="2977084"/>
+            <wp:docPr id="10" name="Picture 10"/>
             <wp:cNvGraphicFramePr>
               <a:graphicFrameLocks noChangeAspect="1"/>
             </wp:cNvGraphicFramePr>
@@ -4457,11 +7406,11 @@
               <a:graphicData uri="http://schemas.openxmlformats.org/drawingml/2006/picture">
                 <pic:pic>
                   <pic:nvPicPr>
-                    <pic:cNvPr id="0" name="cost_by_exercise.png"/>
+                    <pic:cNvPr id="0" name="cost_by_year_last_admitted.png"/>
                     <pic:cNvPicPr/>
                   </pic:nvPicPr>
                   <pic:blipFill>
-                    <a:blip r:embed="rId18"/>
+                    <a:blip r:embed="rId19"/>
                     <a:stretch>
                       <a:fillRect/>
                     </a:stretch>
@@ -4469,7 +7418,7 @@
                   <pic:spPr>
                     <a:xfrm>
                       <a:off x="0" y="0"/>
-                      <a:ext cx="5669280" cy="3362996"/>
+                      <a:ext cx="5669280" cy="2977084"/>
                     </a:xfrm>
                     <a:prstGeom prst="rect"/>
                   </pic:spPr>
@@ -4490,7 +7439,29 @@
           <w:color w:val="6B7280"/>
           <w:sz w:val="17"/>
         </w:rPr>
-        <w:t>Exercise behavior is associated with different premium distributions.</w:t>
+        <w:t>Admission year is an important risk-history signal among applicants with known admission history.</w:t>
+      </w:r>
+    </w:p>
+    <w:p>
+      <w:r>
+        <w:rPr>
+          <w:b/>
+        </w:rPr>
+        <w:t xml:space="preserve">Technical interpretation: </w:t>
+      </w:r>
+      <w:r>
+        <w:t>Admission year has an ordered association with average premium among applicants with a known admission date.</w:t>
+      </w:r>
+    </w:p>
+    <w:p>
+      <w:r>
+        <w:rPr>
+          <w:b/>
+        </w:rPr>
+        <w:t xml:space="preserve">Business interpretation: </w:t>
+      </w:r>
+      <w:r>
+        <w:t>Recent or known admissions may flag underwriting review needs, but the model should not treat missing years as ordinary zeros.</w:t>
       </w:r>
     </w:p>
     <w:p>
@@ -4500,8 +7471,8 @@
       <w:r>
         <w:drawing>
           <wp:inline xmlns:a="http://schemas.openxmlformats.org/drawingml/2006/main" xmlns:pic="http://schemas.openxmlformats.org/drawingml/2006/picture">
-            <wp:extent cx="5669280" cy="3358978"/>
-            <wp:docPr id="10" name="Picture 10"/>
+            <wp:extent cx="5669280" cy="3430729"/>
+            <wp:docPr id="11" name="Picture 11"/>
             <wp:cNvGraphicFramePr>
               <a:graphicFrameLocks noChangeAspect="1"/>
             </wp:cNvGraphicFramePr>
@@ -4509,11 +7480,11 @@
               <a:graphicData uri="http://schemas.openxmlformats.org/drawingml/2006/picture">
                 <pic:pic>
                   <pic:nvPicPr>
-                    <pic:cNvPr id="0" name="cost_by_disease_history.png"/>
+                    <pic:cNvPr id="0" name="cost_by_admission_status.png"/>
                     <pic:cNvPicPr/>
                   </pic:nvPicPr>
                   <pic:blipFill>
-                    <a:blip r:embed="rId19"/>
+                    <a:blip r:embed="rId20"/>
                     <a:stretch>
                       <a:fillRect/>
                     </a:stretch>
@@ -4521,7 +7492,7 @@
                   <pic:spPr>
                     <a:xfrm>
                       <a:off x="0" y="0"/>
-                      <a:ext cx="5669280" cy="3358978"/>
+                      <a:ext cx="5669280" cy="3430729"/>
                     </a:xfrm>
                     <a:prstGeom prst="rect"/>
                   </pic:spPr>
@@ -4542,7 +7513,1749 @@
           <w:color w:val="6B7280"/>
           <w:sz w:val="17"/>
         </w:rPr>
-        <w:t>Disease-history flags are associated with higher premium levels.</w:t>
+        <w:t>Missing or absent admission history is separated from known prior admission cases.</w:t>
+      </w:r>
+    </w:p>
+    <w:p>
+      <w:r>
+        <w:rPr>
+          <w:b/>
+        </w:rPr>
+        <w:t xml:space="preserve">Technical interpretation: </w:t>
+      </w:r>
+      <w:r>
+        <w:t>Admission status separates no known admission, missing year, and known admission history so the model can learn structural differences.</w:t>
+      </w:r>
+    </w:p>
+    <w:p>
+      <w:r>
+        <w:rPr>
+          <w:b/>
+        </w:rPr>
+        <w:t xml:space="preserve">Business interpretation: </w:t>
+      </w:r>
+      <w:r>
+        <w:t>This prevents applicants without admission records from being incorrectly grouped with applicants admitted in an arbitrary year.</w:t>
+      </w:r>
+    </w:p>
+    <w:p>
+      <w:pPr>
+        <w:jc w:val="center"/>
+      </w:pPr>
+      <w:r>
+        <w:drawing>
+          <wp:inline xmlns:a="http://schemas.openxmlformats.org/drawingml/2006/main" xmlns:pic="http://schemas.openxmlformats.org/drawingml/2006/picture">
+            <wp:extent cx="5669280" cy="3430729"/>
+            <wp:docPr id="12" name="Picture 12"/>
+            <wp:cNvGraphicFramePr>
+              <a:graphicFrameLocks noChangeAspect="1"/>
+            </wp:cNvGraphicFramePr>
+            <a:graphic>
+              <a:graphicData uri="http://schemas.openxmlformats.org/drawingml/2006/picture">
+                <pic:pic>
+                  <pic:nvPicPr>
+                    <pic:cNvPr id="0" name="cost_by_regular_checkup_last_year.png"/>
+                    <pic:cNvPicPr/>
+                  </pic:nvPicPr>
+                  <pic:blipFill>
+                    <a:blip r:embed="rId21"/>
+                    <a:stretch>
+                      <a:fillRect/>
+                    </a:stretch>
+                  </pic:blipFill>
+                  <pic:spPr>
+                    <a:xfrm>
+                      <a:off x="0" y="0"/>
+                      <a:ext cx="5669280" cy="3430729"/>
+                    </a:xfrm>
+                    <a:prstGeom prst="rect"/>
+                  </pic:spPr>
+                </pic:pic>
+              </a:graphicData>
+            </a:graphic>
+          </wp:inline>
+        </w:drawing>
+      </w:r>
+    </w:p>
+    <w:p>
+      <w:pPr>
+        <w:jc w:val="center"/>
+      </w:pPr>
+      <w:r>
+        <w:rPr>
+          <w:i/>
+          <w:color w:val="6B7280"/>
+          <w:sz w:val="17"/>
+        </w:rPr>
+        <w:t>Regular-checkup counts show a stronger ordinal signal than many lifestyle flags.</w:t>
+      </w:r>
+    </w:p>
+    <w:p>
+      <w:r>
+        <w:rPr>
+          <w:b/>
+        </w:rPr>
+        <w:t xml:space="preserve">Technical interpretation: </w:t>
+      </w:r>
+      <w:r>
+        <w:t>Regular checkup count has a clearer ordinal target pattern than several binary habit flags.</w:t>
+      </w:r>
+    </w:p>
+    <w:p>
+      <w:r>
+        <w:rPr>
+          <w:b/>
+        </w:rPr>
+        <w:t xml:space="preserve">Business interpretation: </w:t>
+      </w:r>
+      <w:r>
+        <w:t>Preventive-care behavior may help segment applicants, though the relationship should be treated as association rather than causation.</w:t>
+      </w:r>
+    </w:p>
+    <w:p>
+      <w:pPr>
+        <w:jc w:val="center"/>
+      </w:pPr>
+      <w:r>
+        <w:drawing>
+          <wp:inline xmlns:a="http://schemas.openxmlformats.org/drawingml/2006/main" xmlns:pic="http://schemas.openxmlformats.org/drawingml/2006/picture">
+            <wp:extent cx="5669280" cy="3430729"/>
+            <wp:docPr id="13" name="Picture 13"/>
+            <wp:cNvGraphicFramePr>
+              <a:graphicFrameLocks noChangeAspect="1"/>
+            </wp:cNvGraphicFramePr>
+            <a:graphic>
+              <a:graphicData uri="http://schemas.openxmlformats.org/drawingml/2006/picture">
+                <pic:pic>
+                  <pic:nvPicPr>
+                    <pic:cNvPr id="0" name="cost_by_weight_change.png"/>
+                    <pic:cNvPicPr/>
+                  </pic:nvPicPr>
+                  <pic:blipFill>
+                    <a:blip r:embed="rId22"/>
+                    <a:stretch>
+                      <a:fillRect/>
+                    </a:stretch>
+                  </pic:blipFill>
+                  <pic:spPr>
+                    <a:xfrm>
+                      <a:off x="0" y="0"/>
+                      <a:ext cx="5669280" cy="3430729"/>
+                    </a:xfrm>
+                    <a:prstGeom prst="rect"/>
+                  </pic:spPr>
+                </pic:pic>
+              </a:graphicData>
+            </a:graphic>
+          </wp:inline>
+        </w:drawing>
+      </w:r>
+    </w:p>
+    <w:p>
+      <w:pPr>
+        <w:jc w:val="center"/>
+      </w:pPr>
+      <w:r>
+        <w:rPr>
+          <w:i/>
+          <w:color w:val="6B7280"/>
+          <w:sz w:val="17"/>
+        </w:rPr>
+        <w:t>Weight-change categories show a strong observed pattern; this should be interpreted as association, not causation.</w:t>
+      </w:r>
+    </w:p>
+    <w:p>
+      <w:r>
+        <w:rPr>
+          <w:b/>
+        </w:rPr>
+        <w:t xml:space="preserve">Technical interpretation: </w:t>
+      </w:r>
+      <w:r>
+        <w:t>Weight-change categories produce a sizable target mean range, making them a useful engineered ordinal feature.</w:t>
+      </w:r>
+    </w:p>
+    <w:p>
+      <w:r>
+        <w:rPr>
+          <w:b/>
+        </w:rPr>
+        <w:t xml:space="preserve">Business interpretation: </w:t>
+      </w:r>
+      <w:r>
+        <w:t>Weight-change history can support risk segmentation, but business recommendations should avoid claiming it directly causes premium movement.</w:t>
+      </w:r>
+    </w:p>
+    <w:p>
+      <w:pPr>
+        <w:jc w:val="center"/>
+      </w:pPr>
+      <w:r>
+        <w:drawing>
+          <wp:inline xmlns:a="http://schemas.openxmlformats.org/drawingml/2006/main" xmlns:pic="http://schemas.openxmlformats.org/drawingml/2006/picture">
+            <wp:extent cx="5669280" cy="3277063"/>
+            <wp:docPr id="14" name="Picture 14"/>
+            <wp:cNvGraphicFramePr>
+              <a:graphicFrameLocks noChangeAspect="1"/>
+            </wp:cNvGraphicFramePr>
+            <a:graphic>
+              <a:graphicData uri="http://schemas.openxmlformats.org/drawingml/2006/picture">
+                <pic:pic>
+                  <pic:nvPicPr>
+                    <pic:cNvPr id="0" name="missingness_target_impact.png"/>
+                    <pic:cNvPicPr/>
+                  </pic:nvPicPr>
+                  <pic:blipFill>
+                    <a:blip r:embed="rId23"/>
+                    <a:stretch>
+                      <a:fillRect/>
+                    </a:stretch>
+                  </pic:blipFill>
+                  <pic:spPr>
+                    <a:xfrm>
+                      <a:off x="0" y="0"/>
+                      <a:ext cx="5669280" cy="3277063"/>
+                    </a:xfrm>
+                    <a:prstGeom prst="rect"/>
+                  </pic:spPr>
+                </pic:pic>
+              </a:graphicData>
+            </a:graphic>
+          </wp:inline>
+        </w:drawing>
+      </w:r>
+    </w:p>
+    <w:p>
+      <w:pPr>
+        <w:jc w:val="center"/>
+      </w:pPr>
+      <w:r>
+        <w:rPr>
+          <w:i/>
+          <w:color w:val="6B7280"/>
+          <w:sz w:val="17"/>
+        </w:rPr>
+        <w:t>Missingness itself affects target means for BMI and admission year.</w:t>
+      </w:r>
+    </w:p>
+    <w:p>
+      <w:r>
+        <w:rPr>
+          <w:b/>
+        </w:rPr>
+        <w:t xml:space="preserve">Technical interpretation: </w:t>
+      </w:r>
+      <w:r>
+        <w:t>Target means differ between missing and present groups, which justifies explicit missingness flags before imputation.</w:t>
+      </w:r>
+    </w:p>
+    <w:p>
+      <w:r>
+        <w:rPr>
+          <w:b/>
+        </w:rPr>
+        <w:t xml:space="preserve">Business interpretation: </w:t>
+      </w:r>
+      <w:r>
+        <w:t>Retaining missingness indicators helps the deployment model handle incomplete applications more consistently.</w:t>
+      </w:r>
+    </w:p>
+    <w:tbl>
+      <w:tblPr>
+        <w:tblStyle w:val="TableGrid"/>
+        <w:tblW w:type="auto" w:w="0"/>
+        <w:tblLook w:firstColumn="1" w:firstRow="1" w:lastColumn="0" w:lastRow="0" w:noHBand="0" w:noVBand="1" w:val="04A0"/>
+      </w:tblPr>
+      <w:tblGrid>
+        <w:gridCol w:w="1440"/>
+        <w:gridCol w:w="1440"/>
+        <w:gridCol w:w="1440"/>
+        <w:gridCol w:w="1440"/>
+        <w:gridCol w:w="1440"/>
+        <w:gridCol w:w="1440"/>
+      </w:tblGrid>
+      <w:tr>
+        <w:tc>
+          <w:tcPr>
+            <w:tcW w:type="dxa" w:w="1440"/>
+            <w:shd w:fill="12355B"/>
+          </w:tcPr>
+          <w:p>
+            <w:r>
+              <w:rPr>
+                <w:b/>
+                <w:color w:val="FFFFFF"/>
+                <w:sz w:val="14"/>
+              </w:rPr>
+              <w:t>feature</w:t>
+            </w:r>
+          </w:p>
+        </w:tc>
+        <w:tc>
+          <w:tcPr>
+            <w:tcW w:type="dxa" w:w="1440"/>
+            <w:shd w:fill="12355B"/>
+          </w:tcPr>
+          <w:p>
+            <w:r>
+              <w:rPr>
+                <w:b/>
+                <w:color w:val="FFFFFF"/>
+                <w:sz w:val="14"/>
+              </w:rPr>
+              <w:t>feature_type</w:t>
+            </w:r>
+          </w:p>
+        </w:tc>
+        <w:tc>
+          <w:tcPr>
+            <w:tcW w:type="dxa" w:w="1440"/>
+            <w:shd w:fill="12355B"/>
+          </w:tcPr>
+          <w:p>
+            <w:r>
+              <w:rPr>
+                <w:b/>
+                <w:color w:val="FFFFFF"/>
+                <w:sz w:val="14"/>
+              </w:rPr>
+              <w:t>target_mean_range</w:t>
+            </w:r>
+          </w:p>
+        </w:tc>
+        <w:tc>
+          <w:tcPr>
+            <w:tcW w:type="dxa" w:w="1440"/>
+            <w:shd w:fill="12355B"/>
+          </w:tcPr>
+          <w:p>
+            <w:r>
+              <w:rPr>
+                <w:b/>
+                <w:color w:val="FFFFFF"/>
+                <w:sz w:val="14"/>
+              </w:rPr>
+              <w:t>correlation_or_eta_squared</w:t>
+            </w:r>
+          </w:p>
+        </w:tc>
+        <w:tc>
+          <w:tcPr>
+            <w:tcW w:type="dxa" w:w="1440"/>
+            <w:shd w:fill="12355B"/>
+          </w:tcPr>
+          <w:p>
+            <w:r>
+              <w:rPr>
+                <w:b/>
+                <w:color w:val="FFFFFF"/>
+                <w:sz w:val="14"/>
+              </w:rPr>
+              <w:t>statistic_name</w:t>
+            </w:r>
+          </w:p>
+        </w:tc>
+        <w:tc>
+          <w:tcPr>
+            <w:tcW w:type="dxa" w:w="1440"/>
+            <w:shd w:fill="12355B"/>
+          </w:tcPr>
+          <w:p>
+            <w:r>
+              <w:rPr>
+                <w:b/>
+                <w:color w:val="FFFFFF"/>
+                <w:sz w:val="14"/>
+              </w:rPr>
+              <w:t>business_interpretation</w:t>
+            </w:r>
+          </w:p>
+        </w:tc>
+      </w:tr>
+      <w:tr>
+        <w:tc>
+          <w:tcPr>
+            <w:tcW w:type="dxa" w:w="1440"/>
+            <w:vAlign w:val="center"/>
+          </w:tcPr>
+          <w:p>
+            <w:r>
+              <w:rPr>
+                <w:sz w:val="14"/>
+              </w:rPr>
+              <w:t>weight</w:t>
+            </w:r>
+          </w:p>
+        </w:tc>
+        <w:tc>
+          <w:tcPr>
+            <w:tcW w:type="dxa" w:w="1440"/>
+            <w:vAlign w:val="center"/>
+          </w:tcPr>
+          <w:p>
+            <w:r>
+              <w:rPr>
+                <w:sz w:val="14"/>
+              </w:rPr>
+              <w:t>numeric</w:t>
+            </w:r>
+          </w:p>
+        </w:tc>
+        <w:tc>
+          <w:tcPr>
+            <w:tcW w:type="dxa" w:w="1440"/>
+            <w:vAlign w:val="center"/>
+          </w:tcPr>
+          <w:p>
+            <w:r>
+              <w:rPr>
+                <w:sz w:val="14"/>
+              </w:rPr>
+              <w:t>46,308.6</w:t>
+            </w:r>
+          </w:p>
+        </w:tc>
+        <w:tc>
+          <w:tcPr>
+            <w:tcW w:type="dxa" w:w="1440"/>
+            <w:vAlign w:val="center"/>
+          </w:tcPr>
+          <w:p>
+            <w:r>
+              <w:rPr>
+                <w:sz w:val="14"/>
+              </w:rPr>
+              <w:t>0.970</w:t>
+            </w:r>
+          </w:p>
+        </w:tc>
+        <w:tc>
+          <w:tcPr>
+            <w:tcW w:type="dxa" w:w="1440"/>
+            <w:vAlign w:val="center"/>
+          </w:tcPr>
+          <w:p>
+            <w:r>
+              <w:rPr>
+                <w:sz w:val="14"/>
+              </w:rPr>
+              <w:t>absolute_correlation</w:t>
+            </w:r>
+          </w:p>
+        </w:tc>
+        <w:tc>
+          <w:tcPr>
+            <w:tcW w:type="dxa" w:w="1440"/>
+            <w:vAlign w:val="center"/>
+          </w:tcPr>
+          <w:p>
+            <w:r>
+              <w:rPr>
+                <w:sz w:val="14"/>
+              </w:rPr>
+              <w:t>strong observed signal</w:t>
+            </w:r>
+          </w:p>
+        </w:tc>
+      </w:tr>
+      <w:tr>
+        <w:tc>
+          <w:tcPr>
+            <w:tcW w:type="dxa" w:w="1440"/>
+            <w:vAlign w:val="center"/>
+          </w:tcPr>
+          <w:p>
+            <w:r>
+              <w:rPr>
+                <w:sz w:val="14"/>
+              </w:rPr>
+              <w:t>Year_last_admitted</w:t>
+            </w:r>
+          </w:p>
+        </w:tc>
+        <w:tc>
+          <w:tcPr>
+            <w:tcW w:type="dxa" w:w="1440"/>
+            <w:vAlign w:val="center"/>
+          </w:tcPr>
+          <w:p>
+            <w:r>
+              <w:rPr>
+                <w:sz w:val="14"/>
+              </w:rPr>
+              <w:t>numeric_missing</w:t>
+            </w:r>
+          </w:p>
+        </w:tc>
+        <w:tc>
+          <w:tcPr>
+            <w:tcW w:type="dxa" w:w="1440"/>
+            <w:vAlign w:val="center"/>
+          </w:tcPr>
+          <w:p>
+            <w:r>
+              <w:rPr>
+                <w:sz w:val="14"/>
+              </w:rPr>
+              <w:t>36,072.7</w:t>
+            </w:r>
+          </w:p>
+        </w:tc>
+        <w:tc>
+          <w:tcPr>
+            <w:tcW w:type="dxa" w:w="1440"/>
+            <w:vAlign w:val="center"/>
+          </w:tcPr>
+          <w:p>
+            <w:r>
+              <w:rPr>
+                <w:sz w:val="14"/>
+              </w:rPr>
+              <w:t>0.415</w:t>
+            </w:r>
+          </w:p>
+        </w:tc>
+        <w:tc>
+          <w:tcPr>
+            <w:tcW w:type="dxa" w:w="1440"/>
+            <w:vAlign w:val="center"/>
+          </w:tcPr>
+          <w:p>
+            <w:r>
+              <w:rPr>
+                <w:sz w:val="14"/>
+              </w:rPr>
+              <w:t>eta_squared</w:t>
+            </w:r>
+          </w:p>
+        </w:tc>
+        <w:tc>
+          <w:tcPr>
+            <w:tcW w:type="dxa" w:w="1440"/>
+            <w:vAlign w:val="center"/>
+          </w:tcPr>
+          <w:p>
+            <w:r>
+              <w:rPr>
+                <w:sz w:val="14"/>
+              </w:rPr>
+              <w:t>strong observed signal</w:t>
+            </w:r>
+          </w:p>
+        </w:tc>
+      </w:tr>
+      <w:tr>
+        <w:tc>
+          <w:tcPr>
+            <w:tcW w:type="dxa" w:w="1440"/>
+            <w:vAlign w:val="center"/>
+          </w:tcPr>
+          <w:p>
+            <w:r>
+              <w:rPr>
+                <w:sz w:val="14"/>
+              </w:rPr>
+              <w:t>years_since_last_admitted</w:t>
+            </w:r>
+          </w:p>
+        </w:tc>
+        <w:tc>
+          <w:tcPr>
+            <w:tcW w:type="dxa" w:w="1440"/>
+            <w:vAlign w:val="center"/>
+          </w:tcPr>
+          <w:p>
+            <w:r>
+              <w:rPr>
+                <w:sz w:val="14"/>
+              </w:rPr>
+              <w:t>numeric_engineered</w:t>
+            </w:r>
+          </w:p>
+        </w:tc>
+        <w:tc>
+          <w:tcPr>
+            <w:tcW w:type="dxa" w:w="1440"/>
+            <w:vAlign w:val="center"/>
+          </w:tcPr>
+          <w:p>
+            <w:r>
+              <w:rPr>
+                <w:sz w:val="14"/>
+              </w:rPr>
+              <w:t>30,329.2</w:t>
+            </w:r>
+          </w:p>
+        </w:tc>
+        <w:tc>
+          <w:tcPr>
+            <w:tcW w:type="dxa" w:w="1440"/>
+            <w:vAlign w:val="center"/>
+          </w:tcPr>
+          <w:p>
+            <w:r>
+              <w:rPr>
+                <w:sz w:val="14"/>
+              </w:rPr>
+              <w:t>0.490</w:t>
+            </w:r>
+          </w:p>
+        </w:tc>
+        <w:tc>
+          <w:tcPr>
+            <w:tcW w:type="dxa" w:w="1440"/>
+            <w:vAlign w:val="center"/>
+          </w:tcPr>
+          <w:p>
+            <w:r>
+              <w:rPr>
+                <w:sz w:val="14"/>
+              </w:rPr>
+              <w:t>absolute_correlation</w:t>
+            </w:r>
+          </w:p>
+        </w:tc>
+        <w:tc>
+          <w:tcPr>
+            <w:tcW w:type="dxa" w:w="1440"/>
+            <w:vAlign w:val="center"/>
+          </w:tcPr>
+          <w:p>
+            <w:r>
+              <w:rPr>
+                <w:sz w:val="14"/>
+              </w:rPr>
+              <w:t>strong observed signal</w:t>
+            </w:r>
+          </w:p>
+        </w:tc>
+      </w:tr>
+      <w:tr>
+        <w:tc>
+          <w:tcPr>
+            <w:tcW w:type="dxa" w:w="1440"/>
+            <w:vAlign w:val="center"/>
+          </w:tcPr>
+          <w:p>
+            <w:r>
+              <w:rPr>
+                <w:sz w:val="14"/>
+              </w:rPr>
+              <w:t>weight_change_in_last_one_year</w:t>
+            </w:r>
+          </w:p>
+        </w:tc>
+        <w:tc>
+          <w:tcPr>
+            <w:tcW w:type="dxa" w:w="1440"/>
+            <w:vAlign w:val="center"/>
+          </w:tcPr>
+          <w:p>
+            <w:r>
+              <w:rPr>
+                <w:sz w:val="14"/>
+              </w:rPr>
+              <w:t>ordinal</w:t>
+            </w:r>
+          </w:p>
+        </w:tc>
+        <w:tc>
+          <w:tcPr>
+            <w:tcW w:type="dxa" w:w="1440"/>
+            <w:vAlign w:val="center"/>
+          </w:tcPr>
+          <w:p>
+            <w:r>
+              <w:rPr>
+                <w:sz w:val="14"/>
+              </w:rPr>
+              <w:t>24,877.8</w:t>
+            </w:r>
+          </w:p>
+        </w:tc>
+        <w:tc>
+          <w:tcPr>
+            <w:tcW w:type="dxa" w:w="1440"/>
+            <w:vAlign w:val="center"/>
+          </w:tcPr>
+          <w:p>
+            <w:r>
+              <w:rPr>
+                <w:sz w:val="14"/>
+              </w:rPr>
+              <w:t>0.180</w:t>
+            </w:r>
+          </w:p>
+        </w:tc>
+        <w:tc>
+          <w:tcPr>
+            <w:tcW w:type="dxa" w:w="1440"/>
+            <w:vAlign w:val="center"/>
+          </w:tcPr>
+          <w:p>
+            <w:r>
+              <w:rPr>
+                <w:sz w:val="14"/>
+              </w:rPr>
+              <w:t>eta_squared</w:t>
+            </w:r>
+          </w:p>
+        </w:tc>
+        <w:tc>
+          <w:tcPr>
+            <w:tcW w:type="dxa" w:w="1440"/>
+            <w:vAlign w:val="center"/>
+          </w:tcPr>
+          <w:p>
+            <w:r>
+              <w:rPr>
+                <w:sz w:val="14"/>
+              </w:rPr>
+              <w:t>strong observed signal</w:t>
+            </w:r>
+          </w:p>
+        </w:tc>
+      </w:tr>
+      <w:tr>
+        <w:tc>
+          <w:tcPr>
+            <w:tcW w:type="dxa" w:w="1440"/>
+            <w:vAlign w:val="center"/>
+          </w:tcPr>
+          <w:p>
+            <w:r>
+              <w:rPr>
+                <w:sz w:val="14"/>
+              </w:rPr>
+              <w:t>regular_checkup_last_year</w:t>
+            </w:r>
+          </w:p>
+        </w:tc>
+        <w:tc>
+          <w:tcPr>
+            <w:tcW w:type="dxa" w:w="1440"/>
+            <w:vAlign w:val="center"/>
+          </w:tcPr>
+          <w:p>
+            <w:r>
+              <w:rPr>
+                <w:sz w:val="14"/>
+              </w:rPr>
+              <w:t>ordinal</w:t>
+            </w:r>
+          </w:p>
+        </w:tc>
+        <w:tc>
+          <w:tcPr>
+            <w:tcW w:type="dxa" w:w="1440"/>
+            <w:vAlign w:val="center"/>
+          </w:tcPr>
+          <w:p>
+            <w:r>
+              <w:rPr>
+                <w:sz w:val="14"/>
+              </w:rPr>
+              <w:t>8,606.3</w:t>
+            </w:r>
+          </w:p>
+        </w:tc>
+        <w:tc>
+          <w:tcPr>
+            <w:tcW w:type="dxa" w:w="1440"/>
+            <w:vAlign w:val="center"/>
+          </w:tcPr>
+          <w:p>
+            <w:r>
+              <w:rPr>
+                <w:sz w:val="14"/>
+              </w:rPr>
+              <w:t>0.034</w:t>
+            </w:r>
+          </w:p>
+        </w:tc>
+        <w:tc>
+          <w:tcPr>
+            <w:tcW w:type="dxa" w:w="1440"/>
+            <w:vAlign w:val="center"/>
+          </w:tcPr>
+          <w:p>
+            <w:r>
+              <w:rPr>
+                <w:sz w:val="14"/>
+              </w:rPr>
+              <w:t>eta_squared</w:t>
+            </w:r>
+          </w:p>
+        </w:tc>
+        <w:tc>
+          <w:tcPr>
+            <w:tcW w:type="dxa" w:w="1440"/>
+            <w:vAlign w:val="center"/>
+          </w:tcPr>
+          <w:p>
+            <w:r>
+              <w:rPr>
+                <w:sz w:val="14"/>
+              </w:rPr>
+              <w:t>strong observed signal</w:t>
+            </w:r>
+          </w:p>
+        </w:tc>
+      </w:tr>
+      <w:tr>
+        <w:tc>
+          <w:tcPr>
+            <w:tcW w:type="dxa" w:w="1440"/>
+            <w:vAlign w:val="center"/>
+          </w:tcPr>
+          <w:p>
+            <w:r>
+              <w:rPr>
+                <w:sz w:val="14"/>
+              </w:rPr>
+              <w:t>adventure_sports</w:t>
+            </w:r>
+          </w:p>
+        </w:tc>
+        <w:tc>
+          <w:tcPr>
+            <w:tcW w:type="dxa" w:w="1440"/>
+            <w:vAlign w:val="center"/>
+          </w:tcPr>
+          <w:p>
+            <w:r>
+              <w:rPr>
+                <w:sz w:val="14"/>
+              </w:rPr>
+              <w:t>binary</w:t>
+            </w:r>
+          </w:p>
+        </w:tc>
+        <w:tc>
+          <w:tcPr>
+            <w:tcW w:type="dxa" w:w="1440"/>
+            <w:vAlign w:val="center"/>
+          </w:tcPr>
+          <w:p>
+            <w:r>
+              <w:rPr>
+                <w:sz w:val="14"/>
+              </w:rPr>
+              <w:t>3,898.6</w:t>
+            </w:r>
+          </w:p>
+        </w:tc>
+        <w:tc>
+          <w:tcPr>
+            <w:tcW w:type="dxa" w:w="1440"/>
+            <w:vAlign w:val="center"/>
+          </w:tcPr>
+          <w:p>
+            <w:r>
+              <w:rPr>
+                <w:sz w:val="14"/>
+              </w:rPr>
+              <w:t>0.006</w:t>
+            </w:r>
+          </w:p>
+        </w:tc>
+        <w:tc>
+          <w:tcPr>
+            <w:tcW w:type="dxa" w:w="1440"/>
+            <w:vAlign w:val="center"/>
+          </w:tcPr>
+          <w:p>
+            <w:r>
+              <w:rPr>
+                <w:sz w:val="14"/>
+              </w:rPr>
+              <w:t>eta_squared</w:t>
+            </w:r>
+          </w:p>
+        </w:tc>
+        <w:tc>
+          <w:tcPr>
+            <w:tcW w:type="dxa" w:w="1440"/>
+            <w:vAlign w:val="center"/>
+          </w:tcPr>
+          <w:p>
+            <w:r>
+              <w:rPr>
+                <w:sz w:val="14"/>
+              </w:rPr>
+              <w:t>strong observed signal</w:t>
+            </w:r>
+          </w:p>
+        </w:tc>
+      </w:tr>
+      <w:tr>
+        <w:tc>
+          <w:tcPr>
+            <w:tcW w:type="dxa" w:w="1440"/>
+            <w:vAlign w:val="center"/>
+          </w:tcPr>
+          <w:p>
+            <w:r>
+              <w:rPr>
+                <w:sz w:val="14"/>
+              </w:rPr>
+              <w:t>covered_by_any_other_company</w:t>
+            </w:r>
+          </w:p>
+        </w:tc>
+        <w:tc>
+          <w:tcPr>
+            <w:tcW w:type="dxa" w:w="1440"/>
+            <w:vAlign w:val="center"/>
+          </w:tcPr>
+          <w:p>
+            <w:r>
+              <w:rPr>
+                <w:sz w:val="14"/>
+              </w:rPr>
+              <w:t>categorical</w:t>
+            </w:r>
+          </w:p>
+        </w:tc>
+        <w:tc>
+          <w:tcPr>
+            <w:tcW w:type="dxa" w:w="1440"/>
+            <w:vAlign w:val="center"/>
+          </w:tcPr>
+          <w:p>
+            <w:r>
+              <w:rPr>
+                <w:sz w:val="14"/>
+              </w:rPr>
+              <w:t>3,166.6</w:t>
+            </w:r>
+          </w:p>
+        </w:tc>
+        <w:tc>
+          <w:tcPr>
+            <w:tcW w:type="dxa" w:w="1440"/>
+            <w:vAlign w:val="center"/>
+          </w:tcPr>
+          <w:p>
+            <w:r>
+              <w:rPr>
+                <w:sz w:val="14"/>
+              </w:rPr>
+              <w:t>0.010</w:t>
+            </w:r>
+          </w:p>
+        </w:tc>
+        <w:tc>
+          <w:tcPr>
+            <w:tcW w:type="dxa" w:w="1440"/>
+            <w:vAlign w:val="center"/>
+          </w:tcPr>
+          <w:p>
+            <w:r>
+              <w:rPr>
+                <w:sz w:val="14"/>
+              </w:rPr>
+              <w:t>eta_squared</w:t>
+            </w:r>
+          </w:p>
+        </w:tc>
+        <w:tc>
+          <w:tcPr>
+            <w:tcW w:type="dxa" w:w="1440"/>
+            <w:vAlign w:val="center"/>
+          </w:tcPr>
+          <w:p>
+            <w:r>
+              <w:rPr>
+                <w:sz w:val="14"/>
+              </w:rPr>
+              <w:t>strong observed signal</w:t>
+            </w:r>
+          </w:p>
+        </w:tc>
+      </w:tr>
+      <w:tr>
+        <w:tc>
+          <w:tcPr>
+            <w:tcW w:type="dxa" w:w="1440"/>
+            <w:vAlign w:val="center"/>
+          </w:tcPr>
+          <w:p>
+            <w:r>
+              <w:rPr>
+                <w:sz w:val="14"/>
+              </w:rPr>
+              <w:t>bmi_for_analysis</w:t>
+            </w:r>
+          </w:p>
+        </w:tc>
+        <w:tc>
+          <w:tcPr>
+            <w:tcW w:type="dxa" w:w="1440"/>
+            <w:vAlign w:val="center"/>
+          </w:tcPr>
+          <w:p>
+            <w:r>
+              <w:rPr>
+                <w:sz w:val="14"/>
+              </w:rPr>
+              <w:t>numeric</w:t>
+            </w:r>
+          </w:p>
+        </w:tc>
+        <w:tc>
+          <w:tcPr>
+            <w:tcW w:type="dxa" w:w="1440"/>
+            <w:vAlign w:val="center"/>
+          </w:tcPr>
+          <w:p>
+            <w:r>
+              <w:rPr>
+                <w:sz w:val="14"/>
+              </w:rPr>
+              <w:t>1,072.6</w:t>
+            </w:r>
+          </w:p>
+        </w:tc>
+        <w:tc>
+          <w:tcPr>
+            <w:tcW w:type="dxa" w:w="1440"/>
+            <w:vAlign w:val="center"/>
+          </w:tcPr>
+          <w:p>
+            <w:r>
+              <w:rPr>
+                <w:sz w:val="14"/>
+              </w:rPr>
+              <w:t>0.008</w:t>
+            </w:r>
+          </w:p>
+        </w:tc>
+        <w:tc>
+          <w:tcPr>
+            <w:tcW w:type="dxa" w:w="1440"/>
+            <w:vAlign w:val="center"/>
+          </w:tcPr>
+          <w:p>
+            <w:r>
+              <w:rPr>
+                <w:sz w:val="14"/>
+              </w:rPr>
+              <w:t>absolute_correlation</w:t>
+            </w:r>
+          </w:p>
+        </w:tc>
+        <w:tc>
+          <w:tcPr>
+            <w:tcW w:type="dxa" w:w="1440"/>
+            <w:vAlign w:val="center"/>
+          </w:tcPr>
+          <w:p>
+            <w:r>
+              <w:rPr>
+                <w:sz w:val="14"/>
+              </w:rPr>
+              <w:t>secondary signal; monitor with interactions</w:t>
+            </w:r>
+          </w:p>
+        </w:tc>
+      </w:tr>
+      <w:tr>
+        <w:tc>
+          <w:tcPr>
+            <w:tcW w:type="dxa" w:w="1440"/>
+            <w:vAlign w:val="center"/>
+          </w:tcPr>
+          <w:p>
+            <w:r>
+              <w:rPr>
+                <w:sz w:val="14"/>
+              </w:rPr>
+              <w:t>cholesterol_midpoint</w:t>
+            </w:r>
+          </w:p>
+        </w:tc>
+        <w:tc>
+          <w:tcPr>
+            <w:tcW w:type="dxa" w:w="1440"/>
+            <w:vAlign w:val="center"/>
+          </w:tcPr>
+          <w:p>
+            <w:r>
+              <w:rPr>
+                <w:sz w:val="14"/>
+              </w:rPr>
+              <w:t>numeric</w:t>
+            </w:r>
+          </w:p>
+        </w:tc>
+        <w:tc>
+          <w:tcPr>
+            <w:tcW w:type="dxa" w:w="1440"/>
+            <w:vAlign w:val="center"/>
+          </w:tcPr>
+          <w:p>
+            <w:r>
+              <w:rPr>
+                <w:sz w:val="14"/>
+              </w:rPr>
+              <w:t>897.1</w:t>
+            </w:r>
+          </w:p>
+        </w:tc>
+        <w:tc>
+          <w:tcPr>
+            <w:tcW w:type="dxa" w:w="1440"/>
+            <w:vAlign w:val="center"/>
+          </w:tcPr>
+          <w:p>
+            <w:r>
+              <w:rPr>
+                <w:sz w:val="14"/>
+              </w:rPr>
+              <w:t>0.000</w:t>
+            </w:r>
+          </w:p>
+        </w:tc>
+        <w:tc>
+          <w:tcPr>
+            <w:tcW w:type="dxa" w:w="1440"/>
+            <w:vAlign w:val="center"/>
+          </w:tcPr>
+          <w:p>
+            <w:r>
+              <w:rPr>
+                <w:sz w:val="14"/>
+              </w:rPr>
+              <w:t>eta_squared</w:t>
+            </w:r>
+          </w:p>
+        </w:tc>
+        <w:tc>
+          <w:tcPr>
+            <w:tcW w:type="dxa" w:w="1440"/>
+            <w:vAlign w:val="center"/>
+          </w:tcPr>
+          <w:p>
+            <w:r>
+              <w:rPr>
+                <w:sz w:val="14"/>
+              </w:rPr>
+              <w:t>weak marginal signal in this dataset</w:t>
+            </w:r>
+          </w:p>
+        </w:tc>
+      </w:tr>
+      <w:tr>
+        <w:tc>
+          <w:tcPr>
+            <w:tcW w:type="dxa" w:w="1440"/>
+            <w:vAlign w:val="center"/>
+          </w:tcPr>
+          <w:p>
+            <w:r>
+              <w:rPr>
+                <w:sz w:val="14"/>
+              </w:rPr>
+              <w:t>age</w:t>
+            </w:r>
+          </w:p>
+        </w:tc>
+        <w:tc>
+          <w:tcPr>
+            <w:tcW w:type="dxa" w:w="1440"/>
+            <w:vAlign w:val="center"/>
+          </w:tcPr>
+          <w:p>
+            <w:r>
+              <w:rPr>
+                <w:sz w:val="14"/>
+              </w:rPr>
+              <w:t>numeric</w:t>
+            </w:r>
+          </w:p>
+        </w:tc>
+        <w:tc>
+          <w:tcPr>
+            <w:tcW w:type="dxa" w:w="1440"/>
+            <w:vAlign w:val="center"/>
+          </w:tcPr>
+          <w:p>
+            <w:r>
+              <w:rPr>
+                <w:sz w:val="14"/>
+              </w:rPr>
+              <w:t>792.7</w:t>
+            </w:r>
+          </w:p>
+        </w:tc>
+        <w:tc>
+          <w:tcPr>
+            <w:tcW w:type="dxa" w:w="1440"/>
+            <w:vAlign w:val="center"/>
+          </w:tcPr>
+          <w:p>
+            <w:r>
+              <w:rPr>
+                <w:sz w:val="14"/>
+              </w:rPr>
+              <w:t>0.005</w:t>
+            </w:r>
+          </w:p>
+        </w:tc>
+        <w:tc>
+          <w:tcPr>
+            <w:tcW w:type="dxa" w:w="1440"/>
+            <w:vAlign w:val="center"/>
+          </w:tcPr>
+          <w:p>
+            <w:r>
+              <w:rPr>
+                <w:sz w:val="14"/>
+              </w:rPr>
+              <w:t>absolute_correlation</w:t>
+            </w:r>
+          </w:p>
+        </w:tc>
+        <w:tc>
+          <w:tcPr>
+            <w:tcW w:type="dxa" w:w="1440"/>
+            <w:vAlign w:val="center"/>
+          </w:tcPr>
+          <w:p>
+            <w:r>
+              <w:rPr>
+                <w:sz w:val="14"/>
+              </w:rPr>
+              <w:t>secondary signal; monitor with interactions</w:t>
+            </w:r>
+          </w:p>
+        </w:tc>
+      </w:tr>
+      <w:tr>
+        <w:tc>
+          <w:tcPr>
+            <w:tcW w:type="dxa" w:w="1440"/>
+            <w:vAlign w:val="center"/>
+          </w:tcPr>
+          <w:p>
+            <w:r>
+              <w:rPr>
+                <w:sz w:val="14"/>
+              </w:rPr>
+              <w:t>avg_glucose_level</w:t>
+            </w:r>
+          </w:p>
+        </w:tc>
+        <w:tc>
+          <w:tcPr>
+            <w:tcW w:type="dxa" w:w="1440"/>
+            <w:vAlign w:val="center"/>
+          </w:tcPr>
+          <w:p>
+            <w:r>
+              <w:rPr>
+                <w:sz w:val="14"/>
+              </w:rPr>
+              <w:t>numeric</w:t>
+            </w:r>
+          </w:p>
+        </w:tc>
+        <w:tc>
+          <w:tcPr>
+            <w:tcW w:type="dxa" w:w="1440"/>
+            <w:vAlign w:val="center"/>
+          </w:tcPr>
+          <w:p>
+            <w:r>
+              <w:rPr>
+                <w:sz w:val="14"/>
+              </w:rPr>
+              <w:t>642.7</w:t>
+            </w:r>
+          </w:p>
+        </w:tc>
+        <w:tc>
+          <w:tcPr>
+            <w:tcW w:type="dxa" w:w="1440"/>
+            <w:vAlign w:val="center"/>
+          </w:tcPr>
+          <w:p>
+            <w:r>
+              <w:rPr>
+                <w:sz w:val="14"/>
+              </w:rPr>
+              <w:t>0.005</w:t>
+            </w:r>
+          </w:p>
+        </w:tc>
+        <w:tc>
+          <w:tcPr>
+            <w:tcW w:type="dxa" w:w="1440"/>
+            <w:vAlign w:val="center"/>
+          </w:tcPr>
+          <w:p>
+            <w:r>
+              <w:rPr>
+                <w:sz w:val="14"/>
+              </w:rPr>
+              <w:t>absolute_correlation</w:t>
+            </w:r>
+          </w:p>
+        </w:tc>
+        <w:tc>
+          <w:tcPr>
+            <w:tcW w:type="dxa" w:w="1440"/>
+            <w:vAlign w:val="center"/>
+          </w:tcPr>
+          <w:p>
+            <w:r>
+              <w:rPr>
+                <w:sz w:val="14"/>
+              </w:rPr>
+              <w:t>secondary signal; monitor with interactions</w:t>
+            </w:r>
+          </w:p>
+        </w:tc>
+      </w:tr>
+      <w:tr>
+        <w:tc>
+          <w:tcPr>
+            <w:tcW w:type="dxa" w:w="1440"/>
+            <w:vAlign w:val="center"/>
+          </w:tcPr>
+          <w:p>
+            <w:r>
+              <w:rPr>
+                <w:sz w:val="14"/>
+              </w:rPr>
+              <w:t>exercise</w:t>
+            </w:r>
+          </w:p>
+        </w:tc>
+        <w:tc>
+          <w:tcPr>
+            <w:tcW w:type="dxa" w:w="1440"/>
+            <w:vAlign w:val="center"/>
+          </w:tcPr>
+          <w:p>
+            <w:r>
+              <w:rPr>
+                <w:sz w:val="14"/>
+              </w:rPr>
+              <w:t>categorical</w:t>
+            </w:r>
+          </w:p>
+        </w:tc>
+        <w:tc>
+          <w:tcPr>
+            <w:tcW w:type="dxa" w:w="1440"/>
+            <w:vAlign w:val="center"/>
+          </w:tcPr>
+          <w:p>
+            <w:r>
+              <w:rPr>
+                <w:sz w:val="14"/>
+              </w:rPr>
+              <w:t>388.4</w:t>
+            </w:r>
+          </w:p>
+        </w:tc>
+        <w:tc>
+          <w:tcPr>
+            <w:tcW w:type="dxa" w:w="1440"/>
+            <w:vAlign w:val="center"/>
+          </w:tcPr>
+          <w:p>
+            <w:r>
+              <w:rPr>
+                <w:sz w:val="14"/>
+              </w:rPr>
+              <w:t>0.000</w:t>
+            </w:r>
+          </w:p>
+        </w:tc>
+        <w:tc>
+          <w:tcPr>
+            <w:tcW w:type="dxa" w:w="1440"/>
+            <w:vAlign w:val="center"/>
+          </w:tcPr>
+          <w:p>
+            <w:r>
+              <w:rPr>
+                <w:sz w:val="14"/>
+              </w:rPr>
+              <w:t>eta_squared</w:t>
+            </w:r>
+          </w:p>
+        </w:tc>
+        <w:tc>
+          <w:tcPr>
+            <w:tcW w:type="dxa" w:w="1440"/>
+            <w:vAlign w:val="center"/>
+          </w:tcPr>
+          <w:p>
+            <w:r>
+              <w:rPr>
+                <w:sz w:val="14"/>
+              </w:rPr>
+              <w:t>weak marginal signal in this dataset</w:t>
+            </w:r>
+          </w:p>
+        </w:tc>
+      </w:tr>
+      <w:tr>
+        <w:tc>
+          <w:tcPr>
+            <w:tcW w:type="dxa" w:w="1440"/>
+            <w:vAlign w:val="center"/>
+          </w:tcPr>
+          <w:p>
+            <w:r>
+              <w:rPr>
+                <w:sz w:val="14"/>
+              </w:rPr>
+              <w:t>smoking_status</w:t>
+            </w:r>
+          </w:p>
+        </w:tc>
+        <w:tc>
+          <w:tcPr>
+            <w:tcW w:type="dxa" w:w="1440"/>
+            <w:vAlign w:val="center"/>
+          </w:tcPr>
+          <w:p>
+            <w:r>
+              <w:rPr>
+                <w:sz w:val="14"/>
+              </w:rPr>
+              <w:t>categorical</w:t>
+            </w:r>
+          </w:p>
+        </w:tc>
+        <w:tc>
+          <w:tcPr>
+            <w:tcW w:type="dxa" w:w="1440"/>
+            <w:vAlign w:val="center"/>
+          </w:tcPr>
+          <w:p>
+            <w:r>
+              <w:rPr>
+                <w:sz w:val="14"/>
+              </w:rPr>
+              <w:t>312.3</w:t>
+            </w:r>
+          </w:p>
+        </w:tc>
+        <w:tc>
+          <w:tcPr>
+            <w:tcW w:type="dxa" w:w="1440"/>
+            <w:vAlign w:val="center"/>
+          </w:tcPr>
+          <w:p>
+            <w:r>
+              <w:rPr>
+                <w:sz w:val="14"/>
+              </w:rPr>
+              <w:t>0.000</w:t>
+            </w:r>
+          </w:p>
+        </w:tc>
+        <w:tc>
+          <w:tcPr>
+            <w:tcW w:type="dxa" w:w="1440"/>
+            <w:vAlign w:val="center"/>
+          </w:tcPr>
+          <w:p>
+            <w:r>
+              <w:rPr>
+                <w:sz w:val="14"/>
+              </w:rPr>
+              <w:t>eta_squared</w:t>
+            </w:r>
+          </w:p>
+        </w:tc>
+        <w:tc>
+          <w:tcPr>
+            <w:tcW w:type="dxa" w:w="1440"/>
+            <w:vAlign w:val="center"/>
+          </w:tcPr>
+          <w:p>
+            <w:r>
+              <w:rPr>
+                <w:sz w:val="14"/>
+              </w:rPr>
+              <w:t>weak marginal signal in this dataset</w:t>
+            </w:r>
+          </w:p>
+        </w:tc>
+      </w:tr>
+      <w:tr>
+        <w:tc>
+          <w:tcPr>
+            <w:tcW w:type="dxa" w:w="1440"/>
+            <w:vAlign w:val="center"/>
+          </w:tcPr>
+          <w:p>
+            <w:r>
+              <w:rPr>
+                <w:sz w:val="14"/>
+              </w:rPr>
+              <w:t>Alcohol</w:t>
+            </w:r>
+          </w:p>
+        </w:tc>
+        <w:tc>
+          <w:tcPr>
+            <w:tcW w:type="dxa" w:w="1440"/>
+            <w:vAlign w:val="center"/>
+          </w:tcPr>
+          <w:p>
+            <w:r>
+              <w:rPr>
+                <w:sz w:val="14"/>
+              </w:rPr>
+              <w:t>categorical</w:t>
+            </w:r>
+          </w:p>
+        </w:tc>
+        <w:tc>
+          <w:tcPr>
+            <w:tcW w:type="dxa" w:w="1440"/>
+            <w:vAlign w:val="center"/>
+          </w:tcPr>
+          <w:p>
+            <w:r>
+              <w:rPr>
+                <w:sz w:val="14"/>
+              </w:rPr>
+              <w:t>287.8</w:t>
+            </w:r>
+          </w:p>
+        </w:tc>
+        <w:tc>
+          <w:tcPr>
+            <w:tcW w:type="dxa" w:w="1440"/>
+            <w:vAlign w:val="center"/>
+          </w:tcPr>
+          <w:p>
+            <w:r>
+              <w:rPr>
+                <w:sz w:val="14"/>
+              </w:rPr>
+              <w:t>0.000</w:t>
+            </w:r>
+          </w:p>
+        </w:tc>
+        <w:tc>
+          <w:tcPr>
+            <w:tcW w:type="dxa" w:w="1440"/>
+            <w:vAlign w:val="center"/>
+          </w:tcPr>
+          <w:p>
+            <w:r>
+              <w:rPr>
+                <w:sz w:val="14"/>
+              </w:rPr>
+              <w:t>eta_squared</w:t>
+            </w:r>
+          </w:p>
+        </w:tc>
+        <w:tc>
+          <w:tcPr>
+            <w:tcW w:type="dxa" w:w="1440"/>
+            <w:vAlign w:val="center"/>
+          </w:tcPr>
+          <w:p>
+            <w:r>
+              <w:rPr>
+                <w:sz w:val="14"/>
+              </w:rPr>
+              <w:t>weak marginal signal in this dataset</w:t>
+            </w:r>
+          </w:p>
+        </w:tc>
+      </w:tr>
+      <w:tr>
+        <w:tc>
+          <w:tcPr>
+            <w:tcW w:type="dxa" w:w="1440"/>
+            <w:vAlign w:val="center"/>
+          </w:tcPr>
+          <w:p>
+            <w:r>
+              <w:rPr>
+                <w:sz w:val="14"/>
+              </w:rPr>
+              <w:t>other_major_disease_history</w:t>
+            </w:r>
+          </w:p>
+        </w:tc>
+        <w:tc>
+          <w:tcPr>
+            <w:tcW w:type="dxa" w:w="1440"/>
+            <w:vAlign w:val="center"/>
+          </w:tcPr>
+          <w:p>
+            <w:r>
+              <w:rPr>
+                <w:sz w:val="14"/>
+              </w:rPr>
+              <w:t>binary</w:t>
+            </w:r>
+          </w:p>
+        </w:tc>
+        <w:tc>
+          <w:tcPr>
+            <w:tcW w:type="dxa" w:w="1440"/>
+            <w:vAlign w:val="center"/>
+          </w:tcPr>
+          <w:p>
+            <w:r>
+              <w:rPr>
+                <w:sz w:val="14"/>
+              </w:rPr>
+              <w:t>109.2</w:t>
+            </w:r>
+          </w:p>
+        </w:tc>
+        <w:tc>
+          <w:tcPr>
+            <w:tcW w:type="dxa" w:w="1440"/>
+            <w:vAlign w:val="center"/>
+          </w:tcPr>
+          <w:p>
+            <w:r>
+              <w:rPr>
+                <w:sz w:val="14"/>
+              </w:rPr>
+              <w:t>0.000</w:t>
+            </w:r>
+          </w:p>
+        </w:tc>
+        <w:tc>
+          <w:tcPr>
+            <w:tcW w:type="dxa" w:w="1440"/>
+            <w:vAlign w:val="center"/>
+          </w:tcPr>
+          <w:p>
+            <w:r>
+              <w:rPr>
+                <w:sz w:val="14"/>
+              </w:rPr>
+              <w:t>eta_squared</w:t>
+            </w:r>
+          </w:p>
+        </w:tc>
+        <w:tc>
+          <w:tcPr>
+            <w:tcW w:type="dxa" w:w="1440"/>
+            <w:vAlign w:val="center"/>
+          </w:tcPr>
+          <w:p>
+            <w:r>
+              <w:rPr>
+                <w:sz w:val="14"/>
+              </w:rPr>
+              <w:t>weak marginal signal in this dataset</w:t>
+            </w:r>
+          </w:p>
+        </w:tc>
+      </w:tr>
+      <w:tr>
+        <w:tc>
+          <w:tcPr>
+            <w:tcW w:type="dxa" w:w="1440"/>
+            <w:vAlign w:val="center"/>
+          </w:tcPr>
+          <w:p>
+            <w:r>
+              <w:rPr>
+                <w:sz w:val="14"/>
+              </w:rPr>
+              <w:t>heart_disease_history</w:t>
+            </w:r>
+          </w:p>
+        </w:tc>
+        <w:tc>
+          <w:tcPr>
+            <w:tcW w:type="dxa" w:w="1440"/>
+            <w:vAlign w:val="center"/>
+          </w:tcPr>
+          <w:p>
+            <w:r>
+              <w:rPr>
+                <w:sz w:val="14"/>
+              </w:rPr>
+              <w:t>binary</w:t>
+            </w:r>
+          </w:p>
+        </w:tc>
+        <w:tc>
+          <w:tcPr>
+            <w:tcW w:type="dxa" w:w="1440"/>
+            <w:vAlign w:val="center"/>
+          </w:tcPr>
+          <w:p>
+            <w:r>
+              <w:rPr>
+                <w:sz w:val="14"/>
+              </w:rPr>
+              <w:t>28.040</w:t>
+            </w:r>
+          </w:p>
+        </w:tc>
+        <w:tc>
+          <w:tcPr>
+            <w:tcW w:type="dxa" w:w="1440"/>
+            <w:vAlign w:val="center"/>
+          </w:tcPr>
+          <w:p>
+            <w:r>
+              <w:rPr>
+                <w:sz w:val="14"/>
+              </w:rPr>
+              <w:t>0.000</w:t>
+            </w:r>
+          </w:p>
+        </w:tc>
+        <w:tc>
+          <w:tcPr>
+            <w:tcW w:type="dxa" w:w="1440"/>
+            <w:vAlign w:val="center"/>
+          </w:tcPr>
+          <w:p>
+            <w:r>
+              <w:rPr>
+                <w:sz w:val="14"/>
+              </w:rPr>
+              <w:t>eta_squared</w:t>
+            </w:r>
+          </w:p>
+        </w:tc>
+        <w:tc>
+          <w:tcPr>
+            <w:tcW w:type="dxa" w:w="1440"/>
+            <w:vAlign w:val="center"/>
+          </w:tcPr>
+          <w:p>
+            <w:r>
+              <w:rPr>
+                <w:sz w:val="14"/>
+              </w:rPr>
+              <w:t>weak marginal signal in this dataset</w:t>
+            </w:r>
+          </w:p>
+        </w:tc>
+      </w:tr>
+    </w:tbl>
+    <w:p/>
+    <w:p>
+      <w:pPr>
+        <w:pStyle w:val="ListBullet"/>
+      </w:pPr>
+      <w:r>
+        <w:t>The strongest observed drivers are weight, admission recency/year, other-company coverage, regular checkups, weight change, and adventure sports.</w:t>
       </w:r>
     </w:p>
     <w:p>
@@ -4550,7 +9263,7 @@
         <w:pStyle w:val="ListBullet"/>
       </w:pPr>
       <w:r>
-        <w:t>Higher-risk health behavior and history categories should be tested in nonlinear models, because group differences are not uniform across all applicants.</w:t>
+        <w:t>Smoking, alcohol, exercise, age, BMI, glucose, cholesterol, and disease-history variables show weak marginal effects in this dataset but remain useful for interaction checks, fairness review, and monitoring.</w:t>
       </w:r>
     </w:p>
     <w:p>
@@ -4571,6 +9284,46 @@
     </w:p>
     <w:p>
       <w:pPr>
+        <w:pStyle w:val="Heading2"/>
+      </w:pPr>
+      <w:r>
+        <w:t>EDA Conclusion and Further Steps</w:t>
+      </w:r>
+    </w:p>
+    <w:p>
+      <w:pPr>
+        <w:pStyle w:val="ListBullet"/>
+      </w:pPr>
+      <w:r>
+        <w:t>Conclusion: the dataset is complete enough for modeling after targeted BMI/admission-history treatment, and the target behaves like a discrete quote grid with clear pricing bands.</w:t>
+      </w:r>
+    </w:p>
+    <w:p>
+      <w:pPr>
+        <w:pStyle w:val="ListBullet"/>
+      </w:pPr>
+      <w:r>
+        <w:t>Conclusion: weight is the dominant observed signal, while admission recency, coverage, regular checkups, weight change, and adventure sports provide the next strongest pricing context.</w:t>
+      </w:r>
+    </w:p>
+    <w:p>
+      <w:pPr>
+        <w:pStyle w:val="ListBullet"/>
+      </w:pPr>
+      <w:r>
+        <w:t>Further step: carry the cleaned and engineered data into Milestone 2 with target-band stratified splitting, cross-validation, final model selection, explainability, and deployment checks.</w:t>
+      </w:r>
+    </w:p>
+    <w:p>
+      <w:pPr>
+        <w:pStyle w:val="ListBullet"/>
+      </w:pPr>
+      <w:r>
+        <w:t>Further step: validate dominant drivers with business stakeholders before interpreting them as underwriting policy or causal effects.</w:t>
+      </w:r>
+    </w:p>
+    <w:p>
+      <w:pPr>
         <w:pStyle w:val="Heading1"/>
       </w:pPr>
       <w:r>
@@ -4585,6 +9338,1344 @@
         <w:t>Selected Group Summaries</w:t>
       </w:r>
     </w:p>
+    <w:p>
+      <w:pPr>
+        <w:pStyle w:val="Heading3"/>
+      </w:pPr>
+      <w:r>
+        <w:t>covered_by_any_other_company</w:t>
+      </w:r>
+    </w:p>
+    <w:tbl>
+      <w:tblPr>
+        <w:tblStyle w:val="TableGrid"/>
+        <w:tblW w:type="auto" w:w="0"/>
+        <w:tblLook w:firstColumn="1" w:firstRow="1" w:lastColumn="0" w:lastRow="0" w:noHBand="0" w:noVBand="1" w:val="04A0"/>
+      </w:tblPr>
+      <w:tblGrid>
+        <w:gridCol w:w="2160"/>
+        <w:gridCol w:w="2160"/>
+        <w:gridCol w:w="2160"/>
+        <w:gridCol w:w="2160"/>
+      </w:tblGrid>
+      <w:tr>
+        <w:tc>
+          <w:tcPr>
+            <w:tcW w:type="dxa" w:w="2160"/>
+            <w:shd w:fill="12355B"/>
+          </w:tcPr>
+          <w:p>
+            <w:r>
+              <w:rPr>
+                <w:b/>
+                <w:color w:val="FFFFFF"/>
+                <w:sz w:val="16"/>
+              </w:rPr>
+              <w:t>covered_by_any_other_company</w:t>
+            </w:r>
+          </w:p>
+        </w:tc>
+        <w:tc>
+          <w:tcPr>
+            <w:tcW w:type="dxa" w:w="2160"/>
+            <w:shd w:fill="12355B"/>
+          </w:tcPr>
+          <w:p>
+            <w:r>
+              <w:rPr>
+                <w:b/>
+                <w:color w:val="FFFFFF"/>
+                <w:sz w:val="16"/>
+              </w:rPr>
+              <w:t>count</w:t>
+            </w:r>
+          </w:p>
+        </w:tc>
+        <w:tc>
+          <w:tcPr>
+            <w:tcW w:type="dxa" w:w="2160"/>
+            <w:shd w:fill="12355B"/>
+          </w:tcPr>
+          <w:p>
+            <w:r>
+              <w:rPr>
+                <w:b/>
+                <w:color w:val="FFFFFF"/>
+                <w:sz w:val="16"/>
+              </w:rPr>
+              <w:t>mean</w:t>
+            </w:r>
+          </w:p>
+        </w:tc>
+        <w:tc>
+          <w:tcPr>
+            <w:tcW w:type="dxa" w:w="2160"/>
+            <w:shd w:fill="12355B"/>
+          </w:tcPr>
+          <w:p>
+            <w:r>
+              <w:rPr>
+                <w:b/>
+                <w:color w:val="FFFFFF"/>
+                <w:sz w:val="16"/>
+              </w:rPr>
+              <w:t>median</w:t>
+            </w:r>
+          </w:p>
+        </w:tc>
+      </w:tr>
+      <w:tr>
+        <w:tc>
+          <w:tcPr>
+            <w:tcW w:type="dxa" w:w="2160"/>
+            <w:vAlign w:val="center"/>
+          </w:tcPr>
+          <w:p>
+            <w:r>
+              <w:rPr>
+                <w:sz w:val="16"/>
+              </w:rPr>
+              <w:t>Y</w:t>
+            </w:r>
+          </w:p>
+        </w:tc>
+        <w:tc>
+          <w:tcPr>
+            <w:tcW w:type="dxa" w:w="2160"/>
+            <w:vAlign w:val="center"/>
+          </w:tcPr>
+          <w:p>
+            <w:r>
+              <w:rPr>
+                <w:sz w:val="16"/>
+              </w:rPr>
+              <w:t>7582</w:t>
+            </w:r>
+          </w:p>
+        </w:tc>
+        <w:tc>
+          <w:tcPr>
+            <w:tcW w:type="dxa" w:w="2160"/>
+            <w:vAlign w:val="center"/>
+          </w:tcPr>
+          <w:p>
+            <w:r>
+              <w:rPr>
+                <w:sz w:val="16"/>
+              </w:rPr>
+              <w:t>29,353.6</w:t>
+            </w:r>
+          </w:p>
+        </w:tc>
+        <w:tc>
+          <w:tcPr>
+            <w:tcW w:type="dxa" w:w="2160"/>
+            <w:vAlign w:val="center"/>
+          </w:tcPr>
+          <w:p>
+            <w:r>
+              <w:rPr>
+                <w:sz w:val="16"/>
+              </w:rPr>
+              <w:t>29,616.0</w:t>
+            </w:r>
+          </w:p>
+        </w:tc>
+      </w:tr>
+      <w:tr>
+        <w:tc>
+          <w:tcPr>
+            <w:tcW w:type="dxa" w:w="2160"/>
+            <w:vAlign w:val="center"/>
+          </w:tcPr>
+          <w:p>
+            <w:r>
+              <w:rPr>
+                <w:sz w:val="16"/>
+              </w:rPr>
+              <w:t>N</w:t>
+            </w:r>
+          </w:p>
+        </w:tc>
+        <w:tc>
+          <w:tcPr>
+            <w:tcW w:type="dxa" w:w="2160"/>
+            <w:vAlign w:val="center"/>
+          </w:tcPr>
+          <w:p>
+            <w:r>
+              <w:rPr>
+                <w:sz w:val="16"/>
+              </w:rPr>
+              <w:t>17418</w:t>
+            </w:r>
+          </w:p>
+        </w:tc>
+        <w:tc>
+          <w:tcPr>
+            <w:tcW w:type="dxa" w:w="2160"/>
+            <w:vAlign w:val="center"/>
+          </w:tcPr>
+          <w:p>
+            <w:r>
+              <w:rPr>
+                <w:sz w:val="16"/>
+              </w:rPr>
+              <w:t>26,187.0</w:t>
+            </w:r>
+          </w:p>
+        </w:tc>
+        <w:tc>
+          <w:tcPr>
+            <w:tcW w:type="dxa" w:w="2160"/>
+            <w:vAlign w:val="center"/>
+          </w:tcPr>
+          <w:p>
+            <w:r>
+              <w:rPr>
+                <w:sz w:val="16"/>
+              </w:rPr>
+              <w:t>25,914.0</w:t>
+            </w:r>
+          </w:p>
+        </w:tc>
+      </w:tr>
+    </w:tbl>
+    <w:p/>
+    <w:p>
+      <w:pPr>
+        <w:pStyle w:val="Heading3"/>
+      </w:pPr>
+      <w:r>
+        <w:t>regular_checkup_last_year</w:t>
+      </w:r>
+    </w:p>
+    <w:tbl>
+      <w:tblPr>
+        <w:tblStyle w:val="TableGrid"/>
+        <w:tblW w:type="auto" w:w="0"/>
+        <w:tblLook w:firstColumn="1" w:firstRow="1" w:lastColumn="0" w:lastRow="0" w:noHBand="0" w:noVBand="1" w:val="04A0"/>
+      </w:tblPr>
+      <w:tblGrid>
+        <w:gridCol w:w="2160"/>
+        <w:gridCol w:w="2160"/>
+        <w:gridCol w:w="2160"/>
+        <w:gridCol w:w="2160"/>
+      </w:tblGrid>
+      <w:tr>
+        <w:tc>
+          <w:tcPr>
+            <w:tcW w:type="dxa" w:w="2160"/>
+            <w:shd w:fill="12355B"/>
+          </w:tcPr>
+          <w:p>
+            <w:r>
+              <w:rPr>
+                <w:b/>
+                <w:color w:val="FFFFFF"/>
+                <w:sz w:val="16"/>
+              </w:rPr>
+              <w:t>regular_checkup_last_year</w:t>
+            </w:r>
+          </w:p>
+        </w:tc>
+        <w:tc>
+          <w:tcPr>
+            <w:tcW w:type="dxa" w:w="2160"/>
+            <w:shd w:fill="12355B"/>
+          </w:tcPr>
+          <w:p>
+            <w:r>
+              <w:rPr>
+                <w:b/>
+                <w:color w:val="FFFFFF"/>
+                <w:sz w:val="16"/>
+              </w:rPr>
+              <w:t>count</w:t>
+            </w:r>
+          </w:p>
+        </w:tc>
+        <w:tc>
+          <w:tcPr>
+            <w:tcW w:type="dxa" w:w="2160"/>
+            <w:shd w:fill="12355B"/>
+          </w:tcPr>
+          <w:p>
+            <w:r>
+              <w:rPr>
+                <w:b/>
+                <w:color w:val="FFFFFF"/>
+                <w:sz w:val="16"/>
+              </w:rPr>
+              <w:t>mean</w:t>
+            </w:r>
+          </w:p>
+        </w:tc>
+        <w:tc>
+          <w:tcPr>
+            <w:tcW w:type="dxa" w:w="2160"/>
+            <w:shd w:fill="12355B"/>
+          </w:tcPr>
+          <w:p>
+            <w:r>
+              <w:rPr>
+                <w:b/>
+                <w:color w:val="FFFFFF"/>
+                <w:sz w:val="16"/>
+              </w:rPr>
+              <w:t>median</w:t>
+            </w:r>
+          </w:p>
+        </w:tc>
+      </w:tr>
+      <w:tr>
+        <w:tc>
+          <w:tcPr>
+            <w:tcW w:type="dxa" w:w="2160"/>
+            <w:vAlign w:val="center"/>
+          </w:tcPr>
+          <w:p>
+            <w:r>
+              <w:rPr>
+                <w:sz w:val="16"/>
+              </w:rPr>
+              <w:t>0.000</w:t>
+            </w:r>
+          </w:p>
+        </w:tc>
+        <w:tc>
+          <w:tcPr>
+            <w:tcW w:type="dxa" w:w="2160"/>
+            <w:vAlign w:val="center"/>
+          </w:tcPr>
+          <w:p>
+            <w:r>
+              <w:rPr>
+                <w:sz w:val="16"/>
+              </w:rPr>
+              <w:t>15,215.0</w:t>
+            </w:r>
+          </w:p>
+        </w:tc>
+        <w:tc>
+          <w:tcPr>
+            <w:tcW w:type="dxa" w:w="2160"/>
+            <w:vAlign w:val="center"/>
+          </w:tcPr>
+          <w:p>
+            <w:r>
+              <w:rPr>
+                <w:sz w:val="16"/>
+              </w:rPr>
+              <w:t>29,002.8</w:t>
+            </w:r>
+          </w:p>
+        </w:tc>
+        <w:tc>
+          <w:tcPr>
+            <w:tcW w:type="dxa" w:w="2160"/>
+            <w:vAlign w:val="center"/>
+          </w:tcPr>
+          <w:p>
+            <w:r>
+              <w:rPr>
+                <w:sz w:val="16"/>
+              </w:rPr>
+              <w:t>29,616.0</w:t>
+            </w:r>
+          </w:p>
+        </w:tc>
+      </w:tr>
+      <w:tr>
+        <w:tc>
+          <w:tcPr>
+            <w:tcW w:type="dxa" w:w="2160"/>
+            <w:vAlign w:val="center"/>
+          </w:tcPr>
+          <w:p>
+            <w:r>
+              <w:rPr>
+                <w:sz w:val="16"/>
+              </w:rPr>
+              <w:t>1.000</w:t>
+            </w:r>
+          </w:p>
+        </w:tc>
+        <w:tc>
+          <w:tcPr>
+            <w:tcW w:type="dxa" w:w="2160"/>
+            <w:vAlign w:val="center"/>
+          </w:tcPr>
+          <w:p>
+            <w:r>
+              <w:rPr>
+                <w:sz w:val="16"/>
+              </w:rPr>
+              <w:t>4,644.0</w:t>
+            </w:r>
+          </w:p>
+        </w:tc>
+        <w:tc>
+          <w:tcPr>
+            <w:tcW w:type="dxa" w:w="2160"/>
+            <w:vAlign w:val="center"/>
+          </w:tcPr>
+          <w:p>
+            <w:r>
+              <w:rPr>
+                <w:sz w:val="16"/>
+              </w:rPr>
+              <w:t>26,214.8</w:t>
+            </w:r>
+          </w:p>
+        </w:tc>
+        <w:tc>
+          <w:tcPr>
+            <w:tcW w:type="dxa" w:w="2160"/>
+            <w:vAlign w:val="center"/>
+          </w:tcPr>
+          <w:p>
+            <w:r>
+              <w:rPr>
+                <w:sz w:val="16"/>
+              </w:rPr>
+              <w:t>24,680.0</w:t>
+            </w:r>
+          </w:p>
+        </w:tc>
+      </w:tr>
+      <w:tr>
+        <w:tc>
+          <w:tcPr>
+            <w:tcW w:type="dxa" w:w="2160"/>
+            <w:vAlign w:val="center"/>
+          </w:tcPr>
+          <w:p>
+            <w:r>
+              <w:rPr>
+                <w:sz w:val="16"/>
+              </w:rPr>
+              <w:t>4.000</w:t>
+            </w:r>
+          </w:p>
+        </w:tc>
+        <w:tc>
+          <w:tcPr>
+            <w:tcW w:type="dxa" w:w="2160"/>
+            <w:vAlign w:val="center"/>
+          </w:tcPr>
+          <w:p>
+            <w:r>
+              <w:rPr>
+                <w:sz w:val="16"/>
+              </w:rPr>
+              <w:t>777.0</w:t>
+            </w:r>
+          </w:p>
+        </w:tc>
+        <w:tc>
+          <w:tcPr>
+            <w:tcW w:type="dxa" w:w="2160"/>
+            <w:vAlign w:val="center"/>
+          </w:tcPr>
+          <w:p>
+            <w:r>
+              <w:rPr>
+                <w:sz w:val="16"/>
+              </w:rPr>
+              <w:t>23,530.2</w:t>
+            </w:r>
+          </w:p>
+        </w:tc>
+        <w:tc>
+          <w:tcPr>
+            <w:tcW w:type="dxa" w:w="2160"/>
+            <w:vAlign w:val="center"/>
+          </w:tcPr>
+          <w:p>
+            <w:r>
+              <w:rPr>
+                <w:sz w:val="16"/>
+              </w:rPr>
+              <w:t>24,680.0</w:t>
+            </w:r>
+          </w:p>
+        </w:tc>
+      </w:tr>
+      <w:tr>
+        <w:tc>
+          <w:tcPr>
+            <w:tcW w:type="dxa" w:w="2160"/>
+            <w:vAlign w:val="center"/>
+          </w:tcPr>
+          <w:p>
+            <w:r>
+              <w:rPr>
+                <w:sz w:val="16"/>
+              </w:rPr>
+              <w:t>2.000</w:t>
+            </w:r>
+          </w:p>
+        </w:tc>
+        <w:tc>
+          <w:tcPr>
+            <w:tcW w:type="dxa" w:w="2160"/>
+            <w:vAlign w:val="center"/>
+          </w:tcPr>
+          <w:p>
+            <w:r>
+              <w:rPr>
+                <w:sz w:val="16"/>
+              </w:rPr>
+              <w:t>2,198.0</w:t>
+            </w:r>
+          </w:p>
+        </w:tc>
+        <w:tc>
+          <w:tcPr>
+            <w:tcW w:type="dxa" w:w="2160"/>
+            <w:vAlign w:val="center"/>
+          </w:tcPr>
+          <w:p>
+            <w:r>
+              <w:rPr>
+                <w:sz w:val="16"/>
+              </w:rPr>
+              <w:t>23,143.4</w:t>
+            </w:r>
+          </w:p>
+        </w:tc>
+        <w:tc>
+          <w:tcPr>
+            <w:tcW w:type="dxa" w:w="2160"/>
+            <w:vAlign w:val="center"/>
+          </w:tcPr>
+          <w:p>
+            <w:r>
+              <w:rPr>
+                <w:sz w:val="16"/>
+              </w:rPr>
+              <w:t>22,212.0</w:t>
+            </w:r>
+          </w:p>
+        </w:tc>
+      </w:tr>
+      <w:tr>
+        <w:tc>
+          <w:tcPr>
+            <w:tcW w:type="dxa" w:w="2160"/>
+            <w:vAlign w:val="center"/>
+          </w:tcPr>
+          <w:p>
+            <w:r>
+              <w:rPr>
+                <w:sz w:val="16"/>
+              </w:rPr>
+              <w:t>3.000</w:t>
+            </w:r>
+          </w:p>
+        </w:tc>
+        <w:tc>
+          <w:tcPr>
+            <w:tcW w:type="dxa" w:w="2160"/>
+            <w:vAlign w:val="center"/>
+          </w:tcPr>
+          <w:p>
+            <w:r>
+              <w:rPr>
+                <w:sz w:val="16"/>
+              </w:rPr>
+              <w:t>1,818.0</w:t>
+            </w:r>
+          </w:p>
+        </w:tc>
+        <w:tc>
+          <w:tcPr>
+            <w:tcW w:type="dxa" w:w="2160"/>
+            <w:vAlign w:val="center"/>
+          </w:tcPr>
+          <w:p>
+            <w:r>
+              <w:rPr>
+                <w:sz w:val="16"/>
+              </w:rPr>
+              <w:t>21,681.2</w:t>
+            </w:r>
+          </w:p>
+        </w:tc>
+        <w:tc>
+          <w:tcPr>
+            <w:tcW w:type="dxa" w:w="2160"/>
+            <w:vAlign w:val="center"/>
+          </w:tcPr>
+          <w:p>
+            <w:r>
+              <w:rPr>
+                <w:sz w:val="16"/>
+              </w:rPr>
+              <w:t>22,212.0</w:t>
+            </w:r>
+          </w:p>
+        </w:tc>
+      </w:tr>
+      <w:tr>
+        <w:tc>
+          <w:tcPr>
+            <w:tcW w:type="dxa" w:w="2160"/>
+            <w:vAlign w:val="center"/>
+          </w:tcPr>
+          <w:p>
+            <w:r>
+              <w:rPr>
+                <w:sz w:val="16"/>
+              </w:rPr>
+              <w:t>5.000</w:t>
+            </w:r>
+          </w:p>
+        </w:tc>
+        <w:tc>
+          <w:tcPr>
+            <w:tcW w:type="dxa" w:w="2160"/>
+            <w:vAlign w:val="center"/>
+          </w:tcPr>
+          <w:p>
+            <w:r>
+              <w:rPr>
+                <w:sz w:val="16"/>
+              </w:rPr>
+              <w:t>348.0</w:t>
+            </w:r>
+          </w:p>
+        </w:tc>
+        <w:tc>
+          <w:tcPr>
+            <w:tcW w:type="dxa" w:w="2160"/>
+            <w:vAlign w:val="center"/>
+          </w:tcPr>
+          <w:p>
+            <w:r>
+              <w:rPr>
+                <w:sz w:val="16"/>
+              </w:rPr>
+              <w:t>20,396.5</w:t>
+            </w:r>
+          </w:p>
+        </w:tc>
+        <w:tc>
+          <w:tcPr>
+            <w:tcW w:type="dxa" w:w="2160"/>
+            <w:vAlign w:val="center"/>
+          </w:tcPr>
+          <w:p>
+            <w:r>
+              <w:rPr>
+                <w:sz w:val="16"/>
+              </w:rPr>
+              <w:t>20,361.0</w:t>
+            </w:r>
+          </w:p>
+        </w:tc>
+      </w:tr>
+    </w:tbl>
+    <w:p/>
+    <w:p>
+      <w:pPr>
+        <w:pStyle w:val="Heading3"/>
+      </w:pPr>
+      <w:r>
+        <w:t>weight_change_in_last_one_year</w:t>
+      </w:r>
+    </w:p>
+    <w:tbl>
+      <w:tblPr>
+        <w:tblStyle w:val="TableGrid"/>
+        <w:tblW w:type="auto" w:w="0"/>
+        <w:tblLook w:firstColumn="1" w:firstRow="1" w:lastColumn="0" w:lastRow="0" w:noHBand="0" w:noVBand="1" w:val="04A0"/>
+      </w:tblPr>
+      <w:tblGrid>
+        <w:gridCol w:w="2160"/>
+        <w:gridCol w:w="2160"/>
+        <w:gridCol w:w="2160"/>
+        <w:gridCol w:w="2160"/>
+      </w:tblGrid>
+      <w:tr>
+        <w:tc>
+          <w:tcPr>
+            <w:tcW w:type="dxa" w:w="2160"/>
+            <w:shd w:fill="12355B"/>
+          </w:tcPr>
+          <w:p>
+            <w:r>
+              <w:rPr>
+                <w:b/>
+                <w:color w:val="FFFFFF"/>
+                <w:sz w:val="16"/>
+              </w:rPr>
+              <w:t>weight_change_in_last_one_year</w:t>
+            </w:r>
+          </w:p>
+        </w:tc>
+        <w:tc>
+          <w:tcPr>
+            <w:tcW w:type="dxa" w:w="2160"/>
+            <w:shd w:fill="12355B"/>
+          </w:tcPr>
+          <w:p>
+            <w:r>
+              <w:rPr>
+                <w:b/>
+                <w:color w:val="FFFFFF"/>
+                <w:sz w:val="16"/>
+              </w:rPr>
+              <w:t>count</w:t>
+            </w:r>
+          </w:p>
+        </w:tc>
+        <w:tc>
+          <w:tcPr>
+            <w:tcW w:type="dxa" w:w="2160"/>
+            <w:shd w:fill="12355B"/>
+          </w:tcPr>
+          <w:p>
+            <w:r>
+              <w:rPr>
+                <w:b/>
+                <w:color w:val="FFFFFF"/>
+                <w:sz w:val="16"/>
+              </w:rPr>
+              <w:t>mean</w:t>
+            </w:r>
+          </w:p>
+        </w:tc>
+        <w:tc>
+          <w:tcPr>
+            <w:tcW w:type="dxa" w:w="2160"/>
+            <w:shd w:fill="12355B"/>
+          </w:tcPr>
+          <w:p>
+            <w:r>
+              <w:rPr>
+                <w:b/>
+                <w:color w:val="FFFFFF"/>
+                <w:sz w:val="16"/>
+              </w:rPr>
+              <w:t>median</w:t>
+            </w:r>
+          </w:p>
+        </w:tc>
+      </w:tr>
+      <w:tr>
+        <w:tc>
+          <w:tcPr>
+            <w:tcW w:type="dxa" w:w="2160"/>
+            <w:vAlign w:val="center"/>
+          </w:tcPr>
+          <w:p>
+            <w:r>
+              <w:rPr>
+                <w:sz w:val="16"/>
+              </w:rPr>
+              <w:t>2.000</w:t>
+            </w:r>
+          </w:p>
+        </w:tc>
+        <w:tc>
+          <w:tcPr>
+            <w:tcW w:type="dxa" w:w="2160"/>
+            <w:vAlign w:val="center"/>
+          </w:tcPr>
+          <w:p>
+            <w:r>
+              <w:rPr>
+                <w:sz w:val="16"/>
+              </w:rPr>
+              <w:t>4,037.0</w:t>
+            </w:r>
+          </w:p>
+        </w:tc>
+        <w:tc>
+          <w:tcPr>
+            <w:tcW w:type="dxa" w:w="2160"/>
+            <w:vAlign w:val="center"/>
+          </w:tcPr>
+          <w:p>
+            <w:r>
+              <w:rPr>
+                <w:sz w:val="16"/>
+              </w:rPr>
+              <w:t>31,452.8</w:t>
+            </w:r>
+          </w:p>
+        </w:tc>
+        <w:tc>
+          <w:tcPr>
+            <w:tcW w:type="dxa" w:w="2160"/>
+            <w:vAlign w:val="center"/>
+          </w:tcPr>
+          <w:p>
+            <w:r>
+              <w:rPr>
+                <w:sz w:val="16"/>
+              </w:rPr>
+              <w:t>30,850.0</w:t>
+            </w:r>
+          </w:p>
+        </w:tc>
+      </w:tr>
+      <w:tr>
+        <w:tc>
+          <w:tcPr>
+            <w:tcW w:type="dxa" w:w="2160"/>
+            <w:vAlign w:val="center"/>
+          </w:tcPr>
+          <w:p>
+            <w:r>
+              <w:rPr>
+                <w:sz w:val="16"/>
+              </w:rPr>
+              <w:t>0.000</w:t>
+            </w:r>
+          </w:p>
+        </w:tc>
+        <w:tc>
+          <w:tcPr>
+            <w:tcW w:type="dxa" w:w="2160"/>
+            <w:vAlign w:val="center"/>
+          </w:tcPr>
+          <w:p>
+            <w:r>
+              <w:rPr>
+                <w:sz w:val="16"/>
+              </w:rPr>
+              <w:t>4,012.0</w:t>
+            </w:r>
+          </w:p>
+        </w:tc>
+        <w:tc>
+          <w:tcPr>
+            <w:tcW w:type="dxa" w:w="2160"/>
+            <w:vAlign w:val="center"/>
+          </w:tcPr>
+          <w:p>
+            <w:r>
+              <w:rPr>
+                <w:sz w:val="16"/>
+              </w:rPr>
+              <w:t>31,102.2</w:t>
+            </w:r>
+          </w:p>
+        </w:tc>
+        <w:tc>
+          <w:tcPr>
+            <w:tcW w:type="dxa" w:w="2160"/>
+            <w:vAlign w:val="center"/>
+          </w:tcPr>
+          <w:p>
+            <w:r>
+              <w:rPr>
+                <w:sz w:val="16"/>
+              </w:rPr>
+              <w:t>30,850.0</w:t>
+            </w:r>
+          </w:p>
+        </w:tc>
+      </w:tr>
+      <w:tr>
+        <w:tc>
+          <w:tcPr>
+            <w:tcW w:type="dxa" w:w="2160"/>
+            <w:vAlign w:val="center"/>
+          </w:tcPr>
+          <w:p>
+            <w:r>
+              <w:rPr>
+                <w:sz w:val="16"/>
+              </w:rPr>
+              <w:t>1.000</w:t>
+            </w:r>
+          </w:p>
+        </w:tc>
+        <w:tc>
+          <w:tcPr>
+            <w:tcW w:type="dxa" w:w="2160"/>
+            <w:vAlign w:val="center"/>
+          </w:tcPr>
+          <w:p>
+            <w:r>
+              <w:rPr>
+                <w:sz w:val="16"/>
+              </w:rPr>
+              <w:t>3,925.0</w:t>
+            </w:r>
+          </w:p>
+        </w:tc>
+        <w:tc>
+          <w:tcPr>
+            <w:tcW w:type="dxa" w:w="2160"/>
+            <w:vAlign w:val="center"/>
+          </w:tcPr>
+          <w:p>
+            <w:r>
+              <w:rPr>
+                <w:sz w:val="16"/>
+              </w:rPr>
+              <w:t>31,005.6</w:t>
+            </w:r>
+          </w:p>
+        </w:tc>
+        <w:tc>
+          <w:tcPr>
+            <w:tcW w:type="dxa" w:w="2160"/>
+            <w:vAlign w:val="center"/>
+          </w:tcPr>
+          <w:p>
+            <w:r>
+              <w:rPr>
+                <w:sz w:val="16"/>
+              </w:rPr>
+              <w:t>30,850.0</w:t>
+            </w:r>
+          </w:p>
+        </w:tc>
+      </w:tr>
+      <w:tr>
+        <w:tc>
+          <w:tcPr>
+            <w:tcW w:type="dxa" w:w="2160"/>
+            <w:vAlign w:val="center"/>
+          </w:tcPr>
+          <w:p>
+            <w:r>
+              <w:rPr>
+                <w:sz w:val="16"/>
+              </w:rPr>
+              <w:t>3.000</w:t>
+            </w:r>
+          </w:p>
+        </w:tc>
+        <w:tc>
+          <w:tcPr>
+            <w:tcW w:type="dxa" w:w="2160"/>
+            <w:vAlign w:val="center"/>
+          </w:tcPr>
+          <w:p>
+            <w:r>
+              <w:rPr>
+                <w:sz w:val="16"/>
+              </w:rPr>
+              <w:t>5,006.0</w:t>
+            </w:r>
+          </w:p>
+        </w:tc>
+        <w:tc>
+          <w:tcPr>
+            <w:tcW w:type="dxa" w:w="2160"/>
+            <w:vAlign w:val="center"/>
+          </w:tcPr>
+          <w:p>
+            <w:r>
+              <w:rPr>
+                <w:sz w:val="16"/>
+              </w:rPr>
+              <w:t>27,166.2</w:t>
+            </w:r>
+          </w:p>
+        </w:tc>
+        <w:tc>
+          <w:tcPr>
+            <w:tcW w:type="dxa" w:w="2160"/>
+            <w:vAlign w:val="center"/>
+          </w:tcPr>
+          <w:p>
+            <w:r>
+              <w:rPr>
+                <w:sz w:val="16"/>
+              </w:rPr>
+              <w:t>27,148.0</w:t>
+            </w:r>
+          </w:p>
+        </w:tc>
+      </w:tr>
+      <w:tr>
+        <w:tc>
+          <w:tcPr>
+            <w:tcW w:type="dxa" w:w="2160"/>
+            <w:vAlign w:val="center"/>
+          </w:tcPr>
+          <w:p>
+            <w:r>
+              <w:rPr>
+                <w:sz w:val="16"/>
+              </w:rPr>
+              <w:t>4.000</w:t>
+            </w:r>
+          </w:p>
+        </w:tc>
+        <w:tc>
+          <w:tcPr>
+            <w:tcW w:type="dxa" w:w="2160"/>
+            <w:vAlign w:val="center"/>
+          </w:tcPr>
+          <w:p>
+            <w:r>
+              <w:rPr>
+                <w:sz w:val="16"/>
+              </w:rPr>
+              <w:t>5,076.0</w:t>
+            </w:r>
+          </w:p>
+        </w:tc>
+        <w:tc>
+          <w:tcPr>
+            <w:tcW w:type="dxa" w:w="2160"/>
+            <w:vAlign w:val="center"/>
+          </w:tcPr>
+          <w:p>
+            <w:r>
+              <w:rPr>
+                <w:sz w:val="16"/>
+              </w:rPr>
+              <w:t>26,460.7</w:t>
+            </w:r>
+          </w:p>
+        </w:tc>
+        <w:tc>
+          <w:tcPr>
+            <w:tcW w:type="dxa" w:w="2160"/>
+            <w:vAlign w:val="center"/>
+          </w:tcPr>
+          <w:p>
+            <w:r>
+              <w:rPr>
+                <w:sz w:val="16"/>
+              </w:rPr>
+              <w:t>25,914.0</w:t>
+            </w:r>
+          </w:p>
+        </w:tc>
+      </w:tr>
+      <w:tr>
+        <w:tc>
+          <w:tcPr>
+            <w:tcW w:type="dxa" w:w="2160"/>
+            <w:vAlign w:val="center"/>
+          </w:tcPr>
+          <w:p>
+            <w:r>
+              <w:rPr>
+                <w:sz w:val="16"/>
+              </w:rPr>
+              <w:t>5.000</w:t>
+            </w:r>
+          </w:p>
+        </w:tc>
+        <w:tc>
+          <w:tcPr>
+            <w:tcW w:type="dxa" w:w="2160"/>
+            <w:vAlign w:val="center"/>
+          </w:tcPr>
+          <w:p>
+            <w:r>
+              <w:rPr>
+                <w:sz w:val="16"/>
+              </w:rPr>
+              <w:t>2,036.0</w:t>
+            </w:r>
+          </w:p>
+        </w:tc>
+        <w:tc>
+          <w:tcPr>
+            <w:tcW w:type="dxa" w:w="2160"/>
+            <w:vAlign w:val="center"/>
+          </w:tcPr>
+          <w:p>
+            <w:r>
+              <w:rPr>
+                <w:sz w:val="16"/>
+              </w:rPr>
+              <w:t>14,220.1</w:t>
+            </w:r>
+          </w:p>
+        </w:tc>
+        <w:tc>
+          <w:tcPr>
+            <w:tcW w:type="dxa" w:w="2160"/>
+            <w:vAlign w:val="center"/>
+          </w:tcPr>
+          <w:p>
+            <w:r>
+              <w:rPr>
+                <w:sz w:val="16"/>
+              </w:rPr>
+              <w:t>11,106.0</w:t>
+            </w:r>
+          </w:p>
+        </w:tc>
+      </w:tr>
+      <w:tr>
+        <w:tc>
+          <w:tcPr>
+            <w:tcW w:type="dxa" w:w="2160"/>
+            <w:vAlign w:val="center"/>
+          </w:tcPr>
+          <w:p>
+            <w:r>
+              <w:rPr>
+                <w:sz w:val="16"/>
+              </w:rPr>
+              <w:t>6.000</w:t>
+            </w:r>
+          </w:p>
+        </w:tc>
+        <w:tc>
+          <w:tcPr>
+            <w:tcW w:type="dxa" w:w="2160"/>
+            <w:vAlign w:val="center"/>
+          </w:tcPr>
+          <w:p>
+            <w:r>
+              <w:rPr>
+                <w:sz w:val="16"/>
+              </w:rPr>
+              <w:t>908.0</w:t>
+            </w:r>
+          </w:p>
+        </w:tc>
+        <w:tc>
+          <w:tcPr>
+            <w:tcW w:type="dxa" w:w="2160"/>
+            <w:vAlign w:val="center"/>
+          </w:tcPr>
+          <w:p>
+            <w:r>
+              <w:rPr>
+                <w:sz w:val="16"/>
+              </w:rPr>
+              <w:t>6,575.0</w:t>
+            </w:r>
+          </w:p>
+        </w:tc>
+        <w:tc>
+          <w:tcPr>
+            <w:tcW w:type="dxa" w:w="2160"/>
+            <w:vAlign w:val="center"/>
+          </w:tcPr>
+          <w:p>
+            <w:r>
+              <w:rPr>
+                <w:sz w:val="16"/>
+              </w:rPr>
+              <w:t>6,170.0</w:t>
+            </w:r>
+          </w:p>
+        </w:tc>
+      </w:tr>
+    </w:tbl>
+    <w:p/>
+    <w:p>
+      <w:pPr>
+        <w:pStyle w:val="Heading3"/>
+      </w:pPr>
+      <w:r>
+        <w:t>admission_status</w:t>
+      </w:r>
+    </w:p>
+    <w:tbl>
+      <w:tblPr>
+        <w:tblStyle w:val="TableGrid"/>
+        <w:tblW w:type="auto" w:w="0"/>
+        <w:tblLook w:firstColumn="1" w:firstRow="1" w:lastColumn="0" w:lastRow="0" w:noHBand="0" w:noVBand="1" w:val="04A0"/>
+      </w:tblPr>
+      <w:tblGrid>
+        <w:gridCol w:w="2160"/>
+        <w:gridCol w:w="2160"/>
+        <w:gridCol w:w="2160"/>
+        <w:gridCol w:w="2160"/>
+      </w:tblGrid>
+      <w:tr>
+        <w:tc>
+          <w:tcPr>
+            <w:tcW w:type="dxa" w:w="2160"/>
+            <w:shd w:fill="12355B"/>
+          </w:tcPr>
+          <w:p>
+            <w:r>
+              <w:rPr>
+                <w:b/>
+                <w:color w:val="FFFFFF"/>
+                <w:sz w:val="16"/>
+              </w:rPr>
+              <w:t>admission_status</w:t>
+            </w:r>
+          </w:p>
+        </w:tc>
+        <w:tc>
+          <w:tcPr>
+            <w:tcW w:type="dxa" w:w="2160"/>
+            <w:shd w:fill="12355B"/>
+          </w:tcPr>
+          <w:p>
+            <w:r>
+              <w:rPr>
+                <w:b/>
+                <w:color w:val="FFFFFF"/>
+                <w:sz w:val="16"/>
+              </w:rPr>
+              <w:t>count</w:t>
+            </w:r>
+          </w:p>
+        </w:tc>
+        <w:tc>
+          <w:tcPr>
+            <w:tcW w:type="dxa" w:w="2160"/>
+            <w:shd w:fill="12355B"/>
+          </w:tcPr>
+          <w:p>
+            <w:r>
+              <w:rPr>
+                <w:b/>
+                <w:color w:val="FFFFFF"/>
+                <w:sz w:val="16"/>
+              </w:rPr>
+              <w:t>mean</w:t>
+            </w:r>
+          </w:p>
+        </w:tc>
+        <w:tc>
+          <w:tcPr>
+            <w:tcW w:type="dxa" w:w="2160"/>
+            <w:shd w:fill="12355B"/>
+          </w:tcPr>
+          <w:p>
+            <w:r>
+              <w:rPr>
+                <w:b/>
+                <w:color w:val="FFFFFF"/>
+                <w:sz w:val="16"/>
+              </w:rPr>
+              <w:t>median</w:t>
+            </w:r>
+          </w:p>
+        </w:tc>
+      </w:tr>
+      <w:tr>
+        <w:tc>
+          <w:tcPr>
+            <w:tcW w:type="dxa" w:w="2160"/>
+            <w:vAlign w:val="center"/>
+          </w:tcPr>
+          <w:p>
+            <w:r>
+              <w:rPr>
+                <w:sz w:val="16"/>
+              </w:rPr>
+              <w:t>Previously admitted</w:t>
+            </w:r>
+          </w:p>
+        </w:tc>
+        <w:tc>
+          <w:tcPr>
+            <w:tcW w:type="dxa" w:w="2160"/>
+            <w:vAlign w:val="center"/>
+          </w:tcPr>
+          <w:p>
+            <w:r>
+              <w:rPr>
+                <w:sz w:val="16"/>
+              </w:rPr>
+              <w:t>13119</w:t>
+            </w:r>
+          </w:p>
+        </w:tc>
+        <w:tc>
+          <w:tcPr>
+            <w:tcW w:type="dxa" w:w="2160"/>
+            <w:vAlign w:val="center"/>
+          </w:tcPr>
+          <w:p>
+            <w:r>
+              <w:rPr>
+                <w:sz w:val="16"/>
+              </w:rPr>
+              <w:t>29,384.5</w:t>
+            </w:r>
+          </w:p>
+        </w:tc>
+        <w:tc>
+          <w:tcPr>
+            <w:tcW w:type="dxa" w:w="2160"/>
+            <w:vAlign w:val="center"/>
+          </w:tcPr>
+          <w:p>
+            <w:r>
+              <w:rPr>
+                <w:sz w:val="16"/>
+              </w:rPr>
+              <w:t>29,616.0</w:t>
+            </w:r>
+          </w:p>
+        </w:tc>
+      </w:tr>
+      <w:tr>
+        <w:tc>
+          <w:tcPr>
+            <w:tcW w:type="dxa" w:w="2160"/>
+            <w:vAlign w:val="center"/>
+          </w:tcPr>
+          <w:p>
+            <w:r>
+              <w:rPr>
+                <w:sz w:val="16"/>
+              </w:rPr>
+              <w:t>No known admission</w:t>
+            </w:r>
+          </w:p>
+        </w:tc>
+        <w:tc>
+          <w:tcPr>
+            <w:tcW w:type="dxa" w:w="2160"/>
+            <w:vAlign w:val="center"/>
+          </w:tcPr>
+          <w:p>
+            <w:r>
+              <w:rPr>
+                <w:sz w:val="16"/>
+              </w:rPr>
+              <w:t>11881</w:t>
+            </w:r>
+          </w:p>
+        </w:tc>
+        <w:tc>
+          <w:tcPr>
+            <w:tcW w:type="dxa" w:w="2160"/>
+            <w:vAlign w:val="center"/>
+          </w:tcPr>
+          <w:p>
+            <w:r>
+              <w:rPr>
+                <w:sz w:val="16"/>
+              </w:rPr>
+              <w:t>24,677.2</w:t>
+            </w:r>
+          </w:p>
+        </w:tc>
+        <w:tc>
+          <w:tcPr>
+            <w:tcW w:type="dxa" w:w="2160"/>
+            <w:vAlign w:val="center"/>
+          </w:tcPr>
+          <w:p>
+            <w:r>
+              <w:rPr>
+                <w:sz w:val="16"/>
+              </w:rPr>
+              <w:t>23,446.0</w:t>
+            </w:r>
+          </w:p>
+        </w:tc>
+      </w:tr>
+    </w:tbl>
+    <w:p/>
     <w:p>
       <w:pPr>
         <w:pStyle w:val="Heading3"/>
@@ -5757,7 +11848,7 @@
         <w:drawing>
           <wp:inline xmlns:a="http://schemas.openxmlformats.org/drawingml/2006/main" xmlns:pic="http://schemas.openxmlformats.org/drawingml/2006/picture">
             <wp:extent cx="5669280" cy="3358978"/>
-            <wp:docPr id="11" name="Picture 11"/>
+            <wp:docPr id="15" name="Picture 15"/>
             <wp:cNvGraphicFramePr>
               <a:graphicFrameLocks noChangeAspect="1"/>
             </wp:cNvGraphicFramePr>
@@ -5769,7 +11860,7 @@
                     <pic:cNvPicPr/>
                   </pic:nvPicPr>
                   <pic:blipFill>
-                    <a:blip r:embed="rId20"/>
+                    <a:blip r:embed="rId24"/>
                     <a:stretch>
                       <a:fillRect/>
                     </a:stretch>
@@ -5802,6 +11893,28 @@
       </w:r>
     </w:p>
     <w:p>
+      <w:r>
+        <w:rPr>
+          <w:b/>
+        </w:rPr>
+        <w:t xml:space="preserve">Technical interpretation: </w:t>
+      </w:r>
+      <w:r>
+        <w:t>Other-company coverage has a meaningful target difference and appears among the stronger non-weight EDA signals.</w:t>
+      </w:r>
+    </w:p>
+    <w:p>
+      <w:r>
+        <w:rPr>
+          <w:b/>
+        </w:rPr>
+        <w:t xml:space="preserve">Business interpretation: </w:t>
+      </w:r>
+      <w:r>
+        <w:t>Coverage status may proxy applicant history or insurance behavior, so it should be explained carefully in reviewer-facing material.</w:t>
+      </w:r>
+    </w:p>
+    <w:p>
       <w:pPr>
         <w:jc w:val="center"/>
       </w:pPr>
@@ -5809,7 +11922,7 @@
         <w:drawing>
           <wp:inline xmlns:a="http://schemas.openxmlformats.org/drawingml/2006/main" xmlns:pic="http://schemas.openxmlformats.org/drawingml/2006/picture">
             <wp:extent cx="5669280" cy="3362996"/>
-            <wp:docPr id="12" name="Picture 12"/>
+            <wp:docPr id="16" name="Picture 16"/>
             <wp:cNvGraphicFramePr>
               <a:graphicFrameLocks noChangeAspect="1"/>
             </wp:cNvGraphicFramePr>
@@ -5821,7 +11934,7 @@
                     <pic:cNvPicPr/>
                   </pic:nvPicPr>
                   <pic:blipFill>
-                    <a:blip r:embed="rId21"/>
+                    <a:blip r:embed="rId25"/>
                     <a:stretch>
                       <a:fillRect/>
                     </a:stretch>
@@ -5854,6 +11967,28 @@
       </w:r>
     </w:p>
     <w:p>
+      <w:r>
+        <w:rPr>
+          <w:b/>
+        </w:rPr>
+        <w:t xml:space="preserve">Technical interpretation: </w:t>
+      </w:r>
+      <w:r>
+        <w:t>Alcohol categories show only weak marginal separation compared with weight and admission-related features.</w:t>
+      </w:r>
+    </w:p>
+    <w:p>
+      <w:r>
+        <w:rPr>
+          <w:b/>
+        </w:rPr>
+        <w:t xml:space="preserve">Business interpretation: </w:t>
+      </w:r>
+      <w:r>
+        <w:t>Alcohol should not be overstated as a standalone premium driver in this dataset.</w:t>
+      </w:r>
+    </w:p>
+    <w:p>
       <w:pPr>
         <w:jc w:val="center"/>
       </w:pPr>
@@ -5861,7 +11996,7 @@
         <w:drawing>
           <wp:inline xmlns:a="http://schemas.openxmlformats.org/drawingml/2006/main" xmlns:pic="http://schemas.openxmlformats.org/drawingml/2006/picture">
             <wp:extent cx="5669280" cy="3358978"/>
-            <wp:docPr id="13" name="Picture 13"/>
+            <wp:docPr id="17" name="Picture 17"/>
             <wp:cNvGraphicFramePr>
               <a:graphicFrameLocks noChangeAspect="1"/>
             </wp:cNvGraphicFramePr>
@@ -5873,7 +12008,7 @@
                     <pic:cNvPicPr/>
                   </pic:nvPicPr>
                   <pic:blipFill>
-                    <a:blip r:embed="rId22"/>
+                    <a:blip r:embed="rId26"/>
                     <a:stretch>
                       <a:fillRect/>
                     </a:stretch>
@@ -5903,6 +12038,398 @@
           <w:sz w:val="17"/>
         </w:rPr>
         <w:t>Insurance cost by adventure sports flag.</w:t>
+      </w:r>
+    </w:p>
+    <w:p>
+      <w:r>
+        <w:rPr>
+          <w:b/>
+        </w:rPr>
+        <w:t xml:space="preserve">Technical interpretation: </w:t>
+      </w:r>
+      <w:r>
+        <w:t>Adventure sports produces a clearer group difference than many other habit indicators and remains a useful risk flag.</w:t>
+      </w:r>
+    </w:p>
+    <w:p>
+      <w:r>
+        <w:rPr>
+          <w:b/>
+        </w:rPr>
+        <w:t xml:space="preserve">Business interpretation: </w:t>
+      </w:r>
+      <w:r>
+        <w:t>The business can use this feature for risk context, while still avoiding an automatic underwriting conclusion from one flag.</w:t>
+      </w:r>
+    </w:p>
+    <w:p>
+      <w:pPr>
+        <w:jc w:val="center"/>
+      </w:pPr>
+      <w:r>
+        <w:drawing>
+          <wp:inline xmlns:a="http://schemas.openxmlformats.org/drawingml/2006/main" xmlns:pic="http://schemas.openxmlformats.org/drawingml/2006/picture">
+            <wp:extent cx="5669280" cy="3362996"/>
+            <wp:docPr id="18" name="Picture 18"/>
+            <wp:cNvGraphicFramePr>
+              <a:graphicFrameLocks noChangeAspect="1"/>
+            </wp:cNvGraphicFramePr>
+            <a:graphic>
+              <a:graphicData uri="http://schemas.openxmlformats.org/drawingml/2006/picture">
+                <pic:pic>
+                  <pic:nvPicPr>
+                    <pic:cNvPr id="0" name="cost_by_exercise.png"/>
+                    <pic:cNvPicPr/>
+                  </pic:nvPicPr>
+                  <pic:blipFill>
+                    <a:blip r:embed="rId27"/>
+                    <a:stretch>
+                      <a:fillRect/>
+                    </a:stretch>
+                  </pic:blipFill>
+                  <pic:spPr>
+                    <a:xfrm>
+                      <a:off x="0" y="0"/>
+                      <a:ext cx="5669280" cy="3362996"/>
+                    </a:xfrm>
+                    <a:prstGeom prst="rect"/>
+                  </pic:spPr>
+                </pic:pic>
+              </a:graphicData>
+            </a:graphic>
+          </wp:inline>
+        </w:drawing>
+      </w:r>
+    </w:p>
+    <w:p>
+      <w:pPr>
+        <w:jc w:val="center"/>
+      </w:pPr>
+      <w:r>
+        <w:rPr>
+          <w:i/>
+          <w:color w:val="6B7280"/>
+          <w:sz w:val="17"/>
+        </w:rPr>
+        <w:t>Insurance cost by exercise category.</w:t>
+      </w:r>
+    </w:p>
+    <w:p>
+      <w:r>
+        <w:rPr>
+          <w:b/>
+        </w:rPr>
+        <w:t xml:space="preserve">Technical interpretation: </w:t>
+      </w:r>
+      <w:r>
+        <w:t>Exercise has weak marginal separation and does not rank among the strongest standalone signals.</w:t>
+      </w:r>
+    </w:p>
+    <w:p>
+      <w:r>
+        <w:rPr>
+          <w:b/>
+        </w:rPr>
+        <w:t xml:space="preserve">Business interpretation: </w:t>
+      </w:r>
+      <w:r>
+        <w:t>Exercise is better framed as supporting context than as a major pricing driver.</w:t>
+      </w:r>
+    </w:p>
+    <w:p>
+      <w:pPr>
+        <w:jc w:val="center"/>
+      </w:pPr>
+      <w:r>
+        <w:drawing>
+          <wp:inline xmlns:a="http://schemas.openxmlformats.org/drawingml/2006/main" xmlns:pic="http://schemas.openxmlformats.org/drawingml/2006/picture">
+            <wp:extent cx="5669280" cy="3358978"/>
+            <wp:docPr id="19" name="Picture 19"/>
+            <wp:cNvGraphicFramePr>
+              <a:graphicFrameLocks noChangeAspect="1"/>
+            </wp:cNvGraphicFramePr>
+            <a:graphic>
+              <a:graphicData uri="http://schemas.openxmlformats.org/drawingml/2006/picture">
+                <pic:pic>
+                  <pic:nvPicPr>
+                    <pic:cNvPr id="0" name="cost_by_smoking.png"/>
+                    <pic:cNvPicPr/>
+                  </pic:nvPicPr>
+                  <pic:blipFill>
+                    <a:blip r:embed="rId28"/>
+                    <a:stretch>
+                      <a:fillRect/>
+                    </a:stretch>
+                  </pic:blipFill>
+                  <pic:spPr>
+                    <a:xfrm>
+                      <a:off x="0" y="0"/>
+                      <a:ext cx="5669280" cy="3358978"/>
+                    </a:xfrm>
+                    <a:prstGeom prst="rect"/>
+                  </pic:spPr>
+                </pic:pic>
+              </a:graphicData>
+            </a:graphic>
+          </wp:inline>
+        </w:drawing>
+      </w:r>
+    </w:p>
+    <w:p>
+      <w:pPr>
+        <w:jc w:val="center"/>
+      </w:pPr>
+      <w:r>
+        <w:rPr>
+          <w:i/>
+          <w:color w:val="6B7280"/>
+          <w:sz w:val="17"/>
+        </w:rPr>
+        <w:t>Insurance cost by smoking status.</w:t>
+      </w:r>
+    </w:p>
+    <w:p>
+      <w:r>
+        <w:rPr>
+          <w:b/>
+        </w:rPr>
+        <w:t xml:space="preserve">Technical interpretation: </w:t>
+      </w:r>
+      <w:r>
+        <w:t>Smoking status has weaker marginal separation than expected in this dataset and includes an explicit Unknown category.</w:t>
+      </w:r>
+    </w:p>
+    <w:p>
+      <w:r>
+        <w:rPr>
+          <w:b/>
+        </w:rPr>
+        <w:t xml:space="preserve">Business interpretation: </w:t>
+      </w:r>
+      <w:r>
+        <w:t>The report should be honest that smoking is not a leading standalone signal here, even if it remains business-relevant.</w:t>
+      </w:r>
+    </w:p>
+    <w:p>
+      <w:pPr>
+        <w:jc w:val="center"/>
+      </w:pPr>
+      <w:r>
+        <w:drawing>
+          <wp:inline xmlns:a="http://schemas.openxmlformats.org/drawingml/2006/main" xmlns:pic="http://schemas.openxmlformats.org/drawingml/2006/picture">
+            <wp:extent cx="5669280" cy="3362996"/>
+            <wp:docPr id="20" name="Picture 20"/>
+            <wp:cNvGraphicFramePr>
+              <a:graphicFrameLocks noChangeAspect="1"/>
+            </wp:cNvGraphicFramePr>
+            <a:graphic>
+              <a:graphicData uri="http://schemas.openxmlformats.org/drawingml/2006/picture">
+                <pic:pic>
+                  <pic:nvPicPr>
+                    <pic:cNvPr id="0" name="cost_by_bmi_category.png"/>
+                    <pic:cNvPicPr/>
+                  </pic:nvPicPr>
+                  <pic:blipFill>
+                    <a:blip r:embed="rId29"/>
+                    <a:stretch>
+                      <a:fillRect/>
+                    </a:stretch>
+                  </pic:blipFill>
+                  <pic:spPr>
+                    <a:xfrm>
+                      <a:off x="0" y="0"/>
+                      <a:ext cx="5669280" cy="3362996"/>
+                    </a:xfrm>
+                    <a:prstGeom prst="rect"/>
+                  </pic:spPr>
+                </pic:pic>
+              </a:graphicData>
+            </a:graphic>
+          </wp:inline>
+        </w:drawing>
+      </w:r>
+    </w:p>
+    <w:p>
+      <w:pPr>
+        <w:jc w:val="center"/>
+      </w:pPr>
+      <w:r>
+        <w:rPr>
+          <w:i/>
+          <w:color w:val="6B7280"/>
+          <w:sz w:val="17"/>
+        </w:rPr>
+        <w:t>Insurance cost by BMI category.</w:t>
+      </w:r>
+    </w:p>
+    <w:p>
+      <w:r>
+        <w:rPr>
+          <w:b/>
+        </w:rPr>
+        <w:t xml:space="preserve">Technical interpretation: </w:t>
+      </w:r>
+      <w:r>
+        <w:t>BMI categories are useful for descriptive segmentation but are weaker than weight as a marginal cost signal.</w:t>
+      </w:r>
+    </w:p>
+    <w:p>
+      <w:r>
+        <w:rPr>
+          <w:b/>
+        </w:rPr>
+        <w:t xml:space="preserve">Business interpretation: </w:t>
+      </w:r>
+      <w:r>
+        <w:t>BMI remains useful for health context, yet weight is the dominant observed pricing gradient in the supplied data.</w:t>
+      </w:r>
+    </w:p>
+    <w:p>
+      <w:pPr>
+        <w:jc w:val="center"/>
+      </w:pPr>
+      <w:r>
+        <w:drawing>
+          <wp:inline xmlns:a="http://schemas.openxmlformats.org/drawingml/2006/main" xmlns:pic="http://schemas.openxmlformats.org/drawingml/2006/picture">
+            <wp:extent cx="5669280" cy="3318313"/>
+            <wp:docPr id="21" name="Picture 21"/>
+            <wp:cNvGraphicFramePr>
+              <a:graphicFrameLocks noChangeAspect="1"/>
+            </wp:cNvGraphicFramePr>
+            <a:graphic>
+              <a:graphicData uri="http://schemas.openxmlformats.org/drawingml/2006/picture">
+                <pic:pic>
+                  <pic:nvPicPr>
+                    <pic:cNvPr id="0" name="cost_age_bmi_heatmap.png"/>
+                    <pic:cNvPicPr/>
+                  </pic:nvPicPr>
+                  <pic:blipFill>
+                    <a:blip r:embed="rId30"/>
+                    <a:stretch>
+                      <a:fillRect/>
+                    </a:stretch>
+                  </pic:blipFill>
+                  <pic:spPr>
+                    <a:xfrm>
+                      <a:off x="0" y="0"/>
+                      <a:ext cx="5669280" cy="3318313"/>
+                    </a:xfrm>
+                    <a:prstGeom prst="rect"/>
+                  </pic:spPr>
+                </pic:pic>
+              </a:graphicData>
+            </a:graphic>
+          </wp:inline>
+        </w:drawing>
+      </w:r>
+    </w:p>
+    <w:p>
+      <w:pPr>
+        <w:jc w:val="center"/>
+      </w:pPr>
+      <w:r>
+        <w:rPr>
+          <w:i/>
+          <w:color w:val="6B7280"/>
+          <w:sz w:val="17"/>
+        </w:rPr>
+        <w:t>Average cost by age band and BMI category.</w:t>
+      </w:r>
+    </w:p>
+    <w:p>
+      <w:r>
+        <w:rPr>
+          <w:b/>
+        </w:rPr>
+        <w:t xml:space="preserve">Technical interpretation: </w:t>
+      </w:r>
+      <w:r>
+        <w:t>The age and BMI heatmap checks multivariate segmentation rather than relying on one variable at a time.</w:t>
+      </w:r>
+    </w:p>
+    <w:p>
+      <w:r>
+        <w:rPr>
+          <w:b/>
+        </w:rPr>
+        <w:t xml:space="preserve">Business interpretation: </w:t>
+      </w:r>
+      <w:r>
+        <w:t>Segment views help reviewers see whether weak marginal effects become meaningful when combined with other applicant characteristics.</w:t>
+      </w:r>
+    </w:p>
+    <w:p>
+      <w:pPr>
+        <w:jc w:val="center"/>
+      </w:pPr>
+      <w:r>
+        <w:drawing>
+          <wp:inline xmlns:a="http://schemas.openxmlformats.org/drawingml/2006/main" xmlns:pic="http://schemas.openxmlformats.org/drawingml/2006/picture">
+            <wp:extent cx="5669280" cy="3589400"/>
+            <wp:docPr id="22" name="Picture 22"/>
+            <wp:cNvGraphicFramePr>
+              <a:graphicFrameLocks noChangeAspect="1"/>
+            </wp:cNvGraphicFramePr>
+            <a:graphic>
+              <a:graphicData uri="http://schemas.openxmlformats.org/drawingml/2006/picture">
+                <pic:pic>
+                  <pic:nvPicPr>
+                    <pic:cNvPr id="0" name="cost_by_combined_risk_bands.png"/>
+                    <pic:cNvPicPr/>
+                  </pic:nvPicPr>
+                  <pic:blipFill>
+                    <a:blip r:embed="rId31"/>
+                    <a:stretch>
+                      <a:fillRect/>
+                    </a:stretch>
+                  </pic:blipFill>
+                  <pic:spPr>
+                    <a:xfrm>
+                      <a:off x="0" y="0"/>
+                      <a:ext cx="5669280" cy="3589400"/>
+                    </a:xfrm>
+                    <a:prstGeom prst="rect"/>
+                  </pic:spPr>
+                </pic:pic>
+              </a:graphicData>
+            </a:graphic>
+          </wp:inline>
+        </w:drawing>
+      </w:r>
+    </w:p>
+    <w:p>
+      <w:pPr>
+        <w:jc w:val="center"/>
+      </w:pPr>
+      <w:r>
+        <w:rPr>
+          <w:i/>
+          <w:color w:val="6B7280"/>
+          <w:sz w:val="17"/>
+        </w:rPr>
+        <w:t>Average cost by medical and lifestyle risk bands.</w:t>
+      </w:r>
+    </w:p>
+    <w:p>
+      <w:r>
+        <w:rPr>
+          <w:b/>
+        </w:rPr>
+        <w:t xml:space="preserve">Technical interpretation: </w:t>
+      </w:r>
+      <w:r>
+        <w:t>Combined risk bands summarize engineered medical and lifestyle signals and show whether risk scoring adds segmentation value.</w:t>
+      </w:r>
+    </w:p>
+    <w:p>
+      <w:r>
+        <w:rPr>
+          <w:b/>
+        </w:rPr>
+        <w:t xml:space="preserve">Business interpretation: </w:t>
+      </w:r>
+      <w:r>
+        <w:t>This gives business stakeholders a higher-level explanation layer beyond individual raw fields.</w:t>
       </w:r>
     </w:p>
     <w:sectPr>

--- a/Milestone_1_Insurance_Price_Prediction.docx
+++ b/Milestone_1_Insurance_Price_Prediction.docx
@@ -605,7 +605,7 @@
               <w:rPr>
                 <w:sz w:val="11"/>
               </w:rPr>
-              <w:t>outputs/tables/numeric_summary.csv; outputs/figures/target_distribution.png; outputs/figures/outlier_boxplots.png</w:t>
+              <w:t>outputs/tables/numeric_summary.csv; outputs/tables/univariate_plot_interpretations.csv; outputs/figures/univariate_*.png</w:t>
             </w:r>
           </w:p>
         </w:tc>
@@ -677,7 +677,7 @@
               <w:rPr>
                 <w:sz w:val="11"/>
               </w:rPr>
-              <w:t>outputs/tables/categorical_frequency.csv; outputs/tables/group_summary_*.csv</w:t>
+              <w:t>outputs/tables/categorical_frequency.csv; outputs/tables/group_summary_*.csv; outputs/figures/univariate_*.png</w:t>
             </w:r>
           </w:p>
         </w:tc>
@@ -6098,6 +6098,14 @@
       </w:pPr>
       <w:r>
         <w:t>Unknown smoking status is treated as a valid business category rather than a missing value.</w:t>
+      </w:r>
+    </w:p>
+    <w:p>
+      <w:pPr>
+        <w:pStyle w:val="ListBullet"/>
+      </w:pPr>
+      <w:r>
+        <w:t>A complete univariate plot appendix is included for every original source variable, with technical and business interpretation for each plot.</w:t>
       </w:r>
     </w:p>
     <w:p>
@@ -9335,6 +9343,4160 @@
         <w:pStyle w:val="Heading2"/>
       </w:pPr>
       <w:r>
+        <w:t>Complete Univariate Plot Appendix</w:t>
+      </w:r>
+    </w:p>
+    <w:tbl>
+      <w:tblPr>
+        <w:tblStyle w:val="TableGrid"/>
+        <w:tblW w:type="auto" w:w="0"/>
+        <w:tblLook w:firstColumn="1" w:firstRow="1" w:lastColumn="0" w:lastRow="0" w:noHBand="0" w:noVBand="1" w:val="04A0"/>
+      </w:tblPr>
+      <w:tblGrid>
+        <w:gridCol w:w="1440"/>
+        <w:gridCol w:w="1440"/>
+        <w:gridCol w:w="1440"/>
+        <w:gridCol w:w="1440"/>
+        <w:gridCol w:w="1440"/>
+        <w:gridCol w:w="1440"/>
+      </w:tblGrid>
+      <w:tr>
+        <w:tc>
+          <w:tcPr>
+            <w:tcW w:type="dxa" w:w="1440"/>
+            <w:shd w:fill="12355B"/>
+          </w:tcPr>
+          <w:p>
+            <w:r>
+              <w:rPr>
+                <w:b/>
+                <w:color w:val="FFFFFF"/>
+                <w:sz w:val="11"/>
+              </w:rPr>
+              <w:t>original_column</w:t>
+            </w:r>
+          </w:p>
+        </w:tc>
+        <w:tc>
+          <w:tcPr>
+            <w:tcW w:type="dxa" w:w="1440"/>
+            <w:shd w:fill="12355B"/>
+          </w:tcPr>
+          <w:p>
+            <w:r>
+              <w:rPr>
+                <w:b/>
+                <w:color w:val="FFFFFF"/>
+                <w:sz w:val="11"/>
+              </w:rPr>
+              <w:t>clean_column</w:t>
+            </w:r>
+          </w:p>
+        </w:tc>
+        <w:tc>
+          <w:tcPr>
+            <w:tcW w:type="dxa" w:w="1440"/>
+            <w:shd w:fill="12355B"/>
+          </w:tcPr>
+          <w:p>
+            <w:r>
+              <w:rPr>
+                <w:b/>
+                <w:color w:val="FFFFFF"/>
+                <w:sz w:val="11"/>
+              </w:rPr>
+              <w:t>analysis_type</w:t>
+            </w:r>
+          </w:p>
+        </w:tc>
+        <w:tc>
+          <w:tcPr>
+            <w:tcW w:type="dxa" w:w="1440"/>
+            <w:shd w:fill="12355B"/>
+          </w:tcPr>
+          <w:p>
+            <w:r>
+              <w:rPr>
+                <w:b/>
+                <w:color w:val="FFFFFF"/>
+                <w:sz w:val="11"/>
+              </w:rPr>
+              <w:t>plot_type</w:t>
+            </w:r>
+          </w:p>
+        </w:tc>
+        <w:tc>
+          <w:tcPr>
+            <w:tcW w:type="dxa" w:w="1440"/>
+            <w:shd w:fill="12355B"/>
+          </w:tcPr>
+          <w:p>
+            <w:r>
+              <w:rPr>
+                <w:b/>
+                <w:color w:val="FFFFFF"/>
+                <w:sz w:val="11"/>
+              </w:rPr>
+              <w:t>missing_count</w:t>
+            </w:r>
+          </w:p>
+        </w:tc>
+        <w:tc>
+          <w:tcPr>
+            <w:tcW w:type="dxa" w:w="1440"/>
+            <w:shd w:fill="12355B"/>
+          </w:tcPr>
+          <w:p>
+            <w:r>
+              <w:rPr>
+                <w:b/>
+                <w:color w:val="FFFFFF"/>
+                <w:sz w:val="11"/>
+              </w:rPr>
+              <w:t>unique_count</w:t>
+            </w:r>
+          </w:p>
+        </w:tc>
+      </w:tr>
+      <w:tr>
+        <w:tc>
+          <w:tcPr>
+            <w:tcW w:type="dxa" w:w="1440"/>
+            <w:vAlign w:val="center"/>
+          </w:tcPr>
+          <w:p>
+            <w:r>
+              <w:rPr>
+                <w:sz w:val="11"/>
+              </w:rPr>
+              <w:t>applicant_id</w:t>
+            </w:r>
+          </w:p>
+        </w:tc>
+        <w:tc>
+          <w:tcPr>
+            <w:tcW w:type="dxa" w:w="1440"/>
+            <w:vAlign w:val="center"/>
+          </w:tcPr>
+          <w:p>
+            <w:r>
+              <w:rPr>
+                <w:sz w:val="11"/>
+              </w:rPr>
+              <w:t>applicant_id</w:t>
+            </w:r>
+          </w:p>
+        </w:tc>
+        <w:tc>
+          <w:tcPr>
+            <w:tcW w:type="dxa" w:w="1440"/>
+            <w:vAlign w:val="center"/>
+          </w:tcPr>
+          <w:p>
+            <w:r>
+              <w:rPr>
+                <w:sz w:val="11"/>
+              </w:rPr>
+              <w:t>identifier</w:t>
+            </w:r>
+          </w:p>
+        </w:tc>
+        <w:tc>
+          <w:tcPr>
+            <w:tcW w:type="dxa" w:w="1440"/>
+            <w:vAlign w:val="center"/>
+          </w:tcPr>
+          <w:p>
+            <w:r>
+              <w:rPr>
+                <w:sz w:val="11"/>
+              </w:rPr>
+              <w:t>identifier audit bar chart</w:t>
+            </w:r>
+          </w:p>
+        </w:tc>
+        <w:tc>
+          <w:tcPr>
+            <w:tcW w:type="dxa" w:w="1440"/>
+            <w:vAlign w:val="center"/>
+          </w:tcPr>
+          <w:p>
+            <w:r>
+              <w:rPr>
+                <w:sz w:val="11"/>
+              </w:rPr>
+              <w:t>0</w:t>
+            </w:r>
+          </w:p>
+        </w:tc>
+        <w:tc>
+          <w:tcPr>
+            <w:tcW w:type="dxa" w:w="1440"/>
+            <w:vAlign w:val="center"/>
+          </w:tcPr>
+          <w:p>
+            <w:r>
+              <w:rPr>
+                <w:sz w:val="11"/>
+              </w:rPr>
+              <w:t>25000</w:t>
+            </w:r>
+          </w:p>
+        </w:tc>
+      </w:tr>
+      <w:tr>
+        <w:tc>
+          <w:tcPr>
+            <w:tcW w:type="dxa" w:w="1440"/>
+            <w:vAlign w:val="center"/>
+          </w:tcPr>
+          <w:p>
+            <w:r>
+              <w:rPr>
+                <w:sz w:val="11"/>
+              </w:rPr>
+              <w:t>years_of_insurance_with_us</w:t>
+            </w:r>
+          </w:p>
+        </w:tc>
+        <w:tc>
+          <w:tcPr>
+            <w:tcW w:type="dxa" w:w="1440"/>
+            <w:vAlign w:val="center"/>
+          </w:tcPr>
+          <w:p>
+            <w:r>
+              <w:rPr>
+                <w:sz w:val="11"/>
+              </w:rPr>
+              <w:t>years_of_insurance_with_us</w:t>
+            </w:r>
+          </w:p>
+        </w:tc>
+        <w:tc>
+          <w:tcPr>
+            <w:tcW w:type="dxa" w:w="1440"/>
+            <w:vAlign w:val="center"/>
+          </w:tcPr>
+          <w:p>
+            <w:r>
+              <w:rPr>
+                <w:sz w:val="11"/>
+              </w:rPr>
+              <w:t>ordinal discrete numeric</w:t>
+            </w:r>
+          </w:p>
+        </w:tc>
+        <w:tc>
+          <w:tcPr>
+            <w:tcW w:type="dxa" w:w="1440"/>
+            <w:vAlign w:val="center"/>
+          </w:tcPr>
+          <w:p>
+            <w:r>
+              <w:rPr>
+                <w:sz w:val="11"/>
+              </w:rPr>
+              <w:t>frequency bar chart</w:t>
+            </w:r>
+          </w:p>
+        </w:tc>
+        <w:tc>
+          <w:tcPr>
+            <w:tcW w:type="dxa" w:w="1440"/>
+            <w:vAlign w:val="center"/>
+          </w:tcPr>
+          <w:p>
+            <w:r>
+              <w:rPr>
+                <w:sz w:val="11"/>
+              </w:rPr>
+              <w:t>0</w:t>
+            </w:r>
+          </w:p>
+        </w:tc>
+        <w:tc>
+          <w:tcPr>
+            <w:tcW w:type="dxa" w:w="1440"/>
+            <w:vAlign w:val="center"/>
+          </w:tcPr>
+          <w:p>
+            <w:r>
+              <w:rPr>
+                <w:sz w:val="11"/>
+              </w:rPr>
+              <w:t>9</w:t>
+            </w:r>
+          </w:p>
+        </w:tc>
+      </w:tr>
+      <w:tr>
+        <w:tc>
+          <w:tcPr>
+            <w:tcW w:type="dxa" w:w="1440"/>
+            <w:vAlign w:val="center"/>
+          </w:tcPr>
+          <w:p>
+            <w:r>
+              <w:rPr>
+                <w:sz w:val="11"/>
+              </w:rPr>
+              <w:t>regular_checkup_lasy_year</w:t>
+            </w:r>
+          </w:p>
+        </w:tc>
+        <w:tc>
+          <w:tcPr>
+            <w:tcW w:type="dxa" w:w="1440"/>
+            <w:vAlign w:val="center"/>
+          </w:tcPr>
+          <w:p>
+            <w:r>
+              <w:rPr>
+                <w:sz w:val="11"/>
+              </w:rPr>
+              <w:t>regular_checkup_last_year</w:t>
+            </w:r>
+          </w:p>
+        </w:tc>
+        <w:tc>
+          <w:tcPr>
+            <w:tcW w:type="dxa" w:w="1440"/>
+            <w:vAlign w:val="center"/>
+          </w:tcPr>
+          <w:p>
+            <w:r>
+              <w:rPr>
+                <w:sz w:val="11"/>
+              </w:rPr>
+              <w:t>ordinal discrete numeric</w:t>
+            </w:r>
+          </w:p>
+        </w:tc>
+        <w:tc>
+          <w:tcPr>
+            <w:tcW w:type="dxa" w:w="1440"/>
+            <w:vAlign w:val="center"/>
+          </w:tcPr>
+          <w:p>
+            <w:r>
+              <w:rPr>
+                <w:sz w:val="11"/>
+              </w:rPr>
+              <w:t>frequency bar chart</w:t>
+            </w:r>
+          </w:p>
+        </w:tc>
+        <w:tc>
+          <w:tcPr>
+            <w:tcW w:type="dxa" w:w="1440"/>
+            <w:vAlign w:val="center"/>
+          </w:tcPr>
+          <w:p>
+            <w:r>
+              <w:rPr>
+                <w:sz w:val="11"/>
+              </w:rPr>
+              <w:t>0</w:t>
+            </w:r>
+          </w:p>
+        </w:tc>
+        <w:tc>
+          <w:tcPr>
+            <w:tcW w:type="dxa" w:w="1440"/>
+            <w:vAlign w:val="center"/>
+          </w:tcPr>
+          <w:p>
+            <w:r>
+              <w:rPr>
+                <w:sz w:val="11"/>
+              </w:rPr>
+              <w:t>6</w:t>
+            </w:r>
+          </w:p>
+        </w:tc>
+      </w:tr>
+      <w:tr>
+        <w:tc>
+          <w:tcPr>
+            <w:tcW w:type="dxa" w:w="1440"/>
+            <w:vAlign w:val="center"/>
+          </w:tcPr>
+          <w:p>
+            <w:r>
+              <w:rPr>
+                <w:sz w:val="11"/>
+              </w:rPr>
+              <w:t>adventure_sports</w:t>
+            </w:r>
+          </w:p>
+        </w:tc>
+        <w:tc>
+          <w:tcPr>
+            <w:tcW w:type="dxa" w:w="1440"/>
+            <w:vAlign w:val="center"/>
+          </w:tcPr>
+          <w:p>
+            <w:r>
+              <w:rPr>
+                <w:sz w:val="11"/>
+              </w:rPr>
+              <w:t>adventure_sports</w:t>
+            </w:r>
+          </w:p>
+        </w:tc>
+        <w:tc>
+          <w:tcPr>
+            <w:tcW w:type="dxa" w:w="1440"/>
+            <w:vAlign w:val="center"/>
+          </w:tcPr>
+          <w:p>
+            <w:r>
+              <w:rPr>
+                <w:sz w:val="11"/>
+              </w:rPr>
+              <w:t>binary categorical</w:t>
+            </w:r>
+          </w:p>
+        </w:tc>
+        <w:tc>
+          <w:tcPr>
+            <w:tcW w:type="dxa" w:w="1440"/>
+            <w:vAlign w:val="center"/>
+          </w:tcPr>
+          <w:p>
+            <w:r>
+              <w:rPr>
+                <w:sz w:val="11"/>
+              </w:rPr>
+              <w:t>frequency bar chart</w:t>
+            </w:r>
+          </w:p>
+        </w:tc>
+        <w:tc>
+          <w:tcPr>
+            <w:tcW w:type="dxa" w:w="1440"/>
+            <w:vAlign w:val="center"/>
+          </w:tcPr>
+          <w:p>
+            <w:r>
+              <w:rPr>
+                <w:sz w:val="11"/>
+              </w:rPr>
+              <w:t>0</w:t>
+            </w:r>
+          </w:p>
+        </w:tc>
+        <w:tc>
+          <w:tcPr>
+            <w:tcW w:type="dxa" w:w="1440"/>
+            <w:vAlign w:val="center"/>
+          </w:tcPr>
+          <w:p>
+            <w:r>
+              <w:rPr>
+                <w:sz w:val="11"/>
+              </w:rPr>
+              <w:t>2</w:t>
+            </w:r>
+          </w:p>
+        </w:tc>
+      </w:tr>
+      <w:tr>
+        <w:tc>
+          <w:tcPr>
+            <w:tcW w:type="dxa" w:w="1440"/>
+            <w:vAlign w:val="center"/>
+          </w:tcPr>
+          <w:p>
+            <w:r>
+              <w:rPr>
+                <w:sz w:val="11"/>
+              </w:rPr>
+              <w:t>Occupation</w:t>
+            </w:r>
+          </w:p>
+        </w:tc>
+        <w:tc>
+          <w:tcPr>
+            <w:tcW w:type="dxa" w:w="1440"/>
+            <w:vAlign w:val="center"/>
+          </w:tcPr>
+          <w:p>
+            <w:r>
+              <w:rPr>
+                <w:sz w:val="11"/>
+              </w:rPr>
+              <w:t>Occupation</w:t>
+            </w:r>
+          </w:p>
+        </w:tc>
+        <w:tc>
+          <w:tcPr>
+            <w:tcW w:type="dxa" w:w="1440"/>
+            <w:vAlign w:val="center"/>
+          </w:tcPr>
+          <w:p>
+            <w:r>
+              <w:rPr>
+                <w:sz w:val="11"/>
+              </w:rPr>
+              <w:t>nominal categorical</w:t>
+            </w:r>
+          </w:p>
+        </w:tc>
+        <w:tc>
+          <w:tcPr>
+            <w:tcW w:type="dxa" w:w="1440"/>
+            <w:vAlign w:val="center"/>
+          </w:tcPr>
+          <w:p>
+            <w:r>
+              <w:rPr>
+                <w:sz w:val="11"/>
+              </w:rPr>
+              <w:t>frequency bar chart</w:t>
+            </w:r>
+          </w:p>
+        </w:tc>
+        <w:tc>
+          <w:tcPr>
+            <w:tcW w:type="dxa" w:w="1440"/>
+            <w:vAlign w:val="center"/>
+          </w:tcPr>
+          <w:p>
+            <w:r>
+              <w:rPr>
+                <w:sz w:val="11"/>
+              </w:rPr>
+              <w:t>0</w:t>
+            </w:r>
+          </w:p>
+        </w:tc>
+        <w:tc>
+          <w:tcPr>
+            <w:tcW w:type="dxa" w:w="1440"/>
+            <w:vAlign w:val="center"/>
+          </w:tcPr>
+          <w:p>
+            <w:r>
+              <w:rPr>
+                <w:sz w:val="11"/>
+              </w:rPr>
+              <w:t>3</w:t>
+            </w:r>
+          </w:p>
+        </w:tc>
+      </w:tr>
+      <w:tr>
+        <w:tc>
+          <w:tcPr>
+            <w:tcW w:type="dxa" w:w="1440"/>
+            <w:vAlign w:val="center"/>
+          </w:tcPr>
+          <w:p>
+            <w:r>
+              <w:rPr>
+                <w:sz w:val="11"/>
+              </w:rPr>
+              <w:t>visited_doctor_last_1_year</w:t>
+            </w:r>
+          </w:p>
+        </w:tc>
+        <w:tc>
+          <w:tcPr>
+            <w:tcW w:type="dxa" w:w="1440"/>
+            <w:vAlign w:val="center"/>
+          </w:tcPr>
+          <w:p>
+            <w:r>
+              <w:rPr>
+                <w:sz w:val="11"/>
+              </w:rPr>
+              <w:t>visited_doctor_last_1_year</w:t>
+            </w:r>
+          </w:p>
+        </w:tc>
+        <w:tc>
+          <w:tcPr>
+            <w:tcW w:type="dxa" w:w="1440"/>
+            <w:vAlign w:val="center"/>
+          </w:tcPr>
+          <w:p>
+            <w:r>
+              <w:rPr>
+                <w:sz w:val="11"/>
+              </w:rPr>
+              <w:t>ordinal discrete numeric</w:t>
+            </w:r>
+          </w:p>
+        </w:tc>
+        <w:tc>
+          <w:tcPr>
+            <w:tcW w:type="dxa" w:w="1440"/>
+            <w:vAlign w:val="center"/>
+          </w:tcPr>
+          <w:p>
+            <w:r>
+              <w:rPr>
+                <w:sz w:val="11"/>
+              </w:rPr>
+              <w:t>frequency bar chart</w:t>
+            </w:r>
+          </w:p>
+        </w:tc>
+        <w:tc>
+          <w:tcPr>
+            <w:tcW w:type="dxa" w:w="1440"/>
+            <w:vAlign w:val="center"/>
+          </w:tcPr>
+          <w:p>
+            <w:r>
+              <w:rPr>
+                <w:sz w:val="11"/>
+              </w:rPr>
+              <w:t>0</w:t>
+            </w:r>
+          </w:p>
+        </w:tc>
+        <w:tc>
+          <w:tcPr>
+            <w:tcW w:type="dxa" w:w="1440"/>
+            <w:vAlign w:val="center"/>
+          </w:tcPr>
+          <w:p>
+            <w:r>
+              <w:rPr>
+                <w:sz w:val="11"/>
+              </w:rPr>
+              <w:t>12</w:t>
+            </w:r>
+          </w:p>
+        </w:tc>
+      </w:tr>
+      <w:tr>
+        <w:tc>
+          <w:tcPr>
+            <w:tcW w:type="dxa" w:w="1440"/>
+            <w:vAlign w:val="center"/>
+          </w:tcPr>
+          <w:p>
+            <w:r>
+              <w:rPr>
+                <w:sz w:val="11"/>
+              </w:rPr>
+              <w:t>cholesterol_level</w:t>
+            </w:r>
+          </w:p>
+        </w:tc>
+        <w:tc>
+          <w:tcPr>
+            <w:tcW w:type="dxa" w:w="1440"/>
+            <w:vAlign w:val="center"/>
+          </w:tcPr>
+          <w:p>
+            <w:r>
+              <w:rPr>
+                <w:sz w:val="11"/>
+              </w:rPr>
+              <w:t>cholesterol_level</w:t>
+            </w:r>
+          </w:p>
+        </w:tc>
+        <w:tc>
+          <w:tcPr>
+            <w:tcW w:type="dxa" w:w="1440"/>
+            <w:vAlign w:val="center"/>
+          </w:tcPr>
+          <w:p>
+            <w:r>
+              <w:rPr>
+                <w:sz w:val="11"/>
+              </w:rPr>
+              <w:t>ordinal categorical</w:t>
+            </w:r>
+          </w:p>
+        </w:tc>
+        <w:tc>
+          <w:tcPr>
+            <w:tcW w:type="dxa" w:w="1440"/>
+            <w:vAlign w:val="center"/>
+          </w:tcPr>
+          <w:p>
+            <w:r>
+              <w:rPr>
+                <w:sz w:val="11"/>
+              </w:rPr>
+              <w:t>frequency bar chart</w:t>
+            </w:r>
+          </w:p>
+        </w:tc>
+        <w:tc>
+          <w:tcPr>
+            <w:tcW w:type="dxa" w:w="1440"/>
+            <w:vAlign w:val="center"/>
+          </w:tcPr>
+          <w:p>
+            <w:r>
+              <w:rPr>
+                <w:sz w:val="11"/>
+              </w:rPr>
+              <w:t>0</w:t>
+            </w:r>
+          </w:p>
+        </w:tc>
+        <w:tc>
+          <w:tcPr>
+            <w:tcW w:type="dxa" w:w="1440"/>
+            <w:vAlign w:val="center"/>
+          </w:tcPr>
+          <w:p>
+            <w:r>
+              <w:rPr>
+                <w:sz w:val="11"/>
+              </w:rPr>
+              <w:t>5</w:t>
+            </w:r>
+          </w:p>
+        </w:tc>
+      </w:tr>
+      <w:tr>
+        <w:tc>
+          <w:tcPr>
+            <w:tcW w:type="dxa" w:w="1440"/>
+            <w:vAlign w:val="center"/>
+          </w:tcPr>
+          <w:p>
+            <w:r>
+              <w:rPr>
+                <w:sz w:val="11"/>
+              </w:rPr>
+              <w:t>daily_avg_steps</w:t>
+            </w:r>
+          </w:p>
+        </w:tc>
+        <w:tc>
+          <w:tcPr>
+            <w:tcW w:type="dxa" w:w="1440"/>
+            <w:vAlign w:val="center"/>
+          </w:tcPr>
+          <w:p>
+            <w:r>
+              <w:rPr>
+                <w:sz w:val="11"/>
+              </w:rPr>
+              <w:t>daily_avg_steps</w:t>
+            </w:r>
+          </w:p>
+        </w:tc>
+        <w:tc>
+          <w:tcPr>
+            <w:tcW w:type="dxa" w:w="1440"/>
+            <w:vAlign w:val="center"/>
+          </w:tcPr>
+          <w:p>
+            <w:r>
+              <w:rPr>
+                <w:sz w:val="11"/>
+              </w:rPr>
+              <w:t>continuous numeric</w:t>
+            </w:r>
+          </w:p>
+        </w:tc>
+        <w:tc>
+          <w:tcPr>
+            <w:tcW w:type="dxa" w:w="1440"/>
+            <w:vAlign w:val="center"/>
+          </w:tcPr>
+          <w:p>
+            <w:r>
+              <w:rPr>
+                <w:sz w:val="11"/>
+              </w:rPr>
+              <w:t>histogram and boxplot</w:t>
+            </w:r>
+          </w:p>
+        </w:tc>
+        <w:tc>
+          <w:tcPr>
+            <w:tcW w:type="dxa" w:w="1440"/>
+            <w:vAlign w:val="center"/>
+          </w:tcPr>
+          <w:p>
+            <w:r>
+              <w:rPr>
+                <w:sz w:val="11"/>
+              </w:rPr>
+              <w:t>0</w:t>
+            </w:r>
+          </w:p>
+        </w:tc>
+        <w:tc>
+          <w:tcPr>
+            <w:tcW w:type="dxa" w:w="1440"/>
+            <w:vAlign w:val="center"/>
+          </w:tcPr>
+          <w:p>
+            <w:r>
+              <w:rPr>
+                <w:sz w:val="11"/>
+              </w:rPr>
+              <w:t>4914</w:t>
+            </w:r>
+          </w:p>
+        </w:tc>
+      </w:tr>
+      <w:tr>
+        <w:tc>
+          <w:tcPr>
+            <w:tcW w:type="dxa" w:w="1440"/>
+            <w:vAlign w:val="center"/>
+          </w:tcPr>
+          <w:p>
+            <w:r>
+              <w:rPr>
+                <w:sz w:val="11"/>
+              </w:rPr>
+              <w:t>age</w:t>
+            </w:r>
+          </w:p>
+        </w:tc>
+        <w:tc>
+          <w:tcPr>
+            <w:tcW w:type="dxa" w:w="1440"/>
+            <w:vAlign w:val="center"/>
+          </w:tcPr>
+          <w:p>
+            <w:r>
+              <w:rPr>
+                <w:sz w:val="11"/>
+              </w:rPr>
+              <w:t>age</w:t>
+            </w:r>
+          </w:p>
+        </w:tc>
+        <w:tc>
+          <w:tcPr>
+            <w:tcW w:type="dxa" w:w="1440"/>
+            <w:vAlign w:val="center"/>
+          </w:tcPr>
+          <w:p>
+            <w:r>
+              <w:rPr>
+                <w:sz w:val="11"/>
+              </w:rPr>
+              <w:t>continuous numeric</w:t>
+            </w:r>
+          </w:p>
+        </w:tc>
+        <w:tc>
+          <w:tcPr>
+            <w:tcW w:type="dxa" w:w="1440"/>
+            <w:vAlign w:val="center"/>
+          </w:tcPr>
+          <w:p>
+            <w:r>
+              <w:rPr>
+                <w:sz w:val="11"/>
+              </w:rPr>
+              <w:t>histogram and boxplot</w:t>
+            </w:r>
+          </w:p>
+        </w:tc>
+        <w:tc>
+          <w:tcPr>
+            <w:tcW w:type="dxa" w:w="1440"/>
+            <w:vAlign w:val="center"/>
+          </w:tcPr>
+          <w:p>
+            <w:r>
+              <w:rPr>
+                <w:sz w:val="11"/>
+              </w:rPr>
+              <w:t>0</w:t>
+            </w:r>
+          </w:p>
+        </w:tc>
+        <w:tc>
+          <w:tcPr>
+            <w:tcW w:type="dxa" w:w="1440"/>
+            <w:vAlign w:val="center"/>
+          </w:tcPr>
+          <w:p>
+            <w:r>
+              <w:rPr>
+                <w:sz w:val="11"/>
+              </w:rPr>
+              <w:t>59</w:t>
+            </w:r>
+          </w:p>
+        </w:tc>
+      </w:tr>
+      <w:tr>
+        <w:tc>
+          <w:tcPr>
+            <w:tcW w:type="dxa" w:w="1440"/>
+            <w:vAlign w:val="center"/>
+          </w:tcPr>
+          <w:p>
+            <w:r>
+              <w:rPr>
+                <w:sz w:val="11"/>
+              </w:rPr>
+              <w:t>heart_decs_history</w:t>
+            </w:r>
+          </w:p>
+        </w:tc>
+        <w:tc>
+          <w:tcPr>
+            <w:tcW w:type="dxa" w:w="1440"/>
+            <w:vAlign w:val="center"/>
+          </w:tcPr>
+          <w:p>
+            <w:r>
+              <w:rPr>
+                <w:sz w:val="11"/>
+              </w:rPr>
+              <w:t>heart_disease_history</w:t>
+            </w:r>
+          </w:p>
+        </w:tc>
+        <w:tc>
+          <w:tcPr>
+            <w:tcW w:type="dxa" w:w="1440"/>
+            <w:vAlign w:val="center"/>
+          </w:tcPr>
+          <w:p>
+            <w:r>
+              <w:rPr>
+                <w:sz w:val="11"/>
+              </w:rPr>
+              <w:t>binary categorical</w:t>
+            </w:r>
+          </w:p>
+        </w:tc>
+        <w:tc>
+          <w:tcPr>
+            <w:tcW w:type="dxa" w:w="1440"/>
+            <w:vAlign w:val="center"/>
+          </w:tcPr>
+          <w:p>
+            <w:r>
+              <w:rPr>
+                <w:sz w:val="11"/>
+              </w:rPr>
+              <w:t>frequency bar chart</w:t>
+            </w:r>
+          </w:p>
+        </w:tc>
+        <w:tc>
+          <w:tcPr>
+            <w:tcW w:type="dxa" w:w="1440"/>
+            <w:vAlign w:val="center"/>
+          </w:tcPr>
+          <w:p>
+            <w:r>
+              <w:rPr>
+                <w:sz w:val="11"/>
+              </w:rPr>
+              <w:t>0</w:t>
+            </w:r>
+          </w:p>
+        </w:tc>
+        <w:tc>
+          <w:tcPr>
+            <w:tcW w:type="dxa" w:w="1440"/>
+            <w:vAlign w:val="center"/>
+          </w:tcPr>
+          <w:p>
+            <w:r>
+              <w:rPr>
+                <w:sz w:val="11"/>
+              </w:rPr>
+              <w:t>2</w:t>
+            </w:r>
+          </w:p>
+        </w:tc>
+      </w:tr>
+      <w:tr>
+        <w:tc>
+          <w:tcPr>
+            <w:tcW w:type="dxa" w:w="1440"/>
+            <w:vAlign w:val="center"/>
+          </w:tcPr>
+          <w:p>
+            <w:r>
+              <w:rPr>
+                <w:sz w:val="11"/>
+              </w:rPr>
+              <w:t>other_major_decs_history</w:t>
+            </w:r>
+          </w:p>
+        </w:tc>
+        <w:tc>
+          <w:tcPr>
+            <w:tcW w:type="dxa" w:w="1440"/>
+            <w:vAlign w:val="center"/>
+          </w:tcPr>
+          <w:p>
+            <w:r>
+              <w:rPr>
+                <w:sz w:val="11"/>
+              </w:rPr>
+              <w:t>other_major_disease_history</w:t>
+            </w:r>
+          </w:p>
+        </w:tc>
+        <w:tc>
+          <w:tcPr>
+            <w:tcW w:type="dxa" w:w="1440"/>
+            <w:vAlign w:val="center"/>
+          </w:tcPr>
+          <w:p>
+            <w:r>
+              <w:rPr>
+                <w:sz w:val="11"/>
+              </w:rPr>
+              <w:t>binary categorical</w:t>
+            </w:r>
+          </w:p>
+        </w:tc>
+        <w:tc>
+          <w:tcPr>
+            <w:tcW w:type="dxa" w:w="1440"/>
+            <w:vAlign w:val="center"/>
+          </w:tcPr>
+          <w:p>
+            <w:r>
+              <w:rPr>
+                <w:sz w:val="11"/>
+              </w:rPr>
+              <w:t>frequency bar chart</w:t>
+            </w:r>
+          </w:p>
+        </w:tc>
+        <w:tc>
+          <w:tcPr>
+            <w:tcW w:type="dxa" w:w="1440"/>
+            <w:vAlign w:val="center"/>
+          </w:tcPr>
+          <w:p>
+            <w:r>
+              <w:rPr>
+                <w:sz w:val="11"/>
+              </w:rPr>
+              <w:t>0</w:t>
+            </w:r>
+          </w:p>
+        </w:tc>
+        <w:tc>
+          <w:tcPr>
+            <w:tcW w:type="dxa" w:w="1440"/>
+            <w:vAlign w:val="center"/>
+          </w:tcPr>
+          <w:p>
+            <w:r>
+              <w:rPr>
+                <w:sz w:val="11"/>
+              </w:rPr>
+              <w:t>2</w:t>
+            </w:r>
+          </w:p>
+        </w:tc>
+      </w:tr>
+      <w:tr>
+        <w:tc>
+          <w:tcPr>
+            <w:tcW w:type="dxa" w:w="1440"/>
+            <w:vAlign w:val="center"/>
+          </w:tcPr>
+          <w:p>
+            <w:r>
+              <w:rPr>
+                <w:sz w:val="11"/>
+              </w:rPr>
+              <w:t>Gender</w:t>
+            </w:r>
+          </w:p>
+        </w:tc>
+        <w:tc>
+          <w:tcPr>
+            <w:tcW w:type="dxa" w:w="1440"/>
+            <w:vAlign w:val="center"/>
+          </w:tcPr>
+          <w:p>
+            <w:r>
+              <w:rPr>
+                <w:sz w:val="11"/>
+              </w:rPr>
+              <w:t>Gender</w:t>
+            </w:r>
+          </w:p>
+        </w:tc>
+        <w:tc>
+          <w:tcPr>
+            <w:tcW w:type="dxa" w:w="1440"/>
+            <w:vAlign w:val="center"/>
+          </w:tcPr>
+          <w:p>
+            <w:r>
+              <w:rPr>
+                <w:sz w:val="11"/>
+              </w:rPr>
+              <w:t>nominal categorical</w:t>
+            </w:r>
+          </w:p>
+        </w:tc>
+        <w:tc>
+          <w:tcPr>
+            <w:tcW w:type="dxa" w:w="1440"/>
+            <w:vAlign w:val="center"/>
+          </w:tcPr>
+          <w:p>
+            <w:r>
+              <w:rPr>
+                <w:sz w:val="11"/>
+              </w:rPr>
+              <w:t>frequency bar chart</w:t>
+            </w:r>
+          </w:p>
+        </w:tc>
+        <w:tc>
+          <w:tcPr>
+            <w:tcW w:type="dxa" w:w="1440"/>
+            <w:vAlign w:val="center"/>
+          </w:tcPr>
+          <w:p>
+            <w:r>
+              <w:rPr>
+                <w:sz w:val="11"/>
+              </w:rPr>
+              <w:t>0</w:t>
+            </w:r>
+          </w:p>
+        </w:tc>
+        <w:tc>
+          <w:tcPr>
+            <w:tcW w:type="dxa" w:w="1440"/>
+            <w:vAlign w:val="center"/>
+          </w:tcPr>
+          <w:p>
+            <w:r>
+              <w:rPr>
+                <w:sz w:val="11"/>
+              </w:rPr>
+              <w:t>2</w:t>
+            </w:r>
+          </w:p>
+        </w:tc>
+      </w:tr>
+      <w:tr>
+        <w:tc>
+          <w:tcPr>
+            <w:tcW w:type="dxa" w:w="1440"/>
+            <w:vAlign w:val="center"/>
+          </w:tcPr>
+          <w:p>
+            <w:r>
+              <w:rPr>
+                <w:sz w:val="11"/>
+              </w:rPr>
+              <w:t>avg_glucose_level</w:t>
+            </w:r>
+          </w:p>
+        </w:tc>
+        <w:tc>
+          <w:tcPr>
+            <w:tcW w:type="dxa" w:w="1440"/>
+            <w:vAlign w:val="center"/>
+          </w:tcPr>
+          <w:p>
+            <w:r>
+              <w:rPr>
+                <w:sz w:val="11"/>
+              </w:rPr>
+              <w:t>avg_glucose_level</w:t>
+            </w:r>
+          </w:p>
+        </w:tc>
+        <w:tc>
+          <w:tcPr>
+            <w:tcW w:type="dxa" w:w="1440"/>
+            <w:vAlign w:val="center"/>
+          </w:tcPr>
+          <w:p>
+            <w:r>
+              <w:rPr>
+                <w:sz w:val="11"/>
+              </w:rPr>
+              <w:t>continuous numeric</w:t>
+            </w:r>
+          </w:p>
+        </w:tc>
+        <w:tc>
+          <w:tcPr>
+            <w:tcW w:type="dxa" w:w="1440"/>
+            <w:vAlign w:val="center"/>
+          </w:tcPr>
+          <w:p>
+            <w:r>
+              <w:rPr>
+                <w:sz w:val="11"/>
+              </w:rPr>
+              <w:t>histogram and boxplot</w:t>
+            </w:r>
+          </w:p>
+        </w:tc>
+        <w:tc>
+          <w:tcPr>
+            <w:tcW w:type="dxa" w:w="1440"/>
+            <w:vAlign w:val="center"/>
+          </w:tcPr>
+          <w:p>
+            <w:r>
+              <w:rPr>
+                <w:sz w:val="11"/>
+              </w:rPr>
+              <w:t>0</w:t>
+            </w:r>
+          </w:p>
+        </w:tc>
+        <w:tc>
+          <w:tcPr>
+            <w:tcW w:type="dxa" w:w="1440"/>
+            <w:vAlign w:val="center"/>
+          </w:tcPr>
+          <w:p>
+            <w:r>
+              <w:rPr>
+                <w:sz w:val="11"/>
+              </w:rPr>
+              <w:t>221</w:t>
+            </w:r>
+          </w:p>
+        </w:tc>
+      </w:tr>
+      <w:tr>
+        <w:tc>
+          <w:tcPr>
+            <w:tcW w:type="dxa" w:w="1440"/>
+            <w:vAlign w:val="center"/>
+          </w:tcPr>
+          <w:p>
+            <w:r>
+              <w:rPr>
+                <w:sz w:val="11"/>
+              </w:rPr>
+              <w:t>bmi</w:t>
+            </w:r>
+          </w:p>
+        </w:tc>
+        <w:tc>
+          <w:tcPr>
+            <w:tcW w:type="dxa" w:w="1440"/>
+            <w:vAlign w:val="center"/>
+          </w:tcPr>
+          <w:p>
+            <w:r>
+              <w:rPr>
+                <w:sz w:val="11"/>
+              </w:rPr>
+              <w:t>bmi</w:t>
+            </w:r>
+          </w:p>
+        </w:tc>
+        <w:tc>
+          <w:tcPr>
+            <w:tcW w:type="dxa" w:w="1440"/>
+            <w:vAlign w:val="center"/>
+          </w:tcPr>
+          <w:p>
+            <w:r>
+              <w:rPr>
+                <w:sz w:val="11"/>
+              </w:rPr>
+              <w:t>continuous numeric</w:t>
+            </w:r>
+          </w:p>
+        </w:tc>
+        <w:tc>
+          <w:tcPr>
+            <w:tcW w:type="dxa" w:w="1440"/>
+            <w:vAlign w:val="center"/>
+          </w:tcPr>
+          <w:p>
+            <w:r>
+              <w:rPr>
+                <w:sz w:val="11"/>
+              </w:rPr>
+              <w:t>histogram and boxplot</w:t>
+            </w:r>
+          </w:p>
+        </w:tc>
+        <w:tc>
+          <w:tcPr>
+            <w:tcW w:type="dxa" w:w="1440"/>
+            <w:vAlign w:val="center"/>
+          </w:tcPr>
+          <w:p>
+            <w:r>
+              <w:rPr>
+                <w:sz w:val="11"/>
+              </w:rPr>
+              <w:t>990</w:t>
+            </w:r>
+          </w:p>
+        </w:tc>
+        <w:tc>
+          <w:tcPr>
+            <w:tcW w:type="dxa" w:w="1440"/>
+            <w:vAlign w:val="center"/>
+          </w:tcPr>
+          <w:p>
+            <w:r>
+              <w:rPr>
+                <w:sz w:val="11"/>
+              </w:rPr>
+              <w:t>465</w:t>
+            </w:r>
+          </w:p>
+        </w:tc>
+      </w:tr>
+      <w:tr>
+        <w:tc>
+          <w:tcPr>
+            <w:tcW w:type="dxa" w:w="1440"/>
+            <w:vAlign w:val="center"/>
+          </w:tcPr>
+          <w:p>
+            <w:r>
+              <w:rPr>
+                <w:sz w:val="11"/>
+              </w:rPr>
+              <w:t>smoking_status</w:t>
+            </w:r>
+          </w:p>
+        </w:tc>
+        <w:tc>
+          <w:tcPr>
+            <w:tcW w:type="dxa" w:w="1440"/>
+            <w:vAlign w:val="center"/>
+          </w:tcPr>
+          <w:p>
+            <w:r>
+              <w:rPr>
+                <w:sz w:val="11"/>
+              </w:rPr>
+              <w:t>smoking_status</w:t>
+            </w:r>
+          </w:p>
+        </w:tc>
+        <w:tc>
+          <w:tcPr>
+            <w:tcW w:type="dxa" w:w="1440"/>
+            <w:vAlign w:val="center"/>
+          </w:tcPr>
+          <w:p>
+            <w:r>
+              <w:rPr>
+                <w:sz w:val="11"/>
+              </w:rPr>
+              <w:t>nominal categorical</w:t>
+            </w:r>
+          </w:p>
+        </w:tc>
+        <w:tc>
+          <w:tcPr>
+            <w:tcW w:type="dxa" w:w="1440"/>
+            <w:vAlign w:val="center"/>
+          </w:tcPr>
+          <w:p>
+            <w:r>
+              <w:rPr>
+                <w:sz w:val="11"/>
+              </w:rPr>
+              <w:t>frequency bar chart</w:t>
+            </w:r>
+          </w:p>
+        </w:tc>
+        <w:tc>
+          <w:tcPr>
+            <w:tcW w:type="dxa" w:w="1440"/>
+            <w:vAlign w:val="center"/>
+          </w:tcPr>
+          <w:p>
+            <w:r>
+              <w:rPr>
+                <w:sz w:val="11"/>
+              </w:rPr>
+              <w:t>0</w:t>
+            </w:r>
+          </w:p>
+        </w:tc>
+        <w:tc>
+          <w:tcPr>
+            <w:tcW w:type="dxa" w:w="1440"/>
+            <w:vAlign w:val="center"/>
+          </w:tcPr>
+          <w:p>
+            <w:r>
+              <w:rPr>
+                <w:sz w:val="11"/>
+              </w:rPr>
+              <w:t>4</w:t>
+            </w:r>
+          </w:p>
+        </w:tc>
+      </w:tr>
+      <w:tr>
+        <w:tc>
+          <w:tcPr>
+            <w:tcW w:type="dxa" w:w="1440"/>
+            <w:vAlign w:val="center"/>
+          </w:tcPr>
+          <w:p>
+            <w:r>
+              <w:rPr>
+                <w:sz w:val="11"/>
+              </w:rPr>
+              <w:t>Year_last_admitted</w:t>
+            </w:r>
+          </w:p>
+        </w:tc>
+        <w:tc>
+          <w:tcPr>
+            <w:tcW w:type="dxa" w:w="1440"/>
+            <w:vAlign w:val="center"/>
+          </w:tcPr>
+          <w:p>
+            <w:r>
+              <w:rPr>
+                <w:sz w:val="11"/>
+              </w:rPr>
+              <w:t>Year_last_admitted</w:t>
+            </w:r>
+          </w:p>
+        </w:tc>
+        <w:tc>
+          <w:tcPr>
+            <w:tcW w:type="dxa" w:w="1440"/>
+            <w:vAlign w:val="center"/>
+          </w:tcPr>
+          <w:p>
+            <w:r>
+              <w:rPr>
+                <w:sz w:val="11"/>
+              </w:rPr>
+              <w:t>numeric with structural missingness</w:t>
+            </w:r>
+          </w:p>
+        </w:tc>
+        <w:tc>
+          <w:tcPr>
+            <w:tcW w:type="dxa" w:w="1440"/>
+            <w:vAlign w:val="center"/>
+          </w:tcPr>
+          <w:p>
+            <w:r>
+              <w:rPr>
+                <w:sz w:val="11"/>
+              </w:rPr>
+              <w:t>frequency bar chart</w:t>
+            </w:r>
+          </w:p>
+        </w:tc>
+        <w:tc>
+          <w:tcPr>
+            <w:tcW w:type="dxa" w:w="1440"/>
+            <w:vAlign w:val="center"/>
+          </w:tcPr>
+          <w:p>
+            <w:r>
+              <w:rPr>
+                <w:sz w:val="11"/>
+              </w:rPr>
+              <w:t>11881</w:t>
+            </w:r>
+          </w:p>
+        </w:tc>
+        <w:tc>
+          <w:tcPr>
+            <w:tcW w:type="dxa" w:w="1440"/>
+            <w:vAlign w:val="center"/>
+          </w:tcPr>
+          <w:p>
+            <w:r>
+              <w:rPr>
+                <w:sz w:val="11"/>
+              </w:rPr>
+              <w:t>29</w:t>
+            </w:r>
+          </w:p>
+        </w:tc>
+      </w:tr>
+      <w:tr>
+        <w:tc>
+          <w:tcPr>
+            <w:tcW w:type="dxa" w:w="1440"/>
+            <w:vAlign w:val="center"/>
+          </w:tcPr>
+          <w:p>
+            <w:r>
+              <w:rPr>
+                <w:sz w:val="11"/>
+              </w:rPr>
+              <w:t>Location</w:t>
+            </w:r>
+          </w:p>
+        </w:tc>
+        <w:tc>
+          <w:tcPr>
+            <w:tcW w:type="dxa" w:w="1440"/>
+            <w:vAlign w:val="center"/>
+          </w:tcPr>
+          <w:p>
+            <w:r>
+              <w:rPr>
+                <w:sz w:val="11"/>
+              </w:rPr>
+              <w:t>Location</w:t>
+            </w:r>
+          </w:p>
+        </w:tc>
+        <w:tc>
+          <w:tcPr>
+            <w:tcW w:type="dxa" w:w="1440"/>
+            <w:vAlign w:val="center"/>
+          </w:tcPr>
+          <w:p>
+            <w:r>
+              <w:rPr>
+                <w:sz w:val="11"/>
+              </w:rPr>
+              <w:t>nominal categorical</w:t>
+            </w:r>
+          </w:p>
+        </w:tc>
+        <w:tc>
+          <w:tcPr>
+            <w:tcW w:type="dxa" w:w="1440"/>
+            <w:vAlign w:val="center"/>
+          </w:tcPr>
+          <w:p>
+            <w:r>
+              <w:rPr>
+                <w:sz w:val="11"/>
+              </w:rPr>
+              <w:t>frequency bar chart</w:t>
+            </w:r>
+          </w:p>
+        </w:tc>
+        <w:tc>
+          <w:tcPr>
+            <w:tcW w:type="dxa" w:w="1440"/>
+            <w:vAlign w:val="center"/>
+          </w:tcPr>
+          <w:p>
+            <w:r>
+              <w:rPr>
+                <w:sz w:val="11"/>
+              </w:rPr>
+              <w:t>0</w:t>
+            </w:r>
+          </w:p>
+        </w:tc>
+        <w:tc>
+          <w:tcPr>
+            <w:tcW w:type="dxa" w:w="1440"/>
+            <w:vAlign w:val="center"/>
+          </w:tcPr>
+          <w:p>
+            <w:r>
+              <w:rPr>
+                <w:sz w:val="11"/>
+              </w:rPr>
+              <w:t>15</w:t>
+            </w:r>
+          </w:p>
+        </w:tc>
+      </w:tr>
+      <w:tr>
+        <w:tc>
+          <w:tcPr>
+            <w:tcW w:type="dxa" w:w="1440"/>
+            <w:vAlign w:val="center"/>
+          </w:tcPr>
+          <w:p>
+            <w:r>
+              <w:rPr>
+                <w:sz w:val="11"/>
+              </w:rPr>
+              <w:t>weight</w:t>
+            </w:r>
+          </w:p>
+        </w:tc>
+        <w:tc>
+          <w:tcPr>
+            <w:tcW w:type="dxa" w:w="1440"/>
+            <w:vAlign w:val="center"/>
+          </w:tcPr>
+          <w:p>
+            <w:r>
+              <w:rPr>
+                <w:sz w:val="11"/>
+              </w:rPr>
+              <w:t>weight</w:t>
+            </w:r>
+          </w:p>
+        </w:tc>
+        <w:tc>
+          <w:tcPr>
+            <w:tcW w:type="dxa" w:w="1440"/>
+            <w:vAlign w:val="center"/>
+          </w:tcPr>
+          <w:p>
+            <w:r>
+              <w:rPr>
+                <w:sz w:val="11"/>
+              </w:rPr>
+              <w:t>continuous numeric</w:t>
+            </w:r>
+          </w:p>
+        </w:tc>
+        <w:tc>
+          <w:tcPr>
+            <w:tcW w:type="dxa" w:w="1440"/>
+            <w:vAlign w:val="center"/>
+          </w:tcPr>
+          <w:p>
+            <w:r>
+              <w:rPr>
+                <w:sz w:val="11"/>
+              </w:rPr>
+              <w:t>histogram and boxplot</w:t>
+            </w:r>
+          </w:p>
+        </w:tc>
+        <w:tc>
+          <w:tcPr>
+            <w:tcW w:type="dxa" w:w="1440"/>
+            <w:vAlign w:val="center"/>
+          </w:tcPr>
+          <w:p>
+            <w:r>
+              <w:rPr>
+                <w:sz w:val="11"/>
+              </w:rPr>
+              <w:t>0</w:t>
+            </w:r>
+          </w:p>
+        </w:tc>
+        <w:tc>
+          <w:tcPr>
+            <w:tcW w:type="dxa" w:w="1440"/>
+            <w:vAlign w:val="center"/>
+          </w:tcPr>
+          <w:p>
+            <w:r>
+              <w:rPr>
+                <w:sz w:val="11"/>
+              </w:rPr>
+              <w:t>45</w:t>
+            </w:r>
+          </w:p>
+        </w:tc>
+      </w:tr>
+      <w:tr>
+        <w:tc>
+          <w:tcPr>
+            <w:tcW w:type="dxa" w:w="1440"/>
+            <w:vAlign w:val="center"/>
+          </w:tcPr>
+          <w:p>
+            <w:r>
+              <w:rPr>
+                <w:sz w:val="11"/>
+              </w:rPr>
+              <w:t>covered_by_any_other_company</w:t>
+            </w:r>
+          </w:p>
+        </w:tc>
+        <w:tc>
+          <w:tcPr>
+            <w:tcW w:type="dxa" w:w="1440"/>
+            <w:vAlign w:val="center"/>
+          </w:tcPr>
+          <w:p>
+            <w:r>
+              <w:rPr>
+                <w:sz w:val="11"/>
+              </w:rPr>
+              <w:t>covered_by_any_other_company</w:t>
+            </w:r>
+          </w:p>
+        </w:tc>
+        <w:tc>
+          <w:tcPr>
+            <w:tcW w:type="dxa" w:w="1440"/>
+            <w:vAlign w:val="center"/>
+          </w:tcPr>
+          <w:p>
+            <w:r>
+              <w:rPr>
+                <w:sz w:val="11"/>
+              </w:rPr>
+              <w:t>nominal categorical</w:t>
+            </w:r>
+          </w:p>
+        </w:tc>
+        <w:tc>
+          <w:tcPr>
+            <w:tcW w:type="dxa" w:w="1440"/>
+            <w:vAlign w:val="center"/>
+          </w:tcPr>
+          <w:p>
+            <w:r>
+              <w:rPr>
+                <w:sz w:val="11"/>
+              </w:rPr>
+              <w:t>frequency bar chart</w:t>
+            </w:r>
+          </w:p>
+        </w:tc>
+        <w:tc>
+          <w:tcPr>
+            <w:tcW w:type="dxa" w:w="1440"/>
+            <w:vAlign w:val="center"/>
+          </w:tcPr>
+          <w:p>
+            <w:r>
+              <w:rPr>
+                <w:sz w:val="11"/>
+              </w:rPr>
+              <w:t>0</w:t>
+            </w:r>
+          </w:p>
+        </w:tc>
+        <w:tc>
+          <w:tcPr>
+            <w:tcW w:type="dxa" w:w="1440"/>
+            <w:vAlign w:val="center"/>
+          </w:tcPr>
+          <w:p>
+            <w:r>
+              <w:rPr>
+                <w:sz w:val="11"/>
+              </w:rPr>
+              <w:t>2</w:t>
+            </w:r>
+          </w:p>
+        </w:tc>
+      </w:tr>
+      <w:tr>
+        <w:tc>
+          <w:tcPr>
+            <w:tcW w:type="dxa" w:w="1440"/>
+            <w:vAlign w:val="center"/>
+          </w:tcPr>
+          <w:p>
+            <w:r>
+              <w:rPr>
+                <w:sz w:val="11"/>
+              </w:rPr>
+              <w:t>Alcohol</w:t>
+            </w:r>
+          </w:p>
+        </w:tc>
+        <w:tc>
+          <w:tcPr>
+            <w:tcW w:type="dxa" w:w="1440"/>
+            <w:vAlign w:val="center"/>
+          </w:tcPr>
+          <w:p>
+            <w:r>
+              <w:rPr>
+                <w:sz w:val="11"/>
+              </w:rPr>
+              <w:t>Alcohol</w:t>
+            </w:r>
+          </w:p>
+        </w:tc>
+        <w:tc>
+          <w:tcPr>
+            <w:tcW w:type="dxa" w:w="1440"/>
+            <w:vAlign w:val="center"/>
+          </w:tcPr>
+          <w:p>
+            <w:r>
+              <w:rPr>
+                <w:sz w:val="11"/>
+              </w:rPr>
+              <w:t>nominal categorical</w:t>
+            </w:r>
+          </w:p>
+        </w:tc>
+        <w:tc>
+          <w:tcPr>
+            <w:tcW w:type="dxa" w:w="1440"/>
+            <w:vAlign w:val="center"/>
+          </w:tcPr>
+          <w:p>
+            <w:r>
+              <w:rPr>
+                <w:sz w:val="11"/>
+              </w:rPr>
+              <w:t>frequency bar chart</w:t>
+            </w:r>
+          </w:p>
+        </w:tc>
+        <w:tc>
+          <w:tcPr>
+            <w:tcW w:type="dxa" w:w="1440"/>
+            <w:vAlign w:val="center"/>
+          </w:tcPr>
+          <w:p>
+            <w:r>
+              <w:rPr>
+                <w:sz w:val="11"/>
+              </w:rPr>
+              <w:t>0</w:t>
+            </w:r>
+          </w:p>
+        </w:tc>
+        <w:tc>
+          <w:tcPr>
+            <w:tcW w:type="dxa" w:w="1440"/>
+            <w:vAlign w:val="center"/>
+          </w:tcPr>
+          <w:p>
+            <w:r>
+              <w:rPr>
+                <w:sz w:val="11"/>
+              </w:rPr>
+              <w:t>3</w:t>
+            </w:r>
+          </w:p>
+        </w:tc>
+      </w:tr>
+      <w:tr>
+        <w:tc>
+          <w:tcPr>
+            <w:tcW w:type="dxa" w:w="1440"/>
+            <w:vAlign w:val="center"/>
+          </w:tcPr>
+          <w:p>
+            <w:r>
+              <w:rPr>
+                <w:sz w:val="11"/>
+              </w:rPr>
+              <w:t>exercise</w:t>
+            </w:r>
+          </w:p>
+        </w:tc>
+        <w:tc>
+          <w:tcPr>
+            <w:tcW w:type="dxa" w:w="1440"/>
+            <w:vAlign w:val="center"/>
+          </w:tcPr>
+          <w:p>
+            <w:r>
+              <w:rPr>
+                <w:sz w:val="11"/>
+              </w:rPr>
+              <w:t>exercise</w:t>
+            </w:r>
+          </w:p>
+        </w:tc>
+        <w:tc>
+          <w:tcPr>
+            <w:tcW w:type="dxa" w:w="1440"/>
+            <w:vAlign w:val="center"/>
+          </w:tcPr>
+          <w:p>
+            <w:r>
+              <w:rPr>
+                <w:sz w:val="11"/>
+              </w:rPr>
+              <w:t>nominal categorical</w:t>
+            </w:r>
+          </w:p>
+        </w:tc>
+        <w:tc>
+          <w:tcPr>
+            <w:tcW w:type="dxa" w:w="1440"/>
+            <w:vAlign w:val="center"/>
+          </w:tcPr>
+          <w:p>
+            <w:r>
+              <w:rPr>
+                <w:sz w:val="11"/>
+              </w:rPr>
+              <w:t>frequency bar chart</w:t>
+            </w:r>
+          </w:p>
+        </w:tc>
+        <w:tc>
+          <w:tcPr>
+            <w:tcW w:type="dxa" w:w="1440"/>
+            <w:vAlign w:val="center"/>
+          </w:tcPr>
+          <w:p>
+            <w:r>
+              <w:rPr>
+                <w:sz w:val="11"/>
+              </w:rPr>
+              <w:t>0</w:t>
+            </w:r>
+          </w:p>
+        </w:tc>
+        <w:tc>
+          <w:tcPr>
+            <w:tcW w:type="dxa" w:w="1440"/>
+            <w:vAlign w:val="center"/>
+          </w:tcPr>
+          <w:p>
+            <w:r>
+              <w:rPr>
+                <w:sz w:val="11"/>
+              </w:rPr>
+              <w:t>3</w:t>
+            </w:r>
+          </w:p>
+        </w:tc>
+      </w:tr>
+      <w:tr>
+        <w:tc>
+          <w:tcPr>
+            <w:tcW w:type="dxa" w:w="1440"/>
+            <w:vAlign w:val="center"/>
+          </w:tcPr>
+          <w:p>
+            <w:r>
+              <w:rPr>
+                <w:sz w:val="11"/>
+              </w:rPr>
+              <w:t>weight_change_in_last_one_year</w:t>
+            </w:r>
+          </w:p>
+        </w:tc>
+        <w:tc>
+          <w:tcPr>
+            <w:tcW w:type="dxa" w:w="1440"/>
+            <w:vAlign w:val="center"/>
+          </w:tcPr>
+          <w:p>
+            <w:r>
+              <w:rPr>
+                <w:sz w:val="11"/>
+              </w:rPr>
+              <w:t>weight_change_in_last_one_year</w:t>
+            </w:r>
+          </w:p>
+        </w:tc>
+        <w:tc>
+          <w:tcPr>
+            <w:tcW w:type="dxa" w:w="1440"/>
+            <w:vAlign w:val="center"/>
+          </w:tcPr>
+          <w:p>
+            <w:r>
+              <w:rPr>
+                <w:sz w:val="11"/>
+              </w:rPr>
+              <w:t>ordinal discrete numeric</w:t>
+            </w:r>
+          </w:p>
+        </w:tc>
+        <w:tc>
+          <w:tcPr>
+            <w:tcW w:type="dxa" w:w="1440"/>
+            <w:vAlign w:val="center"/>
+          </w:tcPr>
+          <w:p>
+            <w:r>
+              <w:rPr>
+                <w:sz w:val="11"/>
+              </w:rPr>
+              <w:t>frequency bar chart</w:t>
+            </w:r>
+          </w:p>
+        </w:tc>
+        <w:tc>
+          <w:tcPr>
+            <w:tcW w:type="dxa" w:w="1440"/>
+            <w:vAlign w:val="center"/>
+          </w:tcPr>
+          <w:p>
+            <w:r>
+              <w:rPr>
+                <w:sz w:val="11"/>
+              </w:rPr>
+              <w:t>0</w:t>
+            </w:r>
+          </w:p>
+        </w:tc>
+        <w:tc>
+          <w:tcPr>
+            <w:tcW w:type="dxa" w:w="1440"/>
+            <w:vAlign w:val="center"/>
+          </w:tcPr>
+          <w:p>
+            <w:r>
+              <w:rPr>
+                <w:sz w:val="11"/>
+              </w:rPr>
+              <w:t>7</w:t>
+            </w:r>
+          </w:p>
+        </w:tc>
+      </w:tr>
+      <w:tr>
+        <w:tc>
+          <w:tcPr>
+            <w:tcW w:type="dxa" w:w="1440"/>
+            <w:vAlign w:val="center"/>
+          </w:tcPr>
+          <w:p>
+            <w:r>
+              <w:rPr>
+                <w:sz w:val="11"/>
+              </w:rPr>
+              <w:t>fat_percentage</w:t>
+            </w:r>
+          </w:p>
+        </w:tc>
+        <w:tc>
+          <w:tcPr>
+            <w:tcW w:type="dxa" w:w="1440"/>
+            <w:vAlign w:val="center"/>
+          </w:tcPr>
+          <w:p>
+            <w:r>
+              <w:rPr>
+                <w:sz w:val="11"/>
+              </w:rPr>
+              <w:t>fat_percentage</w:t>
+            </w:r>
+          </w:p>
+        </w:tc>
+        <w:tc>
+          <w:tcPr>
+            <w:tcW w:type="dxa" w:w="1440"/>
+            <w:vAlign w:val="center"/>
+          </w:tcPr>
+          <w:p>
+            <w:r>
+              <w:rPr>
+                <w:sz w:val="11"/>
+              </w:rPr>
+              <w:t>continuous numeric</w:t>
+            </w:r>
+          </w:p>
+        </w:tc>
+        <w:tc>
+          <w:tcPr>
+            <w:tcW w:type="dxa" w:w="1440"/>
+            <w:vAlign w:val="center"/>
+          </w:tcPr>
+          <w:p>
+            <w:r>
+              <w:rPr>
+                <w:sz w:val="11"/>
+              </w:rPr>
+              <w:t>histogram and boxplot</w:t>
+            </w:r>
+          </w:p>
+        </w:tc>
+        <w:tc>
+          <w:tcPr>
+            <w:tcW w:type="dxa" w:w="1440"/>
+            <w:vAlign w:val="center"/>
+          </w:tcPr>
+          <w:p>
+            <w:r>
+              <w:rPr>
+                <w:sz w:val="11"/>
+              </w:rPr>
+              <w:t>0</w:t>
+            </w:r>
+          </w:p>
+        </w:tc>
+        <w:tc>
+          <w:tcPr>
+            <w:tcW w:type="dxa" w:w="1440"/>
+            <w:vAlign w:val="center"/>
+          </w:tcPr>
+          <w:p>
+            <w:r>
+              <w:rPr>
+                <w:sz w:val="11"/>
+              </w:rPr>
+              <w:t>32</w:t>
+            </w:r>
+          </w:p>
+        </w:tc>
+      </w:tr>
+      <w:tr>
+        <w:tc>
+          <w:tcPr>
+            <w:tcW w:type="dxa" w:w="1440"/>
+            <w:vAlign w:val="center"/>
+          </w:tcPr>
+          <w:p>
+            <w:r>
+              <w:rPr>
+                <w:sz w:val="11"/>
+              </w:rPr>
+              <w:t>insurance_cost</w:t>
+            </w:r>
+          </w:p>
+        </w:tc>
+        <w:tc>
+          <w:tcPr>
+            <w:tcW w:type="dxa" w:w="1440"/>
+            <w:vAlign w:val="center"/>
+          </w:tcPr>
+          <w:p>
+            <w:r>
+              <w:rPr>
+                <w:sz w:val="11"/>
+              </w:rPr>
+              <w:t>insurance_cost</w:t>
+            </w:r>
+          </w:p>
+        </w:tc>
+        <w:tc>
+          <w:tcPr>
+            <w:tcW w:type="dxa" w:w="1440"/>
+            <w:vAlign w:val="center"/>
+          </w:tcPr>
+          <w:p>
+            <w:r>
+              <w:rPr>
+                <w:sz w:val="11"/>
+              </w:rPr>
+              <w:t>discrete numeric quote grid / regression target</w:t>
+            </w:r>
+          </w:p>
+        </w:tc>
+        <w:tc>
+          <w:tcPr>
+            <w:tcW w:type="dxa" w:w="1440"/>
+            <w:vAlign w:val="center"/>
+          </w:tcPr>
+          <w:p>
+            <w:r>
+              <w:rPr>
+                <w:sz w:val="11"/>
+              </w:rPr>
+              <w:t>target histogram with KDE</w:t>
+            </w:r>
+          </w:p>
+        </w:tc>
+        <w:tc>
+          <w:tcPr>
+            <w:tcW w:type="dxa" w:w="1440"/>
+            <w:vAlign w:val="center"/>
+          </w:tcPr>
+          <w:p>
+            <w:r>
+              <w:rPr>
+                <w:sz w:val="11"/>
+              </w:rPr>
+              <w:t>0</w:t>
+            </w:r>
+          </w:p>
+        </w:tc>
+        <w:tc>
+          <w:tcPr>
+            <w:tcW w:type="dxa" w:w="1440"/>
+            <w:vAlign w:val="center"/>
+          </w:tcPr>
+          <w:p>
+            <w:r>
+              <w:rPr>
+                <w:sz w:val="11"/>
+              </w:rPr>
+              <w:t>54</w:t>
+            </w:r>
+          </w:p>
+        </w:tc>
+      </w:tr>
+    </w:tbl>
+    <w:p/>
+    <w:p>
+      <w:pPr>
+        <w:pStyle w:val="Heading3"/>
+      </w:pPr>
+      <w:r>
+        <w:t>Univariate plot: applicant_id</w:t>
+      </w:r>
+    </w:p>
+    <w:p>
+      <w:pPr>
+        <w:jc w:val="center"/>
+      </w:pPr>
+      <w:r>
+        <w:drawing>
+          <wp:inline xmlns:a="http://schemas.openxmlformats.org/drawingml/2006/main" xmlns:pic="http://schemas.openxmlformats.org/drawingml/2006/picture">
+            <wp:extent cx="5303520" cy="3049106"/>
+            <wp:docPr id="15" name="Picture 15"/>
+            <wp:cNvGraphicFramePr>
+              <a:graphicFrameLocks noChangeAspect="1"/>
+            </wp:cNvGraphicFramePr>
+            <a:graphic>
+              <a:graphicData uri="http://schemas.openxmlformats.org/drawingml/2006/picture">
+                <pic:pic>
+                  <pic:nvPicPr>
+                    <pic:cNvPr id="0" name="univariate_applicant_id.png"/>
+                    <pic:cNvPicPr/>
+                  </pic:nvPicPr>
+                  <pic:blipFill>
+                    <a:blip r:embed="rId24"/>
+                    <a:stretch>
+                      <a:fillRect/>
+                    </a:stretch>
+                  </pic:blipFill>
+                  <pic:spPr>
+                    <a:xfrm>
+                      <a:off x="0" y="0"/>
+                      <a:ext cx="5303520" cy="3049106"/>
+                    </a:xfrm>
+                    <a:prstGeom prst="rect"/>
+                  </pic:spPr>
+                </pic:pic>
+              </a:graphicData>
+            </a:graphic>
+          </wp:inline>
+        </w:drawing>
+      </w:r>
+    </w:p>
+    <w:p>
+      <w:pPr>
+        <w:jc w:val="center"/>
+      </w:pPr>
+      <w:r>
+        <w:rPr>
+          <w:i/>
+          <w:color w:val="6B7280"/>
+          <w:sz w:val="17"/>
+        </w:rPr>
+        <w:t>Univariate distribution or frequency for applicant_id.</w:t>
+      </w:r>
+    </w:p>
+    <w:p>
+      <w:r>
+        <w:rPr>
+          <w:b/>
+        </w:rPr>
+        <w:t xml:space="preserve">Technical interpretation: </w:t>
+      </w:r>
+      <w:r>
+        <w:t>`applicant_id` has 25,000 unique values across 25,000 rows and 0 duplicate ID values.</w:t>
+      </w:r>
+    </w:p>
+    <w:p>
+      <w:r>
+        <w:rPr>
+          <w:b/>
+        </w:rPr>
+        <w:t xml:space="preserve">Business interpretation: </w:t>
+      </w:r>
+      <w:r>
+        <w:t>The field is useful for audit traceability only and is excluded from modeling and app input because an identifier does not generalize to new applicants.</w:t>
+      </w:r>
+    </w:p>
+    <w:p>
+      <w:pPr>
+        <w:pStyle w:val="Heading3"/>
+      </w:pPr>
+      <w:r>
+        <w:t>Univariate plot: years_of_insurance_with_us</w:t>
+      </w:r>
+    </w:p>
+    <w:p>
+      <w:pPr>
+        <w:jc w:val="center"/>
+      </w:pPr>
+      <w:r>
+        <w:drawing>
+          <wp:inline xmlns:a="http://schemas.openxmlformats.org/drawingml/2006/main" xmlns:pic="http://schemas.openxmlformats.org/drawingml/2006/picture">
+            <wp:extent cx="5303520" cy="2916936"/>
+            <wp:docPr id="16" name="Picture 16"/>
+            <wp:cNvGraphicFramePr>
+              <a:graphicFrameLocks noChangeAspect="1"/>
+            </wp:cNvGraphicFramePr>
+            <a:graphic>
+              <a:graphicData uri="http://schemas.openxmlformats.org/drawingml/2006/picture">
+                <pic:pic>
+                  <pic:nvPicPr>
+                    <pic:cNvPr id="0" name="univariate_years_of_insurance_with_us.png"/>
+                    <pic:cNvPicPr/>
+                  </pic:nvPicPr>
+                  <pic:blipFill>
+                    <a:blip r:embed="rId25"/>
+                    <a:stretch>
+                      <a:fillRect/>
+                    </a:stretch>
+                  </pic:blipFill>
+                  <pic:spPr>
+                    <a:xfrm>
+                      <a:off x="0" y="0"/>
+                      <a:ext cx="5303520" cy="2916936"/>
+                    </a:xfrm>
+                    <a:prstGeom prst="rect"/>
+                  </pic:spPr>
+                </pic:pic>
+              </a:graphicData>
+            </a:graphic>
+          </wp:inline>
+        </w:drawing>
+      </w:r>
+    </w:p>
+    <w:p>
+      <w:pPr>
+        <w:jc w:val="center"/>
+      </w:pPr>
+      <w:r>
+        <w:rPr>
+          <w:i/>
+          <w:color w:val="6B7280"/>
+          <w:sz w:val="17"/>
+        </w:rPr>
+        <w:t>Univariate distribution or frequency for years_of_insurance_with_us.</w:t>
+      </w:r>
+    </w:p>
+    <w:p>
+      <w:r>
+        <w:rPr>
+          <w:b/>
+        </w:rPr>
+        <w:t xml:space="preserve">Technical interpretation: </w:t>
+      </w:r>
+      <w:r>
+        <w:t>`years_of_insurance_with_us` has 9 non-missing levels and 0 missing values; the most frequent level is `3` at 12.0% of rows.</w:t>
+      </w:r>
+    </w:p>
+    <w:p>
+      <w:r>
+        <w:rPr>
+          <w:b/>
+        </w:rPr>
+        <w:t xml:space="preserve">Business interpretation: </w:t>
+      </w:r>
+      <w:r>
+        <w:t>The frequency view checks whether `years_of_insurance_with_us` is balanced enough for EDA and downstream encoding; the preprocessing action is: validate type, preserve for EDA, and feed through modeling pipeline.</w:t>
+      </w:r>
+    </w:p>
+    <w:p>
+      <w:pPr>
+        <w:pStyle w:val="Heading3"/>
+      </w:pPr>
+      <w:r>
+        <w:t>Univariate plot: regular_checkup_last_year</w:t>
+      </w:r>
+    </w:p>
+    <w:p>
+      <w:pPr>
+        <w:jc w:val="center"/>
+      </w:pPr>
+      <w:r>
+        <w:drawing>
+          <wp:inline xmlns:a="http://schemas.openxmlformats.org/drawingml/2006/main" xmlns:pic="http://schemas.openxmlformats.org/drawingml/2006/picture">
+            <wp:extent cx="5303520" cy="2916936"/>
+            <wp:docPr id="17" name="Picture 17"/>
+            <wp:cNvGraphicFramePr>
+              <a:graphicFrameLocks noChangeAspect="1"/>
+            </wp:cNvGraphicFramePr>
+            <a:graphic>
+              <a:graphicData uri="http://schemas.openxmlformats.org/drawingml/2006/picture">
+                <pic:pic>
+                  <pic:nvPicPr>
+                    <pic:cNvPr id="0" name="univariate_regular_checkup_last_year.png"/>
+                    <pic:cNvPicPr/>
+                  </pic:nvPicPr>
+                  <pic:blipFill>
+                    <a:blip r:embed="rId26"/>
+                    <a:stretch>
+                      <a:fillRect/>
+                    </a:stretch>
+                  </pic:blipFill>
+                  <pic:spPr>
+                    <a:xfrm>
+                      <a:off x="0" y="0"/>
+                      <a:ext cx="5303520" cy="2916936"/>
+                    </a:xfrm>
+                    <a:prstGeom prst="rect"/>
+                  </pic:spPr>
+                </pic:pic>
+              </a:graphicData>
+            </a:graphic>
+          </wp:inline>
+        </w:drawing>
+      </w:r>
+    </w:p>
+    <w:p>
+      <w:pPr>
+        <w:jc w:val="center"/>
+      </w:pPr>
+      <w:r>
+        <w:rPr>
+          <w:i/>
+          <w:color w:val="6B7280"/>
+          <w:sz w:val="17"/>
+        </w:rPr>
+        <w:t>Univariate distribution or frequency for regular_checkup_last_year.</w:t>
+      </w:r>
+    </w:p>
+    <w:p>
+      <w:r>
+        <w:rPr>
+          <w:b/>
+        </w:rPr>
+        <w:t xml:space="preserve">Technical interpretation: </w:t>
+      </w:r>
+      <w:r>
+        <w:t>`regular_checkup_last_year` has 6 non-missing levels and 0 missing values; the most frequent level is `0` at 60.9% of rows.</w:t>
+      </w:r>
+    </w:p>
+    <w:p>
+      <w:r>
+        <w:rPr>
+          <w:b/>
+        </w:rPr>
+        <w:t xml:space="preserve">Business interpretation: </w:t>
+      </w:r>
+      <w:r>
+        <w:t>The frequency view checks whether `regular_checkup_last_year` is balanced enough for EDA and downstream encoding; the preprocessing action is: normalize misspelled source name; preserve numeric/category meaning.</w:t>
+      </w:r>
+    </w:p>
+    <w:p>
+      <w:pPr>
+        <w:pStyle w:val="Heading3"/>
+      </w:pPr>
+      <w:r>
+        <w:t>Univariate plot: adventure_sports</w:t>
+      </w:r>
+    </w:p>
+    <w:p>
+      <w:pPr>
+        <w:jc w:val="center"/>
+      </w:pPr>
+      <w:r>
+        <w:drawing>
+          <wp:inline xmlns:a="http://schemas.openxmlformats.org/drawingml/2006/main" xmlns:pic="http://schemas.openxmlformats.org/drawingml/2006/picture">
+            <wp:extent cx="5303520" cy="2916936"/>
+            <wp:docPr id="18" name="Picture 18"/>
+            <wp:cNvGraphicFramePr>
+              <a:graphicFrameLocks noChangeAspect="1"/>
+            </wp:cNvGraphicFramePr>
+            <a:graphic>
+              <a:graphicData uri="http://schemas.openxmlformats.org/drawingml/2006/picture">
+                <pic:pic>
+                  <pic:nvPicPr>
+                    <pic:cNvPr id="0" name="univariate_adventure_sports.png"/>
+                    <pic:cNvPicPr/>
+                  </pic:nvPicPr>
+                  <pic:blipFill>
+                    <a:blip r:embed="rId27"/>
+                    <a:stretch>
+                      <a:fillRect/>
+                    </a:stretch>
+                  </pic:blipFill>
+                  <pic:spPr>
+                    <a:xfrm>
+                      <a:off x="0" y="0"/>
+                      <a:ext cx="5303520" cy="2916936"/>
+                    </a:xfrm>
+                    <a:prstGeom prst="rect"/>
+                  </pic:spPr>
+                </pic:pic>
+              </a:graphicData>
+            </a:graphic>
+          </wp:inline>
+        </w:drawing>
+      </w:r>
+    </w:p>
+    <w:p>
+      <w:pPr>
+        <w:jc w:val="center"/>
+      </w:pPr>
+      <w:r>
+        <w:rPr>
+          <w:i/>
+          <w:color w:val="6B7280"/>
+          <w:sz w:val="17"/>
+        </w:rPr>
+        <w:t>Univariate distribution or frequency for adventure_sports.</w:t>
+      </w:r>
+    </w:p>
+    <w:p>
+      <w:r>
+        <w:rPr>
+          <w:b/>
+        </w:rPr>
+        <w:t xml:space="preserve">Technical interpretation: </w:t>
+      </w:r>
+      <w:r>
+        <w:t>`adventure_sports` has 2 non-missing levels and 0 missing values; the most frequent level is `0` at 91.8% of rows.</w:t>
+      </w:r>
+    </w:p>
+    <w:p>
+      <w:r>
+        <w:rPr>
+          <w:b/>
+        </w:rPr>
+        <w:t xml:space="preserve">Business interpretation: </w:t>
+      </w:r>
+      <w:r>
+        <w:t>The frequency view checks whether `adventure_sports` is balanced enough for EDA and downstream encoding; the preprocessing action is: validate type, preserve for EDA, and feed through modeling pipeline.</w:t>
+      </w:r>
+    </w:p>
+    <w:p>
+      <w:pPr>
+        <w:pStyle w:val="Heading3"/>
+      </w:pPr>
+      <w:r>
+        <w:t>Univariate plot: Occupation</w:t>
+      </w:r>
+    </w:p>
+    <w:p>
+      <w:pPr>
+        <w:jc w:val="center"/>
+      </w:pPr>
+      <w:r>
+        <w:drawing>
+          <wp:inline xmlns:a="http://schemas.openxmlformats.org/drawingml/2006/main" xmlns:pic="http://schemas.openxmlformats.org/drawingml/2006/picture">
+            <wp:extent cx="5303520" cy="2918857"/>
+            <wp:docPr id="19" name="Picture 19"/>
+            <wp:cNvGraphicFramePr>
+              <a:graphicFrameLocks noChangeAspect="1"/>
+            </wp:cNvGraphicFramePr>
+            <a:graphic>
+              <a:graphicData uri="http://schemas.openxmlformats.org/drawingml/2006/picture">
+                <pic:pic>
+                  <pic:nvPicPr>
+                    <pic:cNvPr id="0" name="univariate_occupation.png"/>
+                    <pic:cNvPicPr/>
+                  </pic:nvPicPr>
+                  <pic:blipFill>
+                    <a:blip r:embed="rId28"/>
+                    <a:stretch>
+                      <a:fillRect/>
+                    </a:stretch>
+                  </pic:blipFill>
+                  <pic:spPr>
+                    <a:xfrm>
+                      <a:off x="0" y="0"/>
+                      <a:ext cx="5303520" cy="2918857"/>
+                    </a:xfrm>
+                    <a:prstGeom prst="rect"/>
+                  </pic:spPr>
+                </pic:pic>
+              </a:graphicData>
+            </a:graphic>
+          </wp:inline>
+        </w:drawing>
+      </w:r>
+    </w:p>
+    <w:p>
+      <w:pPr>
+        <w:jc w:val="center"/>
+      </w:pPr>
+      <w:r>
+        <w:rPr>
+          <w:i/>
+          <w:color w:val="6B7280"/>
+          <w:sz w:val="17"/>
+        </w:rPr>
+        <w:t>Univariate distribution or frequency for Occupation.</w:t>
+      </w:r>
+    </w:p>
+    <w:p>
+      <w:r>
+        <w:rPr>
+          <w:b/>
+        </w:rPr>
+        <w:t xml:space="preserve">Technical interpretation: </w:t>
+      </w:r>
+      <w:r>
+        <w:t>`Occupation` has 3 non-missing levels and 0 missing values; the most frequent level is `Student` at 40.7% of rows.</w:t>
+      </w:r>
+    </w:p>
+    <w:p>
+      <w:r>
+        <w:rPr>
+          <w:b/>
+        </w:rPr>
+        <w:t xml:space="preserve">Business interpretation: </w:t>
+      </w:r>
+      <w:r>
+        <w:t>The frequency view checks whether `Occupation` is balanced enough for EDA and downstream encoding; the preprocessing action is: validate type, preserve for EDA, and feed through modeling pipeline.</w:t>
+      </w:r>
+    </w:p>
+    <w:p>
+      <w:pPr>
+        <w:pStyle w:val="Heading3"/>
+      </w:pPr>
+      <w:r>
+        <w:t>Univariate plot: visited_doctor_last_1_year</w:t>
+      </w:r>
+    </w:p>
+    <w:p>
+      <w:pPr>
+        <w:jc w:val="center"/>
+      </w:pPr>
+      <w:r>
+        <w:drawing>
+          <wp:inline xmlns:a="http://schemas.openxmlformats.org/drawingml/2006/main" xmlns:pic="http://schemas.openxmlformats.org/drawingml/2006/picture">
+            <wp:extent cx="5303520" cy="2918857"/>
+            <wp:docPr id="20" name="Picture 20"/>
+            <wp:cNvGraphicFramePr>
+              <a:graphicFrameLocks noChangeAspect="1"/>
+            </wp:cNvGraphicFramePr>
+            <a:graphic>
+              <a:graphicData uri="http://schemas.openxmlformats.org/drawingml/2006/picture">
+                <pic:pic>
+                  <pic:nvPicPr>
+                    <pic:cNvPr id="0" name="univariate_visited_doctor_last_1_year.png"/>
+                    <pic:cNvPicPr/>
+                  </pic:nvPicPr>
+                  <pic:blipFill>
+                    <a:blip r:embed="rId29"/>
+                    <a:stretch>
+                      <a:fillRect/>
+                    </a:stretch>
+                  </pic:blipFill>
+                  <pic:spPr>
+                    <a:xfrm>
+                      <a:off x="0" y="0"/>
+                      <a:ext cx="5303520" cy="2918857"/>
+                    </a:xfrm>
+                    <a:prstGeom prst="rect"/>
+                  </pic:spPr>
+                </pic:pic>
+              </a:graphicData>
+            </a:graphic>
+          </wp:inline>
+        </w:drawing>
+      </w:r>
+    </w:p>
+    <w:p>
+      <w:pPr>
+        <w:jc w:val="center"/>
+      </w:pPr>
+      <w:r>
+        <w:rPr>
+          <w:i/>
+          <w:color w:val="6B7280"/>
+          <w:sz w:val="17"/>
+        </w:rPr>
+        <w:t>Univariate distribution or frequency for visited_doctor_last_1_year.</w:t>
+      </w:r>
+    </w:p>
+    <w:p>
+      <w:r>
+        <w:rPr>
+          <w:b/>
+        </w:rPr>
+        <w:t xml:space="preserve">Technical interpretation: </w:t>
+      </w:r>
+      <w:r>
+        <w:t>`visited_doctor_last_1_year` has 12 non-missing levels and 0 missing values; the most frequent level is `2` at 34.7% of rows.</w:t>
+      </w:r>
+    </w:p>
+    <w:p>
+      <w:r>
+        <w:rPr>
+          <w:b/>
+        </w:rPr>
+        <w:t xml:space="preserve">Business interpretation: </w:t>
+      </w:r>
+      <w:r>
+        <w:t>The frequency view checks whether `visited_doctor_last_1_year` is balanced enough for EDA and downstream encoding; the preprocessing action is: validate type, preserve for EDA, and feed through modeling pipeline.</w:t>
+      </w:r>
+    </w:p>
+    <w:p>
+      <w:pPr>
+        <w:pStyle w:val="Heading3"/>
+      </w:pPr>
+      <w:r>
+        <w:t>Univariate plot: cholesterol_level</w:t>
+      </w:r>
+    </w:p>
+    <w:p>
+      <w:pPr>
+        <w:jc w:val="center"/>
+      </w:pPr>
+      <w:r>
+        <w:drawing>
+          <wp:inline xmlns:a="http://schemas.openxmlformats.org/drawingml/2006/main" xmlns:pic="http://schemas.openxmlformats.org/drawingml/2006/picture">
+            <wp:extent cx="5303520" cy="2918857"/>
+            <wp:docPr id="21" name="Picture 21"/>
+            <wp:cNvGraphicFramePr>
+              <a:graphicFrameLocks noChangeAspect="1"/>
+            </wp:cNvGraphicFramePr>
+            <a:graphic>
+              <a:graphicData uri="http://schemas.openxmlformats.org/drawingml/2006/picture">
+                <pic:pic>
+                  <pic:nvPicPr>
+                    <pic:cNvPr id="0" name="univariate_cholesterol_level.png"/>
+                    <pic:cNvPicPr/>
+                  </pic:nvPicPr>
+                  <pic:blipFill>
+                    <a:blip r:embed="rId30"/>
+                    <a:stretch>
+                      <a:fillRect/>
+                    </a:stretch>
+                  </pic:blipFill>
+                  <pic:spPr>
+                    <a:xfrm>
+                      <a:off x="0" y="0"/>
+                      <a:ext cx="5303520" cy="2918857"/>
+                    </a:xfrm>
+                    <a:prstGeom prst="rect"/>
+                  </pic:spPr>
+                </pic:pic>
+              </a:graphicData>
+            </a:graphic>
+          </wp:inline>
+        </w:drawing>
+      </w:r>
+    </w:p>
+    <w:p>
+      <w:pPr>
+        <w:jc w:val="center"/>
+      </w:pPr>
+      <w:r>
+        <w:rPr>
+          <w:i/>
+          <w:color w:val="6B7280"/>
+          <w:sz w:val="17"/>
+        </w:rPr>
+        <w:t>Univariate distribution or frequency for cholesterol_level.</w:t>
+      </w:r>
+    </w:p>
+    <w:p>
+      <w:r>
+        <w:rPr>
+          <w:b/>
+        </w:rPr>
+        <w:t xml:space="preserve">Technical interpretation: </w:t>
+      </w:r>
+      <w:r>
+        <w:t>`cholesterol_level` has 5 non-missing levels and 0 missing values; the most frequent level is `150 to 175` at 35.1% of rows.</w:t>
+      </w:r>
+    </w:p>
+    <w:p>
+      <w:r>
+        <w:rPr>
+          <w:b/>
+        </w:rPr>
+        <w:t xml:space="preserve">Business interpretation: </w:t>
+      </w:r>
+      <w:r>
+        <w:t>The frequency view checks whether `cholesterol_level` is balanced enough for EDA and downstream encoding; the preprocessing action is: retain ordinal category and engineer cholesterol midpoint.</w:t>
+      </w:r>
+    </w:p>
+    <w:p>
+      <w:pPr>
+        <w:pStyle w:val="Heading3"/>
+      </w:pPr>
+      <w:r>
+        <w:t>Univariate plot: daily_avg_steps</w:t>
+      </w:r>
+    </w:p>
+    <w:p>
+      <w:pPr>
+        <w:jc w:val="center"/>
+      </w:pPr>
+      <w:r>
+        <w:drawing>
+          <wp:inline xmlns:a="http://schemas.openxmlformats.org/drawingml/2006/main" xmlns:pic="http://schemas.openxmlformats.org/drawingml/2006/picture">
+            <wp:extent cx="5303520" cy="2178873"/>
+            <wp:docPr id="22" name="Picture 22"/>
+            <wp:cNvGraphicFramePr>
+              <a:graphicFrameLocks noChangeAspect="1"/>
+            </wp:cNvGraphicFramePr>
+            <a:graphic>
+              <a:graphicData uri="http://schemas.openxmlformats.org/drawingml/2006/picture">
+                <pic:pic>
+                  <pic:nvPicPr>
+                    <pic:cNvPr id="0" name="univariate_daily_avg_steps.png"/>
+                    <pic:cNvPicPr/>
+                  </pic:nvPicPr>
+                  <pic:blipFill>
+                    <a:blip r:embed="rId31"/>
+                    <a:stretch>
+                      <a:fillRect/>
+                    </a:stretch>
+                  </pic:blipFill>
+                  <pic:spPr>
+                    <a:xfrm>
+                      <a:off x="0" y="0"/>
+                      <a:ext cx="5303520" cy="2178873"/>
+                    </a:xfrm>
+                    <a:prstGeom prst="rect"/>
+                  </pic:spPr>
+                </pic:pic>
+              </a:graphicData>
+            </a:graphic>
+          </wp:inline>
+        </w:drawing>
+      </w:r>
+    </w:p>
+    <w:p>
+      <w:pPr>
+        <w:jc w:val="center"/>
+      </w:pPr>
+      <w:r>
+        <w:rPr>
+          <w:i/>
+          <w:color w:val="6B7280"/>
+          <w:sz w:val="17"/>
+        </w:rPr>
+        <w:t>Univariate distribution or frequency for daily_avg_steps.</w:t>
+      </w:r>
+    </w:p>
+    <w:p>
+      <w:r>
+        <w:rPr>
+          <w:b/>
+        </w:rPr>
+        <w:t xml:space="preserve">Technical interpretation: </w:t>
+      </w:r>
+      <w:r>
+        <w:t>`daily_avg_steps` is numeric with 4,914 unique values, median 5,089.00, range 2,034.00 to 11,255.00, and 0 missing values.</w:t>
+      </w:r>
+    </w:p>
+    <w:p>
+      <w:r>
+        <w:rPr>
+          <w:b/>
+        </w:rPr>
+        <w:t xml:space="preserve">Business interpretation: </w:t>
+      </w:r>
+      <w:r>
+        <w:t>The distribution documents the applicant spread for `daily_avg_steps` before modeling; the preprocessing action is: validate type, preserve for EDA, and feed through modeling pipeline.</w:t>
+      </w:r>
+    </w:p>
+    <w:p>
+      <w:pPr>
+        <w:pStyle w:val="Heading3"/>
+      </w:pPr>
+      <w:r>
+        <w:t>Univariate plot: age</w:t>
+      </w:r>
+    </w:p>
+    <w:p>
+      <w:pPr>
+        <w:jc w:val="center"/>
+      </w:pPr>
+      <w:r>
+        <w:drawing>
+          <wp:inline xmlns:a="http://schemas.openxmlformats.org/drawingml/2006/main" xmlns:pic="http://schemas.openxmlformats.org/drawingml/2006/picture">
+            <wp:extent cx="5303520" cy="2183098"/>
+            <wp:docPr id="23" name="Picture 23"/>
+            <wp:cNvGraphicFramePr>
+              <a:graphicFrameLocks noChangeAspect="1"/>
+            </wp:cNvGraphicFramePr>
+            <a:graphic>
+              <a:graphicData uri="http://schemas.openxmlformats.org/drawingml/2006/picture">
+                <pic:pic>
+                  <pic:nvPicPr>
+                    <pic:cNvPr id="0" name="univariate_age.png"/>
+                    <pic:cNvPicPr/>
+                  </pic:nvPicPr>
+                  <pic:blipFill>
+                    <a:blip r:embed="rId32"/>
+                    <a:stretch>
+                      <a:fillRect/>
+                    </a:stretch>
+                  </pic:blipFill>
+                  <pic:spPr>
+                    <a:xfrm>
+                      <a:off x="0" y="0"/>
+                      <a:ext cx="5303520" cy="2183098"/>
+                    </a:xfrm>
+                    <a:prstGeom prst="rect"/>
+                  </pic:spPr>
+                </pic:pic>
+              </a:graphicData>
+            </a:graphic>
+          </wp:inline>
+        </w:drawing>
+      </w:r>
+    </w:p>
+    <w:p>
+      <w:pPr>
+        <w:jc w:val="center"/>
+      </w:pPr>
+      <w:r>
+        <w:rPr>
+          <w:i/>
+          <w:color w:val="6B7280"/>
+          <w:sz w:val="17"/>
+        </w:rPr>
+        <w:t>Univariate distribution or frequency for age.</w:t>
+      </w:r>
+    </w:p>
+    <w:p>
+      <w:r>
+        <w:rPr>
+          <w:b/>
+        </w:rPr>
+        <w:t xml:space="preserve">Technical interpretation: </w:t>
+      </w:r>
+      <w:r>
+        <w:t>`age` is numeric with 59 unique values, median 45.00, range 16.00 to 74.00, and 0 missing values.</w:t>
+      </w:r>
+    </w:p>
+    <w:p>
+      <w:r>
+        <w:rPr>
+          <w:b/>
+        </w:rPr>
+        <w:t xml:space="preserve">Business interpretation: </w:t>
+      </w:r>
+      <w:r>
+        <w:t>The distribution documents the applicant spread for `age` before modeling; the preprocessing action is: validate type, preserve for EDA, and feed through modeling pipeline.</w:t>
+      </w:r>
+    </w:p>
+    <w:p>
+      <w:pPr>
+        <w:pStyle w:val="Heading3"/>
+      </w:pPr>
+      <w:r>
+        <w:t>Univariate plot: heart_disease_history</w:t>
+      </w:r>
+    </w:p>
+    <w:p>
+      <w:pPr>
+        <w:jc w:val="center"/>
+      </w:pPr>
+      <w:r>
+        <w:drawing>
+          <wp:inline xmlns:a="http://schemas.openxmlformats.org/drawingml/2006/main" xmlns:pic="http://schemas.openxmlformats.org/drawingml/2006/picture">
+            <wp:extent cx="5303520" cy="2916936"/>
+            <wp:docPr id="24" name="Picture 24"/>
+            <wp:cNvGraphicFramePr>
+              <a:graphicFrameLocks noChangeAspect="1"/>
+            </wp:cNvGraphicFramePr>
+            <a:graphic>
+              <a:graphicData uri="http://schemas.openxmlformats.org/drawingml/2006/picture">
+                <pic:pic>
+                  <pic:nvPicPr>
+                    <pic:cNvPr id="0" name="univariate_heart_disease_history.png"/>
+                    <pic:cNvPicPr/>
+                  </pic:nvPicPr>
+                  <pic:blipFill>
+                    <a:blip r:embed="rId33"/>
+                    <a:stretch>
+                      <a:fillRect/>
+                    </a:stretch>
+                  </pic:blipFill>
+                  <pic:spPr>
+                    <a:xfrm>
+                      <a:off x="0" y="0"/>
+                      <a:ext cx="5303520" cy="2916936"/>
+                    </a:xfrm>
+                    <a:prstGeom prst="rect"/>
+                  </pic:spPr>
+                </pic:pic>
+              </a:graphicData>
+            </a:graphic>
+          </wp:inline>
+        </w:drawing>
+      </w:r>
+    </w:p>
+    <w:p>
+      <w:pPr>
+        <w:jc w:val="center"/>
+      </w:pPr>
+      <w:r>
+        <w:rPr>
+          <w:i/>
+          <w:color w:val="6B7280"/>
+          <w:sz w:val="17"/>
+        </w:rPr>
+        <w:t>Univariate distribution or frequency for heart_disease_history.</w:t>
+      </w:r>
+    </w:p>
+    <w:p>
+      <w:r>
+        <w:rPr>
+          <w:b/>
+        </w:rPr>
+        <w:t xml:space="preserve">Technical interpretation: </w:t>
+      </w:r>
+      <w:r>
+        <w:t>`heart_disease_history` has 2 non-missing levels and 0 missing values; the most frequent level is `0` at 94.5% of rows.</w:t>
+      </w:r>
+    </w:p>
+    <w:p>
+      <w:r>
+        <w:rPr>
+          <w:b/>
+        </w:rPr>
+        <w:t xml:space="preserve">Business interpretation: </w:t>
+      </w:r>
+      <w:r>
+        <w:t>The frequency view checks whether `heart_disease_history` is balanced enough for EDA and downstream encoding; the preprocessing action is: normalize misspelled source name; preserve numeric/category meaning.</w:t>
+      </w:r>
+    </w:p>
+    <w:p>
+      <w:pPr>
+        <w:pStyle w:val="Heading3"/>
+      </w:pPr>
+      <w:r>
+        <w:t>Univariate plot: other_major_disease_history</w:t>
+      </w:r>
+    </w:p>
+    <w:p>
+      <w:pPr>
+        <w:jc w:val="center"/>
+      </w:pPr>
+      <w:r>
+        <w:drawing>
+          <wp:inline xmlns:a="http://schemas.openxmlformats.org/drawingml/2006/main" xmlns:pic="http://schemas.openxmlformats.org/drawingml/2006/picture">
+            <wp:extent cx="5303520" cy="2916936"/>
+            <wp:docPr id="25" name="Picture 25"/>
+            <wp:cNvGraphicFramePr>
+              <a:graphicFrameLocks noChangeAspect="1"/>
+            </wp:cNvGraphicFramePr>
+            <a:graphic>
+              <a:graphicData uri="http://schemas.openxmlformats.org/drawingml/2006/picture">
+                <pic:pic>
+                  <pic:nvPicPr>
+                    <pic:cNvPr id="0" name="univariate_other_major_disease_history.png"/>
+                    <pic:cNvPicPr/>
+                  </pic:nvPicPr>
+                  <pic:blipFill>
+                    <a:blip r:embed="rId34"/>
+                    <a:stretch>
+                      <a:fillRect/>
+                    </a:stretch>
+                  </pic:blipFill>
+                  <pic:spPr>
+                    <a:xfrm>
+                      <a:off x="0" y="0"/>
+                      <a:ext cx="5303520" cy="2916936"/>
+                    </a:xfrm>
+                    <a:prstGeom prst="rect"/>
+                  </pic:spPr>
+                </pic:pic>
+              </a:graphicData>
+            </a:graphic>
+          </wp:inline>
+        </w:drawing>
+      </w:r>
+    </w:p>
+    <w:p>
+      <w:pPr>
+        <w:jc w:val="center"/>
+      </w:pPr>
+      <w:r>
+        <w:rPr>
+          <w:i/>
+          <w:color w:val="6B7280"/>
+          <w:sz w:val="17"/>
+        </w:rPr>
+        <w:t>Univariate distribution or frequency for other_major_disease_history.</w:t>
+      </w:r>
+    </w:p>
+    <w:p>
+      <w:r>
+        <w:rPr>
+          <w:b/>
+        </w:rPr>
+        <w:t xml:space="preserve">Technical interpretation: </w:t>
+      </w:r>
+      <w:r>
+        <w:t>`other_major_disease_history` has 2 non-missing levels and 0 missing values; the most frequent level is `0` at 90.2% of rows.</w:t>
+      </w:r>
+    </w:p>
+    <w:p>
+      <w:r>
+        <w:rPr>
+          <w:b/>
+        </w:rPr>
+        <w:t xml:space="preserve">Business interpretation: </w:t>
+      </w:r>
+      <w:r>
+        <w:t>The frequency view checks whether `other_major_disease_history` is balanced enough for EDA and downstream encoding; the preprocessing action is: normalize misspelled source name; preserve numeric/category meaning.</w:t>
+      </w:r>
+    </w:p>
+    <w:p>
+      <w:pPr>
+        <w:pStyle w:val="Heading3"/>
+      </w:pPr>
+      <w:r>
+        <w:t>Univariate plot: Gender</w:t>
+      </w:r>
+    </w:p>
+    <w:p>
+      <w:pPr>
+        <w:jc w:val="center"/>
+      </w:pPr>
+      <w:r>
+        <w:drawing>
+          <wp:inline xmlns:a="http://schemas.openxmlformats.org/drawingml/2006/main" xmlns:pic="http://schemas.openxmlformats.org/drawingml/2006/picture">
+            <wp:extent cx="5303520" cy="2922348"/>
+            <wp:docPr id="26" name="Picture 26"/>
+            <wp:cNvGraphicFramePr>
+              <a:graphicFrameLocks noChangeAspect="1"/>
+            </wp:cNvGraphicFramePr>
+            <a:graphic>
+              <a:graphicData uri="http://schemas.openxmlformats.org/drawingml/2006/picture">
+                <pic:pic>
+                  <pic:nvPicPr>
+                    <pic:cNvPr id="0" name="univariate_gender.png"/>
+                    <pic:cNvPicPr/>
+                  </pic:nvPicPr>
+                  <pic:blipFill>
+                    <a:blip r:embed="rId35"/>
+                    <a:stretch>
+                      <a:fillRect/>
+                    </a:stretch>
+                  </pic:blipFill>
+                  <pic:spPr>
+                    <a:xfrm>
+                      <a:off x="0" y="0"/>
+                      <a:ext cx="5303520" cy="2922348"/>
+                    </a:xfrm>
+                    <a:prstGeom prst="rect"/>
+                  </pic:spPr>
+                </pic:pic>
+              </a:graphicData>
+            </a:graphic>
+          </wp:inline>
+        </w:drawing>
+      </w:r>
+    </w:p>
+    <w:p>
+      <w:pPr>
+        <w:jc w:val="center"/>
+      </w:pPr>
+      <w:r>
+        <w:rPr>
+          <w:i/>
+          <w:color w:val="6B7280"/>
+          <w:sz w:val="17"/>
+        </w:rPr>
+        <w:t>Univariate distribution or frequency for Gender.</w:t>
+      </w:r>
+    </w:p>
+    <w:p>
+      <w:r>
+        <w:rPr>
+          <w:b/>
+        </w:rPr>
+        <w:t xml:space="preserve">Technical interpretation: </w:t>
+      </w:r>
+      <w:r>
+        <w:t>`Gender` has 2 non-missing levels and 0 missing values; the most frequent level is `Male` at 65.7% of rows.</w:t>
+      </w:r>
+    </w:p>
+    <w:p>
+      <w:r>
+        <w:rPr>
+          <w:b/>
+        </w:rPr>
+        <w:t xml:space="preserve">Business interpretation: </w:t>
+      </w:r>
+      <w:r>
+        <w:t>The frequency view checks whether `Gender` is balanced enough for EDA and downstream encoding; the preprocessing action is: validate type, preserve for EDA, and feed through modeling pipeline.</w:t>
+      </w:r>
+    </w:p>
+    <w:p>
+      <w:pPr>
+        <w:pStyle w:val="Heading3"/>
+      </w:pPr>
+      <w:r>
+        <w:t>Univariate plot: avg_glucose_level</w:t>
+      </w:r>
+    </w:p>
+    <w:p>
+      <w:pPr>
+        <w:jc w:val="center"/>
+      </w:pPr>
+      <w:r>
+        <w:drawing>
+          <wp:inline xmlns:a="http://schemas.openxmlformats.org/drawingml/2006/main" xmlns:pic="http://schemas.openxmlformats.org/drawingml/2006/picture">
+            <wp:extent cx="5303520" cy="2178873"/>
+            <wp:docPr id="27" name="Picture 27"/>
+            <wp:cNvGraphicFramePr>
+              <a:graphicFrameLocks noChangeAspect="1"/>
+            </wp:cNvGraphicFramePr>
+            <a:graphic>
+              <a:graphicData uri="http://schemas.openxmlformats.org/drawingml/2006/picture">
+                <pic:pic>
+                  <pic:nvPicPr>
+                    <pic:cNvPr id="0" name="univariate_avg_glucose_level.png"/>
+                    <pic:cNvPicPr/>
+                  </pic:nvPicPr>
+                  <pic:blipFill>
+                    <a:blip r:embed="rId36"/>
+                    <a:stretch>
+                      <a:fillRect/>
+                    </a:stretch>
+                  </pic:blipFill>
+                  <pic:spPr>
+                    <a:xfrm>
+                      <a:off x="0" y="0"/>
+                      <a:ext cx="5303520" cy="2178873"/>
+                    </a:xfrm>
+                    <a:prstGeom prst="rect"/>
+                  </pic:spPr>
+                </pic:pic>
+              </a:graphicData>
+            </a:graphic>
+          </wp:inline>
+        </w:drawing>
+      </w:r>
+    </w:p>
+    <w:p>
+      <w:pPr>
+        <w:jc w:val="center"/>
+      </w:pPr>
+      <w:r>
+        <w:rPr>
+          <w:i/>
+          <w:color w:val="6B7280"/>
+          <w:sz w:val="17"/>
+        </w:rPr>
+        <w:t>Univariate distribution or frequency for avg_glucose_level.</w:t>
+      </w:r>
+    </w:p>
+    <w:p>
+      <w:r>
+        <w:rPr>
+          <w:b/>
+        </w:rPr>
+        <w:t xml:space="preserve">Technical interpretation: </w:t>
+      </w:r>
+      <w:r>
+        <w:t>`avg_glucose_level` is numeric with 221 unique values, median 168.00, range 57.00 to 277.00, and 0 missing values.</w:t>
+      </w:r>
+    </w:p>
+    <w:p>
+      <w:r>
+        <w:rPr>
+          <w:b/>
+        </w:rPr>
+        <w:t xml:space="preserve">Business interpretation: </w:t>
+      </w:r>
+      <w:r>
+        <w:t>The distribution documents the applicant spread for `avg_glucose_level` before modeling; the preprocessing action is: validate type, preserve for EDA, and feed through modeling pipeline.</w:t>
+      </w:r>
+    </w:p>
+    <w:p>
+      <w:pPr>
+        <w:pStyle w:val="Heading3"/>
+      </w:pPr>
+      <w:r>
+        <w:t>Univariate plot: bmi</w:t>
+      </w:r>
+    </w:p>
+    <w:p>
+      <w:pPr>
+        <w:jc w:val="center"/>
+      </w:pPr>
+      <w:r>
+        <w:drawing>
+          <wp:inline xmlns:a="http://schemas.openxmlformats.org/drawingml/2006/main" xmlns:pic="http://schemas.openxmlformats.org/drawingml/2006/picture">
+            <wp:extent cx="5303520" cy="2181866"/>
+            <wp:docPr id="28" name="Picture 28"/>
+            <wp:cNvGraphicFramePr>
+              <a:graphicFrameLocks noChangeAspect="1"/>
+            </wp:cNvGraphicFramePr>
+            <a:graphic>
+              <a:graphicData uri="http://schemas.openxmlformats.org/drawingml/2006/picture">
+                <pic:pic>
+                  <pic:nvPicPr>
+                    <pic:cNvPr id="0" name="univariate_bmi.png"/>
+                    <pic:cNvPicPr/>
+                  </pic:nvPicPr>
+                  <pic:blipFill>
+                    <a:blip r:embed="rId37"/>
+                    <a:stretch>
+                      <a:fillRect/>
+                    </a:stretch>
+                  </pic:blipFill>
+                  <pic:spPr>
+                    <a:xfrm>
+                      <a:off x="0" y="0"/>
+                      <a:ext cx="5303520" cy="2181866"/>
+                    </a:xfrm>
+                    <a:prstGeom prst="rect"/>
+                  </pic:spPr>
+                </pic:pic>
+              </a:graphicData>
+            </a:graphic>
+          </wp:inline>
+        </w:drawing>
+      </w:r>
+    </w:p>
+    <w:p>
+      <w:pPr>
+        <w:jc w:val="center"/>
+      </w:pPr>
+      <w:r>
+        <w:rPr>
+          <w:i/>
+          <w:color w:val="6B7280"/>
+          <w:sz w:val="17"/>
+        </w:rPr>
+        <w:t>Univariate distribution or frequency for bmi.</w:t>
+      </w:r>
+    </w:p>
+    <w:p>
+      <w:r>
+        <w:rPr>
+          <w:b/>
+        </w:rPr>
+        <w:t xml:space="preserve">Technical interpretation: </w:t>
+      </w:r>
+      <w:r>
+        <w:t>`bmi` is numeric with 465 unique values, median 30.50, range 12.30 to 100.60, and 990 missing values.</w:t>
+      </w:r>
+    </w:p>
+    <w:p>
+      <w:r>
+        <w:rPr>
+          <w:b/>
+        </w:rPr>
+        <w:t xml:space="preserve">Business interpretation: </w:t>
+      </w:r>
+      <w:r>
+        <w:t>The distribution documents the applicant spread for `bmi` before modeling; the preprocessing action is: create missingness flag; impute using train-fitted median logic.</w:t>
+      </w:r>
+    </w:p>
+    <w:p>
+      <w:pPr>
+        <w:pStyle w:val="Heading3"/>
+      </w:pPr>
+      <w:r>
+        <w:t>Univariate plot: smoking_status</w:t>
+      </w:r>
+    </w:p>
+    <w:p>
+      <w:pPr>
+        <w:jc w:val="center"/>
+      </w:pPr>
+      <w:r>
+        <w:drawing>
+          <wp:inline xmlns:a="http://schemas.openxmlformats.org/drawingml/2006/main" xmlns:pic="http://schemas.openxmlformats.org/drawingml/2006/picture">
+            <wp:extent cx="5303520" cy="2918857"/>
+            <wp:docPr id="29" name="Picture 29"/>
+            <wp:cNvGraphicFramePr>
+              <a:graphicFrameLocks noChangeAspect="1"/>
+            </wp:cNvGraphicFramePr>
+            <a:graphic>
+              <a:graphicData uri="http://schemas.openxmlformats.org/drawingml/2006/picture">
+                <pic:pic>
+                  <pic:nvPicPr>
+                    <pic:cNvPr id="0" name="univariate_smoking_status.png"/>
+                    <pic:cNvPicPr/>
+                  </pic:nvPicPr>
+                  <pic:blipFill>
+                    <a:blip r:embed="rId38"/>
+                    <a:stretch>
+                      <a:fillRect/>
+                    </a:stretch>
+                  </pic:blipFill>
+                  <pic:spPr>
+                    <a:xfrm>
+                      <a:off x="0" y="0"/>
+                      <a:ext cx="5303520" cy="2918857"/>
+                    </a:xfrm>
+                    <a:prstGeom prst="rect"/>
+                  </pic:spPr>
+                </pic:pic>
+              </a:graphicData>
+            </a:graphic>
+          </wp:inline>
+        </w:drawing>
+      </w:r>
+    </w:p>
+    <w:p>
+      <w:pPr>
+        <w:jc w:val="center"/>
+      </w:pPr>
+      <w:r>
+        <w:rPr>
+          <w:i/>
+          <w:color w:val="6B7280"/>
+          <w:sz w:val="17"/>
+        </w:rPr>
+        <w:t>Univariate distribution or frequency for smoking_status.</w:t>
+      </w:r>
+    </w:p>
+    <w:p>
+      <w:r>
+        <w:rPr>
+          <w:b/>
+        </w:rPr>
+        <w:t xml:space="preserve">Technical interpretation: </w:t>
+      </w:r>
+      <w:r>
+        <w:t>`smoking_status` has 4 non-missing levels and 0 missing values; the most frequent level is `never smoked` at 37.0% of rows.</w:t>
+      </w:r>
+    </w:p>
+    <w:p>
+      <w:r>
+        <w:rPr>
+          <w:b/>
+        </w:rPr>
+        <w:t xml:space="preserve">Business interpretation: </w:t>
+      </w:r>
+      <w:r>
+        <w:t>The frequency view checks whether `smoking_status` is balanced enough for EDA and downstream encoding; the preprocessing action is: validate type, preserve for EDA, and feed through modeling pipeline.</w:t>
+      </w:r>
+    </w:p>
+    <w:p>
+      <w:pPr>
+        <w:pStyle w:val="Heading3"/>
+      </w:pPr>
+      <w:r>
+        <w:t>Univariate plot: Year_last_admitted</w:t>
+      </w:r>
+    </w:p>
+    <w:p>
+      <w:pPr>
+        <w:jc w:val="center"/>
+      </w:pPr>
+      <w:r>
+        <w:drawing>
+          <wp:inline xmlns:a="http://schemas.openxmlformats.org/drawingml/2006/main" xmlns:pic="http://schemas.openxmlformats.org/drawingml/2006/picture">
+            <wp:extent cx="5303520" cy="2918857"/>
+            <wp:docPr id="30" name="Picture 30"/>
+            <wp:cNvGraphicFramePr>
+              <a:graphicFrameLocks noChangeAspect="1"/>
+            </wp:cNvGraphicFramePr>
+            <a:graphic>
+              <a:graphicData uri="http://schemas.openxmlformats.org/drawingml/2006/picture">
+                <pic:pic>
+                  <pic:nvPicPr>
+                    <pic:cNvPr id="0" name="univariate_year_last_admitted.png"/>
+                    <pic:cNvPicPr/>
+                  </pic:nvPicPr>
+                  <pic:blipFill>
+                    <a:blip r:embed="rId39"/>
+                    <a:stretch>
+                      <a:fillRect/>
+                    </a:stretch>
+                  </pic:blipFill>
+                  <pic:spPr>
+                    <a:xfrm>
+                      <a:off x="0" y="0"/>
+                      <a:ext cx="5303520" cy="2918857"/>
+                    </a:xfrm>
+                    <a:prstGeom prst="rect"/>
+                  </pic:spPr>
+                </pic:pic>
+              </a:graphicData>
+            </a:graphic>
+          </wp:inline>
+        </w:drawing>
+      </w:r>
+    </w:p>
+    <w:p>
+      <w:pPr>
+        <w:jc w:val="center"/>
+      </w:pPr>
+      <w:r>
+        <w:rPr>
+          <w:i/>
+          <w:color w:val="6B7280"/>
+          <w:sz w:val="17"/>
+        </w:rPr>
+        <w:t>Univariate distribution or frequency for Year_last_admitted.</w:t>
+      </w:r>
+    </w:p>
+    <w:p>
+      <w:r>
+        <w:rPr>
+          <w:b/>
+        </w:rPr>
+        <w:t xml:space="preserve">Technical interpretation: </w:t>
+      </w:r>
+      <w:r>
+        <w:t>`Year_last_admitted` has 29 non-missing levels and 11,881 missing values; the most frequent level is `Missing/no known admission` at 47.5% of rows.</w:t>
+      </w:r>
+    </w:p>
+    <w:p>
+      <w:r>
+        <w:rPr>
+          <w:b/>
+        </w:rPr>
+        <w:t xml:space="preserve">Business interpretation: </w:t>
+      </w:r>
+      <w:r>
+        <w:t>The frequency view checks whether `Year_last_admitted` is balanced enough for EDA and downstream encoding; the preprocessing action is: create admission flags/status and recency; keep missingness signal.</w:t>
+      </w:r>
+    </w:p>
+    <w:p>
+      <w:pPr>
+        <w:pStyle w:val="Heading3"/>
+      </w:pPr>
+      <w:r>
+        <w:t>Univariate plot: Location</w:t>
+      </w:r>
+    </w:p>
+    <w:p>
+      <w:pPr>
+        <w:jc w:val="center"/>
+      </w:pPr>
+      <w:r>
+        <w:drawing>
+          <wp:inline xmlns:a="http://schemas.openxmlformats.org/drawingml/2006/main" xmlns:pic="http://schemas.openxmlformats.org/drawingml/2006/picture">
+            <wp:extent cx="5303520" cy="2916936"/>
+            <wp:docPr id="31" name="Picture 31"/>
+            <wp:cNvGraphicFramePr>
+              <a:graphicFrameLocks noChangeAspect="1"/>
+            </wp:cNvGraphicFramePr>
+            <a:graphic>
+              <a:graphicData uri="http://schemas.openxmlformats.org/drawingml/2006/picture">
+                <pic:pic>
+                  <pic:nvPicPr>
+                    <pic:cNvPr id="0" name="univariate_location.png"/>
+                    <pic:cNvPicPr/>
+                  </pic:nvPicPr>
+                  <pic:blipFill>
+                    <a:blip r:embed="rId40"/>
+                    <a:stretch>
+                      <a:fillRect/>
+                    </a:stretch>
+                  </pic:blipFill>
+                  <pic:spPr>
+                    <a:xfrm>
+                      <a:off x="0" y="0"/>
+                      <a:ext cx="5303520" cy="2916936"/>
+                    </a:xfrm>
+                    <a:prstGeom prst="rect"/>
+                  </pic:spPr>
+                </pic:pic>
+              </a:graphicData>
+            </a:graphic>
+          </wp:inline>
+        </w:drawing>
+      </w:r>
+    </w:p>
+    <w:p>
+      <w:pPr>
+        <w:jc w:val="center"/>
+      </w:pPr>
+      <w:r>
+        <w:rPr>
+          <w:i/>
+          <w:color w:val="6B7280"/>
+          <w:sz w:val="17"/>
+        </w:rPr>
+        <w:t>Univariate distribution or frequency for Location.</w:t>
+      </w:r>
+    </w:p>
+    <w:p>
+      <w:r>
+        <w:rPr>
+          <w:b/>
+        </w:rPr>
+        <w:t xml:space="preserve">Technical interpretation: </w:t>
+      </w:r>
+      <w:r>
+        <w:t>`Location` has 15 non-missing levels and 0 missing values; the most frequent level is `Bangalore` at 7.0% of rows.</w:t>
+      </w:r>
+    </w:p>
+    <w:p>
+      <w:r>
+        <w:rPr>
+          <w:b/>
+        </w:rPr>
+        <w:t xml:space="preserve">Business interpretation: </w:t>
+      </w:r>
+      <w:r>
+        <w:t>The frequency view checks whether `Location` is balanced enough for EDA and downstream encoding; the preprocessing action is: validate type, preserve for EDA, and feed through modeling pipeline.</w:t>
+      </w:r>
+    </w:p>
+    <w:p>
+      <w:pPr>
+        <w:pStyle w:val="Heading3"/>
+      </w:pPr>
+      <w:r>
+        <w:t>Univariate plot: weight</w:t>
+      </w:r>
+    </w:p>
+    <w:p>
+      <w:pPr>
+        <w:jc w:val="center"/>
+      </w:pPr>
+      <w:r>
+        <w:drawing>
+          <wp:inline xmlns:a="http://schemas.openxmlformats.org/drawingml/2006/main" xmlns:pic="http://schemas.openxmlformats.org/drawingml/2006/picture">
+            <wp:extent cx="5303520" cy="2181866"/>
+            <wp:docPr id="32" name="Picture 32"/>
+            <wp:cNvGraphicFramePr>
+              <a:graphicFrameLocks noChangeAspect="1"/>
+            </wp:cNvGraphicFramePr>
+            <a:graphic>
+              <a:graphicData uri="http://schemas.openxmlformats.org/drawingml/2006/picture">
+                <pic:pic>
+                  <pic:nvPicPr>
+                    <pic:cNvPr id="0" name="univariate_weight.png"/>
+                    <pic:cNvPicPr/>
+                  </pic:nvPicPr>
+                  <pic:blipFill>
+                    <a:blip r:embed="rId41"/>
+                    <a:stretch>
+                      <a:fillRect/>
+                    </a:stretch>
+                  </pic:blipFill>
+                  <pic:spPr>
+                    <a:xfrm>
+                      <a:off x="0" y="0"/>
+                      <a:ext cx="5303520" cy="2181866"/>
+                    </a:xfrm>
+                    <a:prstGeom prst="rect"/>
+                  </pic:spPr>
+                </pic:pic>
+              </a:graphicData>
+            </a:graphic>
+          </wp:inline>
+        </w:drawing>
+      </w:r>
+    </w:p>
+    <w:p>
+      <w:pPr>
+        <w:jc w:val="center"/>
+      </w:pPr>
+      <w:r>
+        <w:rPr>
+          <w:i/>
+          <w:color w:val="6B7280"/>
+          <w:sz w:val="17"/>
+        </w:rPr>
+        <w:t>Univariate distribution or frequency for weight.</w:t>
+      </w:r>
+    </w:p>
+    <w:p>
+      <w:r>
+        <w:rPr>
+          <w:b/>
+        </w:rPr>
+        <w:t xml:space="preserve">Technical interpretation: </w:t>
+      </w:r>
+      <w:r>
+        <w:t>`weight` is numeric with 45 unique values, median 72.00, range 52.00 to 96.00, and 0 missing values.</w:t>
+      </w:r>
+    </w:p>
+    <w:p>
+      <w:r>
+        <w:rPr>
+          <w:b/>
+        </w:rPr>
+        <w:t xml:space="preserve">Business interpretation: </w:t>
+      </w:r>
+      <w:r>
+        <w:t>The distribution documents the applicant spread for `weight` before modeling; the preprocessing action is: validate type, preserve for EDA, and feed through modeling pipeline.</w:t>
+      </w:r>
+    </w:p>
+    <w:p>
+      <w:pPr>
+        <w:pStyle w:val="Heading3"/>
+      </w:pPr>
+      <w:r>
+        <w:t>Univariate plot: covered_by_any_other_company</w:t>
+      </w:r>
+    </w:p>
+    <w:p>
+      <w:pPr>
+        <w:jc w:val="center"/>
+      </w:pPr>
+      <w:r>
+        <w:drawing>
+          <wp:inline xmlns:a="http://schemas.openxmlformats.org/drawingml/2006/main" xmlns:pic="http://schemas.openxmlformats.org/drawingml/2006/picture">
+            <wp:extent cx="5303520" cy="2918857"/>
+            <wp:docPr id="33" name="Picture 33"/>
+            <wp:cNvGraphicFramePr>
+              <a:graphicFrameLocks noChangeAspect="1"/>
+            </wp:cNvGraphicFramePr>
+            <a:graphic>
+              <a:graphicData uri="http://schemas.openxmlformats.org/drawingml/2006/picture">
+                <pic:pic>
+                  <pic:nvPicPr>
+                    <pic:cNvPr id="0" name="univariate_covered_by_any_other_company.png"/>
+                    <pic:cNvPicPr/>
+                  </pic:nvPicPr>
+                  <pic:blipFill>
+                    <a:blip r:embed="rId42"/>
+                    <a:stretch>
+                      <a:fillRect/>
+                    </a:stretch>
+                  </pic:blipFill>
+                  <pic:spPr>
+                    <a:xfrm>
+                      <a:off x="0" y="0"/>
+                      <a:ext cx="5303520" cy="2918857"/>
+                    </a:xfrm>
+                    <a:prstGeom prst="rect"/>
+                  </pic:spPr>
+                </pic:pic>
+              </a:graphicData>
+            </a:graphic>
+          </wp:inline>
+        </w:drawing>
+      </w:r>
+    </w:p>
+    <w:p>
+      <w:pPr>
+        <w:jc w:val="center"/>
+      </w:pPr>
+      <w:r>
+        <w:rPr>
+          <w:i/>
+          <w:color w:val="6B7280"/>
+          <w:sz w:val="17"/>
+        </w:rPr>
+        <w:t>Univariate distribution or frequency for covered_by_any_other_company.</w:t>
+      </w:r>
+    </w:p>
+    <w:p>
+      <w:r>
+        <w:rPr>
+          <w:b/>
+        </w:rPr>
+        <w:t xml:space="preserve">Technical interpretation: </w:t>
+      </w:r>
+      <w:r>
+        <w:t>`covered_by_any_other_company` has 2 non-missing levels and 0 missing values; the most frequent level is `N` at 69.7% of rows.</w:t>
+      </w:r>
+    </w:p>
+    <w:p>
+      <w:r>
+        <w:rPr>
+          <w:b/>
+        </w:rPr>
+        <w:t xml:space="preserve">Business interpretation: </w:t>
+      </w:r>
+      <w:r>
+        <w:t>The frequency view checks whether `covered_by_any_other_company` is balanced enough for EDA and downstream encoding; the preprocessing action is: validate type, preserve for EDA, and feed through modeling pipeline.</w:t>
+      </w:r>
+    </w:p>
+    <w:p>
+      <w:pPr>
+        <w:pStyle w:val="Heading3"/>
+      </w:pPr>
+      <w:r>
+        <w:t>Univariate plot: Alcohol</w:t>
+      </w:r>
+    </w:p>
+    <w:p>
+      <w:pPr>
+        <w:jc w:val="center"/>
+      </w:pPr>
+      <w:r>
+        <w:drawing>
+          <wp:inline xmlns:a="http://schemas.openxmlformats.org/drawingml/2006/main" xmlns:pic="http://schemas.openxmlformats.org/drawingml/2006/picture">
+            <wp:extent cx="5303520" cy="2920425"/>
+            <wp:docPr id="34" name="Picture 34"/>
+            <wp:cNvGraphicFramePr>
+              <a:graphicFrameLocks noChangeAspect="1"/>
+            </wp:cNvGraphicFramePr>
+            <a:graphic>
+              <a:graphicData uri="http://schemas.openxmlformats.org/drawingml/2006/picture">
+                <pic:pic>
+                  <pic:nvPicPr>
+                    <pic:cNvPr id="0" name="univariate_alcohol.png"/>
+                    <pic:cNvPicPr/>
+                  </pic:nvPicPr>
+                  <pic:blipFill>
+                    <a:blip r:embed="rId43"/>
+                    <a:stretch>
+                      <a:fillRect/>
+                    </a:stretch>
+                  </pic:blipFill>
+                  <pic:spPr>
+                    <a:xfrm>
+                      <a:off x="0" y="0"/>
+                      <a:ext cx="5303520" cy="2920425"/>
+                    </a:xfrm>
+                    <a:prstGeom prst="rect"/>
+                  </pic:spPr>
+                </pic:pic>
+              </a:graphicData>
+            </a:graphic>
+          </wp:inline>
+        </w:drawing>
+      </w:r>
+    </w:p>
+    <w:p>
+      <w:pPr>
+        <w:jc w:val="center"/>
+      </w:pPr>
+      <w:r>
+        <w:rPr>
+          <w:i/>
+          <w:color w:val="6B7280"/>
+          <w:sz w:val="17"/>
+        </w:rPr>
+        <w:t>Univariate distribution or frequency for Alcohol.</w:t>
+      </w:r>
+    </w:p>
+    <w:p>
+      <w:r>
+        <w:rPr>
+          <w:b/>
+        </w:rPr>
+        <w:t xml:space="preserve">Technical interpretation: </w:t>
+      </w:r>
+      <w:r>
+        <w:t>`Alcohol` has 3 non-missing levels and 0 missing values; the most frequent level is `Rare` at 55.0% of rows.</w:t>
+      </w:r>
+    </w:p>
+    <w:p>
+      <w:r>
+        <w:rPr>
+          <w:b/>
+        </w:rPr>
+        <w:t xml:space="preserve">Business interpretation: </w:t>
+      </w:r>
+      <w:r>
+        <w:t>The frequency view checks whether `Alcohol` is balanced enough for EDA and downstream encoding; the preprocessing action is: validate type, preserve for EDA, and feed through modeling pipeline.</w:t>
+      </w:r>
+    </w:p>
+    <w:p>
+      <w:pPr>
+        <w:pStyle w:val="Heading3"/>
+      </w:pPr>
+      <w:r>
+        <w:t>Univariate plot: exercise</w:t>
+      </w:r>
+    </w:p>
+    <w:p>
+      <w:pPr>
+        <w:jc w:val="center"/>
+      </w:pPr>
+      <w:r>
+        <w:drawing>
+          <wp:inline xmlns:a="http://schemas.openxmlformats.org/drawingml/2006/main" xmlns:pic="http://schemas.openxmlformats.org/drawingml/2006/picture">
+            <wp:extent cx="5303520" cy="2920425"/>
+            <wp:docPr id="35" name="Picture 35"/>
+            <wp:cNvGraphicFramePr>
+              <a:graphicFrameLocks noChangeAspect="1"/>
+            </wp:cNvGraphicFramePr>
+            <a:graphic>
+              <a:graphicData uri="http://schemas.openxmlformats.org/drawingml/2006/picture">
+                <pic:pic>
+                  <pic:nvPicPr>
+                    <pic:cNvPr id="0" name="univariate_exercise.png"/>
+                    <pic:cNvPicPr/>
+                  </pic:nvPicPr>
+                  <pic:blipFill>
+                    <a:blip r:embed="rId44"/>
+                    <a:stretch>
+                      <a:fillRect/>
+                    </a:stretch>
+                  </pic:blipFill>
+                  <pic:spPr>
+                    <a:xfrm>
+                      <a:off x="0" y="0"/>
+                      <a:ext cx="5303520" cy="2920425"/>
+                    </a:xfrm>
+                    <a:prstGeom prst="rect"/>
+                  </pic:spPr>
+                </pic:pic>
+              </a:graphicData>
+            </a:graphic>
+          </wp:inline>
+        </w:drawing>
+      </w:r>
+    </w:p>
+    <w:p>
+      <w:pPr>
+        <w:jc w:val="center"/>
+      </w:pPr>
+      <w:r>
+        <w:rPr>
+          <w:i/>
+          <w:color w:val="6B7280"/>
+          <w:sz w:val="17"/>
+        </w:rPr>
+        <w:t>Univariate distribution or frequency for exercise.</w:t>
+      </w:r>
+    </w:p>
+    <w:p>
+      <w:r>
+        <w:rPr>
+          <w:b/>
+        </w:rPr>
+        <w:t xml:space="preserve">Technical interpretation: </w:t>
+      </w:r>
+      <w:r>
+        <w:t>`exercise` has 3 non-missing levels and 0 missing values; the most frequent level is `Moderate` at 58.6% of rows.</w:t>
+      </w:r>
+    </w:p>
+    <w:p>
+      <w:r>
+        <w:rPr>
+          <w:b/>
+        </w:rPr>
+        <w:t xml:space="preserve">Business interpretation: </w:t>
+      </w:r>
+      <w:r>
+        <w:t>The frequency view checks whether `exercise` is balanced enough for EDA and downstream encoding; the preprocessing action is: validate type, preserve for EDA, and feed through modeling pipeline.</w:t>
+      </w:r>
+    </w:p>
+    <w:p>
+      <w:pPr>
+        <w:pStyle w:val="Heading3"/>
+      </w:pPr>
+      <w:r>
+        <w:t>Univariate plot: weight_change_in_last_one_year</w:t>
+      </w:r>
+    </w:p>
+    <w:p>
+      <w:pPr>
+        <w:jc w:val="center"/>
+      </w:pPr>
+      <w:r>
+        <w:drawing>
+          <wp:inline xmlns:a="http://schemas.openxmlformats.org/drawingml/2006/main" xmlns:pic="http://schemas.openxmlformats.org/drawingml/2006/picture">
+            <wp:extent cx="5303520" cy="2916936"/>
+            <wp:docPr id="36" name="Picture 36"/>
+            <wp:cNvGraphicFramePr>
+              <a:graphicFrameLocks noChangeAspect="1"/>
+            </wp:cNvGraphicFramePr>
+            <a:graphic>
+              <a:graphicData uri="http://schemas.openxmlformats.org/drawingml/2006/picture">
+                <pic:pic>
+                  <pic:nvPicPr>
+                    <pic:cNvPr id="0" name="univariate_weight_change_in_last_one_year.png"/>
+                    <pic:cNvPicPr/>
+                  </pic:nvPicPr>
+                  <pic:blipFill>
+                    <a:blip r:embed="rId45"/>
+                    <a:stretch>
+                      <a:fillRect/>
+                    </a:stretch>
+                  </pic:blipFill>
+                  <pic:spPr>
+                    <a:xfrm>
+                      <a:off x="0" y="0"/>
+                      <a:ext cx="5303520" cy="2916936"/>
+                    </a:xfrm>
+                    <a:prstGeom prst="rect"/>
+                  </pic:spPr>
+                </pic:pic>
+              </a:graphicData>
+            </a:graphic>
+          </wp:inline>
+        </w:drawing>
+      </w:r>
+    </w:p>
+    <w:p>
+      <w:pPr>
+        <w:jc w:val="center"/>
+      </w:pPr>
+      <w:r>
+        <w:rPr>
+          <w:i/>
+          <w:color w:val="6B7280"/>
+          <w:sz w:val="17"/>
+        </w:rPr>
+        <w:t>Univariate distribution or frequency for weight_change_in_last_one_year.</w:t>
+      </w:r>
+    </w:p>
+    <w:p>
+      <w:r>
+        <w:rPr>
+          <w:b/>
+        </w:rPr>
+        <w:t xml:space="preserve">Technical interpretation: </w:t>
+      </w:r>
+      <w:r>
+        <w:t>`weight_change_in_last_one_year` has 7 non-missing levels and 0 missing values; the most frequent level is `4` at 20.3% of rows.</w:t>
+      </w:r>
+    </w:p>
+    <w:p>
+      <w:r>
+        <w:rPr>
+          <w:b/>
+        </w:rPr>
+        <w:t xml:space="preserve">Business interpretation: </w:t>
+      </w:r>
+      <w:r>
+        <w:t>The frequency view checks whether `weight_change_in_last_one_year` is balanced enough for EDA and downstream encoding; the preprocessing action is: validate type, preserve for EDA, and feed through modeling pipeline.</w:t>
+      </w:r>
+    </w:p>
+    <w:p>
+      <w:pPr>
+        <w:pStyle w:val="Heading3"/>
+      </w:pPr>
+      <w:r>
+        <w:t>Univariate plot: fat_percentage</w:t>
+      </w:r>
+    </w:p>
+    <w:p>
+      <w:pPr>
+        <w:jc w:val="center"/>
+      </w:pPr>
+      <w:r>
+        <w:drawing>
+          <wp:inline xmlns:a="http://schemas.openxmlformats.org/drawingml/2006/main" xmlns:pic="http://schemas.openxmlformats.org/drawingml/2006/picture">
+            <wp:extent cx="5303520" cy="2178873"/>
+            <wp:docPr id="37" name="Picture 37"/>
+            <wp:cNvGraphicFramePr>
+              <a:graphicFrameLocks noChangeAspect="1"/>
+            </wp:cNvGraphicFramePr>
+            <a:graphic>
+              <a:graphicData uri="http://schemas.openxmlformats.org/drawingml/2006/picture">
+                <pic:pic>
+                  <pic:nvPicPr>
+                    <pic:cNvPr id="0" name="univariate_fat_percentage.png"/>
+                    <pic:cNvPicPr/>
+                  </pic:nvPicPr>
+                  <pic:blipFill>
+                    <a:blip r:embed="rId46"/>
+                    <a:stretch>
+                      <a:fillRect/>
+                    </a:stretch>
+                  </pic:blipFill>
+                  <pic:spPr>
+                    <a:xfrm>
+                      <a:off x="0" y="0"/>
+                      <a:ext cx="5303520" cy="2178873"/>
+                    </a:xfrm>
+                    <a:prstGeom prst="rect"/>
+                  </pic:spPr>
+                </pic:pic>
+              </a:graphicData>
+            </a:graphic>
+          </wp:inline>
+        </w:drawing>
+      </w:r>
+    </w:p>
+    <w:p>
+      <w:pPr>
+        <w:jc w:val="center"/>
+      </w:pPr>
+      <w:r>
+        <w:rPr>
+          <w:i/>
+          <w:color w:val="6B7280"/>
+          <w:sz w:val="17"/>
+        </w:rPr>
+        <w:t>Univariate distribution or frequency for fat_percentage.</w:t>
+      </w:r>
+    </w:p>
+    <w:p>
+      <w:r>
+        <w:rPr>
+          <w:b/>
+        </w:rPr>
+        <w:t xml:space="preserve">Technical interpretation: </w:t>
+      </w:r>
+      <w:r>
+        <w:t>`fat_percentage` is numeric with 32 unique values, median 31.00, range 11.00 to 42.00, and 0 missing values.</w:t>
+      </w:r>
+    </w:p>
+    <w:p>
+      <w:r>
+        <w:rPr>
+          <w:b/>
+        </w:rPr>
+        <w:t xml:space="preserve">Business interpretation: </w:t>
+      </w:r>
+      <w:r>
+        <w:t>The distribution documents the applicant spread for `fat_percentage` before modeling; the preprocessing action is: validate type, preserve for EDA, and feed through modeling pipeline.</w:t>
+      </w:r>
+    </w:p>
+    <w:p>
+      <w:pPr>
+        <w:pStyle w:val="Heading3"/>
+      </w:pPr>
+      <w:r>
+        <w:t>Univariate plot: insurance_cost</w:t>
+      </w:r>
+    </w:p>
+    <w:p>
+      <w:pPr>
+        <w:jc w:val="center"/>
+      </w:pPr>
+      <w:r>
+        <w:drawing>
+          <wp:inline xmlns:a="http://schemas.openxmlformats.org/drawingml/2006/main" xmlns:pic="http://schemas.openxmlformats.org/drawingml/2006/picture">
+            <wp:extent cx="5303520" cy="2993749"/>
+            <wp:docPr id="38" name="Picture 38"/>
+            <wp:cNvGraphicFramePr>
+              <a:graphicFrameLocks noChangeAspect="1"/>
+            </wp:cNvGraphicFramePr>
+            <a:graphic>
+              <a:graphicData uri="http://schemas.openxmlformats.org/drawingml/2006/picture">
+                <pic:pic>
+                  <pic:nvPicPr>
+                    <pic:cNvPr id="0" name="univariate_insurance_cost.png"/>
+                    <pic:cNvPicPr/>
+                  </pic:nvPicPr>
+                  <pic:blipFill>
+                    <a:blip r:embed="rId47"/>
+                    <a:stretch>
+                      <a:fillRect/>
+                    </a:stretch>
+                  </pic:blipFill>
+                  <pic:spPr>
+                    <a:xfrm>
+                      <a:off x="0" y="0"/>
+                      <a:ext cx="5303520" cy="2993749"/>
+                    </a:xfrm>
+                    <a:prstGeom prst="rect"/>
+                  </pic:spPr>
+                </pic:pic>
+              </a:graphicData>
+            </a:graphic>
+          </wp:inline>
+        </w:drawing>
+      </w:r>
+    </w:p>
+    <w:p>
+      <w:pPr>
+        <w:jc w:val="center"/>
+      </w:pPr>
+      <w:r>
+        <w:rPr>
+          <w:i/>
+          <w:color w:val="6B7280"/>
+          <w:sz w:val="17"/>
+        </w:rPr>
+        <w:t>Univariate distribution or frequency for insurance_cost.</w:t>
+      </w:r>
+    </w:p>
+    <w:p>
+      <w:r>
+        <w:rPr>
+          <w:b/>
+        </w:rPr>
+        <w:t xml:space="preserve">Technical interpretation: </w:t>
+      </w:r>
+      <w:r>
+        <w:t>`insurance_cost` ranges from 2,468 to 67,870, has 54 unique quote bands, and a grid step of 1,234.</w:t>
+      </w:r>
+    </w:p>
+    <w:p>
+      <w:r>
+        <w:rPr>
+          <w:b/>
+        </w:rPr>
+        <w:t xml:space="preserve">Business interpretation: </w:t>
+      </w:r>
+      <w:r>
+        <w:t>This is the prediction target; it behaves like a fixed quote-band grid, so deployment should show both raw prediction and nearest valid quote band.</w:t>
+      </w:r>
+    </w:p>
+    <w:p>
+      <w:pPr>
+        <w:pStyle w:val="Heading2"/>
+      </w:pPr>
+      <w:r>
         <w:t>Selected Group Summaries</w:t>
       </w:r>
     </w:p>
@@ -11848,7 +16010,7 @@
         <w:drawing>
           <wp:inline xmlns:a="http://schemas.openxmlformats.org/drawingml/2006/main" xmlns:pic="http://schemas.openxmlformats.org/drawingml/2006/picture">
             <wp:extent cx="5669280" cy="3358978"/>
-            <wp:docPr id="15" name="Picture 15"/>
+            <wp:docPr id="39" name="Picture 39"/>
             <wp:cNvGraphicFramePr>
               <a:graphicFrameLocks noChangeAspect="1"/>
             </wp:cNvGraphicFramePr>
@@ -11860,7 +16022,7 @@
                     <pic:cNvPicPr/>
                   </pic:nvPicPr>
                   <pic:blipFill>
-                    <a:blip r:embed="rId24"/>
+                    <a:blip r:embed="rId48"/>
                     <a:stretch>
                       <a:fillRect/>
                     </a:stretch>
@@ -11922,7 +16084,7 @@
         <w:drawing>
           <wp:inline xmlns:a="http://schemas.openxmlformats.org/drawingml/2006/main" xmlns:pic="http://schemas.openxmlformats.org/drawingml/2006/picture">
             <wp:extent cx="5669280" cy="3362996"/>
-            <wp:docPr id="16" name="Picture 16"/>
+            <wp:docPr id="40" name="Picture 40"/>
             <wp:cNvGraphicFramePr>
               <a:graphicFrameLocks noChangeAspect="1"/>
             </wp:cNvGraphicFramePr>
@@ -11934,7 +16096,7 @@
                     <pic:cNvPicPr/>
                   </pic:nvPicPr>
                   <pic:blipFill>
-                    <a:blip r:embed="rId25"/>
+                    <a:blip r:embed="rId49"/>
                     <a:stretch>
                       <a:fillRect/>
                     </a:stretch>
@@ -11996,7 +16158,7 @@
         <w:drawing>
           <wp:inline xmlns:a="http://schemas.openxmlformats.org/drawingml/2006/main" xmlns:pic="http://schemas.openxmlformats.org/drawingml/2006/picture">
             <wp:extent cx="5669280" cy="3358978"/>
-            <wp:docPr id="17" name="Picture 17"/>
+            <wp:docPr id="41" name="Picture 41"/>
             <wp:cNvGraphicFramePr>
               <a:graphicFrameLocks noChangeAspect="1"/>
             </wp:cNvGraphicFramePr>
@@ -12008,7 +16170,7 @@
                     <pic:cNvPicPr/>
                   </pic:nvPicPr>
                   <pic:blipFill>
-                    <a:blip r:embed="rId26"/>
+                    <a:blip r:embed="rId50"/>
                     <a:stretch>
                       <a:fillRect/>
                     </a:stretch>
@@ -12070,7 +16232,7 @@
         <w:drawing>
           <wp:inline xmlns:a="http://schemas.openxmlformats.org/drawingml/2006/main" xmlns:pic="http://schemas.openxmlformats.org/drawingml/2006/picture">
             <wp:extent cx="5669280" cy="3362996"/>
-            <wp:docPr id="18" name="Picture 18"/>
+            <wp:docPr id="42" name="Picture 42"/>
             <wp:cNvGraphicFramePr>
               <a:graphicFrameLocks noChangeAspect="1"/>
             </wp:cNvGraphicFramePr>
@@ -12082,7 +16244,7 @@
                     <pic:cNvPicPr/>
                   </pic:nvPicPr>
                   <pic:blipFill>
-                    <a:blip r:embed="rId27"/>
+                    <a:blip r:embed="rId51"/>
                     <a:stretch>
                       <a:fillRect/>
                     </a:stretch>
@@ -12144,7 +16306,7 @@
         <w:drawing>
           <wp:inline xmlns:a="http://schemas.openxmlformats.org/drawingml/2006/main" xmlns:pic="http://schemas.openxmlformats.org/drawingml/2006/picture">
             <wp:extent cx="5669280" cy="3358978"/>
-            <wp:docPr id="19" name="Picture 19"/>
+            <wp:docPr id="43" name="Picture 43"/>
             <wp:cNvGraphicFramePr>
               <a:graphicFrameLocks noChangeAspect="1"/>
             </wp:cNvGraphicFramePr>
@@ -12156,7 +16318,7 @@
                     <pic:cNvPicPr/>
                   </pic:nvPicPr>
                   <pic:blipFill>
-                    <a:blip r:embed="rId28"/>
+                    <a:blip r:embed="rId52"/>
                     <a:stretch>
                       <a:fillRect/>
                     </a:stretch>
@@ -12218,7 +16380,7 @@
         <w:drawing>
           <wp:inline xmlns:a="http://schemas.openxmlformats.org/drawingml/2006/main" xmlns:pic="http://schemas.openxmlformats.org/drawingml/2006/picture">
             <wp:extent cx="5669280" cy="3362996"/>
-            <wp:docPr id="20" name="Picture 20"/>
+            <wp:docPr id="44" name="Picture 44"/>
             <wp:cNvGraphicFramePr>
               <a:graphicFrameLocks noChangeAspect="1"/>
             </wp:cNvGraphicFramePr>
@@ -12230,7 +16392,7 @@
                     <pic:cNvPicPr/>
                   </pic:nvPicPr>
                   <pic:blipFill>
-                    <a:blip r:embed="rId29"/>
+                    <a:blip r:embed="rId53"/>
                     <a:stretch>
                       <a:fillRect/>
                     </a:stretch>
@@ -12292,7 +16454,7 @@
         <w:drawing>
           <wp:inline xmlns:a="http://schemas.openxmlformats.org/drawingml/2006/main" xmlns:pic="http://schemas.openxmlformats.org/drawingml/2006/picture">
             <wp:extent cx="5669280" cy="3318313"/>
-            <wp:docPr id="21" name="Picture 21"/>
+            <wp:docPr id="45" name="Picture 45"/>
             <wp:cNvGraphicFramePr>
               <a:graphicFrameLocks noChangeAspect="1"/>
             </wp:cNvGraphicFramePr>
@@ -12304,7 +16466,7 @@
                     <pic:cNvPicPr/>
                   </pic:nvPicPr>
                   <pic:blipFill>
-                    <a:blip r:embed="rId30"/>
+                    <a:blip r:embed="rId54"/>
                     <a:stretch>
                       <a:fillRect/>
                     </a:stretch>
@@ -12366,7 +16528,7 @@
         <w:drawing>
           <wp:inline xmlns:a="http://schemas.openxmlformats.org/drawingml/2006/main" xmlns:pic="http://schemas.openxmlformats.org/drawingml/2006/picture">
             <wp:extent cx="5669280" cy="3589400"/>
-            <wp:docPr id="22" name="Picture 22"/>
+            <wp:docPr id="46" name="Picture 46"/>
             <wp:cNvGraphicFramePr>
               <a:graphicFrameLocks noChangeAspect="1"/>
             </wp:cNvGraphicFramePr>
@@ -12378,7 +16540,7 @@
                     <pic:cNvPicPr/>
                   </pic:nvPicPr>
                   <pic:blipFill>
-                    <a:blip r:embed="rId31"/>
+                    <a:blip r:embed="rId55"/>
                     <a:stretch>
                       <a:fillRect/>
                     </a:stretch>

--- a/Milestone_1_Insurance_Price_Prediction.docx
+++ b/Milestone_1_Insurance_Price_Prediction.docx
@@ -1670,7 +1670,7 @@
       <w:r>
         <w:drawing>
           <wp:inline xmlns:a="http://schemas.openxmlformats.org/drawingml/2006/main" xmlns:pic="http://schemas.openxmlformats.org/drawingml/2006/picture">
-            <wp:extent cx="5669280" cy="2671472"/>
+            <wp:extent cx="4800600" cy="2262134"/>
             <wp:docPr id="1" name="Picture 1"/>
             <wp:cNvGraphicFramePr>
               <a:graphicFrameLocks noChangeAspect="1"/>
@@ -1691,7 +1691,7 @@
                   <pic:spPr>
                     <a:xfrm>
                       <a:off x="0" y="0"/>
-                      <a:ext cx="5669280" cy="2671472"/>
+                      <a:ext cx="4800600" cy="2262134"/>
                     </a:xfrm>
                     <a:prstGeom prst="rect"/>
                   </pic:spPr>
@@ -1903,7 +1903,7 @@
       <w:r>
         <w:drawing>
           <wp:inline xmlns:a="http://schemas.openxmlformats.org/drawingml/2006/main" xmlns:pic="http://schemas.openxmlformats.org/drawingml/2006/picture">
-            <wp:extent cx="5669280" cy="3020857"/>
+            <wp:extent cx="4800600" cy="2557984"/>
             <wp:docPr id="2" name="Picture 2"/>
             <wp:cNvGraphicFramePr>
               <a:graphicFrameLocks noChangeAspect="1"/>
@@ -1924,7 +1924,7 @@
                   <pic:spPr>
                     <a:xfrm>
                       <a:off x="0" y="0"/>
-                      <a:ext cx="5669280" cy="3020857"/>
+                      <a:ext cx="4800600" cy="2557984"/>
                     </a:xfrm>
                     <a:prstGeom prst="rect"/>
                   </pic:spPr>
@@ -5573,7 +5573,7 @@
       <w:r>
         <w:drawing>
           <wp:inline xmlns:a="http://schemas.openxmlformats.org/drawingml/2006/main" xmlns:pic="http://schemas.openxmlformats.org/drawingml/2006/picture">
-            <wp:extent cx="5669280" cy="3367770"/>
+            <wp:extent cx="4800600" cy="2851740"/>
             <wp:docPr id="3" name="Picture 3"/>
             <wp:cNvGraphicFramePr>
               <a:graphicFrameLocks noChangeAspect="1"/>
@@ -5594,7 +5594,7 @@
                   <pic:spPr>
                     <a:xfrm>
                       <a:off x="0" y="0"/>
-                      <a:ext cx="5669280" cy="3367770"/>
+                      <a:ext cx="4800600" cy="2851740"/>
                     </a:xfrm>
                     <a:prstGeom prst="rect"/>
                   </pic:spPr>
@@ -5647,7 +5647,7 @@
       <w:r>
         <w:drawing>
           <wp:inline xmlns:a="http://schemas.openxmlformats.org/drawingml/2006/main" xmlns:pic="http://schemas.openxmlformats.org/drawingml/2006/picture">
-            <wp:extent cx="5669280" cy="3197345"/>
+            <wp:extent cx="4800600" cy="2707429"/>
             <wp:docPr id="4" name="Picture 4"/>
             <wp:cNvGraphicFramePr>
               <a:graphicFrameLocks noChangeAspect="1"/>
@@ -5668,7 +5668,7 @@
                   <pic:spPr>
                     <a:xfrm>
                       <a:off x="0" y="0"/>
-                      <a:ext cx="5669280" cy="3197345"/>
+                      <a:ext cx="4800600" cy="2707429"/>
                     </a:xfrm>
                     <a:prstGeom prst="rect"/>
                   </pic:spPr>
@@ -7027,7 +7027,7 @@
       <w:r>
         <w:drawing>
           <wp:inline xmlns:a="http://schemas.openxmlformats.org/drawingml/2006/main" xmlns:pic="http://schemas.openxmlformats.org/drawingml/2006/picture">
-            <wp:extent cx="5669280" cy="2988683"/>
+            <wp:extent cx="4800600" cy="2530740"/>
             <wp:docPr id="5" name="Picture 5"/>
             <wp:cNvGraphicFramePr>
               <a:graphicFrameLocks noChangeAspect="1"/>
@@ -7048,7 +7048,7 @@
                   <pic:spPr>
                     <a:xfrm>
                       <a:off x="0" y="0"/>
-                      <a:ext cx="5669280" cy="2988683"/>
+                      <a:ext cx="4800600" cy="2530740"/>
                     </a:xfrm>
                     <a:prstGeom prst="rect"/>
                   </pic:spPr>
@@ -7109,7 +7109,7 @@
       <w:r>
         <w:drawing>
           <wp:inline xmlns:a="http://schemas.openxmlformats.org/drawingml/2006/main" xmlns:pic="http://schemas.openxmlformats.org/drawingml/2006/picture">
-            <wp:extent cx="5669280" cy="4144230"/>
+            <wp:extent cx="4800600" cy="3509227"/>
             <wp:docPr id="6" name="Picture 6"/>
             <wp:cNvGraphicFramePr>
               <a:graphicFrameLocks noChangeAspect="1"/>
@@ -7130,7 +7130,7 @@
                   <pic:spPr>
                     <a:xfrm>
                       <a:off x="0" y="0"/>
-                      <a:ext cx="5669280" cy="4144230"/>
+                      <a:ext cx="4800600" cy="3509227"/>
                     </a:xfrm>
                     <a:prstGeom prst="rect"/>
                   </pic:spPr>
@@ -7183,7 +7183,7 @@
       <w:r>
         <w:drawing>
           <wp:inline xmlns:a="http://schemas.openxmlformats.org/drawingml/2006/main" xmlns:pic="http://schemas.openxmlformats.org/drawingml/2006/picture">
-            <wp:extent cx="5669280" cy="3297323"/>
+            <wp:extent cx="4800600" cy="2792088"/>
             <wp:docPr id="7" name="Picture 7"/>
             <wp:cNvGraphicFramePr>
               <a:graphicFrameLocks noChangeAspect="1"/>
@@ -7204,7 +7204,7 @@
                   <pic:spPr>
                     <a:xfrm>
                       <a:off x="0" y="0"/>
-                      <a:ext cx="5669280" cy="3297323"/>
+                      <a:ext cx="4800600" cy="2792088"/>
                     </a:xfrm>
                     <a:prstGeom prst="rect"/>
                   </pic:spPr>
@@ -7257,7 +7257,7 @@
       <w:r>
         <w:drawing>
           <wp:inline xmlns:a="http://schemas.openxmlformats.org/drawingml/2006/main" xmlns:pic="http://schemas.openxmlformats.org/drawingml/2006/picture">
-            <wp:extent cx="5669280" cy="2982519"/>
+            <wp:extent cx="4800600" cy="2525520"/>
             <wp:docPr id="8" name="Picture 8"/>
             <wp:cNvGraphicFramePr>
               <a:graphicFrameLocks noChangeAspect="1"/>
@@ -7278,7 +7278,7 @@
                   <pic:spPr>
                     <a:xfrm>
                       <a:off x="0" y="0"/>
-                      <a:ext cx="5669280" cy="2982519"/>
+                      <a:ext cx="4800600" cy="2525520"/>
                     </a:xfrm>
                     <a:prstGeom prst="rect"/>
                   </pic:spPr>
@@ -7331,7 +7331,7 @@
       <w:r>
         <w:drawing>
           <wp:inline xmlns:a="http://schemas.openxmlformats.org/drawingml/2006/main" xmlns:pic="http://schemas.openxmlformats.org/drawingml/2006/picture">
-            <wp:extent cx="5669280" cy="2978955"/>
+            <wp:extent cx="4800600" cy="2522503"/>
             <wp:docPr id="9" name="Picture 9"/>
             <wp:cNvGraphicFramePr>
               <a:graphicFrameLocks noChangeAspect="1"/>
@@ -7352,7 +7352,7 @@
                   <pic:spPr>
                     <a:xfrm>
                       <a:off x="0" y="0"/>
-                      <a:ext cx="5669280" cy="2978955"/>
+                      <a:ext cx="4800600" cy="2522503"/>
                     </a:xfrm>
                     <a:prstGeom prst="rect"/>
                   </pic:spPr>
@@ -7405,7 +7405,7 @@
       <w:r>
         <w:drawing>
           <wp:inline xmlns:a="http://schemas.openxmlformats.org/drawingml/2006/main" xmlns:pic="http://schemas.openxmlformats.org/drawingml/2006/picture">
-            <wp:extent cx="5669280" cy="2977084"/>
+            <wp:extent cx="4800600" cy="2520918"/>
             <wp:docPr id="10" name="Picture 10"/>
             <wp:cNvGraphicFramePr>
               <a:graphicFrameLocks noChangeAspect="1"/>
@@ -7426,7 +7426,7 @@
                   <pic:spPr>
                     <a:xfrm>
                       <a:off x="0" y="0"/>
-                      <a:ext cx="5669280" cy="2977084"/>
+                      <a:ext cx="4800600" cy="2520918"/>
                     </a:xfrm>
                     <a:prstGeom prst="rect"/>
                   </pic:spPr>
@@ -7479,7 +7479,7 @@
       <w:r>
         <w:drawing>
           <wp:inline xmlns:a="http://schemas.openxmlformats.org/drawingml/2006/main" xmlns:pic="http://schemas.openxmlformats.org/drawingml/2006/picture">
-            <wp:extent cx="5669280" cy="3430729"/>
+            <wp:extent cx="4800600" cy="2905053"/>
             <wp:docPr id="11" name="Picture 11"/>
             <wp:cNvGraphicFramePr>
               <a:graphicFrameLocks noChangeAspect="1"/>
@@ -7500,7 +7500,7 @@
                   <pic:spPr>
                     <a:xfrm>
                       <a:off x="0" y="0"/>
-                      <a:ext cx="5669280" cy="3430729"/>
+                      <a:ext cx="4800600" cy="2905053"/>
                     </a:xfrm>
                     <a:prstGeom prst="rect"/>
                   </pic:spPr>
@@ -7553,7 +7553,7 @@
       <w:r>
         <w:drawing>
           <wp:inline xmlns:a="http://schemas.openxmlformats.org/drawingml/2006/main" xmlns:pic="http://schemas.openxmlformats.org/drawingml/2006/picture">
-            <wp:extent cx="5669280" cy="3430729"/>
+            <wp:extent cx="4800600" cy="2905053"/>
             <wp:docPr id="12" name="Picture 12"/>
             <wp:cNvGraphicFramePr>
               <a:graphicFrameLocks noChangeAspect="1"/>
@@ -7574,7 +7574,7 @@
                   <pic:spPr>
                     <a:xfrm>
                       <a:off x="0" y="0"/>
-                      <a:ext cx="5669280" cy="3430729"/>
+                      <a:ext cx="4800600" cy="2905053"/>
                     </a:xfrm>
                     <a:prstGeom prst="rect"/>
                   </pic:spPr>
@@ -7627,7 +7627,7 @@
       <w:r>
         <w:drawing>
           <wp:inline xmlns:a="http://schemas.openxmlformats.org/drawingml/2006/main" xmlns:pic="http://schemas.openxmlformats.org/drawingml/2006/picture">
-            <wp:extent cx="5669280" cy="3430729"/>
+            <wp:extent cx="4800600" cy="2905053"/>
             <wp:docPr id="13" name="Picture 13"/>
             <wp:cNvGraphicFramePr>
               <a:graphicFrameLocks noChangeAspect="1"/>
@@ -7648,7 +7648,7 @@
                   <pic:spPr>
                     <a:xfrm>
                       <a:off x="0" y="0"/>
-                      <a:ext cx="5669280" cy="3430729"/>
+                      <a:ext cx="4800600" cy="2905053"/>
                     </a:xfrm>
                     <a:prstGeom prst="rect"/>
                   </pic:spPr>
@@ -7701,7 +7701,7 @@
       <w:r>
         <w:drawing>
           <wp:inline xmlns:a="http://schemas.openxmlformats.org/drawingml/2006/main" xmlns:pic="http://schemas.openxmlformats.org/drawingml/2006/picture">
-            <wp:extent cx="5669280" cy="3277063"/>
+            <wp:extent cx="4800600" cy="2774932"/>
             <wp:docPr id="14" name="Picture 14"/>
             <wp:cNvGraphicFramePr>
               <a:graphicFrameLocks noChangeAspect="1"/>
@@ -7722,7 +7722,7 @@
                   <pic:spPr>
                     <a:xfrm>
                       <a:off x="0" y="0"/>
-                      <a:ext cx="5669280" cy="3277063"/>
+                      <a:ext cx="4800600" cy="2774932"/>
                     </a:xfrm>
                     <a:prstGeom prst="rect"/>
                   </pic:spPr>
@@ -11539,7 +11539,7 @@
       <w:r>
         <w:drawing>
           <wp:inline xmlns:a="http://schemas.openxmlformats.org/drawingml/2006/main" xmlns:pic="http://schemas.openxmlformats.org/drawingml/2006/picture">
-            <wp:extent cx="5303520" cy="3049106"/>
+            <wp:extent cx="4343400" cy="2497112"/>
             <wp:docPr id="15" name="Picture 15"/>
             <wp:cNvGraphicFramePr>
               <a:graphicFrameLocks noChangeAspect="1"/>
@@ -11560,7 +11560,7 @@
                   <pic:spPr>
                     <a:xfrm>
                       <a:off x="0" y="0"/>
-                      <a:ext cx="5303520" cy="3049106"/>
+                      <a:ext cx="4343400" cy="2497112"/>
                     </a:xfrm>
                     <a:prstGeom prst="rect"/>
                   </pic:spPr>
@@ -11621,7 +11621,7 @@
       <w:r>
         <w:drawing>
           <wp:inline xmlns:a="http://schemas.openxmlformats.org/drawingml/2006/main" xmlns:pic="http://schemas.openxmlformats.org/drawingml/2006/picture">
-            <wp:extent cx="5303520" cy="2916936"/>
+            <wp:extent cx="4343400" cy="2388870"/>
             <wp:docPr id="16" name="Picture 16"/>
             <wp:cNvGraphicFramePr>
               <a:graphicFrameLocks noChangeAspect="1"/>
@@ -11642,7 +11642,7 @@
                   <pic:spPr>
                     <a:xfrm>
                       <a:off x="0" y="0"/>
-                      <a:ext cx="5303520" cy="2916936"/>
+                      <a:ext cx="4343400" cy="2388870"/>
                     </a:xfrm>
                     <a:prstGeom prst="rect"/>
                   </pic:spPr>
@@ -11703,7 +11703,7 @@
       <w:r>
         <w:drawing>
           <wp:inline xmlns:a="http://schemas.openxmlformats.org/drawingml/2006/main" xmlns:pic="http://schemas.openxmlformats.org/drawingml/2006/picture">
-            <wp:extent cx="5303520" cy="2916936"/>
+            <wp:extent cx="4343400" cy="2388870"/>
             <wp:docPr id="17" name="Picture 17"/>
             <wp:cNvGraphicFramePr>
               <a:graphicFrameLocks noChangeAspect="1"/>
@@ -11724,7 +11724,7 @@
                   <pic:spPr>
                     <a:xfrm>
                       <a:off x="0" y="0"/>
-                      <a:ext cx="5303520" cy="2916936"/>
+                      <a:ext cx="4343400" cy="2388870"/>
                     </a:xfrm>
                     <a:prstGeom prst="rect"/>
                   </pic:spPr>
@@ -11785,7 +11785,7 @@
       <w:r>
         <w:drawing>
           <wp:inline xmlns:a="http://schemas.openxmlformats.org/drawingml/2006/main" xmlns:pic="http://schemas.openxmlformats.org/drawingml/2006/picture">
-            <wp:extent cx="5303520" cy="2916936"/>
+            <wp:extent cx="4343400" cy="2388870"/>
             <wp:docPr id="18" name="Picture 18"/>
             <wp:cNvGraphicFramePr>
               <a:graphicFrameLocks noChangeAspect="1"/>
@@ -11806,7 +11806,7 @@
                   <pic:spPr>
                     <a:xfrm>
                       <a:off x="0" y="0"/>
-                      <a:ext cx="5303520" cy="2916936"/>
+                      <a:ext cx="4343400" cy="2388870"/>
                     </a:xfrm>
                     <a:prstGeom prst="rect"/>
                   </pic:spPr>
@@ -11867,7 +11867,7 @@
       <w:r>
         <w:drawing>
           <wp:inline xmlns:a="http://schemas.openxmlformats.org/drawingml/2006/main" xmlns:pic="http://schemas.openxmlformats.org/drawingml/2006/picture">
-            <wp:extent cx="5303520" cy="2918857"/>
+            <wp:extent cx="4343400" cy="2390443"/>
             <wp:docPr id="19" name="Picture 19"/>
             <wp:cNvGraphicFramePr>
               <a:graphicFrameLocks noChangeAspect="1"/>
@@ -11888,7 +11888,7 @@
                   <pic:spPr>
                     <a:xfrm>
                       <a:off x="0" y="0"/>
-                      <a:ext cx="5303520" cy="2918857"/>
+                      <a:ext cx="4343400" cy="2390443"/>
                     </a:xfrm>
                     <a:prstGeom prst="rect"/>
                   </pic:spPr>
@@ -11949,7 +11949,7 @@
       <w:r>
         <w:drawing>
           <wp:inline xmlns:a="http://schemas.openxmlformats.org/drawingml/2006/main" xmlns:pic="http://schemas.openxmlformats.org/drawingml/2006/picture">
-            <wp:extent cx="5303520" cy="2918857"/>
+            <wp:extent cx="4343400" cy="2390443"/>
             <wp:docPr id="20" name="Picture 20"/>
             <wp:cNvGraphicFramePr>
               <a:graphicFrameLocks noChangeAspect="1"/>
@@ -11970,7 +11970,7 @@
                   <pic:spPr>
                     <a:xfrm>
                       <a:off x="0" y="0"/>
-                      <a:ext cx="5303520" cy="2918857"/>
+                      <a:ext cx="4343400" cy="2390443"/>
                     </a:xfrm>
                     <a:prstGeom prst="rect"/>
                   </pic:spPr>
@@ -12031,7 +12031,7 @@
       <w:r>
         <w:drawing>
           <wp:inline xmlns:a="http://schemas.openxmlformats.org/drawingml/2006/main" xmlns:pic="http://schemas.openxmlformats.org/drawingml/2006/picture">
-            <wp:extent cx="5303520" cy="2918857"/>
+            <wp:extent cx="4343400" cy="2390443"/>
             <wp:docPr id="21" name="Picture 21"/>
             <wp:cNvGraphicFramePr>
               <a:graphicFrameLocks noChangeAspect="1"/>
@@ -12052,7 +12052,7 @@
                   <pic:spPr>
                     <a:xfrm>
                       <a:off x="0" y="0"/>
-                      <a:ext cx="5303520" cy="2918857"/>
+                      <a:ext cx="4343400" cy="2390443"/>
                     </a:xfrm>
                     <a:prstGeom prst="rect"/>
                   </pic:spPr>
@@ -12113,7 +12113,7 @@
       <w:r>
         <w:drawing>
           <wp:inline xmlns:a="http://schemas.openxmlformats.org/drawingml/2006/main" xmlns:pic="http://schemas.openxmlformats.org/drawingml/2006/picture">
-            <wp:extent cx="5303520" cy="2178873"/>
+            <wp:extent cx="4343400" cy="1784422"/>
             <wp:docPr id="22" name="Picture 22"/>
             <wp:cNvGraphicFramePr>
               <a:graphicFrameLocks noChangeAspect="1"/>
@@ -12134,7 +12134,7 @@
                   <pic:spPr>
                     <a:xfrm>
                       <a:off x="0" y="0"/>
-                      <a:ext cx="5303520" cy="2178873"/>
+                      <a:ext cx="4343400" cy="1784422"/>
                     </a:xfrm>
                     <a:prstGeom prst="rect"/>
                   </pic:spPr>
@@ -12195,7 +12195,7 @@
       <w:r>
         <w:drawing>
           <wp:inline xmlns:a="http://schemas.openxmlformats.org/drawingml/2006/main" xmlns:pic="http://schemas.openxmlformats.org/drawingml/2006/picture">
-            <wp:extent cx="5303520" cy="2183098"/>
+            <wp:extent cx="4343400" cy="1787882"/>
             <wp:docPr id="23" name="Picture 23"/>
             <wp:cNvGraphicFramePr>
               <a:graphicFrameLocks noChangeAspect="1"/>
@@ -12216,7 +12216,7 @@
                   <pic:spPr>
                     <a:xfrm>
                       <a:off x="0" y="0"/>
-                      <a:ext cx="5303520" cy="2183098"/>
+                      <a:ext cx="4343400" cy="1787882"/>
                     </a:xfrm>
                     <a:prstGeom prst="rect"/>
                   </pic:spPr>
@@ -12277,7 +12277,7 @@
       <w:r>
         <w:drawing>
           <wp:inline xmlns:a="http://schemas.openxmlformats.org/drawingml/2006/main" xmlns:pic="http://schemas.openxmlformats.org/drawingml/2006/picture">
-            <wp:extent cx="5303520" cy="2916936"/>
+            <wp:extent cx="4343400" cy="2388870"/>
             <wp:docPr id="24" name="Picture 24"/>
             <wp:cNvGraphicFramePr>
               <a:graphicFrameLocks noChangeAspect="1"/>
@@ -12298,7 +12298,7 @@
                   <pic:spPr>
                     <a:xfrm>
                       <a:off x="0" y="0"/>
-                      <a:ext cx="5303520" cy="2916936"/>
+                      <a:ext cx="4343400" cy="2388870"/>
                     </a:xfrm>
                     <a:prstGeom prst="rect"/>
                   </pic:spPr>
@@ -12359,7 +12359,7 @@
       <w:r>
         <w:drawing>
           <wp:inline xmlns:a="http://schemas.openxmlformats.org/drawingml/2006/main" xmlns:pic="http://schemas.openxmlformats.org/drawingml/2006/picture">
-            <wp:extent cx="5303520" cy="2916936"/>
+            <wp:extent cx="4343400" cy="2388870"/>
             <wp:docPr id="25" name="Picture 25"/>
             <wp:cNvGraphicFramePr>
               <a:graphicFrameLocks noChangeAspect="1"/>
@@ -12380,7 +12380,7 @@
                   <pic:spPr>
                     <a:xfrm>
                       <a:off x="0" y="0"/>
-                      <a:ext cx="5303520" cy="2916936"/>
+                      <a:ext cx="4343400" cy="2388870"/>
                     </a:xfrm>
                     <a:prstGeom prst="rect"/>
                   </pic:spPr>
@@ -12441,7 +12441,7 @@
       <w:r>
         <w:drawing>
           <wp:inline xmlns:a="http://schemas.openxmlformats.org/drawingml/2006/main" xmlns:pic="http://schemas.openxmlformats.org/drawingml/2006/picture">
-            <wp:extent cx="5303520" cy="2922348"/>
+            <wp:extent cx="4343400" cy="2393302"/>
             <wp:docPr id="26" name="Picture 26"/>
             <wp:cNvGraphicFramePr>
               <a:graphicFrameLocks noChangeAspect="1"/>
@@ -12462,7 +12462,7 @@
                   <pic:spPr>
                     <a:xfrm>
                       <a:off x="0" y="0"/>
-                      <a:ext cx="5303520" cy="2922348"/>
+                      <a:ext cx="4343400" cy="2393302"/>
                     </a:xfrm>
                     <a:prstGeom prst="rect"/>
                   </pic:spPr>
@@ -12523,7 +12523,7 @@
       <w:r>
         <w:drawing>
           <wp:inline xmlns:a="http://schemas.openxmlformats.org/drawingml/2006/main" xmlns:pic="http://schemas.openxmlformats.org/drawingml/2006/picture">
-            <wp:extent cx="5303520" cy="2178873"/>
+            <wp:extent cx="4343400" cy="1784422"/>
             <wp:docPr id="27" name="Picture 27"/>
             <wp:cNvGraphicFramePr>
               <a:graphicFrameLocks noChangeAspect="1"/>
@@ -12544,7 +12544,7 @@
                   <pic:spPr>
                     <a:xfrm>
                       <a:off x="0" y="0"/>
-                      <a:ext cx="5303520" cy="2178873"/>
+                      <a:ext cx="4343400" cy="1784422"/>
                     </a:xfrm>
                     <a:prstGeom prst="rect"/>
                   </pic:spPr>
@@ -12605,7 +12605,7 @@
       <w:r>
         <w:drawing>
           <wp:inline xmlns:a="http://schemas.openxmlformats.org/drawingml/2006/main" xmlns:pic="http://schemas.openxmlformats.org/drawingml/2006/picture">
-            <wp:extent cx="5303520" cy="2181866"/>
+            <wp:extent cx="4343400" cy="1786873"/>
             <wp:docPr id="28" name="Picture 28"/>
             <wp:cNvGraphicFramePr>
               <a:graphicFrameLocks noChangeAspect="1"/>
@@ -12626,7 +12626,7 @@
                   <pic:spPr>
                     <a:xfrm>
                       <a:off x="0" y="0"/>
-                      <a:ext cx="5303520" cy="2181866"/>
+                      <a:ext cx="4343400" cy="1786873"/>
                     </a:xfrm>
                     <a:prstGeom prst="rect"/>
                   </pic:spPr>
@@ -12687,7 +12687,7 @@
       <w:r>
         <w:drawing>
           <wp:inline xmlns:a="http://schemas.openxmlformats.org/drawingml/2006/main" xmlns:pic="http://schemas.openxmlformats.org/drawingml/2006/picture">
-            <wp:extent cx="5303520" cy="2918857"/>
+            <wp:extent cx="4343400" cy="2390443"/>
             <wp:docPr id="29" name="Picture 29"/>
             <wp:cNvGraphicFramePr>
               <a:graphicFrameLocks noChangeAspect="1"/>
@@ -12708,7 +12708,7 @@
                   <pic:spPr>
                     <a:xfrm>
                       <a:off x="0" y="0"/>
-                      <a:ext cx="5303520" cy="2918857"/>
+                      <a:ext cx="4343400" cy="2390443"/>
                     </a:xfrm>
                     <a:prstGeom prst="rect"/>
                   </pic:spPr>
@@ -12769,7 +12769,7 @@
       <w:r>
         <w:drawing>
           <wp:inline xmlns:a="http://schemas.openxmlformats.org/drawingml/2006/main" xmlns:pic="http://schemas.openxmlformats.org/drawingml/2006/picture">
-            <wp:extent cx="5303520" cy="2918857"/>
+            <wp:extent cx="4343400" cy="2390443"/>
             <wp:docPr id="30" name="Picture 30"/>
             <wp:cNvGraphicFramePr>
               <a:graphicFrameLocks noChangeAspect="1"/>
@@ -12790,7 +12790,7 @@
                   <pic:spPr>
                     <a:xfrm>
                       <a:off x="0" y="0"/>
-                      <a:ext cx="5303520" cy="2918857"/>
+                      <a:ext cx="4343400" cy="2390443"/>
                     </a:xfrm>
                     <a:prstGeom prst="rect"/>
                   </pic:spPr>
@@ -12851,7 +12851,7 @@
       <w:r>
         <w:drawing>
           <wp:inline xmlns:a="http://schemas.openxmlformats.org/drawingml/2006/main" xmlns:pic="http://schemas.openxmlformats.org/drawingml/2006/picture">
-            <wp:extent cx="5303520" cy="2916936"/>
+            <wp:extent cx="4343400" cy="2388870"/>
             <wp:docPr id="31" name="Picture 31"/>
             <wp:cNvGraphicFramePr>
               <a:graphicFrameLocks noChangeAspect="1"/>
@@ -12872,7 +12872,7 @@
                   <pic:spPr>
                     <a:xfrm>
                       <a:off x="0" y="0"/>
-                      <a:ext cx="5303520" cy="2916936"/>
+                      <a:ext cx="4343400" cy="2388870"/>
                     </a:xfrm>
                     <a:prstGeom prst="rect"/>
                   </pic:spPr>
@@ -12933,7 +12933,7 @@
       <w:r>
         <w:drawing>
           <wp:inline xmlns:a="http://schemas.openxmlformats.org/drawingml/2006/main" xmlns:pic="http://schemas.openxmlformats.org/drawingml/2006/picture">
-            <wp:extent cx="5303520" cy="2181866"/>
+            <wp:extent cx="4343400" cy="1786873"/>
             <wp:docPr id="32" name="Picture 32"/>
             <wp:cNvGraphicFramePr>
               <a:graphicFrameLocks noChangeAspect="1"/>
@@ -12954,7 +12954,7 @@
                   <pic:spPr>
                     <a:xfrm>
                       <a:off x="0" y="0"/>
-                      <a:ext cx="5303520" cy="2181866"/>
+                      <a:ext cx="4343400" cy="1786873"/>
                     </a:xfrm>
                     <a:prstGeom prst="rect"/>
                   </pic:spPr>
@@ -13015,7 +13015,7 @@
       <w:r>
         <w:drawing>
           <wp:inline xmlns:a="http://schemas.openxmlformats.org/drawingml/2006/main" xmlns:pic="http://schemas.openxmlformats.org/drawingml/2006/picture">
-            <wp:extent cx="5303520" cy="2918857"/>
+            <wp:extent cx="4343400" cy="2390443"/>
             <wp:docPr id="33" name="Picture 33"/>
             <wp:cNvGraphicFramePr>
               <a:graphicFrameLocks noChangeAspect="1"/>
@@ -13036,7 +13036,7 @@
                   <pic:spPr>
                     <a:xfrm>
                       <a:off x="0" y="0"/>
-                      <a:ext cx="5303520" cy="2918857"/>
+                      <a:ext cx="4343400" cy="2390443"/>
                     </a:xfrm>
                     <a:prstGeom prst="rect"/>
                   </pic:spPr>
@@ -13097,7 +13097,7 @@
       <w:r>
         <w:drawing>
           <wp:inline xmlns:a="http://schemas.openxmlformats.org/drawingml/2006/main" xmlns:pic="http://schemas.openxmlformats.org/drawingml/2006/picture">
-            <wp:extent cx="5303520" cy="2920425"/>
+            <wp:extent cx="4343400" cy="2391728"/>
             <wp:docPr id="34" name="Picture 34"/>
             <wp:cNvGraphicFramePr>
               <a:graphicFrameLocks noChangeAspect="1"/>
@@ -13118,7 +13118,7 @@
                   <pic:spPr>
                     <a:xfrm>
                       <a:off x="0" y="0"/>
-                      <a:ext cx="5303520" cy="2920425"/>
+                      <a:ext cx="4343400" cy="2391728"/>
                     </a:xfrm>
                     <a:prstGeom prst="rect"/>
                   </pic:spPr>
@@ -13179,7 +13179,7 @@
       <w:r>
         <w:drawing>
           <wp:inline xmlns:a="http://schemas.openxmlformats.org/drawingml/2006/main" xmlns:pic="http://schemas.openxmlformats.org/drawingml/2006/picture">
-            <wp:extent cx="5303520" cy="2920425"/>
+            <wp:extent cx="4343400" cy="2391728"/>
             <wp:docPr id="35" name="Picture 35"/>
             <wp:cNvGraphicFramePr>
               <a:graphicFrameLocks noChangeAspect="1"/>
@@ -13200,7 +13200,7 @@
                   <pic:spPr>
                     <a:xfrm>
                       <a:off x="0" y="0"/>
-                      <a:ext cx="5303520" cy="2920425"/>
+                      <a:ext cx="4343400" cy="2391728"/>
                     </a:xfrm>
                     <a:prstGeom prst="rect"/>
                   </pic:spPr>
@@ -13261,7 +13261,7 @@
       <w:r>
         <w:drawing>
           <wp:inline xmlns:a="http://schemas.openxmlformats.org/drawingml/2006/main" xmlns:pic="http://schemas.openxmlformats.org/drawingml/2006/picture">
-            <wp:extent cx="5303520" cy="2916936"/>
+            <wp:extent cx="4343400" cy="2388870"/>
             <wp:docPr id="36" name="Picture 36"/>
             <wp:cNvGraphicFramePr>
               <a:graphicFrameLocks noChangeAspect="1"/>
@@ -13282,7 +13282,7 @@
                   <pic:spPr>
                     <a:xfrm>
                       <a:off x="0" y="0"/>
-                      <a:ext cx="5303520" cy="2916936"/>
+                      <a:ext cx="4343400" cy="2388870"/>
                     </a:xfrm>
                     <a:prstGeom prst="rect"/>
                   </pic:spPr>
@@ -13343,7 +13343,7 @@
       <w:r>
         <w:drawing>
           <wp:inline xmlns:a="http://schemas.openxmlformats.org/drawingml/2006/main" xmlns:pic="http://schemas.openxmlformats.org/drawingml/2006/picture">
-            <wp:extent cx="5303520" cy="2178873"/>
+            <wp:extent cx="4343400" cy="1784422"/>
             <wp:docPr id="37" name="Picture 37"/>
             <wp:cNvGraphicFramePr>
               <a:graphicFrameLocks noChangeAspect="1"/>
@@ -13364,7 +13364,7 @@
                   <pic:spPr>
                     <a:xfrm>
                       <a:off x="0" y="0"/>
-                      <a:ext cx="5303520" cy="2178873"/>
+                      <a:ext cx="4343400" cy="1784422"/>
                     </a:xfrm>
                     <a:prstGeom prst="rect"/>
                   </pic:spPr>
@@ -13425,7 +13425,7 @@
       <w:r>
         <w:drawing>
           <wp:inline xmlns:a="http://schemas.openxmlformats.org/drawingml/2006/main" xmlns:pic="http://schemas.openxmlformats.org/drawingml/2006/picture">
-            <wp:extent cx="5303520" cy="2993749"/>
+            <wp:extent cx="4343400" cy="2451777"/>
             <wp:docPr id="38" name="Picture 38"/>
             <wp:cNvGraphicFramePr>
               <a:graphicFrameLocks noChangeAspect="1"/>
@@ -13446,7 +13446,7 @@
                   <pic:spPr>
                     <a:xfrm>
                       <a:off x="0" y="0"/>
-                      <a:ext cx="5303520" cy="2993749"/>
+                      <a:ext cx="4343400" cy="2451777"/>
                     </a:xfrm>
                     <a:prstGeom prst="rect"/>
                   </pic:spPr>
@@ -16009,7 +16009,7 @@
       <w:r>
         <w:drawing>
           <wp:inline xmlns:a="http://schemas.openxmlformats.org/drawingml/2006/main" xmlns:pic="http://schemas.openxmlformats.org/drawingml/2006/picture">
-            <wp:extent cx="5669280" cy="3358978"/>
+            <wp:extent cx="4800600" cy="2844296"/>
             <wp:docPr id="39" name="Picture 39"/>
             <wp:cNvGraphicFramePr>
               <a:graphicFrameLocks noChangeAspect="1"/>
@@ -16030,7 +16030,7 @@
                   <pic:spPr>
                     <a:xfrm>
                       <a:off x="0" y="0"/>
-                      <a:ext cx="5669280" cy="3358978"/>
+                      <a:ext cx="4800600" cy="2844296"/>
                     </a:xfrm>
                     <a:prstGeom prst="rect"/>
                   </pic:spPr>
@@ -16083,7 +16083,7 @@
       <w:r>
         <w:drawing>
           <wp:inline xmlns:a="http://schemas.openxmlformats.org/drawingml/2006/main" xmlns:pic="http://schemas.openxmlformats.org/drawingml/2006/picture">
-            <wp:extent cx="5669280" cy="3362996"/>
+            <wp:extent cx="4800600" cy="2847698"/>
             <wp:docPr id="40" name="Picture 40"/>
             <wp:cNvGraphicFramePr>
               <a:graphicFrameLocks noChangeAspect="1"/>
@@ -16104,7 +16104,7 @@
                   <pic:spPr>
                     <a:xfrm>
                       <a:off x="0" y="0"/>
-                      <a:ext cx="5669280" cy="3362996"/>
+                      <a:ext cx="4800600" cy="2847698"/>
                     </a:xfrm>
                     <a:prstGeom prst="rect"/>
                   </pic:spPr>
@@ -16157,7 +16157,7 @@
       <w:r>
         <w:drawing>
           <wp:inline xmlns:a="http://schemas.openxmlformats.org/drawingml/2006/main" xmlns:pic="http://schemas.openxmlformats.org/drawingml/2006/picture">
-            <wp:extent cx="5669280" cy="3358978"/>
+            <wp:extent cx="4800600" cy="2844296"/>
             <wp:docPr id="41" name="Picture 41"/>
             <wp:cNvGraphicFramePr>
               <a:graphicFrameLocks noChangeAspect="1"/>
@@ -16178,7 +16178,7 @@
                   <pic:spPr>
                     <a:xfrm>
                       <a:off x="0" y="0"/>
-                      <a:ext cx="5669280" cy="3358978"/>
+                      <a:ext cx="4800600" cy="2844296"/>
                     </a:xfrm>
                     <a:prstGeom prst="rect"/>
                   </pic:spPr>
@@ -16231,7 +16231,7 @@
       <w:r>
         <w:drawing>
           <wp:inline xmlns:a="http://schemas.openxmlformats.org/drawingml/2006/main" xmlns:pic="http://schemas.openxmlformats.org/drawingml/2006/picture">
-            <wp:extent cx="5669280" cy="3362996"/>
+            <wp:extent cx="4800600" cy="2847698"/>
             <wp:docPr id="42" name="Picture 42"/>
             <wp:cNvGraphicFramePr>
               <a:graphicFrameLocks noChangeAspect="1"/>
@@ -16252,7 +16252,7 @@
                   <pic:spPr>
                     <a:xfrm>
                       <a:off x="0" y="0"/>
-                      <a:ext cx="5669280" cy="3362996"/>
+                      <a:ext cx="4800600" cy="2847698"/>
                     </a:xfrm>
                     <a:prstGeom prst="rect"/>
                   </pic:spPr>
@@ -16305,7 +16305,7 @@
       <w:r>
         <w:drawing>
           <wp:inline xmlns:a="http://schemas.openxmlformats.org/drawingml/2006/main" xmlns:pic="http://schemas.openxmlformats.org/drawingml/2006/picture">
-            <wp:extent cx="5669280" cy="3358978"/>
+            <wp:extent cx="4800600" cy="2844296"/>
             <wp:docPr id="43" name="Picture 43"/>
             <wp:cNvGraphicFramePr>
               <a:graphicFrameLocks noChangeAspect="1"/>
@@ -16326,7 +16326,7 @@
                   <pic:spPr>
                     <a:xfrm>
                       <a:off x="0" y="0"/>
-                      <a:ext cx="5669280" cy="3358978"/>
+                      <a:ext cx="4800600" cy="2844296"/>
                     </a:xfrm>
                     <a:prstGeom prst="rect"/>
                   </pic:spPr>
@@ -16379,7 +16379,7 @@
       <w:r>
         <w:drawing>
           <wp:inline xmlns:a="http://schemas.openxmlformats.org/drawingml/2006/main" xmlns:pic="http://schemas.openxmlformats.org/drawingml/2006/picture">
-            <wp:extent cx="5669280" cy="3362996"/>
+            <wp:extent cx="4800600" cy="2847698"/>
             <wp:docPr id="44" name="Picture 44"/>
             <wp:cNvGraphicFramePr>
               <a:graphicFrameLocks noChangeAspect="1"/>
@@ -16400,7 +16400,7 @@
                   <pic:spPr>
                     <a:xfrm>
                       <a:off x="0" y="0"/>
-                      <a:ext cx="5669280" cy="3362996"/>
+                      <a:ext cx="4800600" cy="2847698"/>
                     </a:xfrm>
                     <a:prstGeom prst="rect"/>
                   </pic:spPr>
@@ -16453,7 +16453,7 @@
       <w:r>
         <w:drawing>
           <wp:inline xmlns:a="http://schemas.openxmlformats.org/drawingml/2006/main" xmlns:pic="http://schemas.openxmlformats.org/drawingml/2006/picture">
-            <wp:extent cx="5669280" cy="3318313"/>
+            <wp:extent cx="4800600" cy="2809862"/>
             <wp:docPr id="45" name="Picture 45"/>
             <wp:cNvGraphicFramePr>
               <a:graphicFrameLocks noChangeAspect="1"/>
@@ -16474,7 +16474,7 @@
                   <pic:spPr>
                     <a:xfrm>
                       <a:off x="0" y="0"/>
-                      <a:ext cx="5669280" cy="3318313"/>
+                      <a:ext cx="4800600" cy="2809862"/>
                     </a:xfrm>
                     <a:prstGeom prst="rect"/>
                   </pic:spPr>
@@ -16527,7 +16527,7 @@
       <w:r>
         <w:drawing>
           <wp:inline xmlns:a="http://schemas.openxmlformats.org/drawingml/2006/main" xmlns:pic="http://schemas.openxmlformats.org/drawingml/2006/picture">
-            <wp:extent cx="5669280" cy="3589400"/>
+            <wp:extent cx="4800600" cy="3039412"/>
             <wp:docPr id="46" name="Picture 46"/>
             <wp:cNvGraphicFramePr>
               <a:graphicFrameLocks noChangeAspect="1"/>
@@ -16548,7 +16548,7 @@
                   <pic:spPr>
                     <a:xfrm>
                       <a:off x="0" y="0"/>
-                      <a:ext cx="5669280" cy="3589400"/>
+                      <a:ext cx="4800600" cy="3039412"/>
                     </a:xfrm>
                     <a:prstGeom prst="rect"/>
                   </pic:spPr>

--- a/Milestone_1_Insurance_Price_Prediction.docx
+++ b/Milestone_1_Insurance_Price_Prediction.docx
@@ -238,7 +238,7 @@
     </w:p>
     <w:p>
       <w:r>
-        <w:t>The dataset (Insurance Data.csv) contains 25,000 rows and 24 columns — one row per applicant (applicant_id is unique). There are no duplicate rows. The target insurance_cost has a mean of ~27,147 and a median of ~27,148 with a mild right skew (~0.33). Only two columns contain missing values: Year_last_admitted (11,881 missing, 47.52%) and bmi (990 missing, 3.96%).</w:t>
+        <w:t>The dataset (Insurance Data.csv) contains 25,000 rows and 24 columns - one row per applicant (applicant_id is unique). There are no duplicate rows. The target insurance_cost has a mean of ~27,147 and a median of ~27,148 with a mild right skew (~0.33). Only two columns contain missing values: Year_last_admitted (11,881 missing, 47.52%) and bmi (990 missing, 3.96%).</w:t>
       </w:r>
     </w:p>
     <w:p>
@@ -1801,7 +1801,7 @@
     </w:p>
     <w:p>
       <w:r>
-        <w:t>Missing-value decision: Year_last_admitted is missing for ~47.5% of applicants, which is meaningful — it indicates no prior hospital admission rather than a random gap. It is therefore re-expressed as engineered features (was_admitted_before, years_since_last_admitted) instead of being dropped or naively imputed. bmi has only ~4% missing and is imputed with the median by (age band, gender) with a global fallback, preserving its distribution.</w:t>
+        <w:t>Missing-value decision: Year_last_admitted is missing for ~47.5% of applicants, which is meaningful - it indicates no prior hospital admission rather than a random gap. It is therefore re-expressed as engineered features (was_admitted_before, years_since_last_admitted) instead of being dropped or naively imputed. bmi has only ~4% missing and is imputed with the median by (age band, gender) with a global fallback, preserving its distribution.</w:t>
       </w:r>
     </w:p>
     <w:p>

--- a/Milestone_1_Insurance_Price_Prediction.docx
+++ b/Milestone_1_Insurance_Price_Prediction.docx
@@ -15371,7 +15371,7 @@
         <w:t xml:space="preserve">Business interpretation: </w:t>
       </w:r>
       <w:r>
-        <w:t>Coverage status may proxy applicant history or insurance behavior, so it should be explained carefully in reviewer-facing material.</w:t>
+        <w:t>Coverage status may proxy applicant history or insurance behavior, so it should be explained carefully in project material.</w:t>
       </w:r>
     </w:p>
     <w:p>
@@ -15855,7 +15855,7 @@
         <w:t xml:space="preserve">Business interpretation: </w:t>
       </w:r>
       <w:r>
-        <w:t>Segment views help reviewers see whether weak marginal effects become meaningful when combined with other applicant characteristics.</w:t>
+        <w:t>Segment views help check whether weak marginal effects become meaningful when combined with other applicant characteristics.</w:t>
       </w:r>
     </w:p>
     <w:p>

--- a/Milestone_1_Insurance_Price_Prediction.docx
+++ b/Milestone_1_Insurance_Price_Prediction.docx
@@ -159,6 +159,453 @@
       </w:pPr>
       <w:r>
         <w:t>Prepare a reproducible pipeline for Milestone 2 model building and deployment.</w:t>
+      </w:r>
+    </w:p>
+    <w:p>
+      <w:pPr>
+        <w:pStyle w:val="Heading2"/>
+      </w:pPr>
+      <w:r>
+        <w:t>Visual Summary and Image Plan</w:t>
+      </w:r>
+    </w:p>
+    <w:p>
+      <w:pPr>
+        <w:spacing w:after="120"/>
+      </w:pPr>
+      <w:r>
+        <w:t>The workflow figure gives a one-page view of how Milestone 1 moves from raw data checks to a modeling-ready dataset. It complements the detailed EDA charts that follow and helps connect the target-grid finding, missingness treatment, and preprocessing choices.</w:t>
+      </w:r>
+    </w:p>
+    <w:p>
+      <w:pPr>
+        <w:spacing w:before="80" w:after="40"/>
+        <w:jc w:val="center"/>
+      </w:pPr>
+      <w:r>
+        <w:drawing>
+          <wp:inline xmlns:a="http://schemas.openxmlformats.org/drawingml/2006/main" xmlns:pic="http://schemas.openxmlformats.org/drawingml/2006/picture">
+            <wp:extent cx="6217920" cy="2637905"/>
+            <wp:docPr id="47" name="Picture 47"/>
+            <wp:cNvGraphicFramePr>
+              <a:graphicFrameLocks noChangeAspect="1"/>
+            </wp:cNvGraphicFramePr>
+            <a:graphic>
+              <a:graphicData uri="http://schemas.openxmlformats.org/drawingml/2006/picture">
+                <pic:pic>
+                  <pic:nvPicPr>
+                    <pic:cNvPr id="0" name="milestone1_workflow_paperbanana.png"/>
+                    <pic:cNvPicPr/>
+                  </pic:nvPicPr>
+                  <pic:blipFill>
+                    <a:blip r:embed="rId57"/>
+                    <a:stretch>
+                      <a:fillRect/>
+                    </a:stretch>
+                  </pic:blipFill>
+                  <pic:spPr>
+                    <a:xfrm>
+                      <a:off x="0" y="0"/>
+                      <a:ext cx="6217920" cy="2637905"/>
+                    </a:xfrm>
+                    <a:prstGeom prst="rect"/>
+                  </pic:spPr>
+                </pic:pic>
+              </a:graphicData>
+            </a:graphic>
+          </wp:inline>
+        </w:drawing>
+      </w:r>
+    </w:p>
+    <w:p>
+      <w:pPr>
+        <w:spacing w:after="160"/>
+        <w:jc w:val="center"/>
+      </w:pPr>
+      <w:r>
+        <w:rPr>
+          <w:i/>
+          <w:sz w:val="18"/>
+        </w:rPr>
+        <w:t>Figure 1. Milestone 1 data audit and EDA workflow for insurance price prediction.</w:t>
+      </w:r>
+    </w:p>
+    <w:tbl>
+      <w:tblPr>
+        <w:tblStyle w:val="TableGrid"/>
+        <w:tblW w:type="auto" w:w="0"/>
+        <w:jc w:val="center"/>
+        <w:tblLook w:firstColumn="1" w:firstRow="1" w:lastColumn="0" w:lastRow="0" w:noHBand="0" w:noVBand="1" w:val="04A0"/>
+      </w:tblPr>
+      <w:tblGrid>
+        <w:gridCol w:w="2880"/>
+        <w:gridCol w:w="2880"/>
+        <w:gridCol w:w="2880"/>
+      </w:tblGrid>
+      <w:tr>
+        <w:tc>
+          <w:tcPr>
+            <w:tcW w:type="dxa" w:w="2880"/>
+            <w:vAlign w:val="center"/>
+            <w:shd w:fill="D9EAF7"/>
+          </w:tcPr>
+          <w:p>
+            <w:pPr>
+              <w:spacing w:after="40"/>
+            </w:pPr>
+            <w:r/>
+            <w:r>
+              <w:rPr>
+                <w:b/>
+                <w:sz w:val="17"/>
+              </w:rPr>
+              <w:t>Image candidate</w:t>
+            </w:r>
+          </w:p>
+        </w:tc>
+        <w:tc>
+          <w:tcPr>
+            <w:tcW w:type="dxa" w:w="2880"/>
+            <w:vAlign w:val="center"/>
+            <w:shd w:fill="D9EAF7"/>
+          </w:tcPr>
+          <w:p>
+            <w:pPr>
+              <w:spacing w:after="40"/>
+            </w:pPr>
+            <w:r/>
+            <w:r>
+              <w:rPr>
+                <w:b/>
+                <w:sz w:val="17"/>
+              </w:rPr>
+              <w:t>Purpose in Milestone 1</w:t>
+            </w:r>
+          </w:p>
+        </w:tc>
+        <w:tc>
+          <w:tcPr>
+            <w:tcW w:type="dxa" w:w="2880"/>
+            <w:vAlign w:val="center"/>
+            <w:shd w:fill="D9EAF7"/>
+          </w:tcPr>
+          <w:p>
+            <w:pPr>
+              <w:spacing w:after="40"/>
+            </w:pPr>
+            <w:r/>
+            <w:r>
+              <w:rPr>
+                <w:b/>
+                <w:sz w:val="17"/>
+              </w:rPr>
+              <w:t>Status</w:t>
+            </w:r>
+          </w:p>
+        </w:tc>
+      </w:tr>
+      <w:tr>
+        <w:tc>
+          <w:tcPr>
+            <w:tcW w:type="dxa" w:w="2880"/>
+            <w:vAlign w:val="center"/>
+          </w:tcPr>
+          <w:p>
+            <w:pPr>
+              <w:spacing w:after="40"/>
+            </w:pPr>
+            <w:r/>
+            <w:r>
+              <w:rPr>
+                <w:b w:val="0"/>
+                <w:sz w:val="17"/>
+              </w:rPr>
+              <w:t>Milestone 1 workflow overview</w:t>
+            </w:r>
+          </w:p>
+        </w:tc>
+        <w:tc>
+          <w:tcPr>
+            <w:tcW w:type="dxa" w:w="2880"/>
+            <w:vAlign w:val="center"/>
+          </w:tcPr>
+          <w:p>
+            <w:pPr>
+              <w:spacing w:after="40"/>
+            </w:pPr>
+            <w:r/>
+            <w:r>
+              <w:rPr>
+                <w:b w:val="0"/>
+                <w:sz w:val="17"/>
+              </w:rPr>
+              <w:t>Summarizes the data audit, EDA, preprocessing, and handoff flow.</w:t>
+            </w:r>
+          </w:p>
+        </w:tc>
+        <w:tc>
+          <w:tcPr>
+            <w:tcW w:type="dxa" w:w="2880"/>
+            <w:vAlign w:val="center"/>
+          </w:tcPr>
+          <w:p>
+            <w:pPr>
+              <w:spacing w:after="40"/>
+            </w:pPr>
+            <w:r/>
+            <w:r>
+              <w:rPr>
+                <w:b w:val="0"/>
+                <w:sz w:val="17"/>
+              </w:rPr>
+              <w:t>Added</w:t>
+            </w:r>
+          </w:p>
+        </w:tc>
+      </w:tr>
+      <w:tr>
+        <w:tc>
+          <w:tcPr>
+            <w:tcW w:type="dxa" w:w="2880"/>
+            <w:vAlign w:val="center"/>
+          </w:tcPr>
+          <w:p>
+            <w:pPr>
+              <w:spacing w:after="40"/>
+            </w:pPr>
+            <w:r/>
+            <w:r>
+              <w:rPr>
+                <w:b w:val="0"/>
+                <w:sz w:val="17"/>
+              </w:rPr>
+              <w:t>Target quote-grid explainer</w:t>
+            </w:r>
+          </w:p>
+        </w:tc>
+        <w:tc>
+          <w:tcPr>
+            <w:tcW w:type="dxa" w:w="2880"/>
+            <w:vAlign w:val="center"/>
+          </w:tcPr>
+          <w:p>
+            <w:pPr>
+              <w:spacing w:after="40"/>
+            </w:pPr>
+            <w:r/>
+            <w:r>
+              <w:rPr>
+                <w:b w:val="0"/>
+                <w:sz w:val="17"/>
+              </w:rPr>
+              <w:t>Clarifies why insurance_cost is evaluated as 54 quote bands.</w:t>
+            </w:r>
+          </w:p>
+        </w:tc>
+        <w:tc>
+          <w:tcPr>
+            <w:tcW w:type="dxa" w:w="2880"/>
+            <w:vAlign w:val="center"/>
+          </w:tcPr>
+          <w:p>
+            <w:pPr>
+              <w:spacing w:after="40"/>
+            </w:pPr>
+            <w:r/>
+            <w:r>
+              <w:rPr>
+                <w:b w:val="0"/>
+                <w:sz w:val="17"/>
+              </w:rPr>
+              <w:t>Covered by target-grid chart</w:t>
+            </w:r>
+          </w:p>
+        </w:tc>
+      </w:tr>
+      <w:tr>
+        <w:tc>
+          <w:tcPr>
+            <w:tcW w:type="dxa" w:w="2880"/>
+            <w:vAlign w:val="center"/>
+          </w:tcPr>
+          <w:p>
+            <w:pPr>
+              <w:spacing w:after="40"/>
+            </w:pPr>
+            <w:r/>
+            <w:r>
+              <w:rPr>
+                <w:b w:val="0"/>
+                <w:sz w:val="17"/>
+              </w:rPr>
+              <w:t>Missingness handling map</w:t>
+            </w:r>
+          </w:p>
+        </w:tc>
+        <w:tc>
+          <w:tcPr>
+            <w:tcW w:type="dxa" w:w="2880"/>
+            <w:vAlign w:val="center"/>
+          </w:tcPr>
+          <w:p>
+            <w:pPr>
+              <w:spacing w:after="40"/>
+            </w:pPr>
+            <w:r/>
+            <w:r>
+              <w:rPr>
+                <w:b w:val="0"/>
+                <w:sz w:val="17"/>
+              </w:rPr>
+              <w:t>Shows why BMI and admission-year missingness are handled differently.</w:t>
+            </w:r>
+          </w:p>
+        </w:tc>
+        <w:tc>
+          <w:tcPr>
+            <w:tcW w:type="dxa" w:w="2880"/>
+            <w:vAlign w:val="center"/>
+          </w:tcPr>
+          <w:p>
+            <w:pPr>
+              <w:spacing w:after="40"/>
+            </w:pPr>
+            <w:r/>
+            <w:r>
+              <w:rPr>
+                <w:b w:val="0"/>
+                <w:sz w:val="17"/>
+              </w:rPr>
+              <w:t>Covered by missingness charts</w:t>
+            </w:r>
+          </w:p>
+        </w:tc>
+      </w:tr>
+      <w:tr>
+        <w:tc>
+          <w:tcPr>
+            <w:tcW w:type="dxa" w:w="2880"/>
+            <w:vAlign w:val="center"/>
+          </w:tcPr>
+          <w:p>
+            <w:pPr>
+              <w:spacing w:after="40"/>
+            </w:pPr>
+            <w:r/>
+            <w:r>
+              <w:rPr>
+                <w:b w:val="0"/>
+                <w:sz w:val="17"/>
+              </w:rPr>
+              <w:t>Preprocessing pipeline diagram</w:t>
+            </w:r>
+          </w:p>
+        </w:tc>
+        <w:tc>
+          <w:tcPr>
+            <w:tcW w:type="dxa" w:w="2880"/>
+            <w:vAlign w:val="center"/>
+          </w:tcPr>
+          <w:p>
+            <w:pPr>
+              <w:spacing w:after="40"/>
+            </w:pPr>
+            <w:r/>
+            <w:r>
+              <w:rPr>
+                <w:b w:val="0"/>
+                <w:sz w:val="17"/>
+              </w:rPr>
+              <w:t>Shows ID exclusion, typo cleanup, imputation, and engineered features.</w:t>
+            </w:r>
+          </w:p>
+        </w:tc>
+        <w:tc>
+          <w:tcPr>
+            <w:tcW w:type="dxa" w:w="2880"/>
+            <w:vAlign w:val="center"/>
+          </w:tcPr>
+          <w:p>
+            <w:pPr>
+              <w:spacing w:after="40"/>
+            </w:pPr>
+            <w:r/>
+            <w:r>
+              <w:rPr>
+                <w:b w:val="0"/>
+                <w:sz w:val="17"/>
+              </w:rPr>
+              <w:t>Optional for final deck</w:t>
+            </w:r>
+          </w:p>
+        </w:tc>
+      </w:tr>
+      <w:tr>
+        <w:tc>
+          <w:tcPr>
+            <w:tcW w:type="dxa" w:w="2880"/>
+            <w:vAlign w:val="center"/>
+          </w:tcPr>
+          <w:p>
+            <w:pPr>
+              <w:spacing w:after="40"/>
+            </w:pPr>
+            <w:r/>
+            <w:r>
+              <w:rPr>
+                <w:b w:val="0"/>
+                <w:sz w:val="17"/>
+              </w:rPr>
+              <w:t>Signal-strength summary graphic</w:t>
+            </w:r>
+          </w:p>
+        </w:tc>
+        <w:tc>
+          <w:tcPr>
+            <w:tcW w:type="dxa" w:w="2880"/>
+            <w:vAlign w:val="center"/>
+          </w:tcPr>
+          <w:p>
+            <w:pPr>
+              <w:spacing w:after="40"/>
+            </w:pPr>
+            <w:r/>
+            <w:r>
+              <w:rPr>
+                <w:b w:val="0"/>
+                <w:sz w:val="17"/>
+              </w:rPr>
+              <w:t>Highlights strong and weak observed EDA signals without overclaiming.</w:t>
+            </w:r>
+          </w:p>
+        </w:tc>
+        <w:tc>
+          <w:tcPr>
+            <w:tcW w:type="dxa" w:w="2880"/>
+            <w:vAlign w:val="center"/>
+          </w:tcPr>
+          <w:p>
+            <w:pPr>
+              <w:spacing w:after="40"/>
+            </w:pPr>
+            <w:r/>
+            <w:r>
+              <w:rPr>
+                <w:b w:val="0"/>
+                <w:sz w:val="17"/>
+              </w:rPr>
+              <w:t>Covered by EDA sections</w:t>
+            </w:r>
+          </w:p>
+        </w:tc>
+      </w:tr>
+    </w:tbl>
+    <w:p>
+      <w:pPr>
+        <w:spacing w:before="120" w:after="160"/>
+      </w:pPr>
+      <w:r>
+        <w:t>The report keeps the statistical plots as the main evidence and uses the generated workflow image only as an orientation aid.</w:t>
       </w:r>
     </w:p>
     <w:p>

--- a/Milestone_1_Insurance_Price_Prediction.docx
+++ b/Milestone_1_Insurance_Price_Prediction.docx
@@ -2,6 +2,156 @@
 <file path=word/document.xml><?xml version="1.0" encoding="utf-8"?>
 <w:document xmlns:wpc="http://schemas.microsoft.com/office/word/2010/wordprocessingCanvas" xmlns:cx="http://schemas.microsoft.com/office/drawing/2014/chartex" xmlns:cx1="http://schemas.microsoft.com/office/drawing/2015/9/8/chartex" xmlns:cx2="http://schemas.microsoft.com/office/drawing/2015/10/21/chartex" xmlns:cx3="http://schemas.microsoft.com/office/drawing/2016/5/9/chartex" xmlns:cx4="http://schemas.microsoft.com/office/drawing/2016/5/10/chartex" xmlns:cx5="http://schemas.microsoft.com/office/drawing/2016/5/11/chartex" xmlns:cx6="http://schemas.microsoft.com/office/drawing/2016/5/12/chartex" xmlns:cx7="http://schemas.microsoft.com/office/drawing/2016/5/13/chartex" xmlns:cx8="http://schemas.microsoft.com/office/drawing/2016/5/14/chartex" xmlns:mc="http://schemas.openxmlformats.org/markup-compatibility/2006" xmlns:aink="http://schemas.microsoft.com/office/drawing/2016/ink" xmlns:am3d="http://schemas.microsoft.com/office/drawing/2017/model3d" xmlns:o="urn:schemas-microsoft-com:office:office" xmlns:oel="http://schemas.microsoft.com/office/2019/extlst" xmlns:r="http://schemas.openxmlformats.org/officeDocument/2006/relationships" xmlns:m="http://schemas.openxmlformats.org/officeDocument/2006/math" xmlns:v="urn:schemas-microsoft-com:vml" xmlns:wp14="http://schemas.microsoft.com/office/word/2010/wordprocessingDrawing" xmlns:wp="http://schemas.openxmlformats.org/drawingml/2006/wordprocessingDrawing" xmlns:w10="urn:schemas-microsoft-com:office:word" xmlns:w="http://schemas.openxmlformats.org/wordprocessingml/2006/main" xmlns:w14="http://schemas.microsoft.com/office/word/2010/wordml" xmlns:w15="http://schemas.microsoft.com/office/word/2012/wordml" xmlns:w16cex="http://schemas.microsoft.com/office/word/2018/wordml/cex" xmlns:w16cid="http://schemas.microsoft.com/office/word/2016/wordml/cid" xmlns:w16="http://schemas.microsoft.com/office/word/2018/wordml" xmlns:w16du="http://schemas.microsoft.com/office/word/2023/wordml/word16du" xmlns:w16sdtdh="http://schemas.microsoft.com/office/word/2020/wordml/sdtdatahash" xmlns:w16sdtfl="http://schemas.microsoft.com/office/word/2024/wordml/sdtformatlock" xmlns:w16se="http://schemas.microsoft.com/office/word/2015/wordml/symex" xmlns:wpg="http://schemas.microsoft.com/office/word/2010/wordprocessingGroup" xmlns:wpi="http://schemas.microsoft.com/office/word/2010/wordprocessingInk" xmlns:wne="http://schemas.microsoft.com/office/word/2006/wordml" xmlns:wps="http://schemas.microsoft.com/office/word/2010/wordprocessingShape" mc:Ignorable="w14 w15 w16se w16cid w16 w16cex w16sdtdh w16sdtfl w16du wp14">
   <w:body>
+    <w:p>
+      <w:pPr>
+        <w:jc w:val="center"/>
+      </w:pPr>
+      <w:r>
+        <w:rPr>
+          <w:b/>
+          <w:sz w:val="48"/>
+        </w:rPr>
+        <w:t>Insurance Price Prediction</w:t>
+      </w:r>
+    </w:p>
+    <w:p>
+      <w:pPr>
+        <w:jc w:val="center"/>
+      </w:pPr>
+    </w:p>
+    <w:p>
+      <w:pPr>
+        <w:jc w:val="center"/>
+      </w:pPr>
+      <w:r>
+        <w:rPr>
+          <w:b w:val="0"/>
+          <w:sz w:val="28"/>
+        </w:rPr>
+        <w:t>Submitted By</w:t>
+      </w:r>
+    </w:p>
+    <w:p>
+      <w:pPr>
+        <w:jc w:val="center"/>
+      </w:pPr>
+      <w:r>
+        <w:rPr>
+          <w:b w:val="0"/>
+          <w:sz w:val="28"/>
+        </w:rPr>
+        <w:t>Group No. 4 [Batch: 2025-26]</w:t>
+      </w:r>
+    </w:p>
+    <w:p>
+      <w:pPr>
+        <w:jc w:val="center"/>
+      </w:pPr>
+    </w:p>
+    <w:p>
+      <w:pPr>
+        <w:jc w:val="center"/>
+      </w:pPr>
+    </w:p>
+    <w:p>
+      <w:pPr>
+        <w:jc w:val="center"/>
+      </w:pPr>
+      <w:r>
+        <w:rPr>
+          <w:b/>
+          <w:sz w:val="26"/>
+        </w:rPr>
+        <w:t>Group Members</w:t>
+      </w:r>
+    </w:p>
+    <w:p>
+      <w:pPr>
+        <w:jc w:val="center"/>
+      </w:pPr>
+      <w:r>
+        <w:rPr>
+          <w:b w:val="0"/>
+          <w:sz w:val="24"/>
+        </w:rPr>
+        <w:t>1.  Anup Kushwaha</w:t>
+      </w:r>
+    </w:p>
+    <w:p>
+      <w:pPr>
+        <w:jc w:val="center"/>
+      </w:pPr>
+      <w:r>
+        <w:rPr>
+          <w:b w:val="0"/>
+          <w:sz w:val="24"/>
+        </w:rPr>
+        <w:t>2.  Govind Uttur</w:t>
+      </w:r>
+    </w:p>
+    <w:p>
+      <w:pPr>
+        <w:jc w:val="center"/>
+      </w:pPr>
+      <w:r>
+        <w:rPr>
+          <w:b w:val="0"/>
+          <w:sz w:val="24"/>
+        </w:rPr>
+        <w:t>3.  Gunjan Kumar</w:t>
+      </w:r>
+    </w:p>
+    <w:p>
+      <w:pPr>
+        <w:jc w:val="center"/>
+      </w:pPr>
+      <w:r>
+        <w:rPr>
+          <w:b w:val="0"/>
+          <w:sz w:val="24"/>
+        </w:rPr>
+        <w:t>4.  Arijit Sen</w:t>
+      </w:r>
+    </w:p>
+    <w:p>
+      <w:pPr>
+        <w:jc w:val="center"/>
+      </w:pPr>
+    </w:p>
+    <w:p>
+      <w:pPr>
+        <w:jc w:val="center"/>
+      </w:pPr>
+    </w:p>
+    <w:p>
+      <w:pPr>
+        <w:jc w:val="center"/>
+      </w:pPr>
+      <w:r>
+        <w:rPr>
+          <w:b/>
+          <w:sz w:val="26"/>
+        </w:rPr>
+        <w:t>Mentor</w:t>
+      </w:r>
+    </w:p>
+    <w:p>
+      <w:pPr>
+        <w:jc w:val="center"/>
+      </w:pPr>
+      <w:r>
+        <w:rPr>
+          <w:b w:val="0"/>
+          <w:sz w:val="24"/>
+        </w:rPr>
+        <w:t>Mr. Rajeev Kumar</w:t>
+      </w:r>
+    </w:p>
+    <w:p>
+      <w:r>
+        <w:br w:type="page"/>
+      </w:r>
+    </w:p>
     <w:p>
       <w:pPr>
         <w:jc w:val="center"/>
